--- a/refs/ref notes.docx
+++ b/refs/ref notes.docx
@@ -80,15 +80,7 @@
         <w:pStyle w:val="NormalWeb"/>
       </w:pPr>
       <w:r>
-        <w:t>Our structural equation modeling framework evaluates the top-down mortality risk experienced by Interior Columbia Spring Chinook Salmon across their coastal and marine migration corridor. This life history encompasses early ocean residence in the Northern California Current (NCC), subsequent dispersal and sub-adult rearing in the Gulf of Alaska (</w:t>
-      </w:r>
-      <w:proofErr w:type="spellStart"/>
-      <w:r>
-        <w:t>GoA</w:t>
-      </w:r>
-      <w:proofErr w:type="spellEnd"/>
-      <w:r>
-        <w:t>) and Bering Sea, and their eventual return through British Columbia (DFO regions) and coastal waters back to the Columbia River. Because Spring Chinook smolts move rapidly offshore and northward compared to fall-run ecotypes, traditional coastal fishery bycatch dataset metrics do not capture their post-smolt distributions. We therefore define functional predator guilds based on key ecological mechanisms: targeted life-stage vulnerability (smolt vs. adult), thermal/spatial habitat overlap, and prey-switching capacity.</w:t>
+        <w:t>Our structural equation modeling framework evaluates the top-down mortality risk experienced by Interior Columbia Spring Chinook Salmon across their coastal and marine migration corridor. This life history encompasses early ocean residence in the Northern California Current (NCC), subsequent dispersal and sub-adult rearing in the Gulf of Alaska (GoA) and Bering Sea, and their eventual return through British Columbia (DFO regions) and coastal waters back to the Columbia River. Because Spring Chinook smolts move rapidly offshore and northward compared to fall-run ecotypes, traditional coastal fishery bycatch dataset metrics do not capture their post-smolt distributions. We therefore define functional predator guilds based on key ecological mechanisms: targeted life-stage vulnerability (smolt vs. adult), thermal/spatial habitat overlap, and prey-switching capacity.</w:t>
       </w:r>
     </w:p>
     <w:p>
@@ -100,15 +92,7 @@
       </w:r>
       <w:r>
         <w:lastRenderedPageBreak/>
-        <w:t xml:space="preserve">Cormorants) and small pinnipeds or demersal fishes. In warm ocean years characterized by high Habitat Compression Indices (HCI), cold-water coastal upwelling habitat contracts into a narrow nearshore ribbon. This spatial compression forces </w:t>
-      </w:r>
-      <w:proofErr w:type="spellStart"/>
-      <w:r>
-        <w:t>outmigrating</w:t>
-      </w:r>
-      <w:proofErr w:type="spellEnd"/>
-      <w:r>
-        <w:t xml:space="preserve"> smolts into dense spatial overlap with both resident predators and abundant forage fish species (such as Market Squid, Northern Anchovy, and Pacific Herring). When lipid-rich alternative prey pools are abundant, generalist predators switch away from salmon, dampening per-capita smolt mortality via an alternate prey buffer.</w:t>
+        <w:t>Cormorants) and small pinnipeds or demersal fishes. In warm ocean years characterized by high Habitat Compression Indices (HCI), cold-water coastal upwelling habitat contracts into a narrow nearshore ribbon. This spatial compression forces outmigrating smolts into dense spatial overlap with both resident predators and abundant forage fish species (such as Market Squid, Northern Anchovy, and Pacific Herring). When lipid-rich alternative prey pools are abundant, generalist predators switch away from salmon, dampening per-capita smolt mortality via an alternate prey buffer.</w:t>
       </w:r>
     </w:p>
     <w:p>
@@ -116,23 +100,7 @@
         <w:pStyle w:val="NormalWeb"/>
       </w:pPr>
       <w:r>
-        <w:t xml:space="preserve">As sub-adult and adult Spring Chinook transition into the Gulf of Alaska and coastal British Columbia, they occupy deeper, offshore marine shelf habitats. In these sub-surface environments, their mortality risk shifts to large groundfish (Arrowtooth Flounder, Pacific Halibut, Sablefish), apex pelagic sharks (Salmon Shark, Sleeper Shark), and marine mammals (Steller Sea Lions, Harbor Seals). Spatial overlap with these cold-water Alaskan groundfish and </w:t>
-      </w:r>
-      <w:proofErr w:type="spellStart"/>
-      <w:r>
-        <w:t>pelagics</w:t>
-      </w:r>
-      <w:proofErr w:type="spellEnd"/>
-      <w:r>
-        <w:t xml:space="preserve"> is governed by Sea Surface Temperature (SST) and sub-surface thermal boundaries. In warmer ocean years, thermal squeezing compresses adult salmon and predator distributions into shared bathymetric zones. Predation rates in the north are mediated by large regional forage pools—primarily Walleye Pollock, Sitka Herring, Capelin, and </w:t>
-      </w:r>
-      <w:proofErr w:type="spellStart"/>
-      <w:r>
-        <w:t>EGoA</w:t>
-      </w:r>
-      <w:proofErr w:type="spellEnd"/>
-      <w:r>
-        <w:t xml:space="preserve"> Krill—where high forage density attracts piscivore attention and attenuates direct top-down pressure on returning adult salmon.</w:t>
+        <w:t>As sub-adult and adult Spring Chinook transition into the Gulf of Alaska and coastal British Columbia, they occupy deeper, offshore marine shelf habitats. In these sub-surface environments, their mortality risk shifts to large groundfish (Arrowtooth Flounder, Pacific Halibut, Sablefish), apex pelagic sharks (Salmon Shark, Sleeper Shark), and marine mammals (Steller Sea Lions, Harbor Seals). Spatial overlap with these cold-water Alaskan groundfish and pelagics is governed by Sea Surface Temperature (SST) and sub-surface thermal boundaries. In warmer ocean years, thermal squeezing compresses adult salmon and predator distributions into shared bathymetric zones. Predation rates in the north are mediated by large regional forage pools—primarily Walleye Pollock, Sitka Herring, Capelin, and EGoA Krill—where high forage density attracts piscivore attention and attenuates direct top-down pressure on returning adult salmon.</w:t>
       </w:r>
     </w:p>
     <w:p>
@@ -182,23 +150,7 @@
           <w:i/>
           <w:iCs/>
         </w:rPr>
-        <w:t xml:space="preserve">Predation by salmon sharks (Lamna </w:t>
-      </w:r>
-      <w:proofErr w:type="spellStart"/>
-      <w:r>
-        <w:rPr>
-          <w:i/>
-          <w:iCs/>
-        </w:rPr>
-        <w:t>ditropis</w:t>
-      </w:r>
-      <w:proofErr w:type="spellEnd"/>
-      <w:r>
-        <w:rPr>
-          <w:i/>
-          <w:iCs/>
-        </w:rPr>
-        <w:t>) on Pacific salmon (Oncorhynchus spp.) in the North Pacific Ocean.</w:t>
+        <w:t>Predation by salmon sharks (Lamna ditropis) on Pacific salmon (Oncorhynchus spp.) in the North Pacific Ocean.</w:t>
       </w:r>
       <w:r>
         <w:t xml:space="preserve"> </w:t>
@@ -280,21 +232,7 @@
         <w:rPr>
           <w:highlight w:val="yellow"/>
         </w:rPr>
-        <w:t xml:space="preserve"> Lamna </w:t>
-      </w:r>
-      <w:proofErr w:type="spellStart"/>
-      <w:r>
-        <w:rPr>
-          <w:highlight w:val="yellow"/>
-        </w:rPr>
-        <w:t>ditropis</w:t>
-      </w:r>
-      <w:proofErr w:type="spellEnd"/>
-      <w:r>
-        <w:rPr>
-          <w:highlight w:val="yellow"/>
-        </w:rPr>
-        <w:t xml:space="preserve"> </w:t>
+        <w:t xml:space="preserve"> Lamna ditropis </w:t>
       </w:r>
       <w:r>
         <w:rPr>
@@ -401,88 +339,16 @@
           <w:sz w:val="16"/>
           <w:szCs w:val="16"/>
         </w:rPr>
-        <w:t xml:space="preserve">endothermic salmon shark Lamna </w:t>
-      </w:r>
-      <w:proofErr w:type="spellStart"/>
+        <w:t xml:space="preserve">endothermic salmon shark Lamna ditropis uses the California Current System (CCS) as a nursery area, though little is known about how juveniles use this ecosystem. Juvenile salmon sharks consistently strand along the west coast of North America. Strandings in the southern CCS occurred throughout the year, while those in the northern CCS were limited to summer and autumn, when mean sea surface temperatures were warmest. Strandings primarily occurred when water </w:t>
+      </w:r>
       <w:r>
         <w:rPr>
           <w:rFonts w:ascii="Segoe UI" w:hAnsi="Segoe UI" w:cs="Segoe UI"/>
           <w:sz w:val="16"/>
           <w:szCs w:val="16"/>
         </w:rPr>
-        <w:t>ditropis</w:t>
-      </w:r>
-      <w:proofErr w:type="spellEnd"/>
-      <w:r>
-        <w:rPr>
-          <w:rFonts w:ascii="Segoe UI" w:hAnsi="Segoe UI" w:cs="Segoe UI"/>
-          <w:sz w:val="16"/>
-          <w:szCs w:val="16"/>
-        </w:rPr>
-        <w:t xml:space="preserve"> uses the California Current System (CCS) as a nursery area, though little is known about how juveniles use this ecosystem. Juvenile salmon sharks consistently strand along the west coast of North America. </w:t>
-      </w:r>
-      <w:proofErr w:type="spellStart"/>
-      <w:r>
-        <w:rPr>
-          <w:rFonts w:ascii="Segoe UI" w:hAnsi="Segoe UI" w:cs="Segoe UI"/>
-          <w:sz w:val="16"/>
-          <w:szCs w:val="16"/>
-        </w:rPr>
-        <w:t>Strandings</w:t>
-      </w:r>
-      <w:proofErr w:type="spellEnd"/>
-      <w:r>
-        <w:rPr>
-          <w:rFonts w:ascii="Segoe UI" w:hAnsi="Segoe UI" w:cs="Segoe UI"/>
-          <w:sz w:val="16"/>
-          <w:szCs w:val="16"/>
-        </w:rPr>
-        <w:t xml:space="preserve"> in the southern CCS occurred throughout the year, while those in the northern CCS were limited to summer and autumn, when mean sea surface temperatures were warmest. </w:t>
-      </w:r>
-      <w:proofErr w:type="spellStart"/>
-      <w:r>
-        <w:rPr>
-          <w:rFonts w:ascii="Segoe UI" w:hAnsi="Segoe UI" w:cs="Segoe UI"/>
-          <w:sz w:val="16"/>
-          <w:szCs w:val="16"/>
-        </w:rPr>
-        <w:t>Strandings</w:t>
-      </w:r>
-      <w:proofErr w:type="spellEnd"/>
-      <w:r>
-        <w:rPr>
-          <w:rFonts w:ascii="Segoe UI" w:hAnsi="Segoe UI" w:cs="Segoe UI"/>
-          <w:sz w:val="16"/>
-          <w:szCs w:val="16"/>
-        </w:rPr>
-        <w:t xml:space="preserve"> primarily occurred when water </w:t>
-      </w:r>
-      <w:r>
-        <w:rPr>
-          <w:rFonts w:ascii="Segoe UI" w:hAnsi="Segoe UI" w:cs="Segoe UI"/>
-          <w:sz w:val="16"/>
-          <w:szCs w:val="16"/>
-        </w:rPr>
         <w:lastRenderedPageBreak/>
-        <w:t xml:space="preserve">temperature was between 12 and 16 degrees C, suggesting that juveniles occupy a relatively narrow thermal niche. Stable isotope analysis (SIA) indicated that juveniles primarily feed on offshore meso-and epipelagic prey from the outer shelf, slope, and oceanic habitats as opposed to inshore and coastal habitats, although sharks appeared to move closer to shore prior to stranding. Generalized additive models indicate that the probability of stranding was greatest when mean water temperatures were relatively high (similar to 14 degrees C) and sharks were exposed to acute cold-water events (similar to 9 degrees C) during coastal upwelling. This suggests that juveniles are thermally limited and stressed by upwelling events, resulting in bacterial infections that are the proximate cause of the </w:t>
-      </w:r>
-      <w:proofErr w:type="spellStart"/>
-      <w:r>
-        <w:rPr>
-          <w:rFonts w:ascii="Segoe UI" w:hAnsi="Segoe UI" w:cs="Segoe UI"/>
-          <w:sz w:val="16"/>
-          <w:szCs w:val="16"/>
-        </w:rPr>
-        <w:t>strandings</w:t>
-      </w:r>
-      <w:proofErr w:type="spellEnd"/>
-      <w:r>
-        <w:rPr>
-          <w:rFonts w:ascii="Segoe UI" w:hAnsi="Segoe UI" w:cs="Segoe UI"/>
-          <w:sz w:val="16"/>
-          <w:szCs w:val="16"/>
-        </w:rPr>
-        <w:t>.</w:t>
+        <w:t>temperature was between 12 and 16 degrees C, suggesting that juveniles occupy a relatively narrow thermal niche. Stable isotope analysis (SIA) indicated that juveniles primarily feed on offshore meso-and epipelagic prey from the outer shelf, slope, and oceanic habitats as opposed to inshore and coastal habitats, although sharks appeared to move closer to shore prior to stranding. Generalized additive models indicate that the probability of stranding was greatest when mean water temperatures were relatively high (similar to 14 degrees C) and sharks were exposed to acute cold-water events (similar to 9 degrees C) during coastal upwelling. This suggests that juveniles are thermally limited and stressed by upwelling events, resulting in bacterial infections that are the proximate cause of the strandings.</w:t>
       </w:r>
     </w:p>
     <w:p>
@@ -527,23 +393,7 @@
           <w:i/>
           <w:iCs/>
         </w:rPr>
-        <w:t xml:space="preserve">Diet of Pacific sleeper shark (Somniosus </w:t>
-      </w:r>
-      <w:proofErr w:type="spellStart"/>
-      <w:r>
-        <w:rPr>
-          <w:i/>
-          <w:iCs/>
-        </w:rPr>
-        <w:t>pacificus</w:t>
-      </w:r>
-      <w:proofErr w:type="spellEnd"/>
-      <w:r>
-        <w:rPr>
-          <w:i/>
-          <w:iCs/>
-        </w:rPr>
-        <w:t>) in the north-east Pacific Ocean.</w:t>
+        <w:t>Diet of Pacific sleeper shark (Somniosus pacificus) in the north-east Pacific Ocean.</w:t>
       </w:r>
       <w:r>
         <w:t xml:space="preserve"> </w:t>
@@ -575,15 +425,7 @@
         <w:t>Relevance</w:t>
       </w:r>
       <w:r>
-        <w:t xml:space="preserve">: Demonstrates that while sleeper sharks are often considered benthic scavengers, large sleeper sharks regularly perform vertical diel migrations into the mesopelagic zone to prey on fast-moving </w:t>
-      </w:r>
-      <w:proofErr w:type="spellStart"/>
-      <w:r>
-        <w:t>teleosts</w:t>
-      </w:r>
-      <w:proofErr w:type="spellEnd"/>
-      <w:r>
-        <w:t>, including adult Pacific salmon and cephalopods.</w:t>
+        <w:t>: Demonstrates that while sleeper sharks are often considered benthic scavengers, large sleeper sharks regularly perform vertical diel migrations into the mesopelagic zone to prey on fast-moving teleosts, including adult Pacific salmon and cephalopods.</w:t>
       </w:r>
     </w:p>
     <w:p>
@@ -675,23 +517,7 @@
           <w:i/>
           <w:iCs/>
         </w:rPr>
-        <w:t xml:space="preserve">Food habits of the most abundant </w:t>
-      </w:r>
-      <w:proofErr w:type="spellStart"/>
-      <w:r>
-        <w:rPr>
-          <w:i/>
-          <w:iCs/>
-        </w:rPr>
-        <w:t>groundfishes</w:t>
-      </w:r>
-      <w:proofErr w:type="spellEnd"/>
-      <w:r>
-        <w:rPr>
-          <w:i/>
-          <w:iCs/>
-        </w:rPr>
-        <w:t xml:space="preserve"> in the Gulf of Alaska.</w:t>
+        <w:t>Food habits of the most abundant groundfishes in the Gulf of Alaska.</w:t>
       </w:r>
       <w:r>
         <w:t xml:space="preserve"> </w:t>
@@ -744,21 +570,12 @@
           <w:numId w:val="3"/>
         </w:numPr>
       </w:pPr>
-      <w:proofErr w:type="spellStart"/>
-      <w:r>
-        <w:rPr>
-          <w:b/>
-          <w:bCs/>
-        </w:rPr>
-        <w:t>Knoth</w:t>
-      </w:r>
-      <w:proofErr w:type="spellEnd"/>
-      <w:r>
-        <w:rPr>
-          <w:b/>
-          <w:bCs/>
-        </w:rPr>
-        <w:t>, B. A., &amp; Foy, R. J. (2008).</w:t>
+      <w:r>
+        <w:rPr>
+          <w:b/>
+          <w:bCs/>
+        </w:rPr>
+        <w:t>Knoth, B. A., &amp; Foy, R. J. (2008).</w:t>
       </w:r>
       <w:r>
         <w:t xml:space="preserve"> </w:t>
@@ -768,55 +585,7 @@
           <w:i/>
           <w:iCs/>
         </w:rPr>
-        <w:t xml:space="preserve">Temporal variability in the diet of </w:t>
-      </w:r>
-      <w:proofErr w:type="spellStart"/>
-      <w:r>
-        <w:rPr>
-          <w:i/>
-          <w:iCs/>
-        </w:rPr>
-        <w:t>arrowtooth</w:t>
-      </w:r>
-      <w:proofErr w:type="spellEnd"/>
-      <w:r>
-        <w:rPr>
-          <w:i/>
-          <w:iCs/>
-        </w:rPr>
-        <w:t xml:space="preserve"> flounder (</w:t>
-      </w:r>
-      <w:proofErr w:type="spellStart"/>
-      <w:r>
-        <w:rPr>
-          <w:i/>
-          <w:iCs/>
-        </w:rPr>
-        <w:t>Atheresthes</w:t>
-      </w:r>
-      <w:proofErr w:type="spellEnd"/>
-      <w:r>
-        <w:rPr>
-          <w:i/>
-          <w:iCs/>
-        </w:rPr>
-        <w:t xml:space="preserve"> </w:t>
-      </w:r>
-      <w:proofErr w:type="spellStart"/>
-      <w:r>
-        <w:rPr>
-          <w:i/>
-          <w:iCs/>
-        </w:rPr>
-        <w:t>stomias</w:t>
-      </w:r>
-      <w:proofErr w:type="spellEnd"/>
-      <w:r>
-        <w:rPr>
-          <w:i/>
-          <w:iCs/>
-        </w:rPr>
-        <w:t>) in the Gulf of Alaska.</w:t>
+        <w:t>Temporal variability in the diet of arrowtooth flounder (Atheresthes stomias) in the Gulf of Alaska.</w:t>
       </w:r>
       <w:r>
         <w:t xml:space="preserve"> </w:t>
@@ -859,21 +628,12 @@
           <w:numId w:val="3"/>
         </w:numPr>
       </w:pPr>
-      <w:proofErr w:type="spellStart"/>
-      <w:r>
-        <w:rPr>
-          <w:b/>
-          <w:bCs/>
-        </w:rPr>
-        <w:t>Coutré</w:t>
-      </w:r>
-      <w:proofErr w:type="spellEnd"/>
-      <w:r>
-        <w:rPr>
-          <w:b/>
-          <w:bCs/>
-        </w:rPr>
-        <w:t>, K. M., et al. (2015).</w:t>
+      <w:r>
+        <w:rPr>
+          <w:b/>
+          <w:bCs/>
+        </w:rPr>
+        <w:t>Coutré, K. M., et al. (2015).</w:t>
       </w:r>
       <w:r>
         <w:t xml:space="preserve"> </w:t>
@@ -883,23 +643,7 @@
           <w:i/>
           <w:iCs/>
         </w:rPr>
-        <w:t>Diet and trophic ecology of sablefish (</w:t>
-      </w:r>
-      <w:proofErr w:type="spellStart"/>
-      <w:r>
-        <w:rPr>
-          <w:i/>
-          <w:iCs/>
-        </w:rPr>
-        <w:t>Anoplopoma</w:t>
-      </w:r>
-      <w:proofErr w:type="spellEnd"/>
-      <w:r>
-        <w:rPr>
-          <w:i/>
-          <w:iCs/>
-        </w:rPr>
-        <w:t xml:space="preserve"> fimbria) in the northern Gulf of Alaska.</w:t>
+        <w:t>Diet and trophic ecology of sablefish (Anoplopoma fimbria) in the northern Gulf of Alaska.</w:t>
       </w:r>
       <w:r>
         <w:t xml:space="preserve"> </w:t>
@@ -951,21 +695,12 @@
           <w:numId w:val="4"/>
         </w:numPr>
       </w:pPr>
-      <w:proofErr w:type="spellStart"/>
-      <w:r>
-        <w:rPr>
-          <w:b/>
-          <w:bCs/>
-        </w:rPr>
-        <w:t>Trudel</w:t>
-      </w:r>
-      <w:proofErr w:type="spellEnd"/>
-      <w:r>
-        <w:rPr>
-          <w:b/>
-          <w:bCs/>
-        </w:rPr>
-        <w:t>, M., et al. (2007).</w:t>
+      <w:r>
+        <w:rPr>
+          <w:b/>
+          <w:bCs/>
+        </w:rPr>
+        <w:t>Trudel, M., et al. (2007).</w:t>
       </w:r>
       <w:r>
         <w:t xml:space="preserve"> </w:t>
@@ -1023,23 +758,7 @@
           <w:b/>
           <w:bCs/>
         </w:rPr>
-        <w:t xml:space="preserve">Neville, C. M., </w:t>
-      </w:r>
-      <w:proofErr w:type="spellStart"/>
-      <w:r>
-        <w:rPr>
-          <w:b/>
-          <w:bCs/>
-        </w:rPr>
-        <w:t>Trudel</w:t>
-      </w:r>
-      <w:proofErr w:type="spellEnd"/>
-      <w:r>
-        <w:rPr>
-          <w:b/>
-          <w:bCs/>
-        </w:rPr>
-        <w:t>, M., et al. (2015).</w:t>
+        <w:t>Neville, C. M., Trudel, M., et al. (2015).</w:t>
       </w:r>
       <w:r>
         <w:t xml:space="preserve"> </w:t>
@@ -1107,23 +826,7 @@
           <w:i/>
           <w:iCs/>
         </w:rPr>
-        <w:t>Seasonal and spatial differences in diet in the western stock of Steller sea lions (</w:t>
-      </w:r>
-      <w:proofErr w:type="spellStart"/>
-      <w:r>
-        <w:rPr>
-          <w:i/>
-          <w:iCs/>
-        </w:rPr>
-        <w:t>Eumetopias</w:t>
-      </w:r>
-      <w:proofErr w:type="spellEnd"/>
-      <w:r>
-        <w:rPr>
-          <w:i/>
-          <w:iCs/>
-        </w:rPr>
-        <w:t xml:space="preserve"> jubatus) in Alaska.</w:t>
+        <w:t>Seasonal and spatial differences in diet in the western stock of Steller sea lions (Eumetopias jubatus) in Alaska.</w:t>
       </w:r>
       <w:r>
         <w:t xml:space="preserve"> </w:t>
@@ -1213,15 +916,7 @@
         <w:t>Relevance</w:t>
       </w:r>
       <w:r>
-        <w:t xml:space="preserve">: Provides high-resolution DNA metabarcoding evidence of harbor seal predation on both </w:t>
-      </w:r>
-      <w:proofErr w:type="spellStart"/>
-      <w:r>
-        <w:t>outmigrating</w:t>
-      </w:r>
-      <w:proofErr w:type="spellEnd"/>
-      <w:r>
-        <w:t xml:space="preserve"> smolts in spring and returning adults in late summer, with clear documentation of prey switching toward seasonal pulses of herring and hake.</w:t>
+        <w:t>: Provides high-resolution DNA metabarcoding evidence of harbor seal predation on both outmigrating smolts in spring and returning adults in late summer, with clear documentation of prey switching toward seasonal pulses of herring and hake.</w:t>
       </w:r>
     </w:p>
     <w:p>
@@ -1253,19 +948,8 @@
           <w:i/>
           <w:iCs/>
         </w:rPr>
-        <w:t xml:space="preserve">Gadus </w:t>
-      </w:r>
-      <w:proofErr w:type="spellStart"/>
-      <w:r>
-        <w:rPr>
-          <w:b/>
-          <w:bCs/>
-          <w:i/>
-          <w:iCs/>
-        </w:rPr>
-        <w:t>chalcogrammus</w:t>
-      </w:r>
-      <w:proofErr w:type="spellEnd"/>
+        <w:t>Gadus chalcogrammus</w:t>
+      </w:r>
       <w:r>
         <w:rPr>
           <w:b/>
@@ -1274,15 +958,7 @@
         <w:t>)</w:t>
       </w:r>
       <w:r>
-        <w:t xml:space="preserve"> as an alternative prey buffer in the Gulf of Alaska (</w:t>
-      </w:r>
-      <w:proofErr w:type="spellStart"/>
-      <w:r>
-        <w:t>GoA</w:t>
-      </w:r>
-      <w:proofErr w:type="spellEnd"/>
-      <w:r>
-        <w:t>) salmon habitat range, age-structured spatial and depth segregation is critical to justify why specific age classes overlap with migrating Spring Chinook Salmon and their predators:</w:t>
+        <w:t xml:space="preserve"> as an alternative prey buffer in the Gulf of Alaska (GoA) salmon habitat range, age-structured spatial and depth segregation is critical to justify why specific age classes overlap with migrating Spring Chinook Salmon and their predators:</w:t>
       </w:r>
     </w:p>
     <w:p>
@@ -1325,21 +1001,7 @@
         <w:rPr>
           <w:rStyle w:val="math-inline"/>
         </w:rPr>
-        <w:t>$&lt;100\</w:t>
-      </w:r>
-      <w:proofErr w:type="gramStart"/>
-      <w:r>
-        <w:rPr>
-          <w:rStyle w:val="math-inline"/>
-        </w:rPr>
-        <w:t>text{ m</w:t>
-      </w:r>
-      <w:proofErr w:type="gramEnd"/>
-      <w:r>
-        <w:rPr>
-          <w:rStyle w:val="math-inline"/>
-        </w:rPr>
-        <w:t>}$</w:t>
+        <w:t>&lt;100m</w:t>
       </w:r>
       <w:r>
         <w:t xml:space="preserve"> depth), undergoing nocturnal diel vertical migrations to feed on zooplankton and copepods. Consequently, </w:t>
@@ -1377,50 +1039,39 @@
         <w:rPr>
           <w:rStyle w:val="math-inline"/>
         </w:rPr>
-        <w:t>$</w:t>
-      </w:r>
-      <w:proofErr w:type="gramStart"/>
+        <w:t>35c</w:t>
+      </w:r>
       <w:r>
         <w:rPr>
           <w:rStyle w:val="math-inline"/>
         </w:rPr>
-        <w:t>\sim35\text{ cm</w:t>
-      </w:r>
-      <w:proofErr w:type="gramEnd"/>
+        <w:t>m</w:t>
+      </w:r>
+      <w:r>
+        <w:t xml:space="preserve"> at Age 3+), they shift to a primarily </w:t>
+      </w:r>
+      <w:r>
+        <w:rPr>
+          <w:b/>
+          <w:bCs/>
+        </w:rPr>
+        <w:t>demersal, benthic shelf lifestyle</w:t>
+      </w:r>
+      <w:r>
+        <w:t xml:space="preserve"> (</w:t>
+      </w:r>
       <w:r>
         <w:rPr>
           <w:rStyle w:val="math-inline"/>
         </w:rPr>
-        <w:t>}$</w:t>
-      </w:r>
-      <w:r>
-        <w:t xml:space="preserve"> at Age 3+), they shift to a primarily </w:t>
-      </w:r>
-      <w:r>
-        <w:rPr>
-          <w:b/>
-          <w:bCs/>
-        </w:rPr>
-        <w:t>demersal, benthic shelf lifestyle</w:t>
-      </w:r>
-      <w:r>
-        <w:t xml:space="preserve"> (</w:t>
-      </w:r>
-      <w:r>
-        <w:rPr>
-          <w:rStyle w:val="math-inline"/>
-        </w:rPr>
-        <w:t>$100\text{--</w:t>
-      </w:r>
-      <w:r>
-        <w:rPr>
-          <w:rStyle w:val="math-inline"/>
-        </w:rPr>
+        <w:t>100-300m</w:t>
+      </w:r>
+      <w:r>
+        <w:t xml:space="preserve"> depth). Adults </w:t>
+      </w:r>
+      <w:r>
         <w:lastRenderedPageBreak/>
-        <w:t>}300+\text{ m}$</w:t>
-      </w:r>
-      <w:r>
-        <w:t xml:space="preserve"> depth). Adults remain close to the sea floor except during brief pre-spawning pelagic aggregations in late winter.</w:t>
+        <w:t>remain close to the sea floor except during brief pre-spawning pelagic aggregations in late winter.</w:t>
       </w:r>
     </w:p>
     <w:p>
@@ -1455,31 +1106,7 @@
         <w:t>High Overlap with Age 1–2 Pollock</w:t>
       </w:r>
       <w:r>
-        <w:t xml:space="preserve">: Age 1 and Age 2 pollock are densely distributed in upper-slope and shelf </w:t>
-      </w:r>
-      <w:proofErr w:type="spellStart"/>
-      <w:r>
-        <w:t>embayments</w:t>
-      </w:r>
-      <w:proofErr w:type="spellEnd"/>
-      <w:r>
-        <w:t xml:space="preserve"> (Shelikof Strait, </w:t>
-      </w:r>
-      <w:proofErr w:type="spellStart"/>
-      <w:r>
-        <w:t>Shumagin</w:t>
-      </w:r>
-      <w:proofErr w:type="spellEnd"/>
-      <w:r>
-        <w:t xml:space="preserve"> Islands, and inner </w:t>
-      </w:r>
-      <w:proofErr w:type="spellStart"/>
-      <w:r>
-        <w:t>GoA</w:t>
-      </w:r>
-      <w:proofErr w:type="spellEnd"/>
-      <w:r>
-        <w:t xml:space="preserve"> channels). Because juvenile/sub-adult Spring Chinook and epipelagic predators (Salmon Sharks, Sea Lions, Seabirds) occupy shallow to mid-water layers, </w:t>
+        <w:t xml:space="preserve">: Age 1 and Age 2 pollock are densely distributed in upper-slope and shelf embayments (Shelikof Strait, Shumagin Islands, and inner GoA channels). Because juvenile/sub-adult Spring Chinook and epipelagic predators (Salmon Sharks, Sea Lions, Seabirds) occupy shallow to mid-water layers, </w:t>
       </w:r>
       <w:r>
         <w:rPr>
@@ -1582,15 +1209,7 @@
         <w:t>Low-Recruitment Years</w:t>
       </w:r>
       <w:r>
-        <w:t xml:space="preserve">: When Age-1/2 pollock year classes fail, piscivores shift their foraging pressure toward secondary prey, including </w:t>
-      </w:r>
-      <w:proofErr w:type="spellStart"/>
-      <w:r>
-        <w:t>outmigrating</w:t>
-      </w:r>
-      <w:proofErr w:type="spellEnd"/>
-      <w:r>
-        <w:t xml:space="preserve"> salmon smolts or returning adults.</w:t>
+        <w:t>: When Age-1/2 pollock year classes fail, piscivores shift their foraging pressure toward secondary prey, including outmigrating salmon smolts or returning adults.</w:t>
       </w:r>
     </w:p>
     <w:p>
@@ -1646,7 +1265,6 @@
       <w:pPr>
         <w:pStyle w:val="NormalWeb"/>
       </w:pPr>
-      <w:proofErr w:type="gramStart"/>
       <w:r>
         <w:rPr>
           <w:rFonts w:hAnsi="Symbol"/>
@@ -1661,15 +1279,7 @@
           <w:b/>
           <w:bCs/>
         </w:rPr>
-        <w:t>Arrowtooth</w:t>
-      </w:r>
-      <w:proofErr w:type="gramEnd"/>
-      <w:r>
-        <w:rPr>
-          <w:b/>
-          <w:bCs/>
-        </w:rPr>
-        <w:t xml:space="preserve"> Flounder &amp; Halibut Benthic Foraging</w:t>
+        <w:t>Arrowtooth Flounder &amp; Halibut Benthic Foraging</w:t>
       </w:r>
       <w:r>
         <w:t xml:space="preserve">: Capelin are pelagic/epipelagic schooling forage fish, so flatfish do not eat capelin "on the benthic floor." Instead, large </w:t>
@@ -1754,7 +1364,6 @@
       <w:pPr>
         <w:pStyle w:val="NormalWeb"/>
       </w:pPr>
-      <w:proofErr w:type="gramStart"/>
       <w:r>
         <w:rPr>
           <w:rFonts w:hAnsi="Symbol"/>
@@ -1769,15 +1378,7 @@
           <w:b/>
           <w:bCs/>
         </w:rPr>
-        <w:t>Shark</w:t>
-      </w:r>
-      <w:proofErr w:type="gramEnd"/>
-      <w:r>
-        <w:rPr>
-          <w:b/>
-          <w:bCs/>
-        </w:rPr>
-        <w:t xml:space="preserve"> Predation on Pollock</w:t>
+        <w:t>Shark Predation on Pollock</w:t>
       </w:r>
       <w:r>
         <w:t xml:space="preserve">: Apex sharks (especially Salmon Sharks and Sleeper Sharks) do </w:t>
@@ -1806,21 +1407,19 @@
         <w:rPr>
           <w:rStyle w:val="math-inline"/>
         </w:rPr>
-        <w:t>$40\</w:t>
-      </w:r>
-      <w:proofErr w:type="gramStart"/>
+        <w:t>40</w:t>
+      </w:r>
       <w:r>
         <w:rPr>
           <w:rStyle w:val="math-inline"/>
         </w:rPr>
-        <w:t>text{</w:t>
-      </w:r>
-      <w:proofErr w:type="gramEnd"/>
+        <w:t>-</w:t>
+      </w:r>
       <w:r>
         <w:rPr>
           <w:rStyle w:val="math-inline"/>
         </w:rPr>
-        <w:t>--}60\text{ cm}$</w:t>
+        <w:t>60 cm</w:t>
       </w:r>
       <w:r>
         <w:t xml:space="preserve"> in length and represent a substantial energetic reward. Age 1–2 pollock (</w:t>
@@ -1829,21 +1428,7 @@
         <w:rPr>
           <w:rStyle w:val="math-inline"/>
         </w:rPr>
-        <w:t>$10\</w:t>
-      </w:r>
-      <w:proofErr w:type="gramStart"/>
-      <w:r>
-        <w:rPr>
-          <w:rStyle w:val="math-inline"/>
-        </w:rPr>
-        <w:t>text{</w:t>
-      </w:r>
-      <w:proofErr w:type="gramEnd"/>
-      <w:r>
-        <w:rPr>
-          <w:rStyle w:val="math-inline"/>
-        </w:rPr>
-        <w:t>--}20\text{ cm}$</w:t>
+        <w:t>$10\text{--}20\text{ cm}$</w:t>
       </w:r>
       <w:r>
         <w:t>) are primarily eaten by seabirds, marine mammals, and juvenile/sub-adult piscivores.</w:t>
@@ -2069,15 +1654,7 @@
         <w:t>Key Point</w:t>
       </w:r>
       <w:r>
-        <w:t xml:space="preserve">: Identifies </w:t>
-      </w:r>
-      <w:proofErr w:type="gramStart"/>
-      <w:r>
-        <w:t>that high local densities of alternative forage</w:t>
-      </w:r>
-      <w:proofErr w:type="gramEnd"/>
-      <w:r>
-        <w:t xml:space="preserve"> fish attenuate avian predation risk on salmon smolts.</w:t>
+        <w:t>: Identifies that high local densities of alternative forage fish attenuate avian predation risk on salmon smolts.</w:t>
       </w:r>
     </w:p>
     <w:p>
@@ -2159,21 +1736,12 @@
           <w:numId w:val="8"/>
         </w:numPr>
       </w:pPr>
-      <w:proofErr w:type="spellStart"/>
-      <w:r>
-        <w:rPr>
-          <w:b/>
-          <w:bCs/>
-        </w:rPr>
-        <w:t>Zamon</w:t>
-      </w:r>
-      <w:proofErr w:type="spellEnd"/>
-      <w:r>
-        <w:rPr>
-          <w:b/>
-          <w:bCs/>
-        </w:rPr>
-        <w:t xml:space="preserve"> et al. (2014)</w:t>
+      <w:r>
+        <w:rPr>
+          <w:b/>
+          <w:bCs/>
+        </w:rPr>
+        <w:t>Zamon et al. (2014)</w:t>
       </w:r>
       <w:r>
         <w:t xml:space="preserve">: </w:t>
@@ -2213,21 +1781,12 @@
           <w:numId w:val="8"/>
         </w:numPr>
       </w:pPr>
-      <w:proofErr w:type="spellStart"/>
-      <w:r>
-        <w:rPr>
-          <w:b/>
-          <w:bCs/>
-        </w:rPr>
-        <w:t>Zamon</w:t>
-      </w:r>
-      <w:proofErr w:type="spellEnd"/>
-      <w:r>
-        <w:rPr>
-          <w:b/>
-          <w:bCs/>
-        </w:rPr>
-        <w:t xml:space="preserve"> et al. (2024)</w:t>
+      <w:r>
+        <w:rPr>
+          <w:b/>
+          <w:bCs/>
+        </w:rPr>
+        <w:t>Zamon et al. (2024)</w:t>
       </w:r>
       <w:r>
         <w:t xml:space="preserve">: </w:t>
@@ -2346,21 +1905,12 @@
           <w:numId w:val="9"/>
         </w:numPr>
       </w:pPr>
-      <w:proofErr w:type="spellStart"/>
-      <w:r>
-        <w:rPr>
-          <w:b/>
-          <w:bCs/>
-        </w:rPr>
-        <w:t>Olesiuk</w:t>
-      </w:r>
-      <w:proofErr w:type="spellEnd"/>
-      <w:r>
-        <w:rPr>
-          <w:b/>
-          <w:bCs/>
-        </w:rPr>
-        <w:t xml:space="preserve"> (1993)</w:t>
+      <w:r>
+        <w:rPr>
+          <w:b/>
+          <w:bCs/>
+        </w:rPr>
+        <w:t>Olesiuk (1993)</w:t>
       </w:r>
       <w:r>
         <w:t xml:space="preserve">: </w:t>
@@ -2460,23 +2010,7 @@
           <w:i/>
           <w:iCs/>
         </w:rPr>
-        <w:t xml:space="preserve">"Warm oceans exacerbate Chinook salmon bycatch in the Pacific hake fishery driven by thermal and diel depth-use </w:t>
-      </w:r>
-      <w:proofErr w:type="spellStart"/>
-      <w:r>
-        <w:rPr>
-          <w:i/>
-          <w:iCs/>
-        </w:rPr>
-        <w:t>behaviours</w:t>
-      </w:r>
-      <w:proofErr w:type="spellEnd"/>
-      <w:r>
-        <w:rPr>
-          <w:i/>
-          <w:iCs/>
-        </w:rPr>
-        <w:t>."</w:t>
+        <w:t>"Warm oceans exacerbate Chinook salmon bycatch in the Pacific hake fishery driven by thermal and diel depth-use behaviours."</w:t>
       </w:r>
     </w:p>
     <w:p>
@@ -2533,21 +2067,12 @@
           <w:numId w:val="9"/>
         </w:numPr>
       </w:pPr>
-      <w:proofErr w:type="spellStart"/>
-      <w:r>
-        <w:rPr>
-          <w:b/>
-          <w:bCs/>
-        </w:rPr>
-        <w:t>Steingass</w:t>
-      </w:r>
-      <w:proofErr w:type="spellEnd"/>
-      <w:r>
-        <w:rPr>
-          <w:b/>
-          <w:bCs/>
-        </w:rPr>
-        <w:t xml:space="preserve"> (2017)</w:t>
+      <w:r>
+        <w:rPr>
+          <w:b/>
+          <w:bCs/>
+        </w:rPr>
+        <w:t>Steingass (2017)</w:t>
       </w:r>
       <w:r>
         <w:t xml:space="preserve">: </w:t>
@@ -2621,15 +2146,7 @@
         <w:t>Key Point</w:t>
       </w:r>
       <w:r>
-        <w:t xml:space="preserve">: Uses DNA metabarcoding to confirm seal prey switching between </w:t>
-      </w:r>
-      <w:proofErr w:type="spellStart"/>
-      <w:r>
-        <w:t>outmigrating</w:t>
-      </w:r>
-      <w:proofErr w:type="spellEnd"/>
-      <w:r>
-        <w:t xml:space="preserve"> smolts in spring, adult hake/herring in summer, and returning adult salmon in autumn.</w:t>
+        <w:t>: Uses DNA metabarcoding to confirm seal prey switching between outmigrating smolts in spring, adult hake/herring in summer, and returning adult salmon in autumn.</w:t>
       </w:r>
     </w:p>
     <w:p>
@@ -2738,21 +2255,12 @@
           <w:numId w:val="10"/>
         </w:numPr>
       </w:pPr>
-      <w:proofErr w:type="spellStart"/>
-      <w:r>
-        <w:rPr>
-          <w:b/>
-          <w:bCs/>
-        </w:rPr>
-        <w:t>Coutré</w:t>
-      </w:r>
-      <w:proofErr w:type="spellEnd"/>
-      <w:r>
-        <w:rPr>
-          <w:b/>
-          <w:bCs/>
-        </w:rPr>
-        <w:t xml:space="preserve"> et al. (2015)</w:t>
+      <w:r>
+        <w:rPr>
+          <w:b/>
+          <w:bCs/>
+        </w:rPr>
+        <w:t>Coutré et al. (2015)</w:t>
       </w:r>
       <w:r>
         <w:t xml:space="preserve">: </w:t>
@@ -2998,21 +2506,12 @@
           <w:numId w:val="10"/>
         </w:numPr>
       </w:pPr>
-      <w:proofErr w:type="spellStart"/>
-      <w:r>
-        <w:rPr>
-          <w:b/>
-          <w:bCs/>
-        </w:rPr>
-        <w:t>Tollit</w:t>
-      </w:r>
-      <w:proofErr w:type="spellEnd"/>
-      <w:r>
-        <w:rPr>
-          <w:b/>
-          <w:bCs/>
-        </w:rPr>
-        <w:t xml:space="preserve"> et al. (2015)</w:t>
+      <w:r>
+        <w:rPr>
+          <w:b/>
+          <w:bCs/>
+        </w:rPr>
+        <w:t>Tollit et al. (2015)</w:t>
       </w:r>
       <w:r>
         <w:t xml:space="preserve">: </w:t>
@@ -3071,21 +2570,12 @@
       <w:r>
         <w:t xml:space="preserve">: </w:t>
       </w:r>
-      <w:proofErr w:type="gramStart"/>
       <w:r>
         <w:rPr>
           <w:i/>
           <w:iCs/>
         </w:rPr>
-        <w:t>Multi-predator</w:t>
-      </w:r>
-      <w:proofErr w:type="gramEnd"/>
-      <w:r>
-        <w:rPr>
-          <w:i/>
-          <w:iCs/>
-        </w:rPr>
-        <w:t xml:space="preserve"> trophic database for the California Current &amp; GOA.</w:t>
+        <w:t>Multi-predator trophic database for the California Current &amp; GOA.</w:t>
       </w:r>
     </w:p>
     <w:p>
@@ -3115,21 +2605,12 @@
           <w:numId w:val="11"/>
         </w:numPr>
       </w:pPr>
-      <w:proofErr w:type="spellStart"/>
-      <w:r>
-        <w:rPr>
-          <w:b/>
-          <w:bCs/>
-        </w:rPr>
-        <w:t>Knoth</w:t>
-      </w:r>
-      <w:proofErr w:type="spellEnd"/>
-      <w:r>
-        <w:rPr>
-          <w:b/>
-          <w:bCs/>
-        </w:rPr>
-        <w:t xml:space="preserve"> &amp; Foy (2008)</w:t>
+      <w:r>
+        <w:rPr>
+          <w:b/>
+          <w:bCs/>
+        </w:rPr>
+        <w:t>Knoth &amp; Foy (2008)</w:t>
       </w:r>
       <w:r>
         <w:t xml:space="preserve">: </w:t>
@@ -3139,23 +2620,7 @@
           <w:i/>
           <w:iCs/>
         </w:rPr>
-        <w:t xml:space="preserve">Temporal variability in the diet of </w:t>
-      </w:r>
-      <w:proofErr w:type="spellStart"/>
-      <w:r>
-        <w:rPr>
-          <w:i/>
-          <w:iCs/>
-        </w:rPr>
-        <w:t>arrowtooth</w:t>
-      </w:r>
-      <w:proofErr w:type="spellEnd"/>
-      <w:r>
-        <w:rPr>
-          <w:i/>
-          <w:iCs/>
-        </w:rPr>
-        <w:t xml:space="preserve"> flounder in the GOA.</w:t>
+        <w:t>Temporal variability in the diet of arrowtooth flounder in the GOA.</w:t>
       </w:r>
     </w:p>
     <w:p>
@@ -3185,21 +2650,12 @@
           <w:numId w:val="11"/>
         </w:numPr>
       </w:pPr>
-      <w:proofErr w:type="spellStart"/>
-      <w:r>
-        <w:rPr>
-          <w:b/>
-          <w:bCs/>
-        </w:rPr>
-        <w:t>Langan</w:t>
-      </w:r>
-      <w:proofErr w:type="spellEnd"/>
-      <w:r>
-        <w:rPr>
-          <w:b/>
-          <w:bCs/>
-        </w:rPr>
-        <w:t xml:space="preserve"> et al. (2024)</w:t>
+      <w:r>
+        <w:rPr>
+          <w:b/>
+          <w:bCs/>
+        </w:rPr>
+        <w:t>Langan et al. (2024)</w:t>
       </w:r>
       <w:r>
         <w:t xml:space="preserve">: </w:t>
@@ -3249,21 +2705,12 @@
       <w:r>
         <w:t xml:space="preserve">: </w:t>
       </w:r>
-      <w:proofErr w:type="spellStart"/>
       <w:r>
         <w:rPr>
           <w:i/>
           <w:iCs/>
         </w:rPr>
-        <w:t>Trophoscapes</w:t>
-      </w:r>
-      <w:proofErr w:type="spellEnd"/>
-      <w:r>
-        <w:rPr>
-          <w:i/>
-          <w:iCs/>
-        </w:rPr>
-        <w:t xml:space="preserve"> of predatory fish reveal biogeographic structuring.</w:t>
+        <w:t>Trophoscapes of predatory fish reveal biogeographic structuring.</w:t>
       </w:r>
     </w:p>
     <w:p>
@@ -3353,23 +2800,7 @@
           <w:i/>
           <w:iCs/>
         </w:rPr>
-        <w:t xml:space="preserve">Food habits of the most abundant </w:t>
-      </w:r>
-      <w:proofErr w:type="spellStart"/>
-      <w:r>
-        <w:rPr>
-          <w:i/>
-          <w:iCs/>
-        </w:rPr>
-        <w:t>groundfishes</w:t>
-      </w:r>
-      <w:proofErr w:type="spellEnd"/>
-      <w:r>
-        <w:rPr>
-          <w:i/>
-          <w:iCs/>
-        </w:rPr>
-        <w:t xml:space="preserve"> in the Gulf of Alaska.</w:t>
+        <w:t>Food habits of the most abundant groundfishes in the Gulf of Alaska.</w:t>
       </w:r>
     </w:p>
     <w:p>
@@ -3423,23 +2854,7 @@
           <w:i/>
           <w:iCs/>
         </w:rPr>
-        <w:t xml:space="preserve">"Walleye pollock was the most important prey item for </w:t>
-      </w:r>
-      <w:proofErr w:type="spellStart"/>
-      <w:r>
-        <w:rPr>
-          <w:i/>
-          <w:iCs/>
-        </w:rPr>
-        <w:t>arrowtooth</w:t>
-      </w:r>
-      <w:proofErr w:type="spellEnd"/>
-      <w:r>
-        <w:rPr>
-          <w:i/>
-          <w:iCs/>
-        </w:rPr>
-        <w:t xml:space="preserve"> flounder in all years..."</w:t>
+        <w:t>"Walleye pollock was the most important prey item for arrowtooth flounder in all years..."</w:t>
       </w:r>
     </w:p>
     <w:p>
@@ -3744,15 +3159,7 @@
         <w:t>Key Point</w:t>
       </w:r>
       <w:r>
-        <w:t xml:space="preserve">: Proves sleeper sharks vertically migrate off the benthic floor into midwater to hunt large </w:t>
-      </w:r>
-      <w:proofErr w:type="spellStart"/>
-      <w:r>
-        <w:t>teleosts</w:t>
-      </w:r>
-      <w:proofErr w:type="spellEnd"/>
-      <w:r>
-        <w:t xml:space="preserve"> (adult pollock, salmon) and squid.</w:t>
+        <w:t>: Proves sleeper sharks vertically migrate off the benthic floor into midwater to hunt large teleosts (adult pollock, salmon) and squid.</w:t>
       </w:r>
     </w:p>
     <w:p>
@@ -3796,8 +3203,20 @@
           <w:szCs w:val="23"/>
           <w:shd w:val="clear" w:color="auto" w:fill="FFFFFF"/>
         </w:rPr>
-        <w:t>: “</w:t>
-      </w:r>
+        <w:t>: “A spatial time series that tracks the area of coastal upwelling habitat, the Habitat Compression Index (HCI) is a regional indicator used to assess the likelihood of ecosystem shifts and shoreward distribution patterns of top marine predators like whales. Smaller values indicate periods when cool habitat is compressed onshore, heightening whale entanglement risk. Monthly HCI values are provided for the following latitude ranges” (</w:t>
+      </w:r>
+      <w:hyperlink r:id="rId7" w:history="1">
+        <w:r>
+          <w:rPr>
+            <w:rStyle w:val="Hyperlink"/>
+            <w:rFonts w:ascii="Arial" w:hAnsi="Arial" w:cs="Arial"/>
+            <w:sz w:val="23"/>
+            <w:szCs w:val="23"/>
+            <w:shd w:val="clear" w:color="auto" w:fill="FFFFFF"/>
+          </w:rPr>
+          <w:t>https://www.integratedecosystemassessment.noaa.gov/node/416</w:t>
+        </w:r>
+      </w:hyperlink>
       <w:r>
         <w:rPr>
           <w:rFonts w:ascii="Arial" w:hAnsi="Arial" w:cs="Arial"/>
@@ -3806,96 +3225,6 @@
           <w:szCs w:val="23"/>
           <w:shd w:val="clear" w:color="auto" w:fill="FFFFFF"/>
         </w:rPr>
-        <w:t>A spatial time series that tracks the area of coastal upwelling habitat, the Habitat Compression Index (HCI) is a regional indicator used to assess the likelihood of ecosystem shifts and shoreward distribution patterns of top marine predators like whales. Smaller values indicate periods when cool habitat is compressed onshore, heightening whale entanglement risk. Monthly HCI values are provided for the following latitude ranges</w:t>
-      </w:r>
-      <w:r>
-        <w:rPr>
-          <w:rFonts w:ascii="Arial" w:hAnsi="Arial" w:cs="Arial"/>
-          <w:color w:val="2B353B"/>
-          <w:sz w:val="23"/>
-          <w:szCs w:val="23"/>
-          <w:shd w:val="clear" w:color="auto" w:fill="FFFFFF"/>
-        </w:rPr>
-        <w:t>” (</w:t>
-      </w:r>
-      <w:r>
-        <w:rPr>
-          <w:rFonts w:ascii="Arial" w:hAnsi="Arial" w:cs="Arial"/>
-          <w:color w:val="2B353B"/>
-          <w:sz w:val="23"/>
-          <w:szCs w:val="23"/>
-          <w:shd w:val="clear" w:color="auto" w:fill="FFFFFF"/>
-        </w:rPr>
-        <w:fldChar w:fldCharType="begin"/>
-      </w:r>
-      <w:r>
-        <w:rPr>
-          <w:rFonts w:ascii="Arial" w:hAnsi="Arial" w:cs="Arial"/>
-          <w:color w:val="2B353B"/>
-          <w:sz w:val="23"/>
-          <w:szCs w:val="23"/>
-          <w:shd w:val="clear" w:color="auto" w:fill="FFFFFF"/>
-        </w:rPr>
-        <w:instrText xml:space="preserve"> HYPERLINK "</w:instrText>
-      </w:r>
-      <w:r>
-        <w:rPr>
-          <w:rFonts w:ascii="Arial" w:hAnsi="Arial" w:cs="Arial"/>
-          <w:color w:val="2B353B"/>
-          <w:sz w:val="23"/>
-          <w:szCs w:val="23"/>
-          <w:shd w:val="clear" w:color="auto" w:fill="FFFFFF"/>
-        </w:rPr>
-        <w:instrText>https://www.integratedecosystemassessment.noaa.gov/node/416</w:instrText>
-      </w:r>
-      <w:r>
-        <w:rPr>
-          <w:rFonts w:ascii="Arial" w:hAnsi="Arial" w:cs="Arial"/>
-          <w:color w:val="2B353B"/>
-          <w:sz w:val="23"/>
-          <w:szCs w:val="23"/>
-          <w:shd w:val="clear" w:color="auto" w:fill="FFFFFF"/>
-        </w:rPr>
-        <w:instrText xml:space="preserve">" </w:instrText>
-      </w:r>
-      <w:r>
-        <w:rPr>
-          <w:rFonts w:ascii="Arial" w:hAnsi="Arial" w:cs="Arial"/>
-          <w:color w:val="2B353B"/>
-          <w:sz w:val="23"/>
-          <w:szCs w:val="23"/>
-          <w:shd w:val="clear" w:color="auto" w:fill="FFFFFF"/>
-        </w:rPr>
-        <w:fldChar w:fldCharType="separate"/>
-      </w:r>
-      <w:r>
-        <w:rPr>
-          <w:rStyle w:val="Hyperlink"/>
-          <w:rFonts w:ascii="Arial" w:hAnsi="Arial" w:cs="Arial"/>
-          <w:sz w:val="23"/>
-          <w:szCs w:val="23"/>
-          <w:shd w:val="clear" w:color="auto" w:fill="FFFFFF"/>
-        </w:rPr>
-        <w:t>https://www.integratedecosystemassessment.noaa.gov/node/416</w:t>
-      </w:r>
-      <w:r>
-        <w:rPr>
-          <w:rFonts w:ascii="Arial" w:hAnsi="Arial" w:cs="Arial"/>
-          <w:color w:val="2B353B"/>
-          <w:sz w:val="23"/>
-          <w:szCs w:val="23"/>
-          <w:shd w:val="clear" w:color="auto" w:fill="FFFFFF"/>
-        </w:rPr>
-        <w:fldChar w:fldCharType="end"/>
-      </w:r>
-      <w:r>
-        <w:rPr>
-          <w:rFonts w:ascii="Arial" w:hAnsi="Arial" w:cs="Arial"/>
-          <w:color w:val="2B353B"/>
-          <w:sz w:val="23"/>
-          <w:szCs w:val="23"/>
-          <w:shd w:val="clear" w:color="auto" w:fill="FFFFFF"/>
-        </w:rPr>
         <w:t>)</w:t>
       </w:r>
     </w:p>
@@ -3904,15 +3233,7 @@
         <w:pStyle w:val="NormalWeb"/>
       </w:pPr>
       <w:r>
-        <w:t>{Santora, 2012 #</w:t>
-      </w:r>
-      <w:proofErr w:type="gramStart"/>
-      <w:r>
-        <w:t>7223;Santora</w:t>
-      </w:r>
-      <w:proofErr w:type="gramEnd"/>
-      <w:r>
-        <w:t>, 2017 #1430;Santora, 2020 #3563;Santora, 2021 #7921;Santora, 2021 #3564;Santora, 2013 #7224;Santora, 2017 #1431}</w:t>
+        <w:t>{Santora, 2012 #7223;Santora, 2017 #1430;Santora, 2020 #3563;Santora, 2021 #7921;Santora, 2021 #3564;Santora, 2013 #7224;Santora, 2017 #1431}</w:t>
       </w:r>
     </w:p>
     <w:p>
@@ -3924,24 +3245,13 @@
         </w:rPr>
       </w:pPr>
       <w:r>
-        <w:t xml:space="preserve">HCI Nature paper </w:t>
-      </w:r>
-      <w:proofErr w:type="gramStart"/>
-      <w:r>
-        <w:t>{</w:t>
+        <w:t>HCI Nature paper {</w:t>
       </w:r>
       <w:r>
         <w:t xml:space="preserve"> </w:t>
       </w:r>
       <w:r>
-        <w:t>Santora</w:t>
-      </w:r>
-      <w:proofErr w:type="gramEnd"/>
-      <w:r>
-        <w:t>, 2020 #3563</w:t>
-      </w:r>
-      <w:r>
-        <w:t xml:space="preserve">} </w:t>
+        <w:t xml:space="preserve">Santora, 2020 #3563} </w:t>
       </w:r>
       <w:r>
         <w:rPr>
@@ -3949,15 +3259,7 @@
           <w:sz w:val="16"/>
           <w:szCs w:val="16"/>
         </w:rPr>
-        <w:t>2m surface temperature, derived from data-assimilative oceanographic model)</w:t>
-      </w:r>
-      <w:r>
-        <w:rPr>
-          <w:rFonts w:ascii="AdvOTcb88df00" w:hAnsi="AdvOTcb88df00" w:cs="AdvOTcb88df00"/>
-          <w:sz w:val="16"/>
-          <w:szCs w:val="16"/>
-        </w:rPr>
-        <w:t>.</w:t>
+        <w:t>2m surface temperature, derived from data-assimilative oceanographic model).</w:t>
       </w:r>
     </w:p>
     <w:p>
@@ -3986,7 +3288,15 @@
           <w:sz w:val="16"/>
           <w:szCs w:val="16"/>
         </w:rPr>
-        <w:t>difference</w:t>
+        <w:t>difference in onshore (0</w:t>
+      </w:r>
+      <w:r>
+        <w:rPr>
+          <w:rFonts w:ascii="AdvOTea1a7398+20" w:hAnsi="AdvOTea1a7398+20" w:cs="AdvOTea1a7398+20"/>
+          <w:sz w:val="16"/>
+          <w:szCs w:val="16"/>
+        </w:rPr>
+        <w:t>–</w:t>
       </w:r>
       <w:r>
         <w:rPr>
@@ -3994,7 +3304,15 @@
           <w:sz w:val="16"/>
           <w:szCs w:val="16"/>
         </w:rPr>
-        <w:t xml:space="preserve"> </w:t>
+        <w:t>50 km) and offshore (51</w:t>
+      </w:r>
+      <w:r>
+        <w:rPr>
+          <w:rFonts w:ascii="AdvOTea1a7398+20" w:hAnsi="AdvOTea1a7398+20" w:cs="AdvOTea1a7398+20"/>
+          <w:sz w:val="16"/>
+          <w:szCs w:val="16"/>
+        </w:rPr>
+        <w:t>–</w:t>
       </w:r>
       <w:r>
         <w:rPr>
@@ -4002,7 +3320,7 @@
           <w:sz w:val="16"/>
           <w:szCs w:val="16"/>
         </w:rPr>
-        <w:t>in onshore (0</w:t>
+        <w:t>150 km) temperature gradients (average of March</w:t>
       </w:r>
       <w:r>
         <w:rPr>
@@ -4018,7 +3336,87 @@
           <w:sz w:val="16"/>
           <w:szCs w:val="16"/>
         </w:rPr>
-        <w:t>50 km) and offshore (51</w:t>
+        <w:t>May) as a function of latitude off California (</w:t>
+      </w:r>
+      <w:r>
+        <w:rPr>
+          <w:rFonts w:ascii="AdvOTcb88df00" w:hAnsi="AdvOTcb88df00" w:cs="AdvOTcb88df00"/>
+          <w:sz w:val="16"/>
+          <w:szCs w:val="16"/>
+        </w:rPr>
+        <w:t>b</w:t>
+      </w:r>
+      <w:r>
+        <w:rPr>
+          <w:rFonts w:ascii="AdvOTea1a7398" w:hAnsi="AdvOTea1a7398" w:cs="AdvOTea1a7398"/>
+          <w:sz w:val="16"/>
+          <w:szCs w:val="16"/>
+        </w:rPr>
+        <w:t>) time series describing change in area of cool 12 °C water during early March and May; the long-term mean and standard deviation provides basis for assessing the relative amount of cool surface water habitat and likelihood of cool water expansion vs. habitat compression, where values above</w:t>
+      </w:r>
+      <w:r>
+        <w:rPr>
+          <w:rFonts w:ascii="AdvTTab7e17fd" w:hAnsi="AdvTTab7e17fd" w:cs="AdvTTab7e17fd"/>
+          <w:sz w:val="16"/>
+          <w:szCs w:val="16"/>
+        </w:rPr>
+        <w:t xml:space="preserve">+ </w:t>
+      </w:r>
+      <w:r>
+        <w:rPr>
+          <w:rFonts w:ascii="AdvOTea1a7398" w:hAnsi="AdvOTea1a7398" w:cs="AdvOTea1a7398"/>
+          <w:sz w:val="16"/>
+          <w:szCs w:val="16"/>
+        </w:rPr>
+        <w:t xml:space="preserve">1 SD indicate enhanced cool ocean conditions (i.e., La Niña or strong upwelling) and below </w:t>
+      </w:r>
+      <w:r>
+        <w:rPr>
+          <w:rFonts w:ascii="AdvTTab7e17fd+22" w:hAnsi="AdvTTab7e17fd+22" w:cs="AdvTTab7e17fd+22"/>
+          <w:sz w:val="16"/>
+          <w:szCs w:val="16"/>
+        </w:rPr>
+        <w:t>−</w:t>
+      </w:r>
+      <w:r>
+        <w:rPr>
+          <w:rFonts w:ascii="AdvOTea1a7398" w:hAnsi="AdvOTea1a7398" w:cs="AdvOTea1a7398"/>
+          <w:sz w:val="16"/>
+          <w:szCs w:val="16"/>
+        </w:rPr>
+        <w:t xml:space="preserve">1 SD indicate no available cool habitat (e.g., El Niño or delayed upwelling); </w:t>
+      </w:r>
+      <w:r>
+        <w:rPr>
+          <w:rFonts w:ascii="AdvOTcb88df00" w:hAnsi="AdvOTcb88df00" w:cs="AdvOTcb88df00"/>
+          <w:sz w:val="16"/>
+          <w:szCs w:val="16"/>
+        </w:rPr>
+        <w:t>c</w:t>
+      </w:r>
+      <w:r>
+        <w:rPr>
+          <w:rFonts w:ascii="AdvOTea1a7398" w:hAnsi="AdvOTea1a7398" w:cs="AdvOTea1a7398"/>
+          <w:sz w:val="16"/>
+          <w:szCs w:val="16"/>
+        </w:rPr>
+        <w:t xml:space="preserve">, </w:t>
+      </w:r>
+      <w:r>
+        <w:rPr>
+          <w:rFonts w:ascii="AdvOTcb88df00" w:hAnsi="AdvOTcb88df00" w:cs="AdvOTcb88df00"/>
+          <w:sz w:val="16"/>
+          <w:szCs w:val="16"/>
+        </w:rPr>
+        <w:t xml:space="preserve">d </w:t>
+      </w:r>
+      <w:r>
+        <w:rPr>
+          <w:rFonts w:ascii="AdvOTea1a7398" w:hAnsi="AdvOTea1a7398" w:cs="AdvOTea1a7398"/>
+          <w:sz w:val="16"/>
+          <w:szCs w:val="16"/>
+        </w:rPr>
+        <w:t>spatial depiction of the change of cool water habitat during March and May during preceding (2013) and during (2014</w:t>
       </w:r>
       <w:r>
         <w:rPr>
@@ -4034,199 +3432,7 @@
           <w:sz w:val="16"/>
           <w:szCs w:val="16"/>
         </w:rPr>
-        <w:t>150 km) temperature gradients (average of March</w:t>
-      </w:r>
-      <w:r>
-        <w:rPr>
-          <w:rFonts w:ascii="AdvOTea1a7398+20" w:hAnsi="AdvOTea1a7398+20" w:cs="AdvOTea1a7398+20"/>
-          <w:sz w:val="16"/>
-          <w:szCs w:val="16"/>
-        </w:rPr>
-        <w:t>–</w:t>
-      </w:r>
-      <w:r>
-        <w:rPr>
-          <w:rFonts w:ascii="AdvOTea1a7398" w:hAnsi="AdvOTea1a7398" w:cs="AdvOTea1a7398"/>
-          <w:sz w:val="16"/>
-          <w:szCs w:val="16"/>
-        </w:rPr>
-        <w:t>May) as a function of latitude off California (</w:t>
-      </w:r>
-      <w:r>
-        <w:rPr>
-          <w:rFonts w:ascii="AdvOTcb88df00" w:hAnsi="AdvOTcb88df00" w:cs="AdvOTcb88df00"/>
-          <w:sz w:val="16"/>
-          <w:szCs w:val="16"/>
-        </w:rPr>
-        <w:t>b</w:t>
-      </w:r>
-      <w:r>
-        <w:rPr>
-          <w:rFonts w:ascii="AdvOTea1a7398" w:hAnsi="AdvOTea1a7398" w:cs="AdvOTea1a7398"/>
-          <w:sz w:val="16"/>
-          <w:szCs w:val="16"/>
-        </w:rPr>
-        <w:t>) time series</w:t>
-      </w:r>
-      <w:r>
-        <w:rPr>
-          <w:rFonts w:ascii="AdvOTea1a7398" w:hAnsi="AdvOTea1a7398" w:cs="AdvOTea1a7398"/>
-          <w:sz w:val="16"/>
-          <w:szCs w:val="16"/>
-        </w:rPr>
-        <w:t xml:space="preserve"> </w:t>
-      </w:r>
-      <w:r>
-        <w:rPr>
-          <w:rFonts w:ascii="AdvOTea1a7398" w:hAnsi="AdvOTea1a7398" w:cs="AdvOTea1a7398"/>
-          <w:sz w:val="16"/>
-          <w:szCs w:val="16"/>
-        </w:rPr>
-        <w:t>describing change in area of cool 12 °C water during early March and May; the long-term mean and standard deviation provides basis for assessing the</w:t>
-      </w:r>
-      <w:r>
-        <w:rPr>
-          <w:rFonts w:ascii="AdvOTea1a7398" w:hAnsi="AdvOTea1a7398" w:cs="AdvOTea1a7398"/>
-          <w:sz w:val="16"/>
-          <w:szCs w:val="16"/>
-        </w:rPr>
-        <w:t xml:space="preserve"> </w:t>
-      </w:r>
-      <w:r>
-        <w:rPr>
-          <w:rFonts w:ascii="AdvOTea1a7398" w:hAnsi="AdvOTea1a7398" w:cs="AdvOTea1a7398"/>
-          <w:sz w:val="16"/>
-          <w:szCs w:val="16"/>
-        </w:rPr>
-        <w:t>relative amount of cool surface water habitat and likelihood of cool water expansion vs. habitat compression, where values above</w:t>
-      </w:r>
-      <w:r>
-        <w:rPr>
-          <w:rFonts w:ascii="AdvTTab7e17fd" w:hAnsi="AdvTTab7e17fd" w:cs="AdvTTab7e17fd"/>
-          <w:sz w:val="16"/>
-          <w:szCs w:val="16"/>
-        </w:rPr>
-        <w:t xml:space="preserve">+ </w:t>
-      </w:r>
-      <w:r>
-        <w:rPr>
-          <w:rFonts w:ascii="AdvOTea1a7398" w:hAnsi="AdvOTea1a7398" w:cs="AdvOTea1a7398"/>
-          <w:sz w:val="16"/>
-          <w:szCs w:val="16"/>
-        </w:rPr>
-        <w:t>1 SD indicate enhanced</w:t>
-      </w:r>
-      <w:r>
-        <w:rPr>
-          <w:rFonts w:ascii="AdvOTea1a7398" w:hAnsi="AdvOTea1a7398" w:cs="AdvOTea1a7398"/>
-          <w:sz w:val="16"/>
-          <w:szCs w:val="16"/>
-        </w:rPr>
-        <w:t xml:space="preserve"> </w:t>
-      </w:r>
-      <w:r>
-        <w:rPr>
-          <w:rFonts w:ascii="AdvOTea1a7398" w:hAnsi="AdvOTea1a7398" w:cs="AdvOTea1a7398"/>
-          <w:sz w:val="16"/>
-          <w:szCs w:val="16"/>
-        </w:rPr>
-        <w:t xml:space="preserve">cool ocean conditions (i.e., La Niña or strong upwelling) and below </w:t>
-      </w:r>
-      <w:r>
-        <w:rPr>
-          <w:rFonts w:ascii="AdvTTab7e17fd+22" w:hAnsi="AdvTTab7e17fd+22" w:cs="AdvTTab7e17fd+22"/>
-          <w:sz w:val="16"/>
-          <w:szCs w:val="16"/>
-        </w:rPr>
-        <w:t>−</w:t>
-      </w:r>
-      <w:r>
-        <w:rPr>
-          <w:rFonts w:ascii="AdvOTea1a7398" w:hAnsi="AdvOTea1a7398" w:cs="AdvOTea1a7398"/>
-          <w:sz w:val="16"/>
-          <w:szCs w:val="16"/>
-        </w:rPr>
-        <w:t xml:space="preserve">1 SD indicate no available cool habitat (e.g., El Niño or delayed upwelling); </w:t>
-      </w:r>
-      <w:r>
-        <w:rPr>
-          <w:rFonts w:ascii="AdvOTcb88df00" w:hAnsi="AdvOTcb88df00" w:cs="AdvOTcb88df00"/>
-          <w:sz w:val="16"/>
-          <w:szCs w:val="16"/>
-        </w:rPr>
-        <w:t>c</w:t>
-      </w:r>
-      <w:r>
-        <w:rPr>
-          <w:rFonts w:ascii="AdvOTea1a7398" w:hAnsi="AdvOTea1a7398" w:cs="AdvOTea1a7398"/>
-          <w:sz w:val="16"/>
-          <w:szCs w:val="16"/>
-        </w:rPr>
-        <w:t xml:space="preserve">, </w:t>
-      </w:r>
-      <w:r>
-        <w:rPr>
-          <w:rFonts w:ascii="AdvOTcb88df00" w:hAnsi="AdvOTcb88df00" w:cs="AdvOTcb88df00"/>
-          <w:sz w:val="16"/>
-          <w:szCs w:val="16"/>
-        </w:rPr>
-        <w:t xml:space="preserve">d </w:t>
-      </w:r>
-      <w:r>
-        <w:rPr>
-          <w:rFonts w:ascii="AdvOTea1a7398" w:hAnsi="AdvOTea1a7398" w:cs="AdvOTea1a7398"/>
-          <w:sz w:val="16"/>
-          <w:szCs w:val="16"/>
-        </w:rPr>
-        <w:t>spatial</w:t>
-      </w:r>
-      <w:r>
-        <w:rPr>
-          <w:rFonts w:ascii="AdvOTea1a7398" w:hAnsi="AdvOTea1a7398" w:cs="AdvOTea1a7398"/>
-          <w:sz w:val="16"/>
-          <w:szCs w:val="16"/>
-        </w:rPr>
-        <w:t xml:space="preserve"> </w:t>
-      </w:r>
-      <w:r>
-        <w:rPr>
-          <w:rFonts w:ascii="AdvOTea1a7398" w:hAnsi="AdvOTea1a7398" w:cs="AdvOTea1a7398"/>
-          <w:sz w:val="16"/>
-          <w:szCs w:val="16"/>
-        </w:rPr>
-        <w:t>depiction of the change of cool water habitat during March and May during preceding (2013) and during (2014</w:t>
-      </w:r>
-      <w:r>
-        <w:rPr>
-          <w:rFonts w:ascii="AdvOTea1a7398+20" w:hAnsi="AdvOTea1a7398+20" w:cs="AdvOTea1a7398+20"/>
-          <w:sz w:val="16"/>
-          <w:szCs w:val="16"/>
-        </w:rPr>
-        <w:t>–</w:t>
-      </w:r>
-      <w:r>
-        <w:rPr>
-          <w:rFonts w:ascii="AdvOTea1a7398" w:hAnsi="AdvOTea1a7398" w:cs="AdvOTea1a7398"/>
-          <w:sz w:val="16"/>
-          <w:szCs w:val="16"/>
-        </w:rPr>
-        <w:t>2016) the marine heatwave and El Niño;</w:t>
-      </w:r>
-      <w:r>
-        <w:rPr>
-          <w:rFonts w:ascii="AdvOTea1a7398" w:hAnsi="AdvOTea1a7398" w:cs="AdvOTea1a7398"/>
-          <w:sz w:val="16"/>
-          <w:szCs w:val="16"/>
-        </w:rPr>
-        <w:t xml:space="preserve"> </w:t>
-      </w:r>
-      <w:r>
-        <w:rPr>
-          <w:rFonts w:ascii="AdvOTea1a7398" w:hAnsi="AdvOTea1a7398" w:cs="AdvOTea1a7398"/>
-          <w:sz w:val="16"/>
-          <w:szCs w:val="16"/>
-        </w:rPr>
-        <w:t xml:space="preserve">the thin black line represents the 12 °C contour and area represents the number of pixels with values </w:t>
+        <w:t xml:space="preserve">2016) the marine heatwave and El Niño; the thin black line represents the 12 °C contour and area represents the number of pixels with values </w:t>
       </w:r>
       <w:r>
         <w:rPr>
@@ -4286,7 +3492,6 @@
         <w:adjustRightInd w:val="0"/>
         <w:spacing w:after="0" w:line="240" w:lineRule="auto"/>
       </w:pPr>
-      <w:proofErr w:type="gramStart"/>
       <w:r>
         <w:rPr>
           <w:rFonts w:ascii="AdvOTea1a7398" w:hAnsi="AdvOTea1a7398" w:cs="AdvOTea1a7398"/>
@@ -4299,11 +3504,7 @@
         <w:t xml:space="preserve"> </w:t>
       </w:r>
       <w:r>
-        <w:t>Santora</w:t>
-      </w:r>
-      <w:proofErr w:type="gramEnd"/>
-      <w:r>
-        <w:t>, 2017 #1431}</w:t>
+        <w:t>Santora, 2017 #1431}</w:t>
       </w:r>
     </w:p>
     <w:p>
@@ -4327,27 +3528,7 @@
           <w:sz w:val="19"/>
           <w:szCs w:val="19"/>
         </w:rPr>
-        <w:t xml:space="preserve">The greater Gulf of the </w:t>
-      </w:r>
-      <w:proofErr w:type="spellStart"/>
-      <w:r>
-        <w:rPr>
-          <w:rFonts w:ascii="Candida-Roman" w:hAnsi="Candida-Roman" w:cs="Candida-Roman"/>
-          <w:color w:val="1B1C20"/>
-          <w:sz w:val="19"/>
-          <w:szCs w:val="19"/>
-        </w:rPr>
-        <w:t>Farallones</w:t>
-      </w:r>
-      <w:proofErr w:type="spellEnd"/>
-      <w:r>
-        <w:rPr>
-          <w:rFonts w:ascii="Candida-Roman" w:hAnsi="Candida-Roman" w:cs="Candida-Roman"/>
-          <w:color w:val="1B1C20"/>
-          <w:sz w:val="19"/>
-          <w:szCs w:val="19"/>
-        </w:rPr>
-        <w:t xml:space="preserve"> and Monterey</w:t>
+        <w:t>The greater Gulf of the Farallones and Monterey</w:t>
       </w:r>
     </w:p>
     <w:p>
@@ -4371,27 +3552,7 @@
           <w:sz w:val="19"/>
           <w:szCs w:val="19"/>
         </w:rPr>
-        <w:t xml:space="preserve">Bay region (hereafter </w:t>
-      </w:r>
-      <w:proofErr w:type="spellStart"/>
-      <w:r>
-        <w:rPr>
-          <w:rFonts w:ascii="Candida-Roman" w:hAnsi="Candida-Roman" w:cs="Candida-Roman"/>
-          <w:color w:val="1B1C20"/>
-          <w:sz w:val="19"/>
-          <w:szCs w:val="19"/>
-        </w:rPr>
-        <w:t>GoF</w:t>
-      </w:r>
-      <w:proofErr w:type="spellEnd"/>
-      <w:r>
-        <w:rPr>
-          <w:rFonts w:ascii="Candida-Roman" w:hAnsi="Candida-Roman" w:cs="Candida-Roman"/>
-          <w:color w:val="1B1C20"/>
-          <w:sz w:val="19"/>
-          <w:szCs w:val="19"/>
-        </w:rPr>
-        <w:t>/MB) extends from Point</w:t>
+        <w:t>Bay region (hereafter GoF/MB) extends from Point</w:t>
       </w:r>
     </w:p>
     <w:p>
@@ -4432,7 +3593,6 @@
           <w:szCs w:val="19"/>
         </w:rPr>
       </w:pPr>
-      <w:proofErr w:type="spellStart"/>
       <w:r>
         <w:rPr>
           <w:rFonts w:ascii="Candida-Roman" w:hAnsi="Candida-Roman" w:cs="Candida-Roman"/>
@@ -4440,17 +3600,7 @@
           <w:sz w:val="19"/>
           <w:szCs w:val="19"/>
         </w:rPr>
-        <w:t>gion</w:t>
-      </w:r>
-      <w:proofErr w:type="spellEnd"/>
-      <w:r>
-        <w:rPr>
-          <w:rFonts w:ascii="Candida-Roman" w:hAnsi="Candida-Roman" w:cs="Candida-Roman"/>
-          <w:color w:val="1B1C20"/>
-          <w:sz w:val="19"/>
-          <w:szCs w:val="19"/>
-        </w:rPr>
-        <w:t xml:space="preserve"> has an extensive continental shelf, particularly</w:t>
+        <w:t>gion has an extensive continental shelf, particularly</w:t>
       </w:r>
     </w:p>
     <w:p>
@@ -4474,27 +3624,7 @@
           <w:sz w:val="19"/>
           <w:szCs w:val="19"/>
         </w:rPr>
-        <w:t xml:space="preserve">in the Gulf of the </w:t>
-      </w:r>
-      <w:proofErr w:type="spellStart"/>
-      <w:r>
-        <w:rPr>
-          <w:rFonts w:ascii="Candida-Roman" w:hAnsi="Candida-Roman" w:cs="Candida-Roman"/>
-          <w:color w:val="1B1C20"/>
-          <w:sz w:val="19"/>
-          <w:szCs w:val="19"/>
-        </w:rPr>
-        <w:t>Farallones</w:t>
-      </w:r>
-      <w:proofErr w:type="spellEnd"/>
-      <w:r>
-        <w:rPr>
-          <w:rFonts w:ascii="Candida-Roman" w:hAnsi="Candida-Roman" w:cs="Candida-Roman"/>
-          <w:color w:val="1B1C20"/>
-          <w:sz w:val="19"/>
-          <w:szCs w:val="19"/>
-        </w:rPr>
-        <w:t>, and contains numerous</w:t>
+        <w:t>in the Gulf of the Farallones, and contains numerous</w:t>
       </w:r>
     </w:p>
     <w:p>
@@ -4518,27 +3648,7 @@
           <w:sz w:val="19"/>
           <w:szCs w:val="19"/>
         </w:rPr>
-        <w:t>shallow water topographies (</w:t>
-      </w:r>
-      <w:proofErr w:type="gramStart"/>
-      <w:r>
-        <w:rPr>
-          <w:rFonts w:ascii="Candida-Roman" w:hAnsi="Candida-Roman" w:cs="Candida-Roman"/>
-          <w:color w:val="1B1C20"/>
-          <w:sz w:val="19"/>
-          <w:szCs w:val="19"/>
-        </w:rPr>
-        <w:t>e.g.</w:t>
-      </w:r>
-      <w:proofErr w:type="gramEnd"/>
-      <w:r>
-        <w:rPr>
-          <w:rFonts w:ascii="Candida-Roman" w:hAnsi="Candida-Roman" w:cs="Candida-Roman"/>
-          <w:color w:val="1B1C20"/>
-          <w:sz w:val="19"/>
-          <w:szCs w:val="19"/>
-        </w:rPr>
-        <w:t xml:space="preserve"> Cordell Bank) and</w:t>
+        <w:t>shallow water topographies (e.g. Cordell Bank) and</w:t>
       </w:r>
     </w:p>
     <w:p>
@@ -4562,27 +3672,7 @@
           <w:sz w:val="19"/>
           <w:szCs w:val="19"/>
         </w:rPr>
-        <w:t>submarine canyon systems (</w:t>
-      </w:r>
-      <w:proofErr w:type="gramStart"/>
-      <w:r>
-        <w:rPr>
-          <w:rFonts w:ascii="Candida-Roman" w:hAnsi="Candida-Roman" w:cs="Candida-Roman"/>
-          <w:color w:val="1B1C20"/>
-          <w:sz w:val="19"/>
-          <w:szCs w:val="19"/>
-        </w:rPr>
-        <w:t>e.g.</w:t>
-      </w:r>
-      <w:proofErr w:type="gramEnd"/>
-      <w:r>
-        <w:rPr>
-          <w:rFonts w:ascii="Candida-Roman" w:hAnsi="Candida-Roman" w:cs="Candida-Roman"/>
-          <w:color w:val="1B1C20"/>
-          <w:sz w:val="19"/>
-          <w:szCs w:val="19"/>
-        </w:rPr>
-        <w:t xml:space="preserve"> Pioneer and Monterey</w:t>
+        <w:t>submarine canyon systems (e.g. Pioneer and Monterey</w:t>
       </w:r>
     </w:p>
     <w:p>
@@ -4630,27 +3720,7 @@
           <w:sz w:val="19"/>
           <w:szCs w:val="19"/>
         </w:rPr>
-        <w:t xml:space="preserve">Located within the </w:t>
-      </w:r>
-      <w:proofErr w:type="spellStart"/>
-      <w:r>
-        <w:rPr>
-          <w:rFonts w:ascii="Candida-Roman" w:hAnsi="Candida-Roman" w:cs="Candida-Roman"/>
-          <w:color w:val="1B1C20"/>
-          <w:sz w:val="19"/>
-          <w:szCs w:val="19"/>
-        </w:rPr>
-        <w:t>GoF</w:t>
-      </w:r>
-      <w:proofErr w:type="spellEnd"/>
-      <w:r>
-        <w:rPr>
-          <w:rFonts w:ascii="Candida-Roman" w:hAnsi="Candida-Roman" w:cs="Candida-Roman"/>
-          <w:color w:val="1B1C20"/>
-          <w:sz w:val="19"/>
-          <w:szCs w:val="19"/>
-        </w:rPr>
-        <w:t>/MB are the Farallon Islands,</w:t>
+        <w:t>Located within the GoF/MB are the Farallon Islands,</w:t>
       </w:r>
     </w:p>
     <w:p>
@@ -4685,10 +3755,16 @@
           <w:szCs w:val="19"/>
           <w:highlight w:val="yellow"/>
         </w:rPr>
-        <w:t xml:space="preserve">seabird and pinniped </w:t>
-      </w:r>
-      <w:proofErr w:type="spellStart"/>
-      <w:r>
+        <w:t>seabird and pinniped bree -</w:t>
+      </w:r>
+    </w:p>
+    <w:p>
+      <w:pPr>
+        <w:autoSpaceDE w:val="0"/>
+        <w:autoSpaceDN w:val="0"/>
+        <w:adjustRightInd w:val="0"/>
+        <w:spacing w:after="0" w:line="240" w:lineRule="auto"/>
+        <w:ind w:left="2160"/>
         <w:rPr>
           <w:rFonts w:ascii="Candida-Roman" w:hAnsi="Candida-Roman" w:cs="Candida-Roman"/>
           <w:color w:val="1B1C20"/>
@@ -4696,9 +3772,7 @@
           <w:szCs w:val="19"/>
           <w:highlight w:val="yellow"/>
         </w:rPr>
-        <w:t>bree</w:t>
-      </w:r>
-      <w:proofErr w:type="spellEnd"/>
+      </w:pPr>
       <w:r>
         <w:rPr>
           <w:rFonts w:ascii="Candida-Roman" w:hAnsi="Candida-Roman" w:cs="Candida-Roman"/>
@@ -4707,7 +3781,7 @@
           <w:szCs w:val="19"/>
           <w:highlight w:val="yellow"/>
         </w:rPr>
-        <w:t xml:space="preserve"> -</w:t>
+        <w:t>ding colonies (Ainley &amp; Boekelheide 1990) that rely</w:t>
       </w:r>
     </w:p>
     <w:p>
@@ -4722,7 +3796,6 @@
           <w:color w:val="1B1C20"/>
           <w:sz w:val="19"/>
           <w:szCs w:val="19"/>
-          <w:highlight w:val="yellow"/>
         </w:rPr>
       </w:pPr>
       <w:r>
@@ -4733,10 +3806,73 @@
           <w:szCs w:val="19"/>
           <w:highlight w:val="yellow"/>
         </w:rPr>
-        <w:t>ding colonies (</w:t>
-      </w:r>
-      <w:proofErr w:type="spellStart"/>
-      <w:r>
+        <w:t>on a diverse forage assemblage to raise offspring</w:t>
+      </w:r>
+      <w:r>
+        <w:rPr>
+          <w:rFonts w:ascii="Candida-Roman" w:hAnsi="Candida-Roman" w:cs="Candida-Roman"/>
+          <w:color w:val="1B1C20"/>
+          <w:sz w:val="19"/>
+          <w:szCs w:val="19"/>
+        </w:rPr>
+        <w:t>;</w:t>
+      </w:r>
+    </w:p>
+    <w:p>
+      <w:pPr>
+        <w:autoSpaceDE w:val="0"/>
+        <w:autoSpaceDN w:val="0"/>
+        <w:adjustRightInd w:val="0"/>
+        <w:spacing w:after="0" w:line="240" w:lineRule="auto"/>
+        <w:ind w:left="2160"/>
+        <w:rPr>
+          <w:rFonts w:ascii="Candida-Roman" w:hAnsi="Candida-Roman" w:cs="Candida-Roman"/>
+          <w:color w:val="1B1C20"/>
+          <w:sz w:val="19"/>
+          <w:szCs w:val="19"/>
+        </w:rPr>
+      </w:pPr>
+      <w:r>
+        <w:rPr>
+          <w:rFonts w:ascii="Candida-Roman" w:hAnsi="Candida-Roman" w:cs="Candida-Roman"/>
+          <w:color w:val="1B1C20"/>
+          <w:sz w:val="19"/>
+          <w:szCs w:val="19"/>
+        </w:rPr>
+        <w:t>the broader region is also a hotspot for highly</w:t>
+      </w:r>
+    </w:p>
+    <w:p>
+      <w:pPr>
+        <w:autoSpaceDE w:val="0"/>
+        <w:autoSpaceDN w:val="0"/>
+        <w:adjustRightInd w:val="0"/>
+        <w:spacing w:after="0" w:line="240" w:lineRule="auto"/>
+        <w:ind w:left="2160"/>
+        <w:rPr>
+          <w:rFonts w:ascii="Candida-Roman" w:hAnsi="Candida-Roman" w:cs="Candida-Roman"/>
+          <w:color w:val="1B1C20"/>
+          <w:sz w:val="19"/>
+          <w:szCs w:val="19"/>
+        </w:rPr>
+      </w:pPr>
+      <w:r>
+        <w:rPr>
+          <w:rFonts w:ascii="Candida-Roman" w:hAnsi="Candida-Roman" w:cs="Candida-Roman"/>
+          <w:color w:val="1B1C20"/>
+          <w:sz w:val="19"/>
+          <w:szCs w:val="19"/>
+        </w:rPr>
+        <w:t>migratory high trophic level predators (Block et al.</w:t>
+      </w:r>
+    </w:p>
+    <w:p>
+      <w:pPr>
+        <w:autoSpaceDE w:val="0"/>
+        <w:autoSpaceDN w:val="0"/>
+        <w:adjustRightInd w:val="0"/>
+        <w:spacing w:after="0" w:line="240" w:lineRule="auto"/>
+        <w:ind w:left="2160"/>
         <w:rPr>
           <w:rFonts w:ascii="Candida-Roman" w:hAnsi="Candida-Roman" w:cs="Candida-Roman"/>
           <w:color w:val="1B1C20"/>
@@ -4744,9 +3880,16 @@
           <w:szCs w:val="19"/>
           <w:highlight w:val="yellow"/>
         </w:rPr>
-        <w:t>Ainley</w:t>
-      </w:r>
-      <w:proofErr w:type="spellEnd"/>
+      </w:pPr>
+      <w:r>
+        <w:rPr>
+          <w:rFonts w:ascii="Candida-Roman" w:hAnsi="Candida-Roman" w:cs="Candida-Roman"/>
+          <w:color w:val="1B1C20"/>
+          <w:sz w:val="19"/>
+          <w:szCs w:val="19"/>
+        </w:rPr>
+        <w:t xml:space="preserve">2011). </w:t>
+      </w:r>
       <w:r>
         <w:rPr>
           <w:rFonts w:ascii="Candida-Roman" w:hAnsi="Candida-Roman" w:cs="Candida-Roman"/>
@@ -4755,9 +3898,23 @@
           <w:szCs w:val="19"/>
           <w:highlight w:val="yellow"/>
         </w:rPr>
-        <w:t xml:space="preserve"> &amp; </w:t>
-      </w:r>
-      <w:proofErr w:type="spellStart"/>
+        <w:t>Most of these predators rely extensively on</w:t>
+      </w:r>
+    </w:p>
+    <w:p>
+      <w:pPr>
+        <w:autoSpaceDE w:val="0"/>
+        <w:autoSpaceDN w:val="0"/>
+        <w:adjustRightInd w:val="0"/>
+        <w:spacing w:after="0" w:line="240" w:lineRule="auto"/>
+        <w:ind w:left="2160"/>
+        <w:rPr>
+          <w:rFonts w:ascii="AdvOTea1a7398" w:hAnsi="AdvOTea1a7398" w:cs="AdvOTea1a7398"/>
+          <w:sz w:val="16"/>
+          <w:szCs w:val="16"/>
+          <w:highlight w:val="yellow"/>
+        </w:rPr>
+      </w:pPr>
       <w:r>
         <w:rPr>
           <w:rFonts w:ascii="Candida-Roman" w:hAnsi="Candida-Roman" w:cs="Candida-Roman"/>
@@ -4766,10 +3923,16 @@
           <w:szCs w:val="19"/>
           <w:highlight w:val="yellow"/>
         </w:rPr>
-        <w:t>Boekelheide</w:t>
-      </w:r>
-      <w:proofErr w:type="spellEnd"/>
-      <w:r>
+        <w:t>coastal pelagic species (e.g. northern anchovy,</w:t>
+      </w:r>
+    </w:p>
+    <w:p>
+      <w:pPr>
+        <w:autoSpaceDE w:val="0"/>
+        <w:autoSpaceDN w:val="0"/>
+        <w:adjustRightInd w:val="0"/>
+        <w:spacing w:after="0" w:line="240" w:lineRule="auto"/>
+        <w:ind w:left="2160"/>
         <w:rPr>
           <w:rFonts w:ascii="Candida-Roman" w:hAnsi="Candida-Roman" w:cs="Candida-Roman"/>
           <w:color w:val="1B1C20"/>
@@ -4777,7 +3940,16 @@
           <w:szCs w:val="19"/>
           <w:highlight w:val="yellow"/>
         </w:rPr>
-        <w:t xml:space="preserve"> 1990) that rely</w:t>
+      </w:pPr>
+      <w:r>
+        <w:rPr>
+          <w:rFonts w:ascii="Candida-Roman" w:hAnsi="Candida-Roman" w:cs="Candida-Roman"/>
+          <w:color w:val="1B1C20"/>
+          <w:sz w:val="19"/>
+          <w:szCs w:val="19"/>
+          <w:highlight w:val="yellow"/>
+        </w:rPr>
+        <w:t>Pacific sardine and market squid), krill and juvenile</w:t>
       </w:r>
     </w:p>
     <w:p>
@@ -4792,6 +3964,7 @@
           <w:color w:val="1B1C20"/>
           <w:sz w:val="19"/>
           <w:szCs w:val="19"/>
+          <w:highlight w:val="yellow"/>
         </w:rPr>
       </w:pPr>
       <w:r>
@@ -4802,16 +3975,7 @@
           <w:szCs w:val="19"/>
           <w:highlight w:val="yellow"/>
         </w:rPr>
-        <w:t>on a diverse forage assemblage to raise offspring</w:t>
-      </w:r>
-      <w:r>
-        <w:rPr>
-          <w:rFonts w:ascii="Candida-Roman" w:hAnsi="Candida-Roman" w:cs="Candida-Roman"/>
-          <w:color w:val="1B1C20"/>
-          <w:sz w:val="19"/>
-          <w:szCs w:val="19"/>
-        </w:rPr>
-        <w:t>;</w:t>
+        <w:t>groundfish (particularly rockfish) and other epi -</w:t>
       </w:r>
     </w:p>
     <w:p>
@@ -4826,6 +3990,7 @@
           <w:color w:val="1B1C20"/>
           <w:sz w:val="19"/>
           <w:szCs w:val="19"/>
+          <w:highlight w:val="yellow"/>
         </w:rPr>
       </w:pPr>
       <w:r>
@@ -4834,8 +3999,9 @@
           <w:color w:val="1B1C20"/>
           <w:sz w:val="19"/>
           <w:szCs w:val="19"/>
-        </w:rPr>
-        <w:t>the broader region is also a hotspot for highly</w:t>
+          <w:highlight w:val="yellow"/>
+        </w:rPr>
+        <w:t>pelagic micronekton (e.g. pelagic squid and mesopelagic</w:t>
       </w:r>
     </w:p>
     <w:p>
@@ -4850,6 +4016,7 @@
           <w:color w:val="1B1C20"/>
           <w:sz w:val="19"/>
           <w:szCs w:val="19"/>
+          <w:highlight w:val="yellow"/>
         </w:rPr>
       </w:pPr>
       <w:r>
@@ -4858,8 +4025,9 @@
           <w:color w:val="1B1C20"/>
           <w:sz w:val="19"/>
           <w:szCs w:val="19"/>
-        </w:rPr>
-        <w:t>migratory high trophic level predators (Block et al.</w:t>
+          <w:highlight w:val="yellow"/>
+        </w:rPr>
+        <w:t>fishes) as forage (Sydeman et al. 2001,</w:t>
       </w:r>
     </w:p>
     <w:p>
@@ -4883,9 +4051,25 @@
           <w:color w:val="1B1C20"/>
           <w:sz w:val="19"/>
           <w:szCs w:val="19"/>
-        </w:rPr>
-        <w:t xml:space="preserve">2011). </w:t>
-      </w:r>
+          <w:highlight w:val="yellow"/>
+        </w:rPr>
+        <w:t>Weise &amp; Harvey 2008, Thayer et al. 2014, Glaser et</w:t>
+      </w:r>
+    </w:p>
+    <w:p>
+      <w:pPr>
+        <w:autoSpaceDE w:val="0"/>
+        <w:autoSpaceDN w:val="0"/>
+        <w:adjustRightInd w:val="0"/>
+        <w:spacing w:after="0" w:line="240" w:lineRule="auto"/>
+        <w:ind w:left="2160"/>
+        <w:rPr>
+          <w:rFonts w:ascii="Candida-Roman" w:hAnsi="Candida-Roman" w:cs="Candida-Roman"/>
+          <w:color w:val="1B1C20"/>
+          <w:sz w:val="19"/>
+          <w:szCs w:val="19"/>
+        </w:rPr>
+      </w:pPr>
       <w:r>
         <w:rPr>
           <w:rFonts w:ascii="Candida-Roman" w:hAnsi="Candida-Roman" w:cs="Candida-Roman"/>
@@ -4894,7 +4078,33 @@
           <w:szCs w:val="19"/>
           <w:highlight w:val="yellow"/>
         </w:rPr>
-        <w:t>Most of these predators rely extensively on</w:t>
+        <w:t>al. 2015, Fleming et al. 2016</w:t>
+      </w:r>
+      <w:r>
+        <w:rPr>
+          <w:rFonts w:ascii="Candida-Roman" w:hAnsi="Candida-Roman" w:cs="Candida-Roman"/>
+          <w:color w:val="1B1C20"/>
+          <w:sz w:val="19"/>
+          <w:szCs w:val="19"/>
+        </w:rPr>
+        <w:t>), as</w:t>
+      </w:r>
+      <w:r>
+        <w:rPr>
+          <w:rFonts w:ascii="AdvOTea1a7398" w:hAnsi="AdvOTea1a7398" w:cs="AdvOTea1a7398"/>
+          <w:sz w:val="16"/>
+          <w:szCs w:val="16"/>
+        </w:rPr>
+        <w:t xml:space="preserve"> </w:t>
+      </w:r>
+      <w:r>
+        <w:rPr>
+          <w:rFonts w:ascii="Candida-Roman" w:hAnsi="Candida-Roman" w:cs="Candida-Roman"/>
+          <w:color w:val="1B1C20"/>
+          <w:sz w:val="19"/>
+          <w:szCs w:val="19"/>
+        </w:rPr>
+        <w:t>illustrated by the</w:t>
       </w:r>
     </w:p>
     <w:p>
@@ -4905,23 +4115,22 @@
         <w:spacing w:after="0" w:line="240" w:lineRule="auto"/>
         <w:ind w:left="2160"/>
         <w:rPr>
-          <w:rFonts w:ascii="AdvOTea1a7398" w:hAnsi="AdvOTea1a7398" w:cs="AdvOTea1a7398"/>
-          <w:sz w:val="16"/>
-          <w:szCs w:val="16"/>
-          <w:highlight w:val="yellow"/>
-        </w:rPr>
-      </w:pPr>
-      <w:r>
-        <w:rPr>
           <w:rFonts w:ascii="Candida-Roman" w:hAnsi="Candida-Roman" w:cs="Candida-Roman"/>
           <w:color w:val="1B1C20"/>
           <w:sz w:val="19"/>
           <w:szCs w:val="19"/>
           <w:highlight w:val="yellow"/>
         </w:rPr>
-        <w:t>coastal pelagic species (</w:t>
-      </w:r>
-      <w:proofErr w:type="gramStart"/>
+      </w:pPr>
+      <w:r>
+        <w:rPr>
+          <w:rFonts w:ascii="Candida-Roman" w:hAnsi="Candida-Roman" w:cs="Candida-Roman"/>
+          <w:color w:val="1B1C20"/>
+          <w:sz w:val="19"/>
+          <w:szCs w:val="19"/>
+        </w:rPr>
+        <w:t xml:space="preserve">high rankings of these groups in a </w:t>
+      </w:r>
       <w:r>
         <w:rPr>
           <w:rFonts w:ascii="Candida-Roman" w:hAnsi="Candida-Roman" w:cs="Candida-Roman"/>
@@ -4930,10 +4139,16 @@
           <w:szCs w:val="19"/>
           <w:highlight w:val="yellow"/>
         </w:rPr>
-        <w:t>e.g.</w:t>
-      </w:r>
-      <w:proofErr w:type="gramEnd"/>
-      <w:r>
+        <w:t>meta-analysis of</w:t>
+      </w:r>
+    </w:p>
+    <w:p>
+      <w:pPr>
+        <w:autoSpaceDE w:val="0"/>
+        <w:autoSpaceDN w:val="0"/>
+        <w:adjustRightInd w:val="0"/>
+        <w:spacing w:after="0" w:line="240" w:lineRule="auto"/>
+        <w:ind w:left="2160"/>
         <w:rPr>
           <w:rFonts w:ascii="Candida-Roman" w:hAnsi="Candida-Roman" w:cs="Candida-Roman"/>
           <w:color w:val="1B1C20"/>
@@ -4941,7 +4156,16 @@
           <w:szCs w:val="19"/>
           <w:highlight w:val="yellow"/>
         </w:rPr>
-        <w:t xml:space="preserve"> northern anchovy,</w:t>
+      </w:pPr>
+      <w:r>
+        <w:rPr>
+          <w:rFonts w:ascii="Candida-Roman" w:hAnsi="Candida-Roman" w:cs="Candida-Roman"/>
+          <w:color w:val="1B1C20"/>
+          <w:sz w:val="19"/>
+          <w:szCs w:val="19"/>
+          <w:highlight w:val="yellow"/>
+        </w:rPr>
+        <w:t>forage needs throughout the California Current ecosystem</w:t>
       </w:r>
     </w:p>
     <w:p>
@@ -4967,359 +4191,7 @@
           <w:szCs w:val="19"/>
           <w:highlight w:val="yellow"/>
         </w:rPr>
-        <w:t>Pacific sardine and market squid), krill and juvenile</w:t>
-      </w:r>
-    </w:p>
-    <w:p>
-      <w:pPr>
-        <w:autoSpaceDE w:val="0"/>
-        <w:autoSpaceDN w:val="0"/>
-        <w:adjustRightInd w:val="0"/>
-        <w:spacing w:after="0" w:line="240" w:lineRule="auto"/>
-        <w:ind w:left="2160"/>
-        <w:rPr>
-          <w:rFonts w:ascii="Candida-Roman" w:hAnsi="Candida-Roman" w:cs="Candida-Roman"/>
-          <w:color w:val="1B1C20"/>
-          <w:sz w:val="19"/>
-          <w:szCs w:val="19"/>
-          <w:highlight w:val="yellow"/>
-        </w:rPr>
-      </w:pPr>
-      <w:r>
-        <w:rPr>
-          <w:rFonts w:ascii="Candida-Roman" w:hAnsi="Candida-Roman" w:cs="Candida-Roman"/>
-          <w:color w:val="1B1C20"/>
-          <w:sz w:val="19"/>
-          <w:szCs w:val="19"/>
-          <w:highlight w:val="yellow"/>
-        </w:rPr>
-        <w:t xml:space="preserve">groundfish (particularly rockfish) and </w:t>
-      </w:r>
-      <w:proofErr w:type="gramStart"/>
-      <w:r>
-        <w:rPr>
-          <w:rFonts w:ascii="Candida-Roman" w:hAnsi="Candida-Roman" w:cs="Candida-Roman"/>
-          <w:color w:val="1B1C20"/>
-          <w:sz w:val="19"/>
-          <w:szCs w:val="19"/>
-          <w:highlight w:val="yellow"/>
-        </w:rPr>
-        <w:t>other</w:t>
-      </w:r>
-      <w:proofErr w:type="gramEnd"/>
-      <w:r>
-        <w:rPr>
-          <w:rFonts w:ascii="Candida-Roman" w:hAnsi="Candida-Roman" w:cs="Candida-Roman"/>
-          <w:color w:val="1B1C20"/>
-          <w:sz w:val="19"/>
-          <w:szCs w:val="19"/>
-          <w:highlight w:val="yellow"/>
-        </w:rPr>
-        <w:t xml:space="preserve"> epi -</w:t>
-      </w:r>
-    </w:p>
-    <w:p>
-      <w:pPr>
-        <w:autoSpaceDE w:val="0"/>
-        <w:autoSpaceDN w:val="0"/>
-        <w:adjustRightInd w:val="0"/>
-        <w:spacing w:after="0" w:line="240" w:lineRule="auto"/>
-        <w:ind w:left="2160"/>
-        <w:rPr>
-          <w:rFonts w:ascii="Candida-Roman" w:hAnsi="Candida-Roman" w:cs="Candida-Roman"/>
-          <w:color w:val="1B1C20"/>
-          <w:sz w:val="19"/>
-          <w:szCs w:val="19"/>
-          <w:highlight w:val="yellow"/>
-        </w:rPr>
-      </w:pPr>
-      <w:r>
-        <w:rPr>
-          <w:rFonts w:ascii="Candida-Roman" w:hAnsi="Candida-Roman" w:cs="Candida-Roman"/>
-          <w:color w:val="1B1C20"/>
-          <w:sz w:val="19"/>
-          <w:szCs w:val="19"/>
-          <w:highlight w:val="yellow"/>
-        </w:rPr>
-        <w:t>pelagic micronekton (</w:t>
-      </w:r>
-      <w:proofErr w:type="gramStart"/>
-      <w:r>
-        <w:rPr>
-          <w:rFonts w:ascii="Candida-Roman" w:hAnsi="Candida-Roman" w:cs="Candida-Roman"/>
-          <w:color w:val="1B1C20"/>
-          <w:sz w:val="19"/>
-          <w:szCs w:val="19"/>
-          <w:highlight w:val="yellow"/>
-        </w:rPr>
-        <w:t>e.g.</w:t>
-      </w:r>
-      <w:proofErr w:type="gramEnd"/>
-      <w:r>
-        <w:rPr>
-          <w:rFonts w:ascii="Candida-Roman" w:hAnsi="Candida-Roman" w:cs="Candida-Roman"/>
-          <w:color w:val="1B1C20"/>
-          <w:sz w:val="19"/>
-          <w:szCs w:val="19"/>
-          <w:highlight w:val="yellow"/>
-        </w:rPr>
-        <w:t xml:space="preserve"> pelagic squid and mesopelagic</w:t>
-      </w:r>
-    </w:p>
-    <w:p>
-      <w:pPr>
-        <w:autoSpaceDE w:val="0"/>
-        <w:autoSpaceDN w:val="0"/>
-        <w:adjustRightInd w:val="0"/>
-        <w:spacing w:after="0" w:line="240" w:lineRule="auto"/>
-        <w:ind w:left="2160"/>
-        <w:rPr>
-          <w:rFonts w:ascii="Candida-Roman" w:hAnsi="Candida-Roman" w:cs="Candida-Roman"/>
-          <w:color w:val="1B1C20"/>
-          <w:sz w:val="19"/>
-          <w:szCs w:val="19"/>
-          <w:highlight w:val="yellow"/>
-        </w:rPr>
-      </w:pPr>
-      <w:r>
-        <w:rPr>
-          <w:rFonts w:ascii="Candida-Roman" w:hAnsi="Candida-Roman" w:cs="Candida-Roman"/>
-          <w:color w:val="1B1C20"/>
-          <w:sz w:val="19"/>
-          <w:szCs w:val="19"/>
-          <w:highlight w:val="yellow"/>
-        </w:rPr>
-        <w:t>fishes) as forage (</w:t>
-      </w:r>
-      <w:proofErr w:type="spellStart"/>
-      <w:r>
-        <w:rPr>
-          <w:rFonts w:ascii="Candida-Roman" w:hAnsi="Candida-Roman" w:cs="Candida-Roman"/>
-          <w:color w:val="1B1C20"/>
-          <w:sz w:val="19"/>
-          <w:szCs w:val="19"/>
-          <w:highlight w:val="yellow"/>
-        </w:rPr>
-        <w:t>Sydeman</w:t>
-      </w:r>
-      <w:proofErr w:type="spellEnd"/>
-      <w:r>
-        <w:rPr>
-          <w:rFonts w:ascii="Candida-Roman" w:hAnsi="Candida-Roman" w:cs="Candida-Roman"/>
-          <w:color w:val="1B1C20"/>
-          <w:sz w:val="19"/>
-          <w:szCs w:val="19"/>
-          <w:highlight w:val="yellow"/>
-        </w:rPr>
-        <w:t xml:space="preserve"> et al. 2001,</w:t>
-      </w:r>
-    </w:p>
-    <w:p>
-      <w:pPr>
-        <w:autoSpaceDE w:val="0"/>
-        <w:autoSpaceDN w:val="0"/>
-        <w:adjustRightInd w:val="0"/>
-        <w:spacing w:after="0" w:line="240" w:lineRule="auto"/>
-        <w:ind w:left="2160"/>
-        <w:rPr>
-          <w:rFonts w:ascii="Candida-Roman" w:hAnsi="Candida-Roman" w:cs="Candida-Roman"/>
-          <w:color w:val="1B1C20"/>
-          <w:sz w:val="19"/>
-          <w:szCs w:val="19"/>
-          <w:highlight w:val="yellow"/>
-        </w:rPr>
-      </w:pPr>
-      <w:r>
-        <w:rPr>
-          <w:rFonts w:ascii="Candida-Roman" w:hAnsi="Candida-Roman" w:cs="Candida-Roman"/>
-          <w:color w:val="1B1C20"/>
-          <w:sz w:val="19"/>
-          <w:szCs w:val="19"/>
-          <w:highlight w:val="yellow"/>
-        </w:rPr>
-        <w:t>Weise &amp; Harvey 2008, Thayer et al. 2014, Glaser et</w:t>
-      </w:r>
-    </w:p>
-    <w:p>
-      <w:pPr>
-        <w:autoSpaceDE w:val="0"/>
-        <w:autoSpaceDN w:val="0"/>
-        <w:adjustRightInd w:val="0"/>
-        <w:spacing w:after="0" w:line="240" w:lineRule="auto"/>
-        <w:ind w:left="2160"/>
-        <w:rPr>
-          <w:rFonts w:ascii="Candida-Roman" w:hAnsi="Candida-Roman" w:cs="Candida-Roman"/>
-          <w:color w:val="1B1C20"/>
-          <w:sz w:val="19"/>
-          <w:szCs w:val="19"/>
-        </w:rPr>
-      </w:pPr>
-      <w:r>
-        <w:rPr>
-          <w:rFonts w:ascii="Candida-Roman" w:hAnsi="Candida-Roman" w:cs="Candida-Roman"/>
-          <w:color w:val="1B1C20"/>
-          <w:sz w:val="19"/>
-          <w:szCs w:val="19"/>
-          <w:highlight w:val="yellow"/>
-        </w:rPr>
-        <w:t>al. 2015, Fleming et al. 2016</w:t>
-      </w:r>
-      <w:r>
-        <w:rPr>
-          <w:rFonts w:ascii="Candida-Roman" w:hAnsi="Candida-Roman" w:cs="Candida-Roman"/>
-          <w:color w:val="1B1C20"/>
-          <w:sz w:val="19"/>
-          <w:szCs w:val="19"/>
-        </w:rPr>
-        <w:t>), as</w:t>
-      </w:r>
-      <w:r>
-        <w:rPr>
-          <w:rFonts w:ascii="AdvOTea1a7398" w:hAnsi="AdvOTea1a7398" w:cs="AdvOTea1a7398"/>
-          <w:sz w:val="16"/>
-          <w:szCs w:val="16"/>
-        </w:rPr>
-        <w:t xml:space="preserve"> </w:t>
-      </w:r>
-      <w:r>
-        <w:rPr>
-          <w:rFonts w:ascii="Candida-Roman" w:hAnsi="Candida-Roman" w:cs="Candida-Roman"/>
-          <w:color w:val="1B1C20"/>
-          <w:sz w:val="19"/>
-          <w:szCs w:val="19"/>
-        </w:rPr>
-        <w:t>illustrated by the</w:t>
-      </w:r>
-    </w:p>
-    <w:p>
-      <w:pPr>
-        <w:autoSpaceDE w:val="0"/>
-        <w:autoSpaceDN w:val="0"/>
-        <w:adjustRightInd w:val="0"/>
-        <w:spacing w:after="0" w:line="240" w:lineRule="auto"/>
-        <w:ind w:left="2160"/>
-        <w:rPr>
-          <w:rFonts w:ascii="Candida-Roman" w:hAnsi="Candida-Roman" w:cs="Candida-Roman"/>
-          <w:color w:val="1B1C20"/>
-          <w:sz w:val="19"/>
-          <w:szCs w:val="19"/>
-          <w:highlight w:val="yellow"/>
-        </w:rPr>
-      </w:pPr>
-      <w:r>
-        <w:rPr>
-          <w:rFonts w:ascii="Candida-Roman" w:hAnsi="Candida-Roman" w:cs="Candida-Roman"/>
-          <w:color w:val="1B1C20"/>
-          <w:sz w:val="19"/>
-          <w:szCs w:val="19"/>
-        </w:rPr>
-        <w:t xml:space="preserve">high rankings of these groups in a </w:t>
-      </w:r>
-      <w:r>
-        <w:rPr>
-          <w:rFonts w:ascii="Candida-Roman" w:hAnsi="Candida-Roman" w:cs="Candida-Roman"/>
-          <w:color w:val="1B1C20"/>
-          <w:sz w:val="19"/>
-          <w:szCs w:val="19"/>
-          <w:highlight w:val="yellow"/>
-        </w:rPr>
-        <w:t>meta-analysis of</w:t>
-      </w:r>
-    </w:p>
-    <w:p>
-      <w:pPr>
-        <w:autoSpaceDE w:val="0"/>
-        <w:autoSpaceDN w:val="0"/>
-        <w:adjustRightInd w:val="0"/>
-        <w:spacing w:after="0" w:line="240" w:lineRule="auto"/>
-        <w:ind w:left="2160"/>
-        <w:rPr>
-          <w:rFonts w:ascii="Candida-Roman" w:hAnsi="Candida-Roman" w:cs="Candida-Roman"/>
-          <w:color w:val="1B1C20"/>
-          <w:sz w:val="19"/>
-          <w:szCs w:val="19"/>
-          <w:highlight w:val="yellow"/>
-        </w:rPr>
-      </w:pPr>
-      <w:r>
-        <w:rPr>
-          <w:rFonts w:ascii="Candida-Roman" w:hAnsi="Candida-Roman" w:cs="Candida-Roman"/>
-          <w:color w:val="1B1C20"/>
-          <w:sz w:val="19"/>
-          <w:szCs w:val="19"/>
-          <w:highlight w:val="yellow"/>
-        </w:rPr>
-        <w:t>forage needs throughout the California Current ecosystem</w:t>
-      </w:r>
-    </w:p>
-    <w:p>
-      <w:pPr>
-        <w:autoSpaceDE w:val="0"/>
-        <w:autoSpaceDN w:val="0"/>
-        <w:adjustRightInd w:val="0"/>
-        <w:spacing w:after="0" w:line="240" w:lineRule="auto"/>
-        <w:ind w:left="2160"/>
-        <w:rPr>
-          <w:rFonts w:ascii="Candida-Roman" w:hAnsi="Candida-Roman" w:cs="Candida-Roman"/>
-          <w:color w:val="1B1C20"/>
-          <w:sz w:val="19"/>
-          <w:szCs w:val="19"/>
-          <w:highlight w:val="yellow"/>
-        </w:rPr>
-      </w:pPr>
-      <w:r>
-        <w:rPr>
-          <w:rFonts w:ascii="Candida-Roman" w:hAnsi="Candida-Roman" w:cs="Candida-Roman"/>
-          <w:color w:val="1B1C20"/>
-          <w:sz w:val="19"/>
-          <w:szCs w:val="19"/>
-          <w:highlight w:val="yellow"/>
-        </w:rPr>
-        <w:t>(CCE) (</w:t>
-      </w:r>
-      <w:proofErr w:type="spellStart"/>
-      <w:r>
-        <w:rPr>
-          <w:rFonts w:ascii="Candida-Roman" w:hAnsi="Candida-Roman" w:cs="Candida-Roman"/>
-          <w:color w:val="1B1C20"/>
-          <w:sz w:val="19"/>
-          <w:szCs w:val="19"/>
-          <w:highlight w:val="yellow"/>
-        </w:rPr>
-        <w:t>Ainley</w:t>
-      </w:r>
-      <w:proofErr w:type="spellEnd"/>
-      <w:r>
-        <w:rPr>
-          <w:rFonts w:ascii="Candida-Roman" w:hAnsi="Candida-Roman" w:cs="Candida-Roman"/>
-          <w:color w:val="1B1C20"/>
-          <w:sz w:val="19"/>
-          <w:szCs w:val="19"/>
-          <w:highlight w:val="yellow"/>
-        </w:rPr>
-        <w:t xml:space="preserve"> et al. 2015, </w:t>
-      </w:r>
-      <w:proofErr w:type="spellStart"/>
-      <w:r>
-        <w:rPr>
-          <w:rFonts w:ascii="Candida-Roman" w:hAnsi="Candida-Roman" w:cs="Candida-Roman"/>
-          <w:color w:val="1B1C20"/>
-          <w:sz w:val="19"/>
-          <w:szCs w:val="19"/>
-          <w:highlight w:val="yellow"/>
-        </w:rPr>
-        <w:t>Szoboszlai</w:t>
-      </w:r>
-      <w:proofErr w:type="spellEnd"/>
-      <w:r>
-        <w:rPr>
-          <w:rFonts w:ascii="Candida-Roman" w:hAnsi="Candida-Roman" w:cs="Candida-Roman"/>
-          <w:color w:val="1B1C20"/>
-          <w:sz w:val="19"/>
-          <w:szCs w:val="19"/>
-          <w:highlight w:val="yellow"/>
-        </w:rPr>
-        <w:t xml:space="preserve"> et al.</w:t>
+        <w:t>(CCE) (Ainley et al. 2015, Szoboszlai et al.</w:t>
       </w:r>
     </w:p>
     <w:p>
@@ -7033,35 +5905,7 @@
         <w:rPr>
           <w:rFonts w:ascii="Segoe UI" w:hAnsi="Segoe UI" w:cs="Segoe UI"/>
         </w:rPr>
-        <w:t xml:space="preserve">Check if CR </w:t>
-      </w:r>
-      <w:proofErr w:type="spellStart"/>
-      <w:r>
-        <w:rPr>
-          <w:rFonts w:ascii="Segoe UI" w:hAnsi="Segoe UI" w:cs="Segoe UI"/>
-        </w:rPr>
-        <w:t>spr</w:t>
-      </w:r>
-      <w:proofErr w:type="spellEnd"/>
-      <w:r>
-        <w:rPr>
-          <w:rFonts w:ascii="Segoe UI" w:hAnsi="Segoe UI" w:cs="Segoe UI"/>
-        </w:rPr>
-        <w:t xml:space="preserve"> </w:t>
-      </w:r>
-      <w:proofErr w:type="spellStart"/>
-      <w:r>
-        <w:rPr>
-          <w:rFonts w:ascii="Segoe UI" w:hAnsi="Segoe UI" w:cs="Segoe UI"/>
-        </w:rPr>
-        <w:t>ch</w:t>
-      </w:r>
-      <w:proofErr w:type="spellEnd"/>
-      <w:r>
-        <w:rPr>
-          <w:rFonts w:ascii="Segoe UI" w:hAnsi="Segoe UI" w:cs="Segoe UI"/>
-        </w:rPr>
-        <w:t xml:space="preserve"> mentioned explicitly </w:t>
+        <w:t xml:space="preserve">Check if CR spr ch mentioned explicitly </w:t>
       </w:r>
       <w:r>
         <w:rPr>
@@ -7230,6 +6074,11 @@
         <w:rPr>
           <w:rFonts w:ascii="Segoe UI" w:hAnsi="Segoe UI" w:cs="Segoe UI"/>
         </w:rPr>
+      </w:r>
+      <w:r>
+        <w:rPr>
+          <w:rFonts w:ascii="Segoe UI" w:hAnsi="Segoe UI" w:cs="Segoe UI"/>
+        </w:rPr>
         <w:fldChar w:fldCharType="separate"/>
       </w:r>
       <w:r>
@@ -7419,29 +6268,7 @@
         <w:ind w:left="720"/>
       </w:pPr>
       <w:r>
-        <w:t>Focus on eulachon (Alaska) – gulls</w:t>
-      </w:r>
-      <w:r>
-        <w:t xml:space="preserve">, </w:t>
-      </w:r>
-      <w:proofErr w:type="spellStart"/>
-      <w:r>
-        <w:t>ssl</w:t>
-      </w:r>
-      <w:proofErr w:type="spellEnd"/>
-      <w:r>
-        <w:t xml:space="preserve">, </w:t>
-      </w:r>
-      <w:proofErr w:type="spellStart"/>
-      <w:r>
-        <w:t>hs</w:t>
-      </w:r>
-      <w:proofErr w:type="spellEnd"/>
-      <w:r>
-        <w:t>; eagles</w:t>
-      </w:r>
-      <w:r>
-        <w:t xml:space="preserve"> </w:t>
+        <w:t xml:space="preserve">Focus on eulachon (Alaska) – gulls, ssl, hs; eagles </w:t>
       </w:r>
       <w:r>
         <w:fldChar w:fldCharType="begin"/>
@@ -7467,15 +6294,7 @@
         <w:ind w:left="720"/>
       </w:pPr>
       <w:r>
-        <w:t xml:space="preserve">Herring in the </w:t>
-      </w:r>
-      <w:proofErr w:type="spellStart"/>
-      <w:r>
-        <w:t>salish</w:t>
-      </w:r>
-      <w:proofErr w:type="spellEnd"/>
-      <w:r>
-        <w:t xml:space="preserve"> sea </w:t>
+        <w:t xml:space="preserve">Herring in the salish sea </w:t>
       </w:r>
       <w:r>
         <w:fldChar w:fldCharType="begin"/>
@@ -7503,39 +6322,17 @@
           <w:rFonts w:ascii="Segoe UI" w:hAnsi="Segoe UI" w:cs="Segoe UI"/>
         </w:rPr>
       </w:pPr>
-      <w:proofErr w:type="spellStart"/>
       <w:r>
         <w:rPr>
           <w:highlight w:val="yellow"/>
         </w:rPr>
-        <w:t>Spp</w:t>
-      </w:r>
-      <w:proofErr w:type="spellEnd"/>
+        <w:t xml:space="preserve">Spp assemblages among regions show </w:t>
+      </w:r>
       <w:r>
         <w:rPr>
           <w:highlight w:val="yellow"/>
         </w:rPr>
-        <w:t xml:space="preserve"> assemblages among regions show </w:t>
-      </w:r>
-      <w:r>
-        <w:rPr>
-          <w:highlight w:val="yellow"/>
-        </w:rPr>
-        <w:t xml:space="preserve">synchronous changes throughout </w:t>
-      </w:r>
-      <w:proofErr w:type="spellStart"/>
-      <w:r>
-        <w:rPr>
-          <w:highlight w:val="yellow"/>
-        </w:rPr>
-        <w:t>cclme</w:t>
-      </w:r>
-      <w:proofErr w:type="spellEnd"/>
-      <w:r>
-        <w:rPr>
-          <w:highlight w:val="yellow"/>
-        </w:rPr>
-        <w:t xml:space="preserve">, but individual tax were out of phase between regions </w:t>
+        <w:t xml:space="preserve">synchronous changes throughout cclme, but individual tax were out of phase between regions </w:t>
       </w:r>
       <w:r>
         <w:rPr>
@@ -7709,6 +6506,11 @@
           <w:rFonts w:ascii="Segoe UI" w:hAnsi="Segoe UI" w:cs="Segoe UI"/>
         </w:rPr>
         <w:fldChar w:fldCharType="end"/>
+      </w:r>
+      <w:r>
+        <w:rPr>
+          <w:rFonts w:ascii="Segoe UI" w:hAnsi="Segoe UI" w:cs="Segoe UI"/>
+        </w:rPr>
       </w:r>
       <w:r>
         <w:rPr>
@@ -8056,6 +6858,11 @@
           <w:rFonts w:ascii="Segoe UI" w:hAnsi="Segoe UI" w:cs="Segoe UI"/>
         </w:rPr>
         <w:fldChar w:fldCharType="end"/>
+      </w:r>
+      <w:r>
+        <w:rPr>
+          <w:rFonts w:ascii="Segoe UI" w:hAnsi="Segoe UI" w:cs="Segoe UI"/>
+        </w:rPr>
       </w:r>
       <w:r>
         <w:rPr>
@@ -8269,6 +7076,11 @@
         <w:rPr>
           <w:rFonts w:ascii="Segoe UI" w:hAnsi="Segoe UI" w:cs="Segoe UI"/>
         </w:rPr>
+      </w:r>
+      <w:r>
+        <w:rPr>
+          <w:rFonts w:ascii="Segoe UI" w:hAnsi="Segoe UI" w:cs="Segoe UI"/>
+        </w:rPr>
         <w:fldChar w:fldCharType="separate"/>
       </w:r>
       <w:r>
@@ -8304,77 +7116,7 @@
         <w:rPr>
           <w:rFonts w:ascii="Segoe UI" w:hAnsi="Segoe UI" w:cs="Segoe UI"/>
         </w:rPr>
-        <w:t xml:space="preserve">Results: </w:t>
-      </w:r>
-      <w:proofErr w:type="spellStart"/>
-      <w:r>
-        <w:rPr>
-          <w:rFonts w:ascii="Segoe UI" w:hAnsi="Segoe UI" w:cs="Segoe UI"/>
-        </w:rPr>
-        <w:t>Zamon</w:t>
-      </w:r>
-      <w:proofErr w:type="spellEnd"/>
-      <w:r>
-        <w:rPr>
-          <w:rFonts w:ascii="Segoe UI" w:hAnsi="Segoe UI" w:cs="Segoe UI"/>
-        </w:rPr>
-        <w:t xml:space="preserve"> 2024 vast model: Jen found strongly positive </w:t>
-      </w:r>
-      <w:proofErr w:type="spellStart"/>
-      <w:r>
-        <w:rPr>
-          <w:rFonts w:ascii="Segoe UI" w:hAnsi="Segoe UI" w:cs="Segoe UI"/>
-        </w:rPr>
-        <w:t>corr</w:t>
-      </w:r>
-      <w:proofErr w:type="spellEnd"/>
-      <w:r>
-        <w:rPr>
-          <w:rFonts w:ascii="Segoe UI" w:hAnsi="Segoe UI" w:cs="Segoe UI"/>
-        </w:rPr>
-        <w:t xml:space="preserve"> btw bird and salmon spatial </w:t>
-      </w:r>
-      <w:proofErr w:type="spellStart"/>
-      <w:r>
-        <w:rPr>
-          <w:rFonts w:ascii="Segoe UI" w:hAnsi="Segoe UI" w:cs="Segoe UI"/>
-        </w:rPr>
-        <w:t>distirbutions</w:t>
-      </w:r>
-      <w:proofErr w:type="spellEnd"/>
-      <w:r>
-        <w:rPr>
-          <w:rFonts w:ascii="Segoe UI" w:hAnsi="Segoe UI" w:cs="Segoe UI"/>
-        </w:rPr>
-        <w:t xml:space="preserve"> in both may and </w:t>
-      </w:r>
-      <w:proofErr w:type="spellStart"/>
-      <w:r>
-        <w:rPr>
-          <w:rFonts w:ascii="Segoe UI" w:hAnsi="Segoe UI" w:cs="Segoe UI"/>
-        </w:rPr>
-        <w:t>jun</w:t>
-      </w:r>
-      <w:proofErr w:type="spellEnd"/>
-      <w:r>
-        <w:rPr>
-          <w:rFonts w:ascii="Segoe UI" w:hAnsi="Segoe UI" w:cs="Segoe UI"/>
-        </w:rPr>
-        <w:t xml:space="preserve">, </w:t>
-      </w:r>
-      <w:proofErr w:type="spellStart"/>
-      <w:r>
-        <w:rPr>
-          <w:rFonts w:ascii="Segoe UI" w:hAnsi="Segoe UI" w:cs="Segoe UI"/>
-        </w:rPr>
-        <w:t>esp</w:t>
-      </w:r>
-      <w:proofErr w:type="spellEnd"/>
-      <w:r>
-        <w:rPr>
-          <w:rFonts w:ascii="Segoe UI" w:hAnsi="Segoe UI" w:cs="Segoe UI"/>
-        </w:rPr>
-        <w:t xml:space="preserve"> may near CR/GH – this is roughly consistent with my abundance correlation, but she is drawing a different conclusion</w:t>
+        <w:t>Results: Zamon 2024 vast model: Jen found strongly positive corr btw bird and salmon spatial distirbutions in both may and jun, esp may near CR/GH – this is roughly consistent with my abundance correlation, but she is drawing a different conclusion</w:t>
       </w:r>
     </w:p>
     <w:p>
@@ -8407,21 +7149,12 @@
           <w:numId w:val="13"/>
         </w:numPr>
       </w:pPr>
-      <w:proofErr w:type="spellStart"/>
-      <w:r>
-        <w:rPr>
-          <w:b/>
-          <w:bCs/>
-        </w:rPr>
-        <w:t>Zamon</w:t>
-      </w:r>
-      <w:proofErr w:type="spellEnd"/>
-      <w:r>
-        <w:rPr>
-          <w:b/>
-          <w:bCs/>
-        </w:rPr>
-        <w:t xml:space="preserve"> et al. (2014) &amp; Phillips et al. (2017)</w:t>
+      <w:r>
+        <w:rPr>
+          <w:b/>
+          <w:bCs/>
+        </w:rPr>
+        <w:t>Zamon et al. (2014) &amp; Phillips et al. (2017)</w:t>
       </w:r>
       <w:r>
         <w:t xml:space="preserve">: </w:t>
@@ -8555,21 +7288,7 @@
         <w:rPr>
           <w:rStyle w:val="math-inline"/>
         </w:rPr>
-        <w:t>$42^{\</w:t>
-      </w:r>
-      <w:proofErr w:type="gramStart"/>
-      <w:r>
-        <w:rPr>
-          <w:rStyle w:val="math-inline"/>
-        </w:rPr>
-        <w:t>circ}\</w:t>
-      </w:r>
-      <w:proofErr w:type="gramEnd"/>
-      <w:r>
-        <w:rPr>
-          <w:rStyle w:val="math-inline"/>
-        </w:rPr>
-        <w:t>text{N}\text{ to }48^{\circ}\text{N}$</w:t>
+        <w:t>$42^{\circ}\text{N}\text{ to }48^{\circ}\text{N}$</w:t>
       </w:r>
       <w:r>
         <w:t>). Documents how warm water offshore pushes the cold-water coastal assemblage (smolts, northern anchovy, krill) into a thin band along the Washington/Oregon inner shelf, while warm-water species (hake, jack mackerel) expand onto the outer shelf.</w:t>
@@ -8767,6 +7486,11 @@
           <w:rFonts w:ascii="Segoe UI" w:hAnsi="Segoe UI" w:cs="Segoe UI"/>
         </w:rPr>
         <w:fldChar w:fldCharType="end"/>
+      </w:r>
+      <w:r>
+        <w:rPr>
+          <w:rFonts w:ascii="Segoe UI" w:hAnsi="Segoe UI" w:cs="Segoe UI"/>
+        </w:rPr>
       </w:r>
       <w:r>
         <w:rPr>
@@ -9090,6 +7814,11 @@
         <w:rPr>
           <w:rFonts w:ascii="Segoe UI" w:hAnsi="Segoe UI" w:cs="Segoe UI"/>
         </w:rPr>
+      </w:r>
+      <w:r>
+        <w:rPr>
+          <w:rFonts w:ascii="Segoe UI" w:hAnsi="Segoe UI" w:cs="Segoe UI"/>
+        </w:rPr>
         <w:fldChar w:fldCharType="separate"/>
       </w:r>
       <w:r>
@@ -9257,6 +7986,11 @@
           <w:rFonts w:ascii="Segoe UI" w:hAnsi="Segoe UI" w:cs="Segoe UI"/>
         </w:rPr>
         <w:fldChar w:fldCharType="end"/>
+      </w:r>
+      <w:r>
+        <w:rPr>
+          <w:rFonts w:ascii="Segoe UI" w:hAnsi="Segoe UI" w:cs="Segoe UI"/>
+        </w:rPr>
       </w:r>
       <w:r>
         <w:rPr>
@@ -9690,6 +8424,11 @@
         <w:rPr>
           <w:rFonts w:ascii="Segoe UI" w:hAnsi="Segoe UI" w:cs="Segoe UI"/>
         </w:rPr>
+      </w:r>
+      <w:r>
+        <w:rPr>
+          <w:rFonts w:ascii="Segoe UI" w:hAnsi="Segoe UI" w:cs="Segoe UI"/>
+        </w:rPr>
         <w:fldChar w:fldCharType="separate"/>
       </w:r>
       <w:r>
@@ -9879,6 +8618,11 @@
           <w:rFonts w:ascii="Segoe UI" w:hAnsi="Segoe UI" w:cs="Segoe UI"/>
         </w:rPr>
         <w:fldChar w:fldCharType="end"/>
+      </w:r>
+      <w:r>
+        <w:rPr>
+          <w:rFonts w:ascii="Segoe UI" w:hAnsi="Segoe UI" w:cs="Segoe UI"/>
+        </w:rPr>
       </w:r>
       <w:r>
         <w:rPr>
@@ -10483,15 +9227,7 @@
         <w:ind w:left="720"/>
       </w:pPr>
       <w:r>
-        <w:t xml:space="preserve">Whole diet </w:t>
-      </w:r>
-      <w:proofErr w:type="spellStart"/>
-      <w:r>
-        <w:t>ak</w:t>
-      </w:r>
-      <w:proofErr w:type="spellEnd"/>
-      <w:r>
-        <w:t xml:space="preserve">: </w:t>
+        <w:t xml:space="preserve">Whole diet ak: </w:t>
       </w:r>
       <w:r>
         <w:fldChar w:fldCharType="begin"/>
@@ -10612,242 +9348,112 @@
           <w:sz w:val="16"/>
           <w:szCs w:val="16"/>
         </w:rPr>
-        <w:t xml:space="preserve">trout (Oncorhynchus mykiss) smolts showed that two species of avian predators, disproportionately preyed upon smaller smolts, and upon smolts that displayed qualitative signs of poor condition: body injuries, des </w:t>
-      </w:r>
-      <w:proofErr w:type="spellStart"/>
+        <w:t xml:space="preserve">trout (Oncorhynchus mykiss) smolts showed that two species of avian predators, disproportionately preyed upon smaller smolts, and upon smolts that displayed qualitative signs of poor condition: body injuries, des caling, external indicators of disease, fin damage, and </w:t>
+      </w:r>
+      <w:r>
+        <w:rPr>
+          <w:sz w:val="17"/>
+          <w:szCs w:val="17"/>
+        </w:rPr>
+        <w:t xml:space="preserve">ectoparasite infestations (Hostetter et al. 2012). No </w:t>
+      </w:r>
+      <w:r>
+        <w:rPr>
+          <w:sz w:val="15"/>
+          <w:szCs w:val="15"/>
+        </w:rPr>
+        <w:t xml:space="preserve">comparable information is available for marine systems, </w:t>
+      </w:r>
       <w:r>
         <w:rPr>
           <w:sz w:val="16"/>
           <w:szCs w:val="16"/>
         </w:rPr>
-        <w:t>caling</w:t>
-      </w:r>
-      <w:proofErr w:type="spellEnd"/>
+        <w:t xml:space="preserve">where the role of body condition in regulating suscep </w:t>
+      </w:r>
+      <w:r>
+        <w:rPr>
+          <w:sz w:val="17"/>
+          <w:szCs w:val="17"/>
+        </w:rPr>
+        <w:t xml:space="preserve">tibility to prédation remains a black box given the </w:t>
+      </w:r>
       <w:r>
         <w:rPr>
           <w:sz w:val="16"/>
           <w:szCs w:val="16"/>
         </w:rPr>
-        <w:t xml:space="preserve">, external indicators of disease, fin damage, and </w:t>
+        <w:t xml:space="preserve">difficulty of studying fish in such a vast, dynamic </w:t>
+      </w:r>
+      <w:r>
+        <w:rPr>
+          <w:sz w:val="15"/>
+          <w:szCs w:val="15"/>
+        </w:rPr>
+        <w:t>environment with an array of potential predators, each with their own specific hunting behavior</w:t>
+      </w:r>
+    </w:p>
+    <w:p>
+      <w:pPr>
+        <w:pStyle w:val="Default"/>
+      </w:pPr>
+    </w:p>
+    <w:p>
+      <w:pPr>
+        <w:rPr>
+          <w:sz w:val="16"/>
+          <w:szCs w:val="16"/>
+        </w:rPr>
+      </w:pPr>
+      <w:r>
+        <w:rPr>
+          <w:sz w:val="16"/>
+          <w:szCs w:val="16"/>
+        </w:rPr>
+        <w:t xml:space="preserve">Pacific salmon (Oncorhynchus spp.) have an anadro mous life cycle, spending a few months to two years in freshwater, followed by one to four years at sea where they are significant secondary and tertiary con </w:t>
+      </w:r>
+      <w:r>
+        <w:rPr>
+          <w:sz w:val="15"/>
+          <w:szCs w:val="15"/>
+        </w:rPr>
+        <w:t xml:space="preserve">sumers, and prey in turn for a variety of fish, mammals, </w:t>
+      </w:r>
+      <w:r>
+        <w:rPr>
+          <w:sz w:val="16"/>
+          <w:szCs w:val="16"/>
+        </w:rPr>
+        <w:t xml:space="preserve">and birds (Groot and Margolis 1991). Mortality rates during the marine phase of the life cycle of Pacific salmon generally exceed 90%, and it is widely believed that most mortality is due to prédation in the first few weeks to months following ocean entry (Beamish </w:t>
       </w:r>
       <w:r>
         <w:rPr>
           <w:sz w:val="17"/>
           <w:szCs w:val="17"/>
         </w:rPr>
-        <w:t xml:space="preserve">ectoparasite infestations (Hostetter et al. 2012). No </w:t>
+        <w:t xml:space="preserve">and Mahnken 2001). Elevated rates of prédation on </w:t>
       </w:r>
       <w:r>
         <w:rPr>
           <w:sz w:val="15"/>
           <w:szCs w:val="15"/>
         </w:rPr>
-        <w:t xml:space="preserve">comparable information is available for marine systems, </w:t>
+        <w:t xml:space="preserve">small, poor-condition fish are widely posited to explain </w:t>
       </w:r>
       <w:r>
         <w:rPr>
           <w:sz w:val="16"/>
           <w:szCs w:val="16"/>
         </w:rPr>
-        <w:t xml:space="preserve">where the role of body condition in regulating </w:t>
-      </w:r>
-      <w:proofErr w:type="spellStart"/>
-      <w:r>
+        <w:t>why larger, high condition smolts are more likely to survive to return to spawn (Beamish et al. 2004</w:t>
+      </w:r>
+    </w:p>
+    <w:p>
+      <w:pPr>
         <w:rPr>
           <w:sz w:val="16"/>
           <w:szCs w:val="16"/>
         </w:rPr>
-        <w:t>suscep</w:t>
-      </w:r>
-      <w:proofErr w:type="spellEnd"/>
-      <w:r>
-        <w:rPr>
-          <w:sz w:val="16"/>
-          <w:szCs w:val="16"/>
-        </w:rPr>
-        <w:t xml:space="preserve"> </w:t>
-      </w:r>
-      <w:proofErr w:type="spellStart"/>
-      <w:r>
-        <w:rPr>
-          <w:sz w:val="17"/>
-          <w:szCs w:val="17"/>
-        </w:rPr>
-        <w:t>tibility</w:t>
-      </w:r>
-      <w:proofErr w:type="spellEnd"/>
-      <w:r>
-        <w:rPr>
-          <w:sz w:val="17"/>
-          <w:szCs w:val="17"/>
-        </w:rPr>
-        <w:t xml:space="preserve"> to </w:t>
-      </w:r>
-      <w:proofErr w:type="spellStart"/>
-      <w:r>
-        <w:rPr>
-          <w:sz w:val="17"/>
-          <w:szCs w:val="17"/>
-        </w:rPr>
-        <w:t>prédation</w:t>
-      </w:r>
-      <w:proofErr w:type="spellEnd"/>
-      <w:r>
-        <w:rPr>
-          <w:sz w:val="17"/>
-          <w:szCs w:val="17"/>
-        </w:rPr>
-        <w:t xml:space="preserve"> remains a black box given the </w:t>
-      </w:r>
-      <w:r>
-        <w:rPr>
-          <w:sz w:val="16"/>
-          <w:szCs w:val="16"/>
-        </w:rPr>
-        <w:t xml:space="preserve">difficulty of studying fish in such a vast, dynamic </w:t>
-      </w:r>
-      <w:r>
-        <w:rPr>
-          <w:sz w:val="15"/>
-          <w:szCs w:val="15"/>
-        </w:rPr>
-        <w:t>environment with an array of potential predators, each with their own specific hunting behavior</w:t>
-      </w:r>
-    </w:p>
-    <w:p>
-      <w:pPr>
-        <w:pStyle w:val="Default"/>
-      </w:pPr>
-    </w:p>
-    <w:p>
-      <w:pPr>
-        <w:rPr>
-          <w:sz w:val="16"/>
-          <w:szCs w:val="16"/>
-        </w:rPr>
-      </w:pPr>
-      <w:r>
-        <w:rPr>
-          <w:sz w:val="16"/>
-          <w:szCs w:val="16"/>
-        </w:rPr>
-        <w:t xml:space="preserve">Pacific salmon (Oncorhynchus spp.) have an </w:t>
-      </w:r>
-      <w:proofErr w:type="spellStart"/>
-      <w:r>
-        <w:rPr>
-          <w:sz w:val="16"/>
-          <w:szCs w:val="16"/>
-        </w:rPr>
-        <w:t>anadro</w:t>
-      </w:r>
-      <w:proofErr w:type="spellEnd"/>
-      <w:r>
-        <w:rPr>
-          <w:sz w:val="16"/>
-          <w:szCs w:val="16"/>
-        </w:rPr>
-        <w:t xml:space="preserve"> </w:t>
-      </w:r>
-      <w:proofErr w:type="spellStart"/>
-      <w:r>
-        <w:rPr>
-          <w:sz w:val="16"/>
-          <w:szCs w:val="16"/>
-        </w:rPr>
-        <w:t>mous</w:t>
-      </w:r>
-      <w:proofErr w:type="spellEnd"/>
-      <w:r>
-        <w:rPr>
-          <w:sz w:val="16"/>
-          <w:szCs w:val="16"/>
-        </w:rPr>
-        <w:t xml:space="preserve"> life cycle, spending a few months to two years in freshwater, followed by one to four years at sea where they are significant secondary and tertiary con </w:t>
-      </w:r>
-      <w:proofErr w:type="spellStart"/>
-      <w:r>
-        <w:rPr>
-          <w:sz w:val="15"/>
-          <w:szCs w:val="15"/>
-        </w:rPr>
-        <w:t>sumers</w:t>
-      </w:r>
-      <w:proofErr w:type="spellEnd"/>
-      <w:r>
-        <w:rPr>
-          <w:sz w:val="15"/>
-          <w:szCs w:val="15"/>
-        </w:rPr>
-        <w:t xml:space="preserve">, and prey in turn for a variety of fish, mammals, </w:t>
-      </w:r>
-      <w:r>
-        <w:rPr>
-          <w:sz w:val="16"/>
-          <w:szCs w:val="16"/>
-        </w:rPr>
-        <w:t xml:space="preserve">and birds (Groot and Margolis 1991). Mortality rates during the marine phase of the life cycle of Pacific salmon generally exceed 90%, and it is widely believed that most mortality is due to </w:t>
-      </w:r>
-      <w:proofErr w:type="spellStart"/>
-      <w:r>
-        <w:rPr>
-          <w:sz w:val="16"/>
-          <w:szCs w:val="16"/>
-        </w:rPr>
-        <w:t>prédation</w:t>
-      </w:r>
-      <w:proofErr w:type="spellEnd"/>
-      <w:r>
-        <w:rPr>
-          <w:sz w:val="16"/>
-          <w:szCs w:val="16"/>
-        </w:rPr>
-        <w:t xml:space="preserve"> in the first few weeks to months following ocean entry (Beamish </w:t>
-      </w:r>
-      <w:r>
-        <w:rPr>
-          <w:sz w:val="17"/>
-          <w:szCs w:val="17"/>
-        </w:rPr>
-        <w:t xml:space="preserve">and Mahnken 2001). Elevated rates of </w:t>
-      </w:r>
-      <w:proofErr w:type="spellStart"/>
-      <w:r>
-        <w:rPr>
-          <w:sz w:val="17"/>
-          <w:szCs w:val="17"/>
-        </w:rPr>
-        <w:t>prédation</w:t>
-      </w:r>
-      <w:proofErr w:type="spellEnd"/>
-      <w:r>
-        <w:rPr>
-          <w:sz w:val="17"/>
-          <w:szCs w:val="17"/>
-        </w:rPr>
-        <w:t xml:space="preserve"> on </w:t>
-      </w:r>
-      <w:r>
-        <w:rPr>
-          <w:sz w:val="15"/>
-          <w:szCs w:val="15"/>
-        </w:rPr>
-        <w:t xml:space="preserve">small, poor-condition fish are widely posited to explain </w:t>
-      </w:r>
-      <w:r>
-        <w:rPr>
-          <w:sz w:val="16"/>
-          <w:szCs w:val="16"/>
-        </w:rPr>
-        <w:t>why larger, high condition smolts are more likely to survive to return to spawn (Beamish et al. 2004</w:t>
-      </w:r>
-    </w:p>
-    <w:p>
-      <w:pPr>
-        <w:rPr>
-          <w:sz w:val="16"/>
-          <w:szCs w:val="16"/>
-        </w:rPr>
       </w:pPr>
     </w:p>
     <w:p>
@@ -10862,69 +9468,12 @@
           <w:szCs w:val="12"/>
         </w:rPr>
       </w:pPr>
-      <w:proofErr w:type="spellStart"/>
       <w:r>
         <w:rPr>
           <w:sz w:val="14"/>
           <w:szCs w:val="14"/>
         </w:rPr>
-        <w:t>Arkoosh</w:t>
-      </w:r>
-      <w:proofErr w:type="spellEnd"/>
-      <w:r>
-        <w:rPr>
-          <w:sz w:val="14"/>
-          <w:szCs w:val="14"/>
-        </w:rPr>
-        <w:t xml:space="preserve">, M. R., A. N. </w:t>
-      </w:r>
-      <w:proofErr w:type="spellStart"/>
-      <w:r>
-        <w:rPr>
-          <w:sz w:val="14"/>
-          <w:szCs w:val="14"/>
-        </w:rPr>
-        <w:t>Kagley</w:t>
-      </w:r>
-      <w:proofErr w:type="spellEnd"/>
-      <w:r>
-        <w:rPr>
-          <w:sz w:val="14"/>
-          <w:szCs w:val="14"/>
-        </w:rPr>
-        <w:t xml:space="preserve">, B. F. </w:t>
-      </w:r>
-      <w:proofErr w:type="spellStart"/>
-      <w:r>
-        <w:rPr>
-          <w:sz w:val="14"/>
-          <w:szCs w:val="14"/>
-        </w:rPr>
-        <w:t>Anulacion</w:t>
-      </w:r>
-      <w:proofErr w:type="spellEnd"/>
-      <w:r>
-        <w:rPr>
-          <w:sz w:val="14"/>
-          <w:szCs w:val="14"/>
-        </w:rPr>
-        <w:t xml:space="preserve">, D. A. </w:t>
-      </w:r>
-      <w:proofErr w:type="spellStart"/>
-      <w:r>
-        <w:rPr>
-          <w:sz w:val="14"/>
-          <w:szCs w:val="14"/>
-        </w:rPr>
-        <w:t>Boylen</w:t>
-      </w:r>
-      <w:proofErr w:type="spellEnd"/>
-      <w:r>
-        <w:rPr>
-          <w:sz w:val="14"/>
-          <w:szCs w:val="14"/>
-        </w:rPr>
-        <w:t xml:space="preserve">, B. P. Sandford, F. J. Loge, L. L. Johnson, and T. K. Collier. 2006. Disease susceptibility of hatchery Snake River spring summer Chinook salmon with different juvenile migration histories in the Columbia River. Journal of Aquatic Animal </w:t>
+        <w:t xml:space="preserve">Arkoosh, M. R., A. N. Kagley, B. F. Anulacion, D. A. Boylen, B. P. Sandford, F. J. Loge, L. L. Johnson, and T. K. Collier. 2006. Disease susceptibility of hatchery Snake River spring summer Chinook salmon with different juvenile migration histories in the Columbia River. Journal of Aquatic Animal </w:t>
       </w:r>
       <w:r>
         <w:rPr>
@@ -11075,87 +9624,33 @@
       <w:r>
         <w:t xml:space="preserve"> (</w:t>
       </w:r>
-      <w:proofErr w:type="spellStart"/>
       <w:r>
         <w:rPr>
           <w:i/>
           <w:iCs/>
         </w:rPr>
-        <w:t>Thysanoessa</w:t>
-      </w:r>
-      <w:proofErr w:type="spellEnd"/>
+        <w:t>Thysanoessa inermis</w:t>
+      </w:r>
+      <w:r>
+        <w:t xml:space="preserve">, </w:t>
+      </w:r>
       <w:r>
         <w:rPr>
           <w:i/>
           <w:iCs/>
         </w:rPr>
-        <w:t xml:space="preserve"> </w:t>
-      </w:r>
-      <w:proofErr w:type="spellStart"/>
+        <w:t>Thysanoessa spinifera</w:t>
+      </w:r>
+      <w:r>
+        <w:t xml:space="preserve">, </w:t>
+      </w:r>
       <w:r>
         <w:rPr>
           <w:i/>
           <w:iCs/>
         </w:rPr>
-        <w:t>inermis</w:t>
-      </w:r>
-      <w:proofErr w:type="spellEnd"/>
-      <w:r>
-        <w:t xml:space="preserve">, </w:t>
-      </w:r>
-      <w:proofErr w:type="spellStart"/>
-      <w:r>
-        <w:rPr>
-          <w:i/>
-          <w:iCs/>
-        </w:rPr>
-        <w:t>Thysanoessa</w:t>
-      </w:r>
-      <w:proofErr w:type="spellEnd"/>
-      <w:r>
-        <w:rPr>
-          <w:i/>
-          <w:iCs/>
-        </w:rPr>
-        <w:t xml:space="preserve"> </w:t>
-      </w:r>
-      <w:proofErr w:type="spellStart"/>
-      <w:r>
-        <w:rPr>
-          <w:i/>
-          <w:iCs/>
-        </w:rPr>
-        <w:t>spinifera</w:t>
-      </w:r>
-      <w:proofErr w:type="spellEnd"/>
-      <w:r>
-        <w:t xml:space="preserve">, </w:t>
-      </w:r>
-      <w:proofErr w:type="spellStart"/>
-      <w:r>
-        <w:rPr>
-          <w:i/>
-          <w:iCs/>
-        </w:rPr>
-        <w:t>Euphausia</w:t>
-      </w:r>
-      <w:proofErr w:type="spellEnd"/>
-      <w:r>
-        <w:rPr>
-          <w:i/>
-          <w:iCs/>
-        </w:rPr>
-        <w:t xml:space="preserve"> </w:t>
-      </w:r>
-      <w:proofErr w:type="spellStart"/>
-      <w:r>
-        <w:rPr>
-          <w:i/>
-          <w:iCs/>
-        </w:rPr>
-        <w:t>pacifica</w:t>
-      </w:r>
-      <w:proofErr w:type="spellEnd"/>
+        <w:t>Euphausia pacifica</w:t>
+      </w:r>
       <w:r>
         <w:t>) across the central/northern GOA shelf.</w:t>
       </w:r>
@@ -11185,15 +9680,7 @@
         <w:t>Region</w:t>
       </w:r>
       <w:r>
-        <w:t xml:space="preserve">: Western and Central Gulf of Alaska (including Shelikof Strait, Kodiak Island shelf, and </w:t>
-      </w:r>
-      <w:proofErr w:type="spellStart"/>
-      <w:r>
-        <w:t>Shumagin</w:t>
-      </w:r>
-      <w:proofErr w:type="spellEnd"/>
-      <w:r>
-        <w:t xml:space="preserve"> Islands).</w:t>
+        <w:t>: Western and Central Gulf of Alaska (including Shelikof Strait, Kodiak Island shelf, and Shumagin Islands).</w:t>
       </w:r>
     </w:p>
     <w:p>
@@ -11278,15 +9765,7 @@
         <w:pStyle w:val="Heading3"/>
       </w:pPr>
       <w:r>
-        <w:t xml:space="preserve">3. NOAA </w:t>
-      </w:r>
-      <w:proofErr w:type="spellStart"/>
-      <w:r>
-        <w:t>EcoFOCI</w:t>
-      </w:r>
-      <w:proofErr w:type="spellEnd"/>
-      <w:r>
-        <w:t xml:space="preserve"> Spring Larval/Zooplankton Net Time Series (Shelikof Strait &amp; Western GOA)</w:t>
+        <w:t>3. NOAA EcoFOCI Spring Larval/Zooplankton Net Time Series (Shelikof Strait &amp; Western GOA)</w:t>
       </w:r>
     </w:p>
     <w:p>
@@ -11324,15 +9803,7 @@
         <w:t>Program</w:t>
       </w:r>
       <w:r>
-        <w:t>: NOAA Ecosystems &amp; Fisheries-Oceanography Coordinated Investigations (</w:t>
-      </w:r>
-      <w:proofErr w:type="spellStart"/>
-      <w:r>
-        <w:t>EcoFOCI</w:t>
-      </w:r>
-      <w:proofErr w:type="spellEnd"/>
-      <w:r>
-        <w:t>).</w:t>
+        <w:t>: NOAA Ecosystems &amp; Fisheries-Oceanography Coordinated Investigations (EcoFOCI).</w:t>
       </w:r>
     </w:p>
     <w:p>
@@ -11390,7 +9861,6 @@
       <w:r>
         <w:t xml:space="preserve">: Tracks spring densities of early life stages and adults of </w:t>
       </w:r>
-      <w:proofErr w:type="spellStart"/>
       <w:r>
         <w:rPr>
           <w:i/>
@@ -11398,7 +9868,6 @@
         </w:rPr>
         <w:t>Thysanoessa</w:t>
       </w:r>
-      <w:proofErr w:type="spellEnd"/>
       <w:r>
         <w:t xml:space="preserve"> spp. and </w:t>
       </w:r>
@@ -11407,17 +9876,8 @@
           <w:i/>
           <w:iCs/>
         </w:rPr>
-        <w:t xml:space="preserve">E. </w:t>
-      </w:r>
-      <w:proofErr w:type="spellStart"/>
-      <w:r>
-        <w:rPr>
-          <w:i/>
-          <w:iCs/>
-        </w:rPr>
-        <w:t>pacifica</w:t>
-      </w:r>
-      <w:proofErr w:type="spellEnd"/>
+        <w:t>E. pacifica</w:t>
+      </w:r>
       <w:r>
         <w:t xml:space="preserve"> in the Western GOA.</w:t>
       </w:r>
@@ -11446,15 +9906,7 @@
         <w:t>Region</w:t>
       </w:r>
       <w:r>
-        <w:t xml:space="preserve">: </w:t>
-      </w:r>
-      <w:proofErr w:type="gramStart"/>
-      <w:r>
-        <w:t>Open ocean</w:t>
-      </w:r>
-      <w:proofErr w:type="gramEnd"/>
-      <w:r>
-        <w:t xml:space="preserve"> and continental shelf break across the Gulf of Alaska (Cook Inlet/Kodiak south to Oregon and west to Japan).</w:t>
+        <w:t>: Open ocean and continental shelf break across the Gulf of Alaska (Cook Inlet/Kodiak south to Oregon and west to Japan).</w:t>
       </w:r>
     </w:p>
     <w:p>
@@ -11896,15 +10348,7 @@
               <w:spacing w:after="480"/>
             </w:pPr>
             <w:r>
-              <w:t>NOAA GOA Ecosystem Status Report (</w:t>
-            </w:r>
-            <w:proofErr w:type="spellStart"/>
-            <w:r>
-              <w:t>Honkalehto</w:t>
-            </w:r>
-            <w:proofErr w:type="spellEnd"/>
-            <w:r>
-              <w:t xml:space="preserve"> et al.)</w:t>
+              <w:t>NOAA GOA Ecosystem Status Report (Honkalehto et al.)</w:t>
             </w:r>
           </w:p>
         </w:tc>
@@ -11935,21 +10379,12 @@
             <w:pPr>
               <w:spacing w:after="480"/>
             </w:pPr>
-            <w:proofErr w:type="spellStart"/>
             <w:r>
               <w:rPr>
                 <w:b/>
                 <w:bCs/>
               </w:rPr>
-              <w:t>EcoFOCI</w:t>
-            </w:r>
-            <w:proofErr w:type="spellEnd"/>
-            <w:r>
-              <w:rPr>
-                <w:b/>
-                <w:bCs/>
-              </w:rPr>
-              <w:t xml:space="preserve"> Zooplankton Index</w:t>
+              <w:t>EcoFOCI Zooplankton Index</w:t>
             </w:r>
           </w:p>
         </w:tc>
@@ -12030,15 +10465,7 @@
               <w:spacing w:after="480"/>
             </w:pPr>
             <w:r>
-              <w:t xml:space="preserve">NOAA </w:t>
-            </w:r>
-            <w:proofErr w:type="spellStart"/>
-            <w:r>
-              <w:t>EcoFOCI</w:t>
-            </w:r>
-            <w:proofErr w:type="spellEnd"/>
-            <w:r>
-              <w:t xml:space="preserve"> Program (Rogers, Kimmel et al.)</w:t>
+              <w:t>NOAA EcoFOCI Program (Rogers, Kimmel et al.)</w:t>
             </w:r>
           </w:p>
         </w:tc>
@@ -12174,38 +10601,14 @@
         <w:pStyle w:val="Heading3"/>
       </w:pPr>
       <w:r>
-        <w:t xml:space="preserve">. </w:t>
-      </w:r>
-      <w:proofErr w:type="spellStart"/>
-      <w:r>
-        <w:t>Pinchuk</w:t>
-      </w:r>
-      <w:proofErr w:type="spellEnd"/>
-      <w:r>
-        <w:t xml:space="preserve"> et al. (2008) &amp; Coyle et al. (2013) — </w:t>
+        <w:t xml:space="preserve">. Pinchuk et al. (2008) &amp; Coyle et al. (2013) — </w:t>
       </w:r>
       <w:r>
         <w:rPr>
           <w:i/>
           <w:iCs/>
         </w:rPr>
-        <w:t xml:space="preserve">Seward Line vs. Shelikof / </w:t>
-      </w:r>
-      <w:proofErr w:type="spellStart"/>
-      <w:r>
-        <w:rPr>
-          <w:i/>
-          <w:iCs/>
-        </w:rPr>
-        <w:t>EcoFOCI</w:t>
-      </w:r>
-      <w:proofErr w:type="spellEnd"/>
-      <w:r>
-        <w:rPr>
-          <w:i/>
-          <w:iCs/>
-        </w:rPr>
-        <w:t xml:space="preserve"> Regional Comparisons</w:t>
+        <w:t>Seward Line vs. Shelikof / EcoFOCI Regional Comparisons</w:t>
       </w:r>
     </w:p>
     <w:p>
@@ -12235,13 +10638,8 @@
           <w:numId w:val="19"/>
         </w:numPr>
       </w:pPr>
-      <w:proofErr w:type="spellStart"/>
-      <w:r>
-        <w:t>Pinchuk</w:t>
-      </w:r>
-      <w:proofErr w:type="spellEnd"/>
-      <w:r>
-        <w:t xml:space="preserve">, A. I., Coyle, K. O., &amp; Hopcroft, R. R. (2008). </w:t>
+      <w:r>
+        <w:t xml:space="preserve">Pinchuk, A. I., Coyle, K. O., &amp; Hopcroft, R. R. (2008). </w:t>
       </w:r>
       <w:r>
         <w:rPr>
@@ -12365,59 +10763,23 @@
       <w:r>
         <w:t>: Found that dominant cross-shelf species (</w:t>
       </w:r>
-      <w:proofErr w:type="spellStart"/>
       <w:r>
         <w:rPr>
           <w:i/>
           <w:iCs/>
         </w:rPr>
-        <w:t>Thysanoessa</w:t>
-      </w:r>
-      <w:proofErr w:type="spellEnd"/>
+        <w:t>Thysanoessa inermis</w:t>
+      </w:r>
+      <w:r>
+        <w:t xml:space="preserve"> on the inner shelf vs. </w:t>
+      </w:r>
       <w:r>
         <w:rPr>
           <w:i/>
           <w:iCs/>
         </w:rPr>
-        <w:t xml:space="preserve"> </w:t>
-      </w:r>
-      <w:proofErr w:type="spellStart"/>
-      <w:r>
-        <w:rPr>
-          <w:i/>
-          <w:iCs/>
-        </w:rPr>
-        <w:t>inermis</w:t>
-      </w:r>
-      <w:proofErr w:type="spellEnd"/>
-      <w:r>
-        <w:t xml:space="preserve"> on the inner shelf vs. </w:t>
-      </w:r>
-      <w:proofErr w:type="spellStart"/>
-      <w:r>
-        <w:rPr>
-          <w:i/>
-          <w:iCs/>
-        </w:rPr>
-        <w:t>Euphausia</w:t>
-      </w:r>
-      <w:proofErr w:type="spellEnd"/>
-      <w:r>
-        <w:rPr>
-          <w:i/>
-          <w:iCs/>
-        </w:rPr>
-        <w:t xml:space="preserve"> </w:t>
-      </w:r>
-      <w:proofErr w:type="spellStart"/>
-      <w:r>
-        <w:rPr>
-          <w:i/>
-          <w:iCs/>
-        </w:rPr>
-        <w:t>pacifica</w:t>
-      </w:r>
-      <w:proofErr w:type="spellEnd"/>
+        <w:t>Euphausia pacifica</w:t>
+      </w:r>
       <w:r>
         <w:t xml:space="preserve"> on the outer shelf/slope) exhibit synchronized multi-decadal shifts driven by large-scale PDO/NPGO phases, but </w:t>
       </w:r>
@@ -12457,15 +10819,7 @@
       </w:pPr>
       <w:r>
         <w:lastRenderedPageBreak/>
-        <w:t xml:space="preserve">2. </w:t>
-      </w:r>
-      <w:proofErr w:type="spellStart"/>
-      <w:r>
-        <w:t>Sydeman</w:t>
-      </w:r>
-      <w:proofErr w:type="spellEnd"/>
-      <w:r>
-        <w:t xml:space="preserve"> et al. (2013) &amp; Batten et al. (2018) — </w:t>
+        <w:t xml:space="preserve">2. Sydeman et al. (2013) &amp; Batten et al. (2018) — </w:t>
       </w:r>
       <w:r>
         <w:rPr>
@@ -12502,45 +10856,15 @@
           <w:numId w:val="20"/>
         </w:numPr>
       </w:pPr>
-      <w:proofErr w:type="spellStart"/>
-      <w:r>
-        <w:t>Sydeman</w:t>
-      </w:r>
-      <w:proofErr w:type="spellEnd"/>
-      <w:r>
-        <w:t xml:space="preserve">, W. J., et al. (2013). </w:t>
-      </w:r>
-      <w:proofErr w:type="spellStart"/>
+      <w:r>
+        <w:t xml:space="preserve">Sydeman, W. J., et al. (2013). </w:t>
+      </w:r>
       <w:r>
         <w:rPr>
           <w:i/>
           <w:iCs/>
         </w:rPr>
-        <w:t>Spatio</w:t>
-      </w:r>
-      <w:proofErr w:type="spellEnd"/>
-      <w:r>
-        <w:rPr>
-          <w:i/>
-          <w:iCs/>
-        </w:rPr>
-        <w:t xml:space="preserve">-temporal variability in </w:t>
-      </w:r>
-      <w:proofErr w:type="spellStart"/>
-      <w:r>
-        <w:rPr>
-          <w:i/>
-          <w:iCs/>
-        </w:rPr>
-        <w:t>macrozooplankton</w:t>
-      </w:r>
-      <w:proofErr w:type="spellEnd"/>
-      <w:r>
-        <w:rPr>
-          <w:i/>
-          <w:iCs/>
-        </w:rPr>
-        <w:t xml:space="preserve"> (euphausiids) in the coastal Gulf of Alaska: A comparison of offshore CPR and shelf net surveys.</w:t>
+        <w:t>Spatio-temporal variability in macrozooplankton (euphausiids) in the coastal Gulf of Alaska: A comparison of offshore CPR and shelf net surveys.</w:t>
       </w:r>
       <w:r>
         <w:t xml:space="preserve"> </w:t>
@@ -12662,64 +10986,28 @@
           <w:i/>
           <w:iCs/>
         </w:rPr>
-        <w:t xml:space="preserve">E. </w:t>
-      </w:r>
-      <w:proofErr w:type="spellStart"/>
+        <w:t>E. pacifica</w:t>
+      </w:r>
+      <w:r>
+        <w:t xml:space="preserve">) that fluctuate with basin-wide gyre circulation, while coastal net series (Seward Line / Icy Strait) are heavily dominated by </w:t>
+      </w:r>
       <w:r>
         <w:rPr>
           <w:i/>
           <w:iCs/>
         </w:rPr>
-        <w:t>pacifica</w:t>
-      </w:r>
-      <w:proofErr w:type="spellEnd"/>
-      <w:r>
-        <w:t xml:space="preserve">) that fluctuate with basin-wide gyre circulation, while coastal net series (Seward Line / Icy Strait) are heavily dominated by </w:t>
-      </w:r>
-      <w:proofErr w:type="spellStart"/>
+        <w:t>Thysanoessa spinifera</w:t>
+      </w:r>
+      <w:r>
+        <w:t xml:space="preserve"> and </w:t>
+      </w:r>
       <w:r>
         <w:rPr>
           <w:i/>
           <w:iCs/>
         </w:rPr>
-        <w:t>Thysanoessa</w:t>
-      </w:r>
-      <w:proofErr w:type="spellEnd"/>
-      <w:r>
-        <w:rPr>
-          <w:i/>
-          <w:iCs/>
-        </w:rPr>
-        <w:t xml:space="preserve"> </w:t>
-      </w:r>
-      <w:proofErr w:type="spellStart"/>
-      <w:r>
-        <w:rPr>
-          <w:i/>
-          <w:iCs/>
-        </w:rPr>
-        <w:t>spinifera</w:t>
-      </w:r>
-      <w:proofErr w:type="spellEnd"/>
-      <w:r>
-        <w:t xml:space="preserve"> and </w:t>
-      </w:r>
-      <w:r>
-        <w:rPr>
-          <w:i/>
-          <w:iCs/>
-        </w:rPr>
-        <w:t xml:space="preserve">T. </w:t>
-      </w:r>
-      <w:proofErr w:type="spellStart"/>
-      <w:r>
-        <w:rPr>
-          <w:i/>
-          <w:iCs/>
-        </w:rPr>
-        <w:t>inermis</w:t>
-      </w:r>
-      <w:proofErr w:type="spellEnd"/>
+        <w:t>T. inermis</w:t>
+      </w:r>
       <w:r>
         <w:t>.</w:t>
       </w:r>
@@ -12777,15 +11065,7 @@
         <w:t>Citation</w:t>
       </w:r>
       <w:r>
-        <w:t xml:space="preserve">: Ferriss, B. E., &amp; </w:t>
-      </w:r>
-      <w:proofErr w:type="spellStart"/>
-      <w:r>
-        <w:t>Zador</w:t>
-      </w:r>
-      <w:proofErr w:type="spellEnd"/>
-      <w:r>
-        <w:t xml:space="preserve">, S. G. (Eds.). </w:t>
+        <w:t xml:space="preserve">: Ferriss, B. E., &amp; Zador, S. G. (Eds.). </w:t>
       </w:r>
       <w:r>
         <w:rPr>
@@ -12847,21 +11127,12 @@
           <w:numId w:val="21"/>
         </w:numPr>
       </w:pPr>
-      <w:proofErr w:type="spellStart"/>
-      <w:r>
-        <w:rPr>
-          <w:b/>
-          <w:bCs/>
-        </w:rPr>
-        <w:t>EcoFOCI</w:t>
-      </w:r>
-      <w:proofErr w:type="spellEnd"/>
-      <w:r>
-        <w:rPr>
-          <w:b/>
-          <w:bCs/>
-        </w:rPr>
-        <w:t xml:space="preserve"> Shelikof Spring Survey</w:t>
+      <w:r>
+        <w:rPr>
+          <w:b/>
+          <w:bCs/>
+        </w:rPr>
+        <w:t>EcoFOCI Shelikof Spring Survey</w:t>
       </w:r>
       <w:r>
         <w:t xml:space="preserve"> (Western GOA)</w:t>
@@ -12945,7 +11216,6 @@
       <w:r>
         <w:t xml:space="preserve"> in total euphausiid density. Deep inside waters (Icy Strait) retained cooler fjord refugia that sustained localized </w:t>
       </w:r>
-      <w:proofErr w:type="spellStart"/>
       <w:r>
         <w:rPr>
           <w:i/>
@@ -12953,7 +11223,6 @@
         </w:rPr>
         <w:t>Thysanoessa</w:t>
       </w:r>
-      <w:proofErr w:type="spellEnd"/>
       <w:r>
         <w:t xml:space="preserve"> survival, whereas open-shelf Seward Line stations experienced severe drops in lipid-dense species.</w:t>
       </w:r>
@@ -12983,15 +11252,7 @@
         <w:pStyle w:val="NormalWeb"/>
       </w:pPr>
       <w:r>
-        <w:t xml:space="preserve">Several additional Capelin time series across the Gulf of Alaska exist outside of the </w:t>
-      </w:r>
-      <w:proofErr w:type="spellStart"/>
-      <w:r>
-        <w:t>Pavlof</w:t>
-      </w:r>
-      <w:proofErr w:type="spellEnd"/>
-      <w:r>
-        <w:t xml:space="preserve"> Bay beach seine / trawl index and Middleton Island seabird chick diet data:</w:t>
+        <w:t>Several additional Capelin time series across the Gulf of Alaska exist outside of the Pavlof Bay beach seine / trawl index and Middleton Island seabird chick diet data:</w:t>
       </w:r>
     </w:p>
     <w:p>
@@ -13011,37 +11272,12 @@
           <w:numId w:val="23"/>
         </w:numPr>
       </w:pPr>
-      <w:proofErr w:type="spellStart"/>
-      <w:r>
-        <w:rPr>
-          <w:b/>
-          <w:bCs/>
-        </w:rPr>
-        <w:t>Chowiet</w:t>
-      </w:r>
-      <w:proofErr w:type="spellEnd"/>
-      <w:r>
-        <w:rPr>
-          <w:b/>
-          <w:bCs/>
-        </w:rPr>
-        <w:t xml:space="preserve"> Island (</w:t>
-      </w:r>
-      <w:proofErr w:type="spellStart"/>
-      <w:r>
-        <w:rPr>
-          <w:b/>
-          <w:bCs/>
-        </w:rPr>
-        <w:t>Semidi</w:t>
-      </w:r>
-      <w:proofErr w:type="spellEnd"/>
-      <w:r>
-        <w:rPr>
-          <w:b/>
-          <w:bCs/>
-        </w:rPr>
-        <w:t xml:space="preserve"> Islands, Western GOA)</w:t>
+      <w:r>
+        <w:rPr>
+          <w:b/>
+          <w:bCs/>
+        </w:rPr>
+        <w:t>Chowiet Island (Semidi Islands, Western GOA)</w:t>
       </w:r>
       <w:r>
         <w:t xml:space="preserve">: The US Fish and Wildlife Service (USFWS) Alaska National Wildlife Refuge program tracks Capelin proportion in the diets of </w:t>
@@ -13064,15 +11300,7 @@
         <w:t>Tufted Puffins</w:t>
       </w:r>
       <w:r>
-        <w:t xml:space="preserve"> at </w:t>
-      </w:r>
-      <w:proofErr w:type="spellStart"/>
-      <w:r>
-        <w:t>Chowiet</w:t>
-      </w:r>
-      <w:proofErr w:type="spellEnd"/>
-      <w:r>
-        <w:t xml:space="preserve"> Island.</w:t>
+        <w:t xml:space="preserve"> at Chowiet Island.</w:t>
       </w:r>
     </w:p>
     <w:p>
@@ -13088,23 +11316,7 @@
           <w:b/>
           <w:bCs/>
         </w:rPr>
-        <w:t xml:space="preserve">Barren Islands / East </w:t>
-      </w:r>
-      <w:proofErr w:type="spellStart"/>
-      <w:r>
-        <w:rPr>
-          <w:b/>
-          <w:bCs/>
-        </w:rPr>
-        <w:t>Amatuli</w:t>
-      </w:r>
-      <w:proofErr w:type="spellEnd"/>
-      <w:r>
-        <w:rPr>
-          <w:b/>
-          <w:bCs/>
-        </w:rPr>
-        <w:t xml:space="preserve"> Island (Northern GOA)</w:t>
+        <w:t>Barren Islands / East Amatuli Island (Northern GOA)</w:t>
       </w:r>
       <w:r>
         <w:t>: Similar long-term chick diet datasets track Capelin biomass fractions delivered to burrows.</w:t>
@@ -13159,21 +11371,7 @@
         <w:rPr>
           <w:rStyle w:val="math-inline"/>
         </w:rPr>
-        <w:t>$170^{\</w:t>
-      </w:r>
-      <w:proofErr w:type="gramStart"/>
-      <w:r>
-        <w:rPr>
-          <w:rStyle w:val="math-inline"/>
-        </w:rPr>
-        <w:t>circ}\</w:t>
-      </w:r>
-      <w:proofErr w:type="gramEnd"/>
-      <w:r>
-        <w:rPr>
-          <w:rStyle w:val="math-inline"/>
-        </w:rPr>
-        <w:t>text{W}$</w:t>
+        <w:t>$170^{\circ}\text{W}$</w:t>
       </w:r>
       <w:r>
         <w:t xml:space="preserve"> to </w:t>
@@ -13223,15 +11421,7 @@
         <w:t>Methodology</w:t>
       </w:r>
       <w:r>
-        <w:t xml:space="preserve">: Standardized Poly </w:t>
-      </w:r>
-      <w:proofErr w:type="spellStart"/>
-      <w:r>
-        <w:t>Nor'Eastern</w:t>
-      </w:r>
-      <w:proofErr w:type="spellEnd"/>
-      <w:r>
-        <w:t xml:space="preserve"> bottom trawl gear.</w:t>
+        <w:t>: Standardized Poly Nor'Eastern bottom trawl gear.</w:t>
       </w:r>
     </w:p>
     <w:p>
@@ -13250,23 +11440,7 @@
         <w:t>Utility</w:t>
       </w:r>
       <w:r>
-        <w:t xml:space="preserve">: Provides a long-term (1990–present) spatial CPUE/biomass index for Capelin across the </w:t>
-      </w:r>
-      <w:proofErr w:type="spellStart"/>
-      <w:r>
-        <w:t>Shumagin</w:t>
-      </w:r>
-      <w:proofErr w:type="spellEnd"/>
-      <w:r>
-        <w:t xml:space="preserve">, </w:t>
-      </w:r>
-      <w:proofErr w:type="spellStart"/>
-      <w:r>
-        <w:t>Chirikof</w:t>
-      </w:r>
-      <w:proofErr w:type="spellEnd"/>
-      <w:r>
-        <w:t>, Kodiak, Yakutat, and Southeastern sub-districts. While Capelin are pelagic and bottom trawls under-sample them in midwater, the survey reliably tracks broad multi-decadal population expansions vs. collapses across the GOA shelf.</w:t>
+        <w:t>: Provides a long-term (1990–present) spatial CPUE/biomass index for Capelin across the Shumagin, Chirikof, Kodiak, Yakutat, and Southeastern sub-districts. While Capelin are pelagic and bottom trawls under-sample them in midwater, the survey reliably tracks broad multi-decadal population expansions vs. collapses across the GOA shelf.</w:t>
       </w:r>
     </w:p>
     <w:p>
@@ -13293,15 +11467,7 @@
         <w:t>Region</w:t>
       </w:r>
       <w:r>
-        <w:t xml:space="preserve">: Shelf and slope waters of the Central and Western GOA (focused heavily around Shelikof Strait, Kodiak Island, and </w:t>
-      </w:r>
-      <w:proofErr w:type="spellStart"/>
-      <w:r>
-        <w:t>Shumagin</w:t>
-      </w:r>
-      <w:proofErr w:type="spellEnd"/>
-      <w:r>
-        <w:t xml:space="preserve"> Islands).</w:t>
+        <w:t>: Shelf and slope waters of the Central and Western GOA (focused heavily around Shelikof Strait, Kodiak Island, and Shumagin Islands).</w:t>
       </w:r>
     </w:p>
     <w:p>
@@ -13498,15 +11664,7 @@
         <w:t>Program</w:t>
       </w:r>
       <w:r>
-        <w:t xml:space="preserve">: Alaska Department of Fish and Game (ADF&amp;G) and NOAA </w:t>
-      </w:r>
-      <w:proofErr w:type="spellStart"/>
-      <w:r>
-        <w:t>EcoFOCI</w:t>
-      </w:r>
-      <w:proofErr w:type="spellEnd"/>
-      <w:r>
-        <w:t>.</w:t>
+        <w:t>: Alaska Department of Fish and Game (ADF&amp;G) and NOAA EcoFOCI.</w:t>
       </w:r>
     </w:p>
     <w:p>
@@ -13598,7 +11756,7 @@
       <w:r>
         <w:t xml:space="preserve">, 44-51. </w:t>
       </w:r>
-      <w:hyperlink r:id="rId7" w:history="1">
+      <w:hyperlink r:id="rId8" w:history="1">
         <w:r>
           <w:rPr>
             <w:rStyle w:val="Hyperlink"/>
@@ -13665,7 +11823,7 @@
       <w:r>
         <w:t xml:space="preserve">(1), 496. </w:t>
       </w:r>
-      <w:hyperlink r:id="rId8" w:history="1">
+      <w:hyperlink r:id="rId9" w:history="1">
         <w:r>
           <w:rPr>
             <w:rStyle w:val="Hyperlink"/>
@@ -13723,7 +11881,7 @@
       <w:r>
         <w:t xml:space="preserve">(8), 671-686. </w:t>
       </w:r>
-      <w:hyperlink r:id="rId9" w:history="1">
+      <w:hyperlink r:id="rId10" w:history="1">
         <w:r>
           <w:rPr>
             <w:rStyle w:val="Hyperlink"/>
@@ -13762,7 +11920,7 @@
       <w:r>
         <w:t xml:space="preserve">(1), 15439. </w:t>
       </w:r>
-      <w:hyperlink r:id="rId10" w:history="1">
+      <w:hyperlink r:id="rId11" w:history="1">
         <w:r>
           <w:rPr>
             <w:rStyle w:val="Hyperlink"/>
@@ -13801,7 +11959,7 @@
       <w:r>
         <w:t xml:space="preserve">(6). </w:t>
       </w:r>
-      <w:hyperlink r:id="rId11" w:history="1">
+      <w:hyperlink r:id="rId12" w:history="1">
         <w:r>
           <w:rPr>
             <w:rStyle w:val="Hyperlink"/>
@@ -13868,7 +12026,7 @@
       <w:r>
         <w:t xml:space="preserve">(1). </w:t>
       </w:r>
-      <w:hyperlink r:id="rId12" w:history="1">
+      <w:hyperlink r:id="rId13" w:history="1">
         <w:r>
           <w:rPr>
             <w:rStyle w:val="Hyperlink"/>
@@ -13907,7 +12065,7 @@
       <w:r>
         <w:t xml:space="preserve">(10), e2024GL113431. </w:t>
       </w:r>
-      <w:hyperlink r:id="rId13" w:history="1">
+      <w:hyperlink r:id="rId14" w:history="1">
         <w:r>
           <w:rPr>
             <w:rStyle w:val="Hyperlink"/>
@@ -13947,7 +12105,7 @@
       <w:r>
         <w:t xml:space="preserve">(1992), 20222326. </w:t>
       </w:r>
-      <w:hyperlink r:id="rId14" w:history="1">
+      <w:hyperlink r:id="rId15" w:history="1">
         <w:r>
           <w:rPr>
             <w:rStyle w:val="Hyperlink"/>
@@ -14005,7 +12163,7 @@
       <w:r>
         <w:t xml:space="preserve">(1), 252-272. </w:t>
       </w:r>
-      <w:hyperlink r:id="rId15" w:history="1">
+      <w:hyperlink r:id="rId16" w:history="1">
         <w:r>
           <w:rPr>
             <w:rStyle w:val="Hyperlink"/>
@@ -14044,7 +12202,7 @@
       <w:r>
         <w:t xml:space="preserve">(2), 552-565. </w:t>
       </w:r>
-      <w:hyperlink r:id="rId16" w:history="1">
+      <w:hyperlink r:id="rId17" w:history="1">
         <w:r>
           <w:rPr>
             <w:rStyle w:val="Hyperlink"/>
@@ -14083,7 +12241,7 @@
       <w:r>
         <w:t xml:space="preserve">, 271-284. </w:t>
       </w:r>
-      <w:hyperlink r:id="rId17" w:history="1">
+      <w:hyperlink r:id="rId18" w:history="1">
         <w:r>
           <w:rPr>
             <w:rStyle w:val="Hyperlink"/>
@@ -14122,7 +12280,7 @@
       <w:r>
         <w:t xml:space="preserve">, Article e16487. </w:t>
       </w:r>
-      <w:hyperlink r:id="rId18" w:history="1">
+      <w:hyperlink r:id="rId19" w:history="1">
         <w:r>
           <w:rPr>
             <w:rStyle w:val="Hyperlink"/>
@@ -14161,7 +12319,7 @@
       <w:r>
         <w:t xml:space="preserve">, 307–321. </w:t>
       </w:r>
-      <w:hyperlink r:id="rId19" w:history="1">
+      <w:hyperlink r:id="rId20" w:history="1">
         <w:r>
           <w:rPr>
             <w:rStyle w:val="Hyperlink"/>
@@ -14200,7 +12358,7 @@
       <w:r>
         <w:t xml:space="preserve">(9), 2448-2458. </w:t>
       </w:r>
-      <w:hyperlink r:id="rId20" w:history="1">
+      <w:hyperlink r:id="rId21" w:history="1">
         <w:r>
           <w:rPr>
             <w:rStyle w:val="Hyperlink"/>
@@ -14285,7 +12443,7 @@
       <w:r>
         <w:t xml:space="preserve">(4), 551-568. </w:t>
       </w:r>
-      <w:hyperlink r:id="rId21" w:history="1">
+      <w:hyperlink r:id="rId22" w:history="1">
         <w:r>
           <w:rPr>
             <w:rStyle w:val="Hyperlink"/>
@@ -14324,7 +12482,7 @@
       <w:r>
         <w:t xml:space="preserve">(14), 7665-7671. </w:t>
       </w:r>
-      <w:hyperlink r:id="rId22" w:history="1">
+      <w:hyperlink r:id="rId23" w:history="1">
         <w:r>
           <w:rPr>
             <w:rStyle w:val="Hyperlink"/>
@@ -14363,7 +12521,7 @@
       <w:r>
         <w:t xml:space="preserve">, 1-21. </w:t>
       </w:r>
-      <w:hyperlink r:id="rId23" w:history="1">
+      <w:hyperlink r:id="rId24" w:history="1">
         <w:r>
           <w:rPr>
             <w:rStyle w:val="Hyperlink"/>
@@ -14403,7 +12561,7 @@
       <w:r>
         <w:t xml:space="preserve">, 229-236. </w:t>
       </w:r>
-      <w:hyperlink r:id="rId24" w:history="1">
+      <w:hyperlink r:id="rId25" w:history="1">
         <w:r>
           <w:rPr>
             <w:rStyle w:val="Hyperlink"/>
@@ -14442,7 +12600,7 @@
       <w:r>
         <w:t xml:space="preserve">, 139-156. </w:t>
       </w:r>
-      <w:hyperlink r:id="rId25" w:history="1">
+      <w:hyperlink r:id="rId26" w:history="1">
         <w:r>
           <w:rPr>
             <w:rStyle w:val="Hyperlink"/>
@@ -14463,7 +12621,7 @@
       <w:r>
         <w:t xml:space="preserve">Morgan, C. A., Auth, T. D., Beckman, B. R., Burke, B. J., Crozier, L. G., Daly, E. A., Forney, R. M., Jacobson, K. C., Miller, J. A., Van Doornik, D. M., Wallace, A. A., &amp; Zamon, J. E. (2025). Ocean Survival of Salmonids RME, 1/1/2024- 12/31/2024, Annual Report, 1998-014-00. </w:t>
       </w:r>
-      <w:hyperlink r:id="rId26" w:history="1">
+      <w:hyperlink r:id="rId27" w:history="1">
         <w:r>
           <w:rPr>
             <w:rStyle w:val="Hyperlink"/>
@@ -14530,7 +12688,7 @@
       <w:r>
         <w:t xml:space="preserve">(6), 2241-2257. </w:t>
       </w:r>
-      <w:hyperlink r:id="rId27" w:history="1">
+      <w:hyperlink r:id="rId28" w:history="1">
         <w:r>
           <w:rPr>
             <w:rStyle w:val="Hyperlink"/>
@@ -14597,7 +12755,7 @@
       <w:r>
         <w:t xml:space="preserve">(4), 80-89. </w:t>
       </w:r>
-      <w:hyperlink r:id="rId28" w:history="1">
+      <w:hyperlink r:id="rId29" w:history="1">
         <w:r>
           <w:rPr>
             <w:rStyle w:val="Hyperlink"/>
@@ -14636,7 +12794,7 @@
       <w:r>
         <w:t xml:space="preserve">(2), 373-391. </w:t>
       </w:r>
-      <w:hyperlink r:id="rId29" w:history="1">
+      <w:hyperlink r:id="rId30" w:history="1">
         <w:r>
           <w:rPr>
             <w:rStyle w:val="Hyperlink"/>
@@ -14675,7 +12833,7 @@
       <w:r>
         <w:t xml:space="preserve">(9), 1375-1390. </w:t>
       </w:r>
-      <w:hyperlink r:id="rId30" w:history="1">
+      <w:hyperlink r:id="rId31" w:history="1">
         <w:r>
           <w:rPr>
             <w:rStyle w:val="Hyperlink"/>
@@ -14714,7 +12872,7 @@
       <w:r>
         <w:t xml:space="preserve">(2), e0247241. </w:t>
       </w:r>
-      <w:hyperlink r:id="rId31" w:history="1">
+      <w:hyperlink r:id="rId32" w:history="1">
         <w:r>
           <w:rPr>
             <w:rStyle w:val="Hyperlink"/>
@@ -14753,7 +12911,7 @@
       <w:r>
         <w:t xml:space="preserve">(8), 4805-4819. </w:t>
       </w:r>
-      <w:hyperlink r:id="rId32" w:history="1">
+      <w:hyperlink r:id="rId33" w:history="1">
         <w:r>
           <w:rPr>
             <w:rStyle w:val="Hyperlink"/>
@@ -14839,7 +12997,7 @@
       <w:r>
         <w:t xml:space="preserve">(10), 169, Article 169. </w:t>
       </w:r>
-      <w:hyperlink r:id="rId33" w:history="1">
+      <w:hyperlink r:id="rId34" w:history="1">
         <w:r>
           <w:rPr>
             <w:rStyle w:val="Hyperlink"/>
@@ -14878,7 +13036,7 @@
       <w:r>
         <w:t xml:space="preserve">, 1-11. </w:t>
       </w:r>
-      <w:hyperlink r:id="rId34" w:history="1">
+      <w:hyperlink r:id="rId35" w:history="1">
         <w:r>
           <w:rPr>
             <w:rStyle w:val="Hyperlink"/>
@@ -14927,7 +13085,7 @@
       <w:r>
         <w:t xml:space="preserve">(10), 1862-1873. </w:t>
       </w:r>
-      <w:hyperlink r:id="rId35" w:history="1">
+      <w:hyperlink r:id="rId36" w:history="1">
         <w:r>
           <w:rPr>
             <w:rStyle w:val="Hyperlink"/>
@@ -14966,7 +13124,7 @@
       <w:r>
         <w:t xml:space="preserve">, 19-41. </w:t>
       </w:r>
-      <w:hyperlink r:id="rId36" w:history="1">
+      <w:hyperlink r:id="rId37" w:history="1">
         <w:r>
           <w:rPr>
             <w:rStyle w:val="Hyperlink"/>
@@ -14996,7 +13154,7 @@
       <w:r>
         <w:t xml:space="preserve">. </w:t>
       </w:r>
-      <w:hyperlink r:id="rId37" w:history="1">
+      <w:hyperlink r:id="rId38" w:history="1">
         <w:r>
           <w:rPr>
             <w:rStyle w:val="Hyperlink"/>
@@ -15035,7 +13193,7 @@
       <w:r>
         <w:t xml:space="preserve">(5), Article 160820. </w:t>
       </w:r>
-      <w:hyperlink r:id="rId38" w:history="1">
+      <w:hyperlink r:id="rId39" w:history="1">
         <w:r>
           <w:rPr>
             <w:rStyle w:val="Hyperlink"/>
@@ -15074,7 +13232,7 @@
       <w:r>
         <w:t xml:space="preserve">(1), 95-108. </w:t>
       </w:r>
-      <w:hyperlink r:id="rId39" w:history="1">
+      <w:hyperlink r:id="rId40" w:history="1">
         <w:r>
           <w:rPr>
             <w:rStyle w:val="Hyperlink"/>
@@ -15113,7 +13271,7 @@
       <w:r>
         <w:t xml:space="preserve">(1), 133-144. </w:t>
       </w:r>
-      <w:hyperlink r:id="rId40" w:history="1">
+      <w:hyperlink r:id="rId41" w:history="1">
         <w:r>
           <w:rPr>
             <w:rStyle w:val="Hyperlink"/>
@@ -15152,7 +13310,7 @@
       <w:r>
         <w:t xml:space="preserve">, 243-261. </w:t>
       </w:r>
-      <w:hyperlink r:id="rId41" w:history="1">
+      <w:hyperlink r:id="rId42" w:history="1">
         <w:r>
           <w:rPr>
             <w:rStyle w:val="Hyperlink"/>
@@ -15191,7 +13349,7 @@
       <w:r>
         <w:t xml:space="preserve">, 133-146. </w:t>
       </w:r>
-      <w:hyperlink r:id="rId42" w:history="1">
+      <w:hyperlink r:id="rId43" w:history="1">
         <w:r>
           <w:rPr>
             <w:rStyle w:val="Hyperlink"/>
@@ -15230,7 +13388,7 @@
       <w:r>
         <w:t xml:space="preserve">(1), 8-23, 16. </w:t>
       </w:r>
-      <w:hyperlink r:id="rId43" w:history="1">
+      <w:hyperlink r:id="rId44" w:history="1">
         <w:r>
           <w:rPr>
             <w:rStyle w:val="Hyperlink"/>
@@ -15269,7 +13427,7 @@
       <w:r>
         <w:t xml:space="preserve">, 190-198. </w:t>
       </w:r>
-      <w:hyperlink r:id="rId44" w:history="1">
+      <w:hyperlink r:id="rId45" w:history="1">
         <w:r>
           <w:rPr>
             <w:rStyle w:val="Hyperlink"/>
@@ -15336,7 +13494,7 @@
       <w:r>
         <w:t xml:space="preserve">(4), E279-E301. </w:t>
       </w:r>
-      <w:hyperlink r:id="rId45" w:history="1">
+      <w:hyperlink r:id="rId46" w:history="1">
         <w:r>
           <w:rPr>
             <w:rStyle w:val="Hyperlink"/>
@@ -15375,7 +13533,7 @@
       <w:r>
         <w:t xml:space="preserve">(1), 274-300. </w:t>
       </w:r>
-      <w:hyperlink r:id="rId46" w:history="1">
+      <w:hyperlink r:id="rId47" w:history="1">
         <w:r>
           <w:rPr>
             <w:rStyle w:val="Hyperlink"/>
@@ -15425,7 +13583,7 @@
       <w:r>
         <w:t xml:space="preserve">, 215-228. </w:t>
       </w:r>
-      <w:hyperlink r:id="rId47" w:history="1">
+      <w:hyperlink r:id="rId48" w:history="1">
         <w:r>
           <w:rPr>
             <w:rStyle w:val="Hyperlink"/>
@@ -15492,7 +13650,7 @@
       <w:r>
         <w:t xml:space="preserve">(5), 361-376. </w:t>
       </w:r>
-      <w:hyperlink r:id="rId48" w:history="1">
+      <w:hyperlink r:id="rId49" w:history="1">
         <w:r>
           <w:rPr>
             <w:rStyle w:val="Hyperlink"/>
@@ -15531,7 +13689,7 @@
       <w:r>
         <w:t xml:space="preserve">, 237-252. </w:t>
       </w:r>
-      <w:hyperlink r:id="rId49" w:history="1">
+      <w:hyperlink r:id="rId50" w:history="1">
         <w:r>
           <w:rPr>
             <w:rStyle w:val="Hyperlink"/>
@@ -15570,7 +13728,7 @@
       <w:r>
         <w:t xml:space="preserve">(2), 461-471. </w:t>
       </w:r>
-      <w:hyperlink r:id="rId50" w:history="1">
+      <w:hyperlink r:id="rId51" w:history="1">
         <w:r>
           <w:rPr>
             <w:rStyle w:val="Hyperlink"/>
@@ -15609,7 +13767,7 @@
       <w:r>
         <w:t xml:space="preserve">, 1101-1119. </w:t>
       </w:r>
-      <w:hyperlink r:id="rId51" w:history="1">
+      <w:hyperlink r:id="rId52" w:history="1">
         <w:r>
           <w:rPr>
             <w:rStyle w:val="Hyperlink"/>
@@ -15648,7 +13806,7 @@
       <w:r>
         <w:t xml:space="preserve">, 245-U284. </w:t>
       </w:r>
-      <w:hyperlink r:id="rId52" w:history="1">
+      <w:hyperlink r:id="rId53" w:history="1">
         <w:r>
           <w:rPr>
             <w:rStyle w:val="Hyperlink"/>
@@ -15696,7 +13854,7 @@
       <w:r>
         <w:t xml:space="preserve">, 97-106. </w:t>
       </w:r>
-      <w:hyperlink r:id="rId53" w:history="1">
+      <w:hyperlink r:id="rId54" w:history="1">
         <w:r>
           <w:rPr>
             <w:rStyle w:val="Hyperlink"/>
@@ -15735,7 +13893,7 @@
       <w:r>
         <w:t xml:space="preserve">, 322-328. </w:t>
       </w:r>
-      <w:hyperlink r:id="rId54" w:history="1">
+      <w:hyperlink r:id="rId55" w:history="1">
         <w:r>
           <w:rPr>
             <w:rStyle w:val="Hyperlink"/>
@@ -15774,7 +13932,7 @@
       <w:r>
         <w:t xml:space="preserve">(1), 147-170. </w:t>
       </w:r>
-      <w:hyperlink r:id="rId55" w:history="1">
+      <w:hyperlink r:id="rId56" w:history="1">
         <w:r>
           <w:rPr>
             <w:rStyle w:val="Hyperlink"/>
@@ -15813,7 +13971,7 @@
       <w:r>
         <w:t xml:space="preserve">. </w:t>
       </w:r>
-      <w:hyperlink r:id="rId56" w:history="1">
+      <w:hyperlink r:id="rId57" w:history="1">
         <w:r>
           <w:rPr>
             <w:rStyle w:val="Hyperlink"/>
@@ -15853,7 +14011,7 @@
       <w:r>
         <w:t xml:space="preserve">, 47-70. </w:t>
       </w:r>
-      <w:hyperlink r:id="rId57" w:history="1">
+      <w:hyperlink r:id="rId58" w:history="1">
         <w:r>
           <w:rPr>
             <w:rStyle w:val="Hyperlink"/>
@@ -15920,7 +14078,7 @@
       <w:r>
         <w:t xml:space="preserve">(3), 439-451. </w:t>
       </w:r>
-      <w:hyperlink r:id="rId58" w:history="1">
+      <w:hyperlink r:id="rId59" w:history="1">
         <w:r>
           <w:rPr>
             <w:rStyle w:val="Hyperlink"/>
@@ -15959,7 +14117,7 @@
       <w:r>
         <w:t xml:space="preserve">(1), 60-72. </w:t>
       </w:r>
-      <w:hyperlink r:id="rId59" w:history="1">
+      <w:hyperlink r:id="rId60" w:history="1">
         <w:r>
           <w:rPr>
             <w:rStyle w:val="Hyperlink"/>
@@ -15998,7 +14156,7 @@
       <w:r>
         <w:t xml:space="preserve">, 253-265. </w:t>
       </w:r>
-      <w:hyperlink r:id="rId60" w:history="1">
+      <w:hyperlink r:id="rId61" w:history="1">
         <w:r>
           <w:rPr>
             <w:rStyle w:val="Hyperlink"/>
@@ -16037,7 +14195,7 @@
       <w:r>
         <w:t xml:space="preserve">, 85-95. </w:t>
       </w:r>
-      <w:hyperlink r:id="rId61" w:history="1">
+      <w:hyperlink r:id="rId62" w:history="1">
         <w:r>
           <w:rPr>
             <w:rStyle w:val="Hyperlink"/>
@@ -16075,7 +14233,7 @@
       <w:r>
         <w:t xml:space="preserve">(6), e10318. </w:t>
       </w:r>
-      <w:hyperlink r:id="rId62" w:history="1">
+      <w:hyperlink r:id="rId63" w:history="1">
         <w:r>
           <w:rPr>
             <w:rStyle w:val="Hyperlink"/>
@@ -16707,7 +14865,6 @@
     <w:lvl w:ilvl="0" w:tplc="02721086">
       <w:start w:val="1"/>
       <w:numFmt w:val="bullet"/>
-      <w:pStyle w:val="EndNoteBibliography"/>
       <w:lvlText w:val="•"/>
       <w:lvlJc w:val="left"/>
       <w:pPr>
@@ -20031,23 +18188,7 @@
   </w:num>
   <w:num w:numId="22">
     <w:abstractNumId w:val="6"/>
-    <w:lvlOverride w:ilvl="2">
-      <w:lvl w:ilvl="2">
-        <w:numFmt w:val="bullet"/>
-        <w:lvlText w:val=""/>
-        <w:lvlJc w:val="left"/>
-        <w:pPr>
-          <w:tabs>
-            <w:tab w:val="num" w:pos="2160"/>
-          </w:tabs>
-          <w:ind w:left="2160" w:hanging="360"/>
-        </w:pPr>
-        <w:rPr>
-          <w:rFonts w:ascii="Wingdings" w:hAnsi="Wingdings" w:hint="default"/>
-          <w:sz w:val="20"/>
-        </w:rPr>
-      </w:lvl>
-    </w:lvlOverride>
+    <w:lvlOverride w:ilvl="0"/>
   </w:num>
   <w:num w:numId="23">
     <w:abstractNumId w:val="20"/>
@@ -20558,6 +18699,7 @@
   <w:style w:type="character" w:default="1" w:styleId="DefaultParagraphFont">
     <w:name w:val="Default Paragraph Font"/>
     <w:uiPriority w:val="1"/>
+    <w:semiHidden/>
     <w:unhideWhenUsed/>
   </w:style>
   <w:style w:type="table" w:default="1" w:styleId="TableNormal">

--- a/refs/ref notes.docx
+++ b/refs/ref notes.docx
@@ -1,6 +1,6 @@
 
 <file path=word/document.xml><?xml version="1.0" encoding="utf-8"?>
-<w:document xmlns:wpc="http://schemas.microsoft.com/office/word/2010/wordprocessingCanvas" xmlns:cx="http://schemas.microsoft.com/office/drawing/2014/chartex" xmlns:cx1="http://schemas.microsoft.com/office/drawing/2015/9/8/chartex" xmlns:cx2="http://schemas.microsoft.com/office/drawing/2015/10/21/chartex" xmlns:cx3="http://schemas.microsoft.com/office/drawing/2016/5/9/chartex" xmlns:cx4="http://schemas.microsoft.com/office/drawing/2016/5/10/chartex" xmlns:cx5="http://schemas.microsoft.com/office/drawing/2016/5/11/chartex" xmlns:cx6="http://schemas.microsoft.com/office/drawing/2016/5/12/chartex" xmlns:cx7="http://schemas.microsoft.com/office/drawing/2016/5/13/chartex" xmlns:cx8="http://schemas.microsoft.com/office/drawing/2016/5/14/chartex" xmlns:mc="http://schemas.openxmlformats.org/markup-compatibility/2006" xmlns:aink="http://schemas.microsoft.com/office/drawing/2016/ink" xmlns:am3d="http://schemas.microsoft.com/office/drawing/2017/model3d" xmlns:o="urn:schemas-microsoft-com:office:office" xmlns:r="http://schemas.openxmlformats.org/officeDocument/2006/relationships" xmlns:m="http://schemas.openxmlformats.org/officeDocument/2006/math" xmlns:v="urn:schemas-microsoft-com:vml" xmlns:wp14="http://schemas.microsoft.com/office/word/2010/wordprocessingDrawing" xmlns:wp="http://schemas.openxmlformats.org/drawingml/2006/wordprocessingDrawing" xmlns:w10="urn:schemas-microsoft-com:office:word" xmlns:w="http://schemas.openxmlformats.org/wordprocessingml/2006/main" xmlns:w14="http://schemas.microsoft.com/office/word/2010/wordml" xmlns:w15="http://schemas.microsoft.com/office/word/2012/wordml" xmlns:w16cex="http://schemas.microsoft.com/office/word/2018/wordml/cex" xmlns:w16cid="http://schemas.microsoft.com/office/word/2016/wordml/cid" xmlns:w16="http://schemas.microsoft.com/office/word/2018/wordml" xmlns:w16sdtdh="http://schemas.microsoft.com/office/word/2020/wordml/sdtdatahash" xmlns:w16se="http://schemas.microsoft.com/office/word/2015/wordml/symex" xmlns:wpg="http://schemas.microsoft.com/office/word/2010/wordprocessingGroup" xmlns:wpi="http://schemas.microsoft.com/office/word/2010/wordprocessingInk" xmlns:wne="http://schemas.microsoft.com/office/word/2006/wordml" xmlns:wps="http://schemas.microsoft.com/office/word/2010/wordprocessingShape" mc:Ignorable="w14 w15 w16se w16cid w16 w16cex w16sdtdh wp14">
+<w:document xmlns:wpc="http://schemas.microsoft.com/office/word/2010/wordprocessingCanvas" xmlns:cx="http://schemas.microsoft.com/office/drawing/2014/chartex" xmlns:cx1="http://schemas.microsoft.com/office/drawing/2015/9/8/chartex" xmlns:cx2="http://schemas.microsoft.com/office/drawing/2015/10/21/chartex" xmlns:cx3="http://schemas.microsoft.com/office/drawing/2016/5/9/chartex" xmlns:cx4="http://schemas.microsoft.com/office/drawing/2016/5/10/chartex" xmlns:cx5="http://schemas.microsoft.com/office/drawing/2016/5/11/chartex" xmlns:cx6="http://schemas.microsoft.com/office/drawing/2016/5/12/chartex" xmlns:cx7="http://schemas.microsoft.com/office/drawing/2016/5/13/chartex" xmlns:cx8="http://schemas.microsoft.com/office/drawing/2016/5/14/chartex" xmlns:mc="http://schemas.openxmlformats.org/markup-compatibility/2006" xmlns:aink="http://schemas.microsoft.com/office/drawing/2016/ink" xmlns:am3d="http://schemas.microsoft.com/office/drawing/2017/model3d" xmlns:o="urn:schemas-microsoft-com:office:office" xmlns:oel="http://schemas.microsoft.com/office/2019/extlst" xmlns:r="http://schemas.openxmlformats.org/officeDocument/2006/relationships" xmlns:m="http://schemas.openxmlformats.org/officeDocument/2006/math" xmlns:v="urn:schemas-microsoft-com:vml" xmlns:wp14="http://schemas.microsoft.com/office/word/2010/wordprocessingDrawing" xmlns:wp="http://schemas.openxmlformats.org/drawingml/2006/wordprocessingDrawing" xmlns:w10="urn:schemas-microsoft-com:office:word" xmlns:w="http://schemas.openxmlformats.org/wordprocessingml/2006/main" xmlns:w14="http://schemas.microsoft.com/office/word/2010/wordml" xmlns:w15="http://schemas.microsoft.com/office/word/2012/wordml" xmlns:w16cex="http://schemas.microsoft.com/office/word/2018/wordml/cex" xmlns:w16cid="http://schemas.microsoft.com/office/word/2016/wordml/cid" xmlns:w16="http://schemas.microsoft.com/office/word/2018/wordml" xmlns:w16du="http://schemas.microsoft.com/office/word/2023/wordml/word16du" xmlns:w16sdtdh="http://schemas.microsoft.com/office/word/2020/wordml/sdtdatahash" xmlns:w16sdtfl="http://schemas.microsoft.com/office/word/2024/wordml/sdtformatlock" xmlns:w16se="http://schemas.microsoft.com/office/word/2015/wordml/symex" xmlns:wpg="http://schemas.microsoft.com/office/word/2010/wordprocessingGroup" xmlns:wpi="http://schemas.microsoft.com/office/word/2010/wordprocessingInk" xmlns:wne="http://schemas.microsoft.com/office/word/2006/wordml" xmlns:wps="http://schemas.microsoft.com/office/word/2010/wordprocessingShape" mc:Ignorable="w14 w15 w16se w16cid w16 w16cex w16sdtdh w16sdtfl w16du wp14">
   <w:body>
     <w:p>
       <w:pPr>
@@ -25,7 +25,7 @@
           <w:noProof/>
         </w:rPr>
         <w:drawing>
-          <wp:inline distT="0" distB="0" distL="0" distR="0" wp14:anchorId="50158FFB" wp14:editId="4DA29EBD">
+          <wp:inline distT="0" distB="0" distL="0" distR="0" wp14:anchorId="50158FFB" wp14:editId="672136B3">
             <wp:extent cx="5943600" cy="4599940"/>
             <wp:effectExtent l="0" t="0" r="0" b="0"/>
             <wp:docPr id="5" name="Picture 5"/>
@@ -80,7 +80,23 @@
         <w:pStyle w:val="NormalWeb"/>
       </w:pPr>
       <w:r>
-        <w:t>Our structural equation modeling framework evaluates the top-down mortality risk experienced by Interior Columbia Spring Chinook Salmon across their coastal and marine migration corridor. This life history encompasses early ocean residence in the Northern California Current (NCC), subsequent dispersal and sub-adult rearing in the Gulf of Alaska (GoA) and Bering Sea, and their eventual return through British Columbia (DFO regions) and coastal waters back to the Columbia River. Because Spring Chinook smolts move rapidly offshore and northward compared to fall-run ecotypes, traditional coastal fishery bycatch dataset metrics do not capture their post-smolt distributions. We therefore define functional predator guilds based on key ecological mechanisms: targeted life-stage vulnerability (smolt vs. adult), thermal/spatial habitat overlap, and prey-switching capacity.</w:t>
+        <w:t xml:space="preserve">Our structural equation modeling framework evaluates the top-down mortality risk experienced by Interior Columbia Spring Chinook Salmon across their coastal and marine migration </w:t>
+      </w:r>
+      <w:proofErr w:type="gramStart"/>
+      <w:r>
+        <w:t>corridor</w:t>
+      </w:r>
+      <w:proofErr w:type="gramEnd"/>
+      <w:r>
+        <w:t>. This life history encompasses early ocean residence in the Northern California Current (NCC), subsequent dispersal and sub-adult rearing in the Gulf of Alaska (</w:t>
+      </w:r>
+      <w:proofErr w:type="spellStart"/>
+      <w:r>
+        <w:t>GoA</w:t>
+      </w:r>
+      <w:proofErr w:type="spellEnd"/>
+      <w:r>
+        <w:t>) and Bering Sea, and their eventual return through British Columbia (DFO regions) and coastal waters back to the Columbia River. Because Spring Chinook smolts move rapidly offshore and northward compared to fall-run ecotypes, traditional coastal fishery bycatch dataset metrics do not capture their post-smolt distributions. We therefore define functional predator guilds based on key ecological mechanisms: targeted life-stage vulnerability (smolt vs. adult), thermal/spatial habitat overlap, and prey-switching capacity.</w:t>
       </w:r>
     </w:p>
     <w:p>
@@ -92,7 +108,23 @@
       </w:r>
       <w:r>
         <w:lastRenderedPageBreak/>
-        <w:t>Cormorants) and small pinnipeds or demersal fishes. In warm ocean years characterized by high Habitat Compression Indices (HCI), cold-water coastal upwelling habitat contracts into a narrow nearshore ribbon. This spatial compression forces outmigrating smolts into dense spatial overlap with both resident predators and abundant forage fish species (such as Market Squid, Northern Anchovy, and Pacific Herring). When lipid-rich alternative prey pools are abundant, generalist predators switch away from salmon, dampening per-capita smolt mortality via an alternate prey buffer.</w:t>
+        <w:t xml:space="preserve">Cormorants) and small pinnipeds or demersal </w:t>
+      </w:r>
+      <w:proofErr w:type="gramStart"/>
+      <w:r>
+        <w:t>fishes</w:t>
+      </w:r>
+      <w:proofErr w:type="gramEnd"/>
+      <w:r>
+        <w:t xml:space="preserve">. In warm ocean years characterized by high Habitat Compression Indices (HCI), cold-water coastal upwelling habitat contracts into a narrow nearshore ribbon. This spatial compression forces </w:t>
+      </w:r>
+      <w:proofErr w:type="spellStart"/>
+      <w:r>
+        <w:t>outmigrating</w:t>
+      </w:r>
+      <w:proofErr w:type="spellEnd"/>
+      <w:r>
+        <w:t xml:space="preserve"> smolts into dense spatial overlap with both resident predators and abundant forage fish species (such as Market Squid, Northern Anchovy, and Pacific Herring). When lipid-rich alternative prey pools are abundant, generalist predators switch away from salmon, dampening per-capita smolt mortality via an alternate prey buffer.</w:t>
       </w:r>
     </w:p>
     <w:p>
@@ -100,7 +132,1412 @@
         <w:pStyle w:val="NormalWeb"/>
       </w:pPr>
       <w:r>
-        <w:t>As sub-adult and adult Spring Chinook transition into the Gulf of Alaska and coastal British Columbia, they occupy deeper, offshore marine shelf habitats. In these sub-surface environments, their mortality risk shifts to large groundfish (Arrowtooth Flounder, Pacific Halibut, Sablefish), apex pelagic sharks (Salmon Shark, Sleeper Shark), and marine mammals (Steller Sea Lions, Harbor Seals). Spatial overlap with these cold-water Alaskan groundfish and pelagics is governed by Sea Surface Temperature (SST) and sub-surface thermal boundaries. In warmer ocean years, thermal squeezing compresses adult salmon and predator distributions into shared bathymetric zones. Predation rates in the north are mediated by large regional forage pools—primarily Walleye Pollock, Sitka Herring, Capelin, and EGoA Krill—where high forage density attracts piscivore attention and attenuates direct top-down pressure on returning adult salmon.</w:t>
+        <w:t xml:space="preserve">As sub-adult and adult Spring Chinook transition into the Gulf of Alaska and coastal British Columbia, they occupy deeper, offshore marine shelf habitats. In these sub-surface environments, their mortality risk shifts to large groundfish (Arrowtooth Flounder, Pacific Halibut, Sablefish), apex pelagic sharks (Salmon Shark, Sleeper Shark), and marine mammals (Steller Sea Lions, Harbor Seals). Spatial overlap with these cold-water Alaskan groundfish and </w:t>
+      </w:r>
+      <w:proofErr w:type="spellStart"/>
+      <w:r>
+        <w:t>pelagics</w:t>
+      </w:r>
+      <w:proofErr w:type="spellEnd"/>
+      <w:r>
+        <w:t xml:space="preserve"> is governed by Sea Surface Temperature (SST) and sub-surface thermal boundaries. In warmer ocean years, thermal squeezing compresses adult salmon and predator distributions into shared bathymetric zones. Predation rates in the north are mediated by large regional forage pools—primarily Walleye Pollock, Sitka Herring, Capelin, and </w:t>
+      </w:r>
+      <w:proofErr w:type="spellStart"/>
+      <w:r>
+        <w:t>EGoA</w:t>
+      </w:r>
+      <w:proofErr w:type="spellEnd"/>
+      <w:r>
+        <w:t xml:space="preserve"> Krill—where high forage density attracts piscivore attention and attenuates direct top-down pressure on returning adult salmon.</w:t>
+      </w:r>
+    </w:p>
+    <w:p>
+      <w:pPr>
+        <w:pStyle w:val="Heading1"/>
+      </w:pPr>
+      <w:r>
+        <w:t>Salmon param</w:t>
+      </w:r>
+    </w:p>
+    <w:p>
+      <w:r>
+        <w:t>JSOES raw data</w:t>
+      </w:r>
+    </w:p>
+    <w:tbl>
+      <w:tblPr>
+        <w:tblW w:w="14790" w:type="dxa"/>
+        <w:tblCellSpacing w:w="0" w:type="dxa"/>
+        <w:shd w:val="clear" w:color="auto" w:fill="FFFFFF"/>
+        <w:tblCellMar>
+          <w:left w:w="90" w:type="dxa"/>
+          <w:bottom w:w="120" w:type="dxa"/>
+          <w:right w:w="0" w:type="dxa"/>
+        </w:tblCellMar>
+        <w:tblLook w:val="04A0" w:firstRow="1" w:lastRow="0" w:firstColumn="1" w:lastColumn="0" w:noHBand="0" w:noVBand="1"/>
+      </w:tblPr>
+      <w:tblGrid>
+        <w:gridCol w:w="14790"/>
+      </w:tblGrid>
+      <w:tr>
+        <w:trPr>
+          <w:tblCellSpacing w:w="0" w:type="dxa"/>
+        </w:trPr>
+        <w:tc>
+          <w:tcPr>
+            <w:tcW w:w="0" w:type="auto"/>
+            <w:shd w:val="clear" w:color="auto" w:fill="FFFFFF"/>
+            <w:hideMark/>
+          </w:tcPr>
+          <w:p>
+            <w:pPr>
+              <w:tabs>
+                <w:tab w:val="left" w:pos="916"/>
+                <w:tab w:val="left" w:pos="1832"/>
+                <w:tab w:val="left" w:pos="2748"/>
+                <w:tab w:val="left" w:pos="3664"/>
+                <w:tab w:val="left" w:pos="4580"/>
+                <w:tab w:val="left" w:pos="5496"/>
+                <w:tab w:val="left" w:pos="6412"/>
+                <w:tab w:val="left" w:pos="7328"/>
+                <w:tab w:val="left" w:pos="8244"/>
+                <w:tab w:val="left" w:pos="9160"/>
+                <w:tab w:val="left" w:pos="10076"/>
+                <w:tab w:val="left" w:pos="10992"/>
+                <w:tab w:val="left" w:pos="11908"/>
+                <w:tab w:val="left" w:pos="12824"/>
+                <w:tab w:val="left" w:pos="13740"/>
+                <w:tab w:val="left" w:pos="14656"/>
+              </w:tabs>
+              <w:wordWrap w:val="0"/>
+              <w:spacing w:after="0" w:line="240" w:lineRule="atLeast"/>
+              <w:rPr>
+                <w:rFonts w:ascii="Lucida Console" w:eastAsia="Times New Roman" w:hAnsi="Lucida Console" w:cs="Courier New"/>
+                <w:color w:val="000000"/>
+                <w:sz w:val="20"/>
+                <w:szCs w:val="20"/>
+                <w:bdr w:val="none" w:sz="0" w:space="0" w:color="auto" w:frame="1"/>
+              </w:rPr>
+            </w:pPr>
+            <w:r>
+              <w:rPr>
+                <w:rFonts w:ascii="Lucida Console" w:eastAsia="Times New Roman" w:hAnsi="Lucida Console" w:cs="Courier New"/>
+                <w:color w:val="000000"/>
+                <w:sz w:val="20"/>
+                <w:szCs w:val="20"/>
+                <w:bdr w:val="none" w:sz="0" w:space="0" w:color="auto" w:frame="1"/>
+              </w:rPr>
+              <w:t xml:space="preserve">    Month                Year          Tag             </w:t>
+            </w:r>
+            <w:proofErr w:type="spellStart"/>
+            <w:r>
+              <w:rPr>
+                <w:rFonts w:ascii="Lucida Console" w:eastAsia="Times New Roman" w:hAnsi="Lucida Console" w:cs="Courier New"/>
+                <w:color w:val="000000"/>
+                <w:sz w:val="20"/>
+                <w:szCs w:val="20"/>
+                <w:bdr w:val="none" w:sz="0" w:space="0" w:color="auto" w:frame="1"/>
+              </w:rPr>
+              <w:t>LabLength_mm</w:t>
+            </w:r>
+            <w:proofErr w:type="spellEnd"/>
+            <w:r>
+              <w:rPr>
+                <w:rFonts w:ascii="Lucida Console" w:eastAsia="Times New Roman" w:hAnsi="Lucida Console" w:cs="Courier New"/>
+                <w:color w:val="000000"/>
+                <w:sz w:val="20"/>
+                <w:szCs w:val="20"/>
+                <w:bdr w:val="none" w:sz="0" w:space="0" w:color="auto" w:frame="1"/>
+              </w:rPr>
+              <w:t xml:space="preserve">     </w:t>
+            </w:r>
+            <w:proofErr w:type="spellStart"/>
+            <w:r>
+              <w:rPr>
+                <w:rFonts w:ascii="Lucida Console" w:eastAsia="Times New Roman" w:hAnsi="Lucida Console" w:cs="Courier New"/>
+                <w:color w:val="000000"/>
+                <w:sz w:val="20"/>
+                <w:szCs w:val="20"/>
+                <w:bdr w:val="none" w:sz="0" w:space="0" w:color="auto" w:frame="1"/>
+              </w:rPr>
+              <w:t>FishWt_gm</w:t>
+            </w:r>
+            <w:proofErr w:type="spellEnd"/>
+            <w:r>
+              <w:rPr>
+                <w:rFonts w:ascii="Lucida Console" w:eastAsia="Times New Roman" w:hAnsi="Lucida Console" w:cs="Courier New"/>
+                <w:color w:val="000000"/>
+                <w:sz w:val="20"/>
+                <w:szCs w:val="20"/>
+                <w:bdr w:val="none" w:sz="0" w:space="0" w:color="auto" w:frame="1"/>
+              </w:rPr>
+              <w:t xml:space="preserve">      </w:t>
+            </w:r>
+            <w:proofErr w:type="spellStart"/>
+            <w:r>
+              <w:rPr>
+                <w:rFonts w:ascii="Lucida Console" w:eastAsia="Times New Roman" w:hAnsi="Lucida Console" w:cs="Courier New"/>
+                <w:color w:val="000000"/>
+                <w:sz w:val="20"/>
+                <w:szCs w:val="20"/>
+                <w:bdr w:val="none" w:sz="0" w:space="0" w:color="auto" w:frame="1"/>
+              </w:rPr>
+              <w:t>FultonCondition</w:t>
+            </w:r>
+            <w:proofErr w:type="spellEnd"/>
+            <w:r>
+              <w:rPr>
+                <w:rFonts w:ascii="Lucida Console" w:eastAsia="Times New Roman" w:hAnsi="Lucida Console" w:cs="Courier New"/>
+                <w:color w:val="000000"/>
+                <w:sz w:val="20"/>
+                <w:szCs w:val="20"/>
+                <w:bdr w:val="none" w:sz="0" w:space="0" w:color="auto" w:frame="1"/>
+              </w:rPr>
+              <w:t xml:space="preserve"> </w:t>
+            </w:r>
+          </w:p>
+          <w:p>
+            <w:pPr>
+              <w:tabs>
+                <w:tab w:val="left" w:pos="916"/>
+                <w:tab w:val="left" w:pos="1832"/>
+                <w:tab w:val="left" w:pos="2748"/>
+                <w:tab w:val="left" w:pos="3664"/>
+                <w:tab w:val="left" w:pos="4580"/>
+                <w:tab w:val="left" w:pos="5496"/>
+                <w:tab w:val="left" w:pos="6412"/>
+                <w:tab w:val="left" w:pos="7328"/>
+                <w:tab w:val="left" w:pos="8244"/>
+                <w:tab w:val="left" w:pos="9160"/>
+                <w:tab w:val="left" w:pos="10076"/>
+                <w:tab w:val="left" w:pos="10992"/>
+                <w:tab w:val="left" w:pos="11908"/>
+                <w:tab w:val="left" w:pos="12824"/>
+                <w:tab w:val="left" w:pos="13740"/>
+                <w:tab w:val="left" w:pos="14656"/>
+              </w:tabs>
+              <w:wordWrap w:val="0"/>
+              <w:spacing w:after="0" w:line="240" w:lineRule="atLeast"/>
+              <w:rPr>
+                <w:rFonts w:ascii="Lucida Console" w:eastAsia="Times New Roman" w:hAnsi="Lucida Console" w:cs="Courier New"/>
+                <w:color w:val="000000"/>
+                <w:sz w:val="20"/>
+                <w:szCs w:val="20"/>
+                <w:bdr w:val="none" w:sz="0" w:space="0" w:color="auto" w:frame="1"/>
+              </w:rPr>
+            </w:pPr>
+            <w:r>
+              <w:rPr>
+                <w:rFonts w:ascii="Lucida Console" w:eastAsia="Times New Roman" w:hAnsi="Lucida Console" w:cs="Courier New"/>
+                <w:color w:val="000000"/>
+                <w:sz w:val="20"/>
+                <w:szCs w:val="20"/>
+                <w:bdr w:val="none" w:sz="0" w:space="0" w:color="auto" w:frame="1"/>
+              </w:rPr>
+              <w:t xml:space="preserve"> Length:4315        Min.   :1998   Length:4315        Min. </w:t>
+            </w:r>
+            <w:proofErr w:type="gramStart"/>
+            <w:r>
+              <w:rPr>
+                <w:rFonts w:ascii="Lucida Console" w:eastAsia="Times New Roman" w:hAnsi="Lucida Console" w:cs="Courier New"/>
+                <w:color w:val="000000"/>
+                <w:sz w:val="20"/>
+                <w:szCs w:val="20"/>
+                <w:bdr w:val="none" w:sz="0" w:space="0" w:color="auto" w:frame="1"/>
+              </w:rPr>
+              <w:t xml:space="preserve">  :</w:t>
+            </w:r>
+            <w:proofErr w:type="gramEnd"/>
+            <w:r>
+              <w:rPr>
+                <w:rFonts w:ascii="Lucida Console" w:eastAsia="Times New Roman" w:hAnsi="Lucida Console" w:cs="Courier New"/>
+                <w:color w:val="000000"/>
+                <w:sz w:val="20"/>
+                <w:szCs w:val="20"/>
+                <w:bdr w:val="none" w:sz="0" w:space="0" w:color="auto" w:frame="1"/>
+              </w:rPr>
+              <w:t xml:space="preserve"> 92.0   Min. </w:t>
+            </w:r>
+            <w:proofErr w:type="gramStart"/>
+            <w:r>
+              <w:rPr>
+                <w:rFonts w:ascii="Lucida Console" w:eastAsia="Times New Roman" w:hAnsi="Lucida Console" w:cs="Courier New"/>
+                <w:color w:val="000000"/>
+                <w:sz w:val="20"/>
+                <w:szCs w:val="20"/>
+                <w:bdr w:val="none" w:sz="0" w:space="0" w:color="auto" w:frame="1"/>
+              </w:rPr>
+              <w:t xml:space="preserve">  :</w:t>
+            </w:r>
+            <w:proofErr w:type="gramEnd"/>
+            <w:r>
+              <w:rPr>
+                <w:rFonts w:ascii="Lucida Console" w:eastAsia="Times New Roman" w:hAnsi="Lucida Console" w:cs="Courier New"/>
+                <w:color w:val="000000"/>
+                <w:sz w:val="20"/>
+                <w:szCs w:val="20"/>
+                <w:bdr w:val="none" w:sz="0" w:space="0" w:color="auto" w:frame="1"/>
+              </w:rPr>
+              <w:t xml:space="preserve">  8.10   Min.   :0.6003  </w:t>
+            </w:r>
+          </w:p>
+          <w:p>
+            <w:pPr>
+              <w:tabs>
+                <w:tab w:val="left" w:pos="916"/>
+                <w:tab w:val="left" w:pos="1832"/>
+                <w:tab w:val="left" w:pos="2748"/>
+                <w:tab w:val="left" w:pos="3664"/>
+                <w:tab w:val="left" w:pos="4580"/>
+                <w:tab w:val="left" w:pos="5496"/>
+                <w:tab w:val="left" w:pos="6412"/>
+                <w:tab w:val="left" w:pos="7328"/>
+                <w:tab w:val="left" w:pos="8244"/>
+                <w:tab w:val="left" w:pos="9160"/>
+                <w:tab w:val="left" w:pos="10076"/>
+                <w:tab w:val="left" w:pos="10992"/>
+                <w:tab w:val="left" w:pos="11908"/>
+                <w:tab w:val="left" w:pos="12824"/>
+                <w:tab w:val="left" w:pos="13740"/>
+                <w:tab w:val="left" w:pos="14656"/>
+              </w:tabs>
+              <w:wordWrap w:val="0"/>
+              <w:spacing w:after="0" w:line="240" w:lineRule="atLeast"/>
+              <w:rPr>
+                <w:rFonts w:ascii="Lucida Console" w:eastAsia="Times New Roman" w:hAnsi="Lucida Console" w:cs="Courier New"/>
+                <w:color w:val="000000"/>
+                <w:sz w:val="20"/>
+                <w:szCs w:val="20"/>
+                <w:bdr w:val="none" w:sz="0" w:space="0" w:color="auto" w:frame="1"/>
+              </w:rPr>
+            </w:pPr>
+            <w:r>
+              <w:rPr>
+                <w:rFonts w:ascii="Lucida Console" w:eastAsia="Times New Roman" w:hAnsi="Lucida Console" w:cs="Courier New"/>
+                <w:color w:val="000000"/>
+                <w:sz w:val="20"/>
+                <w:szCs w:val="20"/>
+                <w:bdr w:val="none" w:sz="0" w:space="0" w:color="auto" w:frame="1"/>
+              </w:rPr>
+              <w:t xml:space="preserve"> </w:t>
+            </w:r>
+            <w:proofErr w:type="gramStart"/>
+            <w:r>
+              <w:rPr>
+                <w:rFonts w:ascii="Lucida Console" w:eastAsia="Times New Roman" w:hAnsi="Lucida Console" w:cs="Courier New"/>
+                <w:color w:val="000000"/>
+                <w:sz w:val="20"/>
+                <w:szCs w:val="20"/>
+                <w:bdr w:val="none" w:sz="0" w:space="0" w:color="auto" w:frame="1"/>
+              </w:rPr>
+              <w:t>Class :character</w:t>
+            </w:r>
+            <w:proofErr w:type="gramEnd"/>
+            <w:r>
+              <w:rPr>
+                <w:rFonts w:ascii="Lucida Console" w:eastAsia="Times New Roman" w:hAnsi="Lucida Console" w:cs="Courier New"/>
+                <w:color w:val="000000"/>
+                <w:sz w:val="20"/>
+                <w:szCs w:val="20"/>
+                <w:bdr w:val="none" w:sz="0" w:space="0" w:color="auto" w:frame="1"/>
+              </w:rPr>
+              <w:t xml:space="preserve">   1st Qu.:2007   </w:t>
+            </w:r>
+            <w:proofErr w:type="gramStart"/>
+            <w:r>
+              <w:rPr>
+                <w:rFonts w:ascii="Lucida Console" w:eastAsia="Times New Roman" w:hAnsi="Lucida Console" w:cs="Courier New"/>
+                <w:color w:val="000000"/>
+                <w:sz w:val="20"/>
+                <w:szCs w:val="20"/>
+                <w:bdr w:val="none" w:sz="0" w:space="0" w:color="auto" w:frame="1"/>
+              </w:rPr>
+              <w:t>Class :character</w:t>
+            </w:r>
+            <w:proofErr w:type="gramEnd"/>
+            <w:r>
+              <w:rPr>
+                <w:rFonts w:ascii="Lucida Console" w:eastAsia="Times New Roman" w:hAnsi="Lucida Console" w:cs="Courier New"/>
+                <w:color w:val="000000"/>
+                <w:sz w:val="20"/>
+                <w:szCs w:val="20"/>
+                <w:bdr w:val="none" w:sz="0" w:space="0" w:color="auto" w:frame="1"/>
+              </w:rPr>
+              <w:t xml:space="preserve">   1st Qu.:140.0   1st Qu.: 29.20   1st Qu.:0.9714  </w:t>
+            </w:r>
+          </w:p>
+          <w:p>
+            <w:pPr>
+              <w:tabs>
+                <w:tab w:val="left" w:pos="916"/>
+                <w:tab w:val="left" w:pos="1832"/>
+                <w:tab w:val="left" w:pos="2748"/>
+                <w:tab w:val="left" w:pos="3664"/>
+                <w:tab w:val="left" w:pos="4580"/>
+                <w:tab w:val="left" w:pos="5496"/>
+                <w:tab w:val="left" w:pos="6412"/>
+                <w:tab w:val="left" w:pos="7328"/>
+                <w:tab w:val="left" w:pos="8244"/>
+                <w:tab w:val="left" w:pos="9160"/>
+                <w:tab w:val="left" w:pos="10076"/>
+                <w:tab w:val="left" w:pos="10992"/>
+                <w:tab w:val="left" w:pos="11908"/>
+                <w:tab w:val="left" w:pos="12824"/>
+                <w:tab w:val="left" w:pos="13740"/>
+                <w:tab w:val="left" w:pos="14656"/>
+              </w:tabs>
+              <w:wordWrap w:val="0"/>
+              <w:spacing w:after="0" w:line="240" w:lineRule="atLeast"/>
+              <w:rPr>
+                <w:rFonts w:ascii="Lucida Console" w:eastAsia="Times New Roman" w:hAnsi="Lucida Console" w:cs="Courier New"/>
+                <w:color w:val="000000"/>
+                <w:sz w:val="20"/>
+                <w:szCs w:val="20"/>
+                <w:bdr w:val="none" w:sz="0" w:space="0" w:color="auto" w:frame="1"/>
+              </w:rPr>
+            </w:pPr>
+            <w:r>
+              <w:rPr>
+                <w:rFonts w:ascii="Lucida Console" w:eastAsia="Times New Roman" w:hAnsi="Lucida Console" w:cs="Courier New"/>
+                <w:color w:val="000000"/>
+                <w:sz w:val="20"/>
+                <w:szCs w:val="20"/>
+                <w:bdr w:val="none" w:sz="0" w:space="0" w:color="auto" w:frame="1"/>
+              </w:rPr>
+              <w:t xml:space="preserve"> </w:t>
+            </w:r>
+            <w:proofErr w:type="gramStart"/>
+            <w:r>
+              <w:rPr>
+                <w:rFonts w:ascii="Lucida Console" w:eastAsia="Times New Roman" w:hAnsi="Lucida Console" w:cs="Courier New"/>
+                <w:color w:val="000000"/>
+                <w:sz w:val="20"/>
+                <w:szCs w:val="20"/>
+                <w:bdr w:val="none" w:sz="0" w:space="0" w:color="auto" w:frame="1"/>
+              </w:rPr>
+              <w:t>Mode  :</w:t>
+            </w:r>
+            <w:proofErr w:type="gramEnd"/>
+            <w:r>
+              <w:rPr>
+                <w:rFonts w:ascii="Lucida Console" w:eastAsia="Times New Roman" w:hAnsi="Lucida Console" w:cs="Courier New"/>
+                <w:color w:val="000000"/>
+                <w:sz w:val="20"/>
+                <w:szCs w:val="20"/>
+                <w:bdr w:val="none" w:sz="0" w:space="0" w:color="auto" w:frame="1"/>
+              </w:rPr>
+              <w:t xml:space="preserve">character   Median :2011   </w:t>
+            </w:r>
+            <w:proofErr w:type="gramStart"/>
+            <w:r>
+              <w:rPr>
+                <w:rFonts w:ascii="Lucida Console" w:eastAsia="Times New Roman" w:hAnsi="Lucida Console" w:cs="Courier New"/>
+                <w:color w:val="000000"/>
+                <w:sz w:val="20"/>
+                <w:szCs w:val="20"/>
+                <w:bdr w:val="none" w:sz="0" w:space="0" w:color="auto" w:frame="1"/>
+              </w:rPr>
+              <w:t>Mode  :</w:t>
+            </w:r>
+            <w:proofErr w:type="gramEnd"/>
+            <w:r>
+              <w:rPr>
+                <w:rFonts w:ascii="Lucida Console" w:eastAsia="Times New Roman" w:hAnsi="Lucida Console" w:cs="Courier New"/>
+                <w:color w:val="000000"/>
+                <w:sz w:val="20"/>
+                <w:szCs w:val="20"/>
+                <w:bdr w:val="none" w:sz="0" w:space="0" w:color="auto" w:frame="1"/>
+              </w:rPr>
+              <w:t xml:space="preserve">character   Median :150.0   </w:t>
+            </w:r>
+            <w:proofErr w:type="gramStart"/>
+            <w:r>
+              <w:rPr>
+                <w:rFonts w:ascii="Lucida Console" w:eastAsia="Times New Roman" w:hAnsi="Lucida Console" w:cs="Courier New"/>
+                <w:color w:val="000000"/>
+                <w:sz w:val="20"/>
+                <w:szCs w:val="20"/>
+                <w:bdr w:val="none" w:sz="0" w:space="0" w:color="auto" w:frame="1"/>
+              </w:rPr>
+              <w:t>Median :</w:t>
+            </w:r>
+            <w:proofErr w:type="gramEnd"/>
+            <w:r>
+              <w:rPr>
+                <w:rFonts w:ascii="Lucida Console" w:eastAsia="Times New Roman" w:hAnsi="Lucida Console" w:cs="Courier New"/>
+                <w:color w:val="000000"/>
+                <w:sz w:val="20"/>
+                <w:szCs w:val="20"/>
+                <w:bdr w:val="none" w:sz="0" w:space="0" w:color="auto" w:frame="1"/>
+              </w:rPr>
+              <w:t xml:space="preserve"> 38.70   Median :1.0529  </w:t>
+            </w:r>
+          </w:p>
+          <w:p>
+            <w:pPr>
+              <w:tabs>
+                <w:tab w:val="left" w:pos="916"/>
+                <w:tab w:val="left" w:pos="1832"/>
+                <w:tab w:val="left" w:pos="2748"/>
+                <w:tab w:val="left" w:pos="3664"/>
+                <w:tab w:val="left" w:pos="4580"/>
+                <w:tab w:val="left" w:pos="5496"/>
+                <w:tab w:val="left" w:pos="6412"/>
+                <w:tab w:val="left" w:pos="7328"/>
+                <w:tab w:val="left" w:pos="8244"/>
+                <w:tab w:val="left" w:pos="9160"/>
+                <w:tab w:val="left" w:pos="10076"/>
+                <w:tab w:val="left" w:pos="10992"/>
+                <w:tab w:val="left" w:pos="11908"/>
+                <w:tab w:val="left" w:pos="12824"/>
+                <w:tab w:val="left" w:pos="13740"/>
+                <w:tab w:val="left" w:pos="14656"/>
+              </w:tabs>
+              <w:wordWrap w:val="0"/>
+              <w:spacing w:after="0" w:line="240" w:lineRule="atLeast"/>
+              <w:rPr>
+                <w:rFonts w:ascii="Lucida Console" w:eastAsia="Times New Roman" w:hAnsi="Lucida Console" w:cs="Courier New"/>
+                <w:color w:val="000000"/>
+                <w:sz w:val="20"/>
+                <w:szCs w:val="20"/>
+                <w:bdr w:val="none" w:sz="0" w:space="0" w:color="auto" w:frame="1"/>
+              </w:rPr>
+            </w:pPr>
+            <w:r>
+              <w:rPr>
+                <w:rFonts w:ascii="Lucida Console" w:eastAsia="Times New Roman" w:hAnsi="Lucida Console" w:cs="Courier New"/>
+                <w:color w:val="000000"/>
+                <w:sz w:val="20"/>
+                <w:szCs w:val="20"/>
+                <w:bdr w:val="none" w:sz="0" w:space="0" w:color="auto" w:frame="1"/>
+              </w:rPr>
+              <w:t xml:space="preserve">                    Mean   :2011                      Mean   :152.6   Mean </w:t>
+            </w:r>
+            <w:proofErr w:type="gramStart"/>
+            <w:r>
+              <w:rPr>
+                <w:rFonts w:ascii="Lucida Console" w:eastAsia="Times New Roman" w:hAnsi="Lucida Console" w:cs="Courier New"/>
+                <w:color w:val="000000"/>
+                <w:sz w:val="20"/>
+                <w:szCs w:val="20"/>
+                <w:bdr w:val="none" w:sz="0" w:space="0" w:color="auto" w:frame="1"/>
+              </w:rPr>
+              <w:t xml:space="preserve">  :</w:t>
+            </w:r>
+            <w:proofErr w:type="gramEnd"/>
+            <w:r>
+              <w:rPr>
+                <w:rFonts w:ascii="Lucida Console" w:eastAsia="Times New Roman" w:hAnsi="Lucida Console" w:cs="Courier New"/>
+                <w:color w:val="000000"/>
+                <w:sz w:val="20"/>
+                <w:szCs w:val="20"/>
+                <w:bdr w:val="none" w:sz="0" w:space="0" w:color="auto" w:frame="1"/>
+              </w:rPr>
+              <w:t xml:space="preserve"> 44.48   Mean   :1.0542  </w:t>
+            </w:r>
+          </w:p>
+          <w:p>
+            <w:pPr>
+              <w:tabs>
+                <w:tab w:val="left" w:pos="916"/>
+                <w:tab w:val="left" w:pos="1832"/>
+                <w:tab w:val="left" w:pos="2748"/>
+                <w:tab w:val="left" w:pos="3664"/>
+                <w:tab w:val="left" w:pos="4580"/>
+                <w:tab w:val="left" w:pos="5496"/>
+                <w:tab w:val="left" w:pos="6412"/>
+                <w:tab w:val="left" w:pos="7328"/>
+                <w:tab w:val="left" w:pos="8244"/>
+                <w:tab w:val="left" w:pos="9160"/>
+                <w:tab w:val="left" w:pos="10076"/>
+                <w:tab w:val="left" w:pos="10992"/>
+                <w:tab w:val="left" w:pos="11908"/>
+                <w:tab w:val="left" w:pos="12824"/>
+                <w:tab w:val="left" w:pos="13740"/>
+                <w:tab w:val="left" w:pos="14656"/>
+              </w:tabs>
+              <w:wordWrap w:val="0"/>
+              <w:spacing w:after="0" w:line="240" w:lineRule="atLeast"/>
+              <w:rPr>
+                <w:rFonts w:ascii="Lucida Console" w:eastAsia="Times New Roman" w:hAnsi="Lucida Console" w:cs="Courier New"/>
+                <w:color w:val="000000"/>
+                <w:sz w:val="20"/>
+                <w:szCs w:val="20"/>
+                <w:bdr w:val="none" w:sz="0" w:space="0" w:color="auto" w:frame="1"/>
+              </w:rPr>
+            </w:pPr>
+            <w:r>
+              <w:rPr>
+                <w:rFonts w:ascii="Lucida Console" w:eastAsia="Times New Roman" w:hAnsi="Lucida Console" w:cs="Courier New"/>
+                <w:color w:val="000000"/>
+                <w:sz w:val="20"/>
+                <w:szCs w:val="20"/>
+                <w:bdr w:val="none" w:sz="0" w:space="0" w:color="auto" w:frame="1"/>
+              </w:rPr>
+              <w:t xml:space="preserve">                    3rd Qu.:2016                      3rd Qu.:163.0   3rd Qu.: 52.30   3rd Qu.:1.1349  </w:t>
+            </w:r>
+          </w:p>
+          <w:p>
+            <w:pPr>
+              <w:tabs>
+                <w:tab w:val="left" w:pos="916"/>
+                <w:tab w:val="left" w:pos="1832"/>
+                <w:tab w:val="left" w:pos="2748"/>
+                <w:tab w:val="left" w:pos="3664"/>
+                <w:tab w:val="left" w:pos="4580"/>
+                <w:tab w:val="left" w:pos="5496"/>
+                <w:tab w:val="left" w:pos="6412"/>
+                <w:tab w:val="left" w:pos="7328"/>
+                <w:tab w:val="left" w:pos="8244"/>
+                <w:tab w:val="left" w:pos="9160"/>
+                <w:tab w:val="left" w:pos="10076"/>
+                <w:tab w:val="left" w:pos="10992"/>
+                <w:tab w:val="left" w:pos="11908"/>
+                <w:tab w:val="left" w:pos="12824"/>
+                <w:tab w:val="left" w:pos="13740"/>
+                <w:tab w:val="left" w:pos="14656"/>
+              </w:tabs>
+              <w:wordWrap w:val="0"/>
+              <w:spacing w:after="0" w:line="240" w:lineRule="atLeast"/>
+              <w:rPr>
+                <w:rFonts w:ascii="Lucida Console" w:eastAsia="Times New Roman" w:hAnsi="Lucida Console" w:cs="Courier New"/>
+                <w:color w:val="000000"/>
+                <w:sz w:val="20"/>
+                <w:szCs w:val="20"/>
+                <w:bdr w:val="none" w:sz="0" w:space="0" w:color="auto" w:frame="1"/>
+              </w:rPr>
+            </w:pPr>
+            <w:r>
+              <w:rPr>
+                <w:rFonts w:ascii="Lucida Console" w:eastAsia="Times New Roman" w:hAnsi="Lucida Console" w:cs="Courier New"/>
+                <w:color w:val="000000"/>
+                <w:sz w:val="20"/>
+                <w:szCs w:val="20"/>
+                <w:bdr w:val="none" w:sz="0" w:space="0" w:color="auto" w:frame="1"/>
+              </w:rPr>
+              <w:t xml:space="preserve">                    Max.   :2022                      Max.   :256.0   Max.   :294.20   Max.   :1.6601  </w:t>
+            </w:r>
+          </w:p>
+          <w:p>
+            <w:pPr>
+              <w:tabs>
+                <w:tab w:val="left" w:pos="916"/>
+                <w:tab w:val="left" w:pos="1832"/>
+                <w:tab w:val="left" w:pos="2748"/>
+                <w:tab w:val="left" w:pos="3664"/>
+                <w:tab w:val="left" w:pos="4580"/>
+                <w:tab w:val="left" w:pos="5496"/>
+                <w:tab w:val="left" w:pos="6412"/>
+                <w:tab w:val="left" w:pos="7328"/>
+                <w:tab w:val="left" w:pos="8244"/>
+                <w:tab w:val="left" w:pos="9160"/>
+                <w:tab w:val="left" w:pos="10076"/>
+                <w:tab w:val="left" w:pos="10992"/>
+                <w:tab w:val="left" w:pos="11908"/>
+                <w:tab w:val="left" w:pos="12824"/>
+                <w:tab w:val="left" w:pos="13740"/>
+                <w:tab w:val="left" w:pos="14656"/>
+              </w:tabs>
+              <w:wordWrap w:val="0"/>
+              <w:spacing w:after="0" w:line="240" w:lineRule="atLeast"/>
+              <w:rPr>
+                <w:rFonts w:ascii="Lucida Console" w:eastAsia="Times New Roman" w:hAnsi="Lucida Console" w:cs="Courier New"/>
+                <w:color w:val="000000"/>
+                <w:sz w:val="20"/>
+                <w:szCs w:val="20"/>
+                <w:bdr w:val="none" w:sz="0" w:space="0" w:color="auto" w:frame="1"/>
+              </w:rPr>
+            </w:pPr>
+            <w:r>
+              <w:rPr>
+                <w:rFonts w:ascii="Lucida Console" w:eastAsia="Times New Roman" w:hAnsi="Lucida Console" w:cs="Courier New"/>
+                <w:color w:val="000000"/>
+                <w:sz w:val="20"/>
+                <w:szCs w:val="20"/>
+                <w:bdr w:val="none" w:sz="0" w:space="0" w:color="auto" w:frame="1"/>
+              </w:rPr>
+              <w:t xml:space="preserve">                                                      NA's   :98      NA's   :8        NA's   :8       </w:t>
+            </w:r>
+          </w:p>
+          <w:p>
+            <w:pPr>
+              <w:spacing w:after="0" w:line="240" w:lineRule="auto"/>
+              <w:rPr>
+                <w:rFonts w:ascii="Times New Roman" w:eastAsia="Times New Roman" w:hAnsi="Times New Roman" w:cs="Times New Roman"/>
+                <w:sz w:val="24"/>
+                <w:szCs w:val="24"/>
+              </w:rPr>
+            </w:pPr>
+          </w:p>
+        </w:tc>
+      </w:tr>
+      <w:tr>
+        <w:trPr>
+          <w:tblCellSpacing w:w="0" w:type="dxa"/>
+        </w:trPr>
+        <w:tc>
+          <w:tcPr>
+            <w:tcW w:w="0" w:type="auto"/>
+            <w:shd w:val="clear" w:color="auto" w:fill="FFFFFF"/>
+            <w:hideMark/>
+          </w:tcPr>
+          <w:p>
+            <w:pPr>
+              <w:spacing w:after="0" w:line="240" w:lineRule="atLeast"/>
+              <w:rPr>
+                <w:rFonts w:ascii="Times New Roman" w:eastAsia="Times New Roman" w:hAnsi="Times New Roman" w:cs="Times New Roman"/>
+                <w:sz w:val="20"/>
+                <w:szCs w:val="20"/>
+              </w:rPr>
+            </w:pPr>
+          </w:p>
+        </w:tc>
+      </w:tr>
+      <w:tr>
+        <w:trPr>
+          <w:tblCellSpacing w:w="0" w:type="dxa"/>
+        </w:trPr>
+        <w:tc>
+          <w:tcPr>
+            <w:tcW w:w="0" w:type="auto"/>
+            <w:shd w:val="clear" w:color="auto" w:fill="FFFFFF"/>
+            <w:hideMark/>
+          </w:tcPr>
+          <w:tbl>
+            <w:tblPr>
+              <w:tblW w:w="14700" w:type="dxa"/>
+              <w:tblCellSpacing w:w="0" w:type="dxa"/>
+              <w:tblCellMar>
+                <w:left w:w="0" w:type="dxa"/>
+                <w:right w:w="0" w:type="dxa"/>
+              </w:tblCellMar>
+              <w:tblLook w:val="04A0" w:firstRow="1" w:lastRow="0" w:firstColumn="1" w:lastColumn="0" w:noHBand="0" w:noVBand="1"/>
+            </w:tblPr>
+            <w:tblGrid>
+              <w:gridCol w:w="14700"/>
+            </w:tblGrid>
+            <w:tr>
+              <w:trPr>
+                <w:tblCellSpacing w:w="0" w:type="dxa"/>
+              </w:trPr>
+              <w:tc>
+                <w:tcPr>
+                  <w:tcW w:w="15" w:type="dxa"/>
+                  <w:hideMark/>
+                </w:tcPr>
+                <w:p>
+                  <w:pPr>
+                    <w:spacing w:after="0" w:line="240" w:lineRule="atLeast"/>
+                    <w:rPr>
+                      <w:rFonts w:ascii="Times New Roman" w:eastAsia="Times New Roman" w:hAnsi="Times New Roman" w:cs="Times New Roman"/>
+                      <w:sz w:val="20"/>
+                      <w:szCs w:val="20"/>
+                    </w:rPr>
+                  </w:pPr>
+                </w:p>
+              </w:tc>
+            </w:tr>
+          </w:tbl>
+          <w:p>
+            <w:pPr>
+              <w:spacing w:after="0" w:line="240" w:lineRule="atLeast"/>
+              <w:rPr>
+                <w:rFonts w:ascii="Lucida Console" w:eastAsia="Times New Roman" w:hAnsi="Lucida Console" w:cs="Times New Roman"/>
+                <w:color w:val="000000"/>
+                <w:sz w:val="24"/>
+                <w:szCs w:val="24"/>
+              </w:rPr>
+            </w:pPr>
+          </w:p>
+        </w:tc>
+      </w:tr>
+    </w:tbl>
+    <w:p>
+      <w:pPr>
+        <w:rPr>
+          <w:rFonts w:cs="Times"/>
+          <w:color w:val="211D1E"/>
+        </w:rPr>
+      </w:pPr>
+      <w:r>
+        <w:rPr>
+          <w:rFonts w:cs="Times"/>
+          <w:color w:val="211D1E"/>
+        </w:rPr>
+        <w:t>Fisher et al 2007: “Genetic stock identification also lends support to the counterclockwise migration model for juveniles of certain stocks of salm</w:t>
+      </w:r>
+      <w:r>
+        <w:rPr>
+          <w:rFonts w:cs="Times"/>
+          <w:color w:val="211D1E"/>
+        </w:rPr>
+        <w:softHyphen/>
+        <w:t>on. For example, Trudel et al. (2004) found that about one-half of the juvenile Chinook salmon caught during the summer off British Columbia and southeastern Alaska originated in the Columbia River, and of these Colum</w:t>
+      </w:r>
+      <w:r>
+        <w:rPr>
+          <w:rFonts w:cs="Times"/>
+          <w:color w:val="211D1E"/>
+        </w:rPr>
+        <w:softHyphen/>
+        <w:t>bia River fish, most were spring-run (and stream-type) fish from the upper basin and Snake River.” P 24</w:t>
+      </w:r>
+    </w:p>
+    <w:p>
+      <w:pPr>
+        <w:rPr>
+          <w:rFonts w:cs="Times"/>
+          <w:color w:val="211D1E"/>
+        </w:rPr>
+      </w:pPr>
+      <w:r>
+        <w:rPr>
+          <w:rFonts w:cs="Times"/>
+          <w:color w:val="211D1E"/>
+        </w:rPr>
+        <w:t xml:space="preserve">Not </w:t>
+      </w:r>
+      <w:proofErr w:type="gramStart"/>
+      <w:r>
+        <w:rPr>
+          <w:rFonts w:cs="Times"/>
+          <w:color w:val="211D1E"/>
+        </w:rPr>
+        <w:t>chin, but</w:t>
+      </w:r>
+      <w:proofErr w:type="gramEnd"/>
+      <w:r>
+        <w:rPr>
+          <w:rFonts w:cs="Times"/>
+          <w:color w:val="211D1E"/>
+        </w:rPr>
+        <w:t xml:space="preserve"> assumed the same: Hartt and Dell (</w:t>
+      </w:r>
+      <w:r>
+        <w:rPr>
+          <w:rFonts w:cs="Times"/>
+          <w:color w:val="000000"/>
+        </w:rPr>
+        <w:t>1</w:t>
+      </w:r>
+      <w:r>
+        <w:rPr>
+          <w:rFonts w:cs="Times"/>
+          <w:color w:val="211D1E"/>
+        </w:rPr>
+        <w:t xml:space="preserve">986) examined CPUE data for juvenile salmon caught with purse seines between April and October </w:t>
+      </w:r>
+      <w:r>
+        <w:rPr>
+          <w:rFonts w:cs="Times"/>
+          <w:color w:val="000000"/>
+        </w:rPr>
+        <w:t>1</w:t>
+      </w:r>
+      <w:r>
+        <w:rPr>
+          <w:rFonts w:cs="Times"/>
+          <w:color w:val="211D1E"/>
+        </w:rPr>
+        <w:t>956–</w:t>
+      </w:r>
+      <w:r>
+        <w:rPr>
+          <w:rFonts w:cs="Times"/>
+          <w:color w:val="000000"/>
+        </w:rPr>
+        <w:t>1</w:t>
+      </w:r>
+      <w:r>
+        <w:rPr>
+          <w:rFonts w:cs="Times"/>
+          <w:color w:val="211D1E"/>
+        </w:rPr>
+        <w:t xml:space="preserve">970 over a wide extent of the Gulf of Alaska, Aleutian Island region, and Bering Sea. They identified a </w:t>
+      </w:r>
+      <w:r>
+        <w:rPr>
+          <w:rFonts w:cs="Times"/>
+          <w:color w:val="211D1E"/>
+          <w:highlight w:val="yellow"/>
+        </w:rPr>
+        <w:t>counterclockwise shift (to the northwest, west, and southwest) between spring and fall</w:t>
+      </w:r>
+      <w:r>
+        <w:rPr>
+          <w:rFonts w:cs="Times"/>
+          <w:color w:val="211D1E"/>
+        </w:rPr>
+        <w:t xml:space="preserve"> in the abundances of juvenile sockeye, pink, chum, and coho salmon along the continental shelf of the Gulf of Alaska.</w:t>
+      </w:r>
+    </w:p>
+    <w:p>
+      <w:pPr>
+        <w:rPr>
+          <w:rFonts w:cs="Times"/>
+          <w:color w:val="211D1E"/>
+        </w:rPr>
+      </w:pPr>
+      <w:r>
+        <w:rPr>
+          <w:rFonts w:cs="Times"/>
+          <w:color w:val="211D1E"/>
+        </w:rPr>
+        <w:t>“Although the temporal shifts in abun</w:t>
+      </w:r>
+      <w:r>
+        <w:rPr>
+          <w:rFonts w:cs="Times"/>
+          <w:color w:val="211D1E"/>
+        </w:rPr>
+        <w:softHyphen/>
+        <w:t>dance of juvenile salmon are largely con</w:t>
+      </w:r>
+      <w:r>
+        <w:rPr>
+          <w:rFonts w:cs="Times"/>
+          <w:color w:val="211D1E"/>
+        </w:rPr>
+        <w:softHyphen/>
+        <w:t>sistent with the counterclockwise migration model of juvenile salmon in the Gulf of Alaska, it is important to keep in mind that temporal changes in the abundance of juve</w:t>
+      </w:r>
+      <w:r>
+        <w:rPr>
+          <w:rFonts w:cs="Times"/>
+          <w:color w:val="211D1E"/>
+        </w:rPr>
+        <w:softHyphen/>
+        <w:t xml:space="preserve">nile salmon in regions of the continental shelf are </w:t>
+      </w:r>
+      <w:r>
+        <w:rPr>
+          <w:rFonts w:cs="Times"/>
+          <w:color w:val="211D1E"/>
+        </w:rPr>
+        <w:lastRenderedPageBreak/>
+        <w:t>also determined by processes other than alongshore migration, including (</w:t>
+      </w:r>
+      <w:r>
+        <w:rPr>
+          <w:rFonts w:cs="Times"/>
+          <w:color w:val="000000"/>
+        </w:rPr>
+        <w:t>1</w:t>
+      </w:r>
+      <w:r>
+        <w:rPr>
+          <w:rFonts w:cs="Times"/>
+          <w:color w:val="211D1E"/>
+        </w:rPr>
+        <w:t xml:space="preserve">) the </w:t>
+      </w:r>
+      <w:r>
+        <w:rPr>
+          <w:rFonts w:cs="Times"/>
+          <w:color w:val="000000"/>
+        </w:rPr>
+        <w:t>mi</w:t>
+      </w:r>
+      <w:r>
+        <w:rPr>
+          <w:rFonts w:cs="Times"/>
+          <w:color w:val="211D1E"/>
+        </w:rPr>
+        <w:softHyphen/>
+        <w:t>gration of fish from local inside waters onto the open shelf (e.g., Orsi et al. 2000; Cooney et al. 200</w:t>
+      </w:r>
+      <w:r>
+        <w:rPr>
+          <w:rFonts w:cs="Times"/>
+          <w:color w:val="000000"/>
+        </w:rPr>
+        <w:t>1</w:t>
+      </w:r>
+      <w:r>
+        <w:rPr>
+          <w:rFonts w:cs="Times"/>
+          <w:color w:val="211D1E"/>
+        </w:rPr>
+        <w:t xml:space="preserve">; Jaenicke and </w:t>
+      </w:r>
+      <w:proofErr w:type="spellStart"/>
+      <w:r>
+        <w:rPr>
+          <w:rFonts w:cs="Times"/>
+          <w:color w:val="211D1E"/>
+        </w:rPr>
+        <w:t>Celewycz</w:t>
+      </w:r>
+      <w:proofErr w:type="spellEnd"/>
+      <w:r>
+        <w:rPr>
+          <w:rFonts w:cs="Times"/>
+          <w:color w:val="211D1E"/>
+        </w:rPr>
+        <w:t xml:space="preserve"> </w:t>
+      </w:r>
+      <w:r>
+        <w:rPr>
+          <w:rFonts w:cs="Times"/>
+          <w:color w:val="000000"/>
+        </w:rPr>
+        <w:t>1</w:t>
+      </w:r>
+      <w:r>
+        <w:rPr>
+          <w:rFonts w:cs="Times"/>
+          <w:color w:val="211D1E"/>
+        </w:rPr>
+        <w:t>994), (2) the migration of fish off the shelf into deeper water or to depths below our sampling gear, and (3) mortality</w:t>
+      </w:r>
+    </w:p>
+    <w:p>
+      <w:pPr>
+        <w:rPr>
+          <w:rFonts w:cs="Times"/>
+          <w:color w:val="211D1E"/>
+        </w:rPr>
+      </w:pPr>
+    </w:p>
+    <w:p>
+      <w:r>
+        <w:rPr>
+          <w:rFonts w:cs="Times"/>
+          <w:color w:val="211D1E"/>
+        </w:rPr>
+        <w:t>“Yearling Chinook salmon may also mi</w:t>
+      </w:r>
+      <w:r>
+        <w:rPr>
+          <w:rFonts w:cs="Times"/>
+          <w:color w:val="211D1E"/>
+        </w:rPr>
+        <w:softHyphen/>
+        <w:t xml:space="preserve">grate rapidly to the north </w:t>
+      </w:r>
+      <w:proofErr w:type="gramStart"/>
+      <w:r>
+        <w:rPr>
+          <w:rFonts w:cs="Times"/>
+          <w:color w:val="211D1E"/>
+        </w:rPr>
+        <w:t>and also</w:t>
+      </w:r>
+      <w:proofErr w:type="gramEnd"/>
+      <w:r>
+        <w:rPr>
+          <w:rFonts w:cs="Times"/>
+          <w:color w:val="211D1E"/>
+        </w:rPr>
+        <w:t xml:space="preserve"> offshore. Between seasons, the CPUE and F.O. of yearling Chinook salmon decreased greatly in OR-WA and WCVI, the two areas where they were most abundant in early summer, which is consistent with migration of this life history type out of these two regions. </w:t>
+      </w:r>
+      <w:proofErr w:type="gramStart"/>
+      <w:r>
+        <w:rPr>
+          <w:rFonts w:cs="Times"/>
+          <w:color w:val="211D1E"/>
+        </w:rPr>
+        <w:t>How</w:t>
+      </w:r>
+      <w:r>
+        <w:rPr>
+          <w:rFonts w:cs="Times"/>
+          <w:color w:val="211D1E"/>
+        </w:rPr>
+        <w:softHyphen/>
+        <w:t>ever</w:t>
+      </w:r>
+      <w:proofErr w:type="gramEnd"/>
+      <w:r>
+        <w:rPr>
+          <w:rFonts w:cs="Times"/>
+          <w:color w:val="211D1E"/>
+        </w:rPr>
+        <w:t>, no concomitant increase in abundance of these fish occurred in regions to the north, thus providing little direct evidence for north</w:t>
+      </w:r>
+      <w:r>
+        <w:rPr>
+          <w:rFonts w:cs="Times"/>
+          <w:color w:val="211D1E"/>
+        </w:rPr>
+        <w:softHyphen/>
+        <w:t xml:space="preserve">ward migration (Figure 2). Nevertheless, tag recoveries (Hartt and Dell </w:t>
+      </w:r>
+      <w:r>
+        <w:rPr>
+          <w:rFonts w:cs="Times"/>
+          <w:color w:val="000000"/>
+        </w:rPr>
+        <w:t>1</w:t>
+      </w:r>
+      <w:r>
+        <w:rPr>
+          <w:rFonts w:cs="Times"/>
+          <w:color w:val="211D1E"/>
+        </w:rPr>
+        <w:t xml:space="preserve">986; Orsi and Jaenicke </w:t>
+      </w:r>
+      <w:r>
+        <w:rPr>
+          <w:rFonts w:cs="Times"/>
+          <w:color w:val="000000"/>
+        </w:rPr>
+        <w:t>1</w:t>
+      </w:r>
+      <w:r>
+        <w:rPr>
+          <w:rFonts w:cs="Times"/>
+          <w:color w:val="211D1E"/>
+        </w:rPr>
+        <w:t>996; Orsi et al. 2000) indicate rapid northward migration of some yearling Chinook salmon during the summer. In fact, most tagged yearling Chinook salmon caught between June and September in outside wa</w:t>
+      </w:r>
+      <w:r>
+        <w:rPr>
+          <w:rFonts w:cs="Times"/>
+          <w:color w:val="211D1E"/>
+        </w:rPr>
+        <w:softHyphen/>
+        <w:t>ters of southeast Alaska originated in Wash</w:t>
+      </w:r>
+      <w:r>
+        <w:rPr>
+          <w:rFonts w:cs="Times"/>
+          <w:color w:val="211D1E"/>
+        </w:rPr>
+        <w:softHyphen/>
+        <w:t xml:space="preserve">ington or Oregon (Orsi and Jaenicke 1996; Orsi et al. 2000). </w:t>
+      </w:r>
+      <w:r>
+        <w:rPr>
+          <w:rFonts w:cs="Times"/>
+          <w:color w:val="211D1E"/>
+          <w:highlight w:val="yellow"/>
+        </w:rPr>
+        <w:t>The very low abundance of yearling Chinook salmon during the late sea</w:t>
+      </w:r>
+      <w:r>
+        <w:rPr>
+          <w:rFonts w:cs="Times"/>
+          <w:color w:val="211D1E"/>
+          <w:highlight w:val="yellow"/>
+        </w:rPr>
+        <w:softHyphen/>
+        <w:t>son in all regions (Figure 2) would be consis</w:t>
+      </w:r>
+      <w:r>
+        <w:rPr>
+          <w:rFonts w:cs="Times"/>
+          <w:color w:val="211D1E"/>
+          <w:highlight w:val="yellow"/>
+        </w:rPr>
+        <w:softHyphen/>
+        <w:t>tent with relatively early off shelf movement of fish of southern origin into deeper waters of the Gulf of Alaska, a suggestion also made by Hartt and Dell (</w:t>
+      </w:r>
+      <w:r>
+        <w:rPr>
+          <w:rFonts w:cs="Times"/>
+          <w:color w:val="000000"/>
+          <w:highlight w:val="yellow"/>
+        </w:rPr>
+        <w:t>1</w:t>
+      </w:r>
+      <w:r>
+        <w:rPr>
+          <w:rFonts w:cs="Times"/>
+          <w:color w:val="211D1E"/>
+          <w:highlight w:val="yellow"/>
+        </w:rPr>
+        <w:t>986), or with movement to depths below our sampling gear</w:t>
+      </w:r>
+      <w:r>
+        <w:rPr>
+          <w:rFonts w:cs="Times"/>
+          <w:color w:val="211D1E"/>
+        </w:rPr>
+        <w:t>. Unlike the fish originating in Oregon and Washing</w:t>
+      </w:r>
+      <w:r>
+        <w:rPr>
+          <w:rFonts w:cs="Times"/>
+          <w:color w:val="211D1E"/>
+        </w:rPr>
+        <w:softHyphen/>
+        <w:t>ton, many of the yearling Chinook salmon originating in southeast Alaska and British Columbia remain through the fall and win</w:t>
+      </w:r>
+      <w:r>
+        <w:rPr>
+          <w:rFonts w:cs="Times"/>
+          <w:color w:val="211D1E"/>
+        </w:rPr>
+        <w:softHyphen/>
+        <w:t>ter in inside waters (Orsi and Jaenicke 1996; Orsi et al. 2000) or in inside waters and on the open shelf (Morris et al. 2004; Trudel et al. 2004).” P25</w:t>
+      </w:r>
+    </w:p>
+    <w:p>
+      <w:pPr>
+        <w:pStyle w:val="NormalWeb"/>
+      </w:pPr>
+      <w:r>
+        <w:t xml:space="preserve">#Teel 2015: </w:t>
+      </w:r>
+      <w:proofErr w:type="spellStart"/>
+      <w:r>
+        <w:t>dist</w:t>
+      </w:r>
+      <w:proofErr w:type="spellEnd"/>
+      <w:r>
+        <w:t xml:space="preserve"> from </w:t>
+      </w:r>
+      <w:proofErr w:type="gramStart"/>
+      <w:r>
+        <w:t>short  May</w:t>
+      </w:r>
+      <w:proofErr w:type="gramEnd"/>
+      <w:r>
+        <w:t xml:space="preserve"> SR </w:t>
+      </w:r>
+      <w:proofErr w:type="spellStart"/>
+      <w:r>
+        <w:t>sp</w:t>
+      </w:r>
+      <w:proofErr w:type="spellEnd"/>
+      <w:r>
+        <w:t xml:space="preserve"> mean = 19nm, spread=39 km UC: 16 +/-62 June SR: 13 (43</w:t>
+      </w:r>
+      <w:proofErr w:type="gramStart"/>
+      <w:r>
+        <w:t>);#</w:t>
+      </w:r>
+      <w:proofErr w:type="gramEnd"/>
+      <w:r>
+        <w:t xml:space="preserve">(nm, 1 nautical mile=1.852 km) spread=weighted </w:t>
+      </w:r>
+      <w:proofErr w:type="spellStart"/>
+      <w:r>
+        <w:t>sd</w:t>
+      </w:r>
+      <w:proofErr w:type="spellEnd"/>
+      <w:r>
+        <w:t xml:space="preserve"> among annual means</w:t>
+      </w:r>
+    </w:p>
+    <w:p>
+      <w:pPr>
+        <w:pStyle w:val="NormalWeb"/>
+      </w:pPr>
+      <w:r>
+        <w:t xml:space="preserve">#Daly 2012 fig 3 not stock specific </w:t>
+      </w:r>
+    </w:p>
+    <w:p>
+      <w:pPr>
+        <w:pStyle w:val="NormalWeb"/>
+      </w:pPr>
+      <w:r>
+        <w:t>#</w:t>
+      </w:r>
+      <w:proofErr w:type="gramStart"/>
+      <w:r>
+        <w:t>daly</w:t>
+      </w:r>
+      <w:proofErr w:type="gramEnd"/>
+      <w:r>
+        <w:t>_ontogenetic_2009</w:t>
+      </w:r>
+    </w:p>
+    <w:p>
+      <w:pPr>
+        <w:pStyle w:val="NormalWeb"/>
+      </w:pPr>
+      <w:r>
+        <w:t>#@weitkamp_stock-specific_2015 SR and UC lengths 150-300mm</w:t>
+      </w:r>
+    </w:p>
+    <w:p>
+      <w:pPr>
+        <w:pStyle w:val="NormalWeb"/>
+      </w:pPr>
+      <w:r>
+        <w:t>#</w:t>
+      </w:r>
+      <w:proofErr w:type="gramStart"/>
+      <w:r>
+        <w:t>daly</w:t>
+      </w:r>
+      <w:proofErr w:type="gramEnd"/>
+      <w:r>
+        <w:t>_implications_2024 -- competition with sablefish -- Implications of increased spatial and trophic overlap between juvenile Pacific salmon and Sablefish in the northern California Current</w:t>
+      </w:r>
+    </w:p>
+    <w:p>
+      <w:pPr>
+        <w:pStyle w:val="NormalWeb"/>
+      </w:pPr>
+    </w:p>
+    <w:p>
+      <w:pPr>
+        <w:pStyle w:val="NormalWeb"/>
+      </w:pPr>
+    </w:p>
+    <w:p>
+      <w:pPr>
+        <w:pStyle w:val="NormalWeb"/>
+      </w:pPr>
+      <w:r>
+        <w:t xml:space="preserve">#tucker 2011, table 2, yearling CR moved quickly into waters north of the WCVI incl SEAK, sum catch </w:t>
+      </w:r>
+      <w:proofErr w:type="spellStart"/>
+      <w:r>
+        <w:t>dom</w:t>
+      </w:r>
+      <w:proofErr w:type="spellEnd"/>
+      <w:r>
+        <w:t xml:space="preserve">, </w:t>
+      </w:r>
+      <w:proofErr w:type="spellStart"/>
+      <w:r>
+        <w:t>contraqst</w:t>
+      </w:r>
+      <w:proofErr w:type="spellEnd"/>
+      <w:r>
+        <w:t xml:space="preserve">: </w:t>
+      </w:r>
+      <w:proofErr w:type="spellStart"/>
+      <w:r>
+        <w:t>vminor</w:t>
+      </w:r>
+      <w:proofErr w:type="spellEnd"/>
+      <w:r>
+        <w:t xml:space="preserve"> in fall and winter mostly in northern BC and SE AK</w:t>
+      </w:r>
+    </w:p>
+    <w:p>
+      <w:pPr>
+        <w:pStyle w:val="NormalWeb"/>
+      </w:pPr>
+      <w:r>
+        <w:t xml:space="preserve">#CR mostly caught in summer in BC, in SEAK in fall and win; Depths were shallower in summer than in fall and winter, only increasing for individuals from </w:t>
+      </w:r>
+      <w:proofErr w:type="gramStart"/>
+      <w:r>
+        <w:t>particular stock</w:t>
+      </w:r>
+      <w:proofErr w:type="gramEnd"/>
+      <w:r>
+        <w:t xml:space="preserve"> groupings as they headed into deeper, northerly waters</w:t>
+      </w:r>
+    </w:p>
+    <w:p>
+      <w:pPr>
+        <w:pStyle w:val="NormalWeb"/>
+      </w:pPr>
+      <w:r>
+        <w:lastRenderedPageBreak/>
+        <w:t xml:space="preserve"># TABLE 2. Size limits (fork length; mm) </w:t>
+      </w:r>
+      <w:proofErr w:type="gramStart"/>
+      <w:r>
+        <w:t>used</w:t>
+      </w:r>
+      <w:proofErr w:type="gramEnd"/>
+      <w:r>
+        <w:t xml:space="preserve"> to classify age-classes (juvenile, immature) and smolt classes (</w:t>
+      </w:r>
+      <w:proofErr w:type="spellStart"/>
+      <w:r>
+        <w:t>subyearling</w:t>
+      </w:r>
+      <w:proofErr w:type="spellEnd"/>
+      <w:r>
+        <w:t>, yearling) of individual Chinook salmon.</w:t>
+      </w:r>
+    </w:p>
+    <w:p>
+      <w:pPr>
+        <w:pStyle w:val="NormalWeb"/>
+      </w:pPr>
+      <w:r>
+        <w:t># Season Jun–Jul</w:t>
+      </w:r>
+    </w:p>
+    <w:p>
+      <w:pPr>
+        <w:pStyle w:val="NormalWeb"/>
+      </w:pPr>
+      <w:r>
+        <w:t># Oct–Nov Feb–Mar</w:t>
+      </w:r>
+    </w:p>
+    <w:p>
+      <w:pPr>
+        <w:pStyle w:val="NormalWeb"/>
+      </w:pPr>
+      <w:r>
+        <w:t># Jun–Jul</w:t>
+      </w:r>
+    </w:p>
+    <w:p>
+      <w:pPr>
+        <w:pStyle w:val="NormalWeb"/>
+      </w:pPr>
+      <w:r>
+        <w:t># Oct–Nov Feb–Mar</w:t>
+      </w:r>
+    </w:p>
+    <w:p>
+      <w:pPr>
+        <w:pStyle w:val="NormalWeb"/>
+      </w:pPr>
+      <w:r>
+        <w:t xml:space="preserve"># </w:t>
+      </w:r>
+      <w:proofErr w:type="spellStart"/>
+      <w:r>
+        <w:t>Subyearling</w:t>
+      </w:r>
+      <w:proofErr w:type="spellEnd"/>
+      <w:r>
+        <w:t xml:space="preserve"> Juvenile</w:t>
+      </w:r>
+    </w:p>
+    <w:p>
+      <w:pPr>
+        <w:pStyle w:val="NormalWeb"/>
+      </w:pPr>
+      <w:r>
+        <w:t># &lt;150 &lt;225 &lt;275</w:t>
+      </w:r>
+    </w:p>
+    <w:p>
+      <w:pPr>
+        <w:pStyle w:val="NormalWeb"/>
+      </w:pPr>
+      <w:r>
+        <w:t># Immature 285–350 350–425 400–450</w:t>
+      </w:r>
+    </w:p>
+    <w:p>
+      <w:pPr>
+        <w:pStyle w:val="NormalWeb"/>
+      </w:pPr>
+      <w:r>
+        <w:t># Yearling</w:t>
+      </w:r>
+    </w:p>
+    <w:p>
+      <w:pPr>
+        <w:pStyle w:val="NormalWeb"/>
+      </w:pPr>
+      <w:r>
+        <w:t># 150–285 225–350 275–400</w:t>
+      </w:r>
+    </w:p>
+    <w:p>
+      <w:pPr>
+        <w:pStyle w:val="NormalWeb"/>
+      </w:pPr>
+      <w:r>
+        <w:t># 350–450 425–500 450–550</w:t>
       </w:r>
     </w:p>
     <w:p>
@@ -150,7 +1587,23 @@
           <w:i/>
           <w:iCs/>
         </w:rPr>
-        <w:t>Predation by salmon sharks (Lamna ditropis) on Pacific salmon (Oncorhynchus spp.) in the North Pacific Ocean.</w:t>
+        <w:t xml:space="preserve">Predation by salmon sharks (Lamna </w:t>
+      </w:r>
+      <w:proofErr w:type="spellStart"/>
+      <w:r>
+        <w:rPr>
+          <w:i/>
+          <w:iCs/>
+        </w:rPr>
+        <w:t>ditropis</w:t>
+      </w:r>
+      <w:proofErr w:type="spellEnd"/>
+      <w:r>
+        <w:rPr>
+          <w:i/>
+          <w:iCs/>
+        </w:rPr>
+        <w:t>) on Pacific salmon (Oncorhynchus spp.) in the North Pacific Ocean.</w:t>
       </w:r>
       <w:r>
         <w:t xml:space="preserve"> </w:t>
@@ -192,7 +1645,15 @@
         <w:t>12% and 25% of the annual standing stock of Pacific salmon</w:t>
       </w:r>
       <w:r>
-        <w:t xml:space="preserve"> in the North Pacific. Confirms predation on sub-adult and maturing adult salmon during their offshore epipelagic phase.</w:t>
+        <w:t xml:space="preserve"> in the North Pacific. </w:t>
+      </w:r>
+      <w:proofErr w:type="gramStart"/>
+      <w:r>
+        <w:t>Confirms</w:t>
+      </w:r>
+      <w:proofErr w:type="gramEnd"/>
+      <w:r>
+        <w:t xml:space="preserve"> predation on sub-adult and maturing adult salmon during their offshore epipelagic phase.</w:t>
       </w:r>
     </w:p>
     <w:p>
@@ -232,7 +1693,21 @@
         <w:rPr>
           <w:highlight w:val="yellow"/>
         </w:rPr>
-        <w:t xml:space="preserve"> Lamna ditropis </w:t>
+        <w:t xml:space="preserve"> Lamna </w:t>
+      </w:r>
+      <w:proofErr w:type="spellStart"/>
+      <w:r>
+        <w:rPr>
+          <w:highlight w:val="yellow"/>
+        </w:rPr>
+        <w:t>ditropis</w:t>
+      </w:r>
+      <w:proofErr w:type="spellEnd"/>
+      <w:r>
+        <w:rPr>
+          <w:highlight w:val="yellow"/>
+        </w:rPr>
+        <w:t xml:space="preserve"> </w:t>
       </w:r>
       <w:r>
         <w:rPr>
@@ -333,22 +1808,78 @@
           <w:szCs w:val="16"/>
         </w:rPr>
       </w:pPr>
+      <w:proofErr w:type="gramStart"/>
       <w:r>
         <w:rPr>
           <w:rFonts w:ascii="Segoe UI" w:hAnsi="Segoe UI" w:cs="Segoe UI"/>
           <w:sz w:val="16"/>
           <w:szCs w:val="16"/>
         </w:rPr>
-        <w:t xml:space="preserve">endothermic salmon shark Lamna ditropis uses the California Current System (CCS) as a nursery area, though little is known about how juveniles use this ecosystem. Juvenile salmon sharks consistently strand along the west coast of North America. Strandings in the southern CCS occurred throughout the year, while those in the northern CCS were limited to summer and autumn, when mean sea surface temperatures were warmest. Strandings primarily occurred when water </w:t>
-      </w:r>
+        <w:lastRenderedPageBreak/>
+        <w:t>endothermic</w:t>
+      </w:r>
+      <w:proofErr w:type="gramEnd"/>
       <w:r>
         <w:rPr>
           <w:rFonts w:ascii="Segoe UI" w:hAnsi="Segoe UI" w:cs="Segoe UI"/>
           <w:sz w:val="16"/>
           <w:szCs w:val="16"/>
         </w:rPr>
-        <w:lastRenderedPageBreak/>
-        <w:t>temperature was between 12 and 16 degrees C, suggesting that juveniles occupy a relatively narrow thermal niche. Stable isotope analysis (SIA) indicated that juveniles primarily feed on offshore meso-and epipelagic prey from the outer shelf, slope, and oceanic habitats as opposed to inshore and coastal habitats, although sharks appeared to move closer to shore prior to stranding. Generalized additive models indicate that the probability of stranding was greatest when mean water temperatures were relatively high (similar to 14 degrees C) and sharks were exposed to acute cold-water events (similar to 9 degrees C) during coastal upwelling. This suggests that juveniles are thermally limited and stressed by upwelling events, resulting in bacterial infections that are the proximate cause of the strandings.</w:t>
+        <w:t xml:space="preserve"> salmon shark Lamna </w:t>
+      </w:r>
+      <w:proofErr w:type="spellStart"/>
+      <w:r>
+        <w:rPr>
+          <w:rFonts w:ascii="Segoe UI" w:hAnsi="Segoe UI" w:cs="Segoe UI"/>
+          <w:sz w:val="16"/>
+          <w:szCs w:val="16"/>
+        </w:rPr>
+        <w:t>ditropis</w:t>
+      </w:r>
+      <w:proofErr w:type="spellEnd"/>
+      <w:r>
+        <w:rPr>
+          <w:rFonts w:ascii="Segoe UI" w:hAnsi="Segoe UI" w:cs="Segoe UI"/>
+          <w:sz w:val="16"/>
+          <w:szCs w:val="16"/>
+        </w:rPr>
+        <w:t xml:space="preserve"> uses the California Current System (CCS) as a nursery area, though little is known about how juveniles use this ecosystem. Juvenile salmon sharks consistently strand along the west coast of North America. Strandings in the southern CCS occurred throughout the year, while those in the northern CCS were limited to summer and autumn, when mean sea surface temperatures were warmest. Strandings primarily occurred when water temperature was between 12 and 16 degrees C, suggesting that juveniles occupy a relatively narrow thermal niche. Stable isotope analysis (SIA) indicated that juveniles primarily feed on offshore meso-and epipelagic prey from the outer shelf, slope, and oceanic habitats as opposed to inshore and coastal habitats, although sharks appeared to move closer to shore prior to stranding. Generalized additive models indicate that the probability of stranding was greatest when mean water temperatures were relatively high (</w:t>
+      </w:r>
+      <w:proofErr w:type="gramStart"/>
+      <w:r>
+        <w:rPr>
+          <w:rFonts w:ascii="Segoe UI" w:hAnsi="Segoe UI" w:cs="Segoe UI"/>
+          <w:sz w:val="16"/>
+          <w:szCs w:val="16"/>
+        </w:rPr>
+        <w:t>similar to</w:t>
+      </w:r>
+      <w:proofErr w:type="gramEnd"/>
+      <w:r>
+        <w:rPr>
+          <w:rFonts w:ascii="Segoe UI" w:hAnsi="Segoe UI" w:cs="Segoe UI"/>
+          <w:sz w:val="16"/>
+          <w:szCs w:val="16"/>
+        </w:rPr>
+        <w:t xml:space="preserve"> 14 degrees C) and sharks were exposed to acute cold-water events (</w:t>
+      </w:r>
+      <w:proofErr w:type="gramStart"/>
+      <w:r>
+        <w:rPr>
+          <w:rFonts w:ascii="Segoe UI" w:hAnsi="Segoe UI" w:cs="Segoe UI"/>
+          <w:sz w:val="16"/>
+          <w:szCs w:val="16"/>
+        </w:rPr>
+        <w:t>similar to</w:t>
+      </w:r>
+      <w:proofErr w:type="gramEnd"/>
+      <w:r>
+        <w:rPr>
+          <w:rFonts w:ascii="Segoe UI" w:hAnsi="Segoe UI" w:cs="Segoe UI"/>
+          <w:sz w:val="16"/>
+          <w:szCs w:val="16"/>
+        </w:rPr>
+        <w:t xml:space="preserve"> 9 degrees C) during coastal upwelling. This suggests that juveniles are thermally limited and stressed by upwelling events, resulting in bacterial infections that are the proximate cause of the strandings.</w:t>
       </w:r>
     </w:p>
     <w:p>
@@ -517,7 +2048,23 @@
           <w:i/>
           <w:iCs/>
         </w:rPr>
-        <w:t>Food habits of the most abundant groundfishes in the Gulf of Alaska.</w:t>
+        <w:t xml:space="preserve">Food habits of the most abundant </w:t>
+      </w:r>
+      <w:proofErr w:type="spellStart"/>
+      <w:r>
+        <w:rPr>
+          <w:i/>
+          <w:iCs/>
+        </w:rPr>
+        <w:t>groundfishes</w:t>
+      </w:r>
+      <w:proofErr w:type="spellEnd"/>
+      <w:r>
+        <w:rPr>
+          <w:i/>
+          <w:iCs/>
+        </w:rPr>
+        <w:t xml:space="preserve"> in the Gulf of Alaska.</w:t>
       </w:r>
       <w:r>
         <w:t xml:space="preserve"> </w:t>
@@ -585,7 +2132,39 @@
           <w:i/>
           <w:iCs/>
         </w:rPr>
-        <w:t>Temporal variability in the diet of arrowtooth flounder (Atheresthes stomias) in the Gulf of Alaska.</w:t>
+        <w:t>Temporal variability in the diet of arrowtooth flounder (</w:t>
+      </w:r>
+      <w:proofErr w:type="spellStart"/>
+      <w:r>
+        <w:rPr>
+          <w:i/>
+          <w:iCs/>
+        </w:rPr>
+        <w:t>Atheresthes</w:t>
+      </w:r>
+      <w:proofErr w:type="spellEnd"/>
+      <w:r>
+        <w:rPr>
+          <w:i/>
+          <w:iCs/>
+        </w:rPr>
+        <w:t xml:space="preserve"> </w:t>
+      </w:r>
+      <w:proofErr w:type="spellStart"/>
+      <w:r>
+        <w:rPr>
+          <w:i/>
+          <w:iCs/>
+        </w:rPr>
+        <w:t>stomias</w:t>
+      </w:r>
+      <w:proofErr w:type="spellEnd"/>
+      <w:r>
+        <w:rPr>
+          <w:i/>
+          <w:iCs/>
+        </w:rPr>
+        <w:t>) in the Gulf of Alaska.</w:t>
       </w:r>
       <w:r>
         <w:t xml:space="preserve"> </w:t>
@@ -628,12 +2207,21 @@
           <w:numId w:val="3"/>
         </w:numPr>
       </w:pPr>
+      <w:proofErr w:type="spellStart"/>
       <w:r>
         <w:rPr>
           <w:b/>
           <w:bCs/>
         </w:rPr>
-        <w:t>Coutré, K. M., et al. (2015).</w:t>
+        <w:t>Coutré</w:t>
+      </w:r>
+      <w:proofErr w:type="spellEnd"/>
+      <w:r>
+        <w:rPr>
+          <w:b/>
+          <w:bCs/>
+        </w:rPr>
+        <w:t>, K. M., et al. (2015).</w:t>
       </w:r>
       <w:r>
         <w:t xml:space="preserve"> </w:t>
@@ -643,7 +2231,23 @@
           <w:i/>
           <w:iCs/>
         </w:rPr>
-        <w:t>Diet and trophic ecology of sablefish (Anoplopoma fimbria) in the northern Gulf of Alaska.</w:t>
+        <w:t>Diet and trophic ecology of sablefish (</w:t>
+      </w:r>
+      <w:proofErr w:type="spellStart"/>
+      <w:r>
+        <w:rPr>
+          <w:i/>
+          <w:iCs/>
+        </w:rPr>
+        <w:t>Anoplopoma</w:t>
+      </w:r>
+      <w:proofErr w:type="spellEnd"/>
+      <w:r>
+        <w:rPr>
+          <w:i/>
+          <w:iCs/>
+        </w:rPr>
+        <w:t xml:space="preserve"> fimbria) in the northern Gulf of Alaska.</w:t>
       </w:r>
       <w:r>
         <w:t xml:space="preserve"> </w:t>
@@ -826,7 +2430,23 @@
           <w:i/>
           <w:iCs/>
         </w:rPr>
-        <w:t>Seasonal and spatial differences in diet in the western stock of Steller sea lions (Eumetopias jubatus) in Alaska.</w:t>
+        <w:t>Seasonal and spatial differences in diet in the western stock of Steller sea lions (</w:t>
+      </w:r>
+      <w:proofErr w:type="spellStart"/>
+      <w:r>
+        <w:rPr>
+          <w:i/>
+          <w:iCs/>
+        </w:rPr>
+        <w:t>Eumetopias</w:t>
+      </w:r>
+      <w:proofErr w:type="spellEnd"/>
+      <w:r>
+        <w:rPr>
+          <w:i/>
+          <w:iCs/>
+        </w:rPr>
+        <w:t xml:space="preserve"> jubatus) in Alaska.</w:t>
       </w:r>
       <w:r>
         <w:t xml:space="preserve"> </w:t>
@@ -858,7 +2478,15 @@
         <w:t>Relevance</w:t>
       </w:r>
       <w:r>
-        <w:t>: Establishes that Steller sea lions are seasonal target-switchers, focusing heavily on spawning aggregations of lipid-rich forage fish (Herring, Eulachon, Capelin, and young-of-the-year Pollock) before taking returning adult salmonids.</w:t>
+        <w:t xml:space="preserve">: Establishes that Steller sea lions are seasonal target-switchers, focusing heavily on spawning aggregations of lipid-rich forage fish (Herring, Eulachon, Capelin, and young-of-the-year Pollock) before taking </w:t>
+      </w:r>
+      <w:proofErr w:type="gramStart"/>
+      <w:r>
+        <w:t>returning adult salmonids</w:t>
+      </w:r>
+      <w:proofErr w:type="gramEnd"/>
+      <w:r>
+        <w:t>.</w:t>
       </w:r>
     </w:p>
     <w:p>
@@ -916,7 +2544,28 @@
         <w:t>Relevance</w:t>
       </w:r>
       <w:r>
-        <w:t>: Provides high-resolution DNA metabarcoding evidence of harbor seal predation on both outmigrating smolts in spring and returning adults in late summer, with clear documentation of prey switching toward seasonal pulses of herring and hake.</w:t>
+        <w:t xml:space="preserve">: Provides high-resolution DNA metabarcoding evidence of harbor seal predation on both </w:t>
+      </w:r>
+      <w:proofErr w:type="spellStart"/>
+      <w:r>
+        <w:t>outmigrating</w:t>
+      </w:r>
+      <w:proofErr w:type="spellEnd"/>
+      <w:r>
+        <w:t xml:space="preserve"> smolts in spring and returning adults in late summer, with clear documentation of prey switching toward seasonal pulses of herring and hake.</w:t>
+      </w:r>
+    </w:p>
+    <w:p>
+      <w:pPr>
+        <w:rPr>
+          <w:rFonts w:asciiTheme="majorHAnsi" w:eastAsiaTheme="majorEastAsia" w:hAnsiTheme="majorHAnsi" w:cstheme="majorBidi"/>
+          <w:color w:val="1F3763" w:themeColor="accent1" w:themeShade="7F"/>
+          <w:sz w:val="24"/>
+          <w:szCs w:val="24"/>
+        </w:rPr>
+      </w:pPr>
+      <w:r>
+        <w:br w:type="page"/>
       </w:r>
     </w:p>
     <w:p>
@@ -924,6 +2573,7 @@
         <w:pStyle w:val="Heading3"/>
       </w:pPr>
       <w:r>
+        <w:lastRenderedPageBreak/>
         <w:t>Spatial Distribution &amp; Age-Class Dynamics of Walleye Pollock in the Gulf of Alaska</w:t>
       </w:r>
     </w:p>
@@ -948,25 +2598,1693 @@
           <w:i/>
           <w:iCs/>
         </w:rPr>
-        <w:t>Gadus chalcogrammus</w:t>
-      </w:r>
+        <w:t xml:space="preserve">Gadus </w:t>
+      </w:r>
+      <w:proofErr w:type="spellStart"/>
       <w:r>
         <w:rPr>
           <w:b/>
           <w:bCs/>
+          <w:i/>
+          <w:iCs/>
+        </w:rPr>
+        <w:t>chalcogrammus</w:t>
+      </w:r>
+      <w:proofErr w:type="spellEnd"/>
+      <w:r>
+        <w:rPr>
+          <w:b/>
+          <w:bCs/>
         </w:rPr>
         <w:t>)</w:t>
       </w:r>
       <w:r>
-        <w:t xml:space="preserve"> as an alternative prey buffer in the Gulf of Alaska (GoA) salmon habitat range, age-structured spatial and depth segregation is critical to justify why specific age classes overlap with migrating Spring Chinook Salmon and their predators:</w:t>
-      </w:r>
+        <w:t xml:space="preserve"> as an alternative prey buffer in the Gulf of Alaska (</w:t>
+      </w:r>
+      <w:proofErr w:type="spellStart"/>
+      <w:r>
+        <w:t>GoA</w:t>
+      </w:r>
+      <w:proofErr w:type="spellEnd"/>
+      <w:r>
+        <w:t>) salmon habitat range, age-structured spatial and depth segregation is critical to justify why specific age classes overlap with migrating Spring Chinook Salmon and their predators:</w:t>
+      </w:r>
+    </w:p>
+    <w:p>
+      <w:pPr>
+        <w:pStyle w:val="Heading1"/>
+      </w:pPr>
+      <w:r>
+        <w:t>Shark stock assessment Tribuzio et al 2022</w:t>
+      </w:r>
+    </w:p>
+    <w:p>
+      <w:r>
+        <w:t>The three shark species most likely to be encountered in both BSAI and GOA fisheries and surveys are the Pacific spiny dogfish (</w:t>
+      </w:r>
+      <w:r>
+        <w:rPr>
+          <w:i/>
+          <w:iCs/>
+        </w:rPr>
+        <w:t xml:space="preserve">Squalus </w:t>
+      </w:r>
+      <w:proofErr w:type="spellStart"/>
+      <w:r>
+        <w:rPr>
+          <w:i/>
+          <w:iCs/>
+        </w:rPr>
+        <w:t>suckleyi</w:t>
+      </w:r>
+      <w:proofErr w:type="spellEnd"/>
+      <w:r>
+        <w:rPr>
+          <w:i/>
+          <w:iCs/>
+        </w:rPr>
+        <w:t>)</w:t>
+      </w:r>
+      <w:r>
+        <w:t>, the Pacific sleeper shark (</w:t>
+      </w:r>
+      <w:r>
+        <w:rPr>
+          <w:i/>
+          <w:iCs/>
+        </w:rPr>
+        <w:t>Somniosus pacificus</w:t>
+      </w:r>
+      <w:r>
+        <w:t>), and the salmon shark (</w:t>
+      </w:r>
+      <w:r>
+        <w:rPr>
+          <w:i/>
+          <w:iCs/>
+        </w:rPr>
+        <w:t xml:space="preserve">Lamna </w:t>
+      </w:r>
+      <w:proofErr w:type="spellStart"/>
+      <w:r>
+        <w:rPr>
+          <w:i/>
+          <w:iCs/>
+        </w:rPr>
+        <w:t>ditropis</w:t>
+      </w:r>
+      <w:proofErr w:type="spellEnd"/>
+      <w:r>
+        <w:t xml:space="preserve">). These three species are the </w:t>
+      </w:r>
+      <w:proofErr w:type="gramStart"/>
+      <w:r>
+        <w:t>main focus</w:t>
+      </w:r>
+      <w:proofErr w:type="gramEnd"/>
+      <w:r>
+        <w:t xml:space="preserve"> of this assessment.</w:t>
+      </w:r>
+    </w:p>
+    <w:p>
+      <w:r>
+        <w:t xml:space="preserve">Pacific sleeper shark: widespread, </w:t>
+      </w:r>
+      <w:r>
+        <w:t xml:space="preserve">highly mobile, </w:t>
+      </w:r>
+      <w:r>
+        <w:t>single pop group BS/GOA, wide depth range, but siblings found in BSAI, suggesting it might be nursery habitat</w:t>
+      </w:r>
+      <w:r>
+        <w:t>. Peak in early years, declined, low since 2004. Thermal conditions in the GOA were moderate in 2022. The 2022 conditions in the BSAI and GOA are not considered a limiting factor for highly mobile sharks that are likely able to shift distributions with temperatures (Tribuzio unpublished data, Hulbert et al. 2006, Sigler et al. 2006, Weng et al. 2004, Garcia et al. 2021).</w:t>
+      </w:r>
+      <w:r>
+        <w:t xml:space="preserve"> </w:t>
+      </w:r>
+      <w:r>
+        <w:t xml:space="preserve">Pacific sleeper </w:t>
+      </w:r>
+      <w:proofErr w:type="gramStart"/>
+      <w:r>
+        <w:t>sharks</w:t>
+      </w:r>
+      <w:proofErr w:type="gramEnd"/>
+      <w:r>
+        <w:t xml:space="preserve"> prey on fast-moving fish such as salmon (</w:t>
+      </w:r>
+      <w:r>
+        <w:rPr>
+          <w:i/>
+          <w:iCs/>
+        </w:rPr>
+        <w:t xml:space="preserve">O. </w:t>
+      </w:r>
+      <w:r>
+        <w:t>spp.</w:t>
+      </w:r>
+      <w:r>
+        <w:rPr>
+          <w:i/>
+          <w:iCs/>
+        </w:rPr>
+        <w:t xml:space="preserve">) </w:t>
+      </w:r>
+      <w:r>
+        <w:t>and tuna (</w:t>
+      </w:r>
+      <w:r>
+        <w:rPr>
+          <w:i/>
+          <w:iCs/>
+        </w:rPr>
+        <w:t xml:space="preserve">Thunnus </w:t>
+      </w:r>
+      <w:r>
+        <w:t>spp.), and marine mammals such as harbor seals (</w:t>
+      </w:r>
+      <w:r>
+        <w:rPr>
+          <w:i/>
+          <w:iCs/>
+        </w:rPr>
+        <w:t xml:space="preserve">Phoca </w:t>
+      </w:r>
+      <w:proofErr w:type="spellStart"/>
+      <w:r>
+        <w:rPr>
+          <w:i/>
+          <w:iCs/>
+        </w:rPr>
+        <w:t>vitulina</w:t>
+      </w:r>
+      <w:proofErr w:type="spellEnd"/>
+      <w:r>
+        <w:t>), that live near the surface (e.g., Bright 1959; Ebert et al. 1987; Crovetto et al. 1992; Sigler et al. 2006),</w:t>
+      </w:r>
+    </w:p>
+    <w:p>
+      <w:r>
+        <w:t xml:space="preserve">bycatch data </w:t>
+      </w:r>
+      <w:proofErr w:type="gramStart"/>
+      <w:r>
+        <w:t>bias:</w:t>
+      </w:r>
+      <w:proofErr w:type="gramEnd"/>
+      <w:r>
+        <w:t xml:space="preserve"> mostly caught in </w:t>
+      </w:r>
+      <w:proofErr w:type="spellStart"/>
+      <w:r>
+        <w:t>Pcod</w:t>
+      </w:r>
+      <w:proofErr w:type="spellEnd"/>
+      <w:r>
+        <w:t xml:space="preserve"> and pollock fisheries, halibut fishery didn't report until </w:t>
+      </w:r>
+      <w:proofErr w:type="gramStart"/>
+      <w:r>
+        <w:t>2013,Prince</w:t>
+      </w:r>
+      <w:proofErr w:type="gramEnd"/>
+      <w:r>
+        <w:t xml:space="preserve"> William Sound now more observers, lg sharks </w:t>
+      </w:r>
+      <w:proofErr w:type="spellStart"/>
+      <w:r>
+        <w:t>underweighed</w:t>
+      </w:r>
+      <w:proofErr w:type="spellEnd"/>
+      <w:r>
+        <w:t xml:space="preserve">, small </w:t>
+      </w:r>
+      <w:proofErr w:type="gramStart"/>
+      <w:r>
+        <w:t>vessels  and</w:t>
+      </w:r>
+      <w:proofErr w:type="gramEnd"/>
+      <w:r>
+        <w:t xml:space="preserve"> state salmon and groundfish vessels not observed</w:t>
+      </w:r>
+    </w:p>
+    <w:p>
+      <w:r>
+        <w:t xml:space="preserve">Salmon shark: widespread Mexico-BS, common in littoral zones, inshore and offshore </w:t>
+      </w:r>
+      <w:proofErr w:type="spellStart"/>
+      <w:r>
+        <w:t>epopelagic</w:t>
+      </w:r>
+      <w:proofErr w:type="spellEnd"/>
+      <w:r>
+        <w:t xml:space="preserve"> water 0-1864m single pop group BS/GOA, wide depth range</w:t>
+      </w:r>
+    </w:p>
+    <w:p>
+      <w:pPr>
+        <w:autoSpaceDE w:val="0"/>
+        <w:autoSpaceDN w:val="0"/>
+        <w:adjustRightInd w:val="0"/>
+        <w:spacing w:after="0" w:line="240" w:lineRule="auto"/>
+        <w:rPr>
+          <w:rFonts w:ascii="Times New Roman" w:hAnsi="Times New Roman" w:cs="Times New Roman"/>
+          <w:color w:val="000000"/>
+        </w:rPr>
+      </w:pPr>
+      <w:r>
+        <w:rPr>
+          <w:rFonts w:ascii="Times New Roman" w:hAnsi="Times New Roman" w:cs="Times New Roman"/>
+          <w:color w:val="000000"/>
+        </w:rPr>
+        <w:t xml:space="preserve">Salmon Shark </w:t>
+      </w:r>
+    </w:p>
+    <w:p>
+      <w:pPr>
+        <w:autoSpaceDE w:val="0"/>
+        <w:autoSpaceDN w:val="0"/>
+        <w:adjustRightInd w:val="0"/>
+        <w:spacing w:after="0" w:line="240" w:lineRule="auto"/>
+        <w:rPr>
+          <w:rFonts w:ascii="Times New Roman" w:hAnsi="Times New Roman" w:cs="Times New Roman"/>
+          <w:color w:val="000000"/>
+        </w:rPr>
+      </w:pPr>
+      <w:r>
+        <w:rPr>
+          <w:rFonts w:ascii="Times New Roman" w:hAnsi="Times New Roman" w:cs="Times New Roman"/>
+          <w:color w:val="000000"/>
+        </w:rPr>
+        <w:t>Salmon sharks are broadly dispersed, highly mobile, and have the ability to migrate long distances among ecoregions within the North Pacific Ocean (Weng et al. 2008). Salmon sharks are opportunistic feeders, sharing the highest trophic level of the subarctic Pacific food web with marine mammals and seabirds (Brodeur 1988, Nagasawa 1998, Goldman and Human 2004). They feed on a wide variety of prey, from squid and shrimp to salmon (</w:t>
+      </w:r>
+      <w:r>
+        <w:rPr>
+          <w:rFonts w:ascii="Times New Roman" w:hAnsi="Times New Roman" w:cs="Times New Roman"/>
+          <w:i/>
+          <w:iCs/>
+          <w:color w:val="000000"/>
+        </w:rPr>
+        <w:t xml:space="preserve">Oncorhynchus </w:t>
+      </w:r>
+      <w:r>
+        <w:rPr>
+          <w:rFonts w:ascii="Times New Roman" w:hAnsi="Times New Roman" w:cs="Times New Roman"/>
+          <w:color w:val="000000"/>
+        </w:rPr>
+        <w:t xml:space="preserve">spp.) and rockfishes (family </w:t>
+      </w:r>
+      <w:proofErr w:type="spellStart"/>
+      <w:r>
+        <w:rPr>
+          <w:rFonts w:ascii="Times New Roman" w:hAnsi="Times New Roman" w:cs="Times New Roman"/>
+          <w:color w:val="000000"/>
+        </w:rPr>
+        <w:t>Sebastidae</w:t>
+      </w:r>
+      <w:proofErr w:type="spellEnd"/>
+      <w:r>
+        <w:rPr>
+          <w:rFonts w:ascii="Times New Roman" w:hAnsi="Times New Roman" w:cs="Times New Roman"/>
+          <w:color w:val="000000"/>
+        </w:rPr>
+        <w:t xml:space="preserve">) and even other sharks (Sano 1962, Hart 1973, Compagno 1984, Nagasawa 1998), but primarily (&gt;70% of diet) consume fish (Bizzarro et al. 2017). The species is a significant seasonal predator of returning salmon in some areas such as Prince William Sound (Hulbert et al. 2005), and there is evidence that salmon shark predation may also represent a significant source of mortality in immature or maturing Chinook salmon and other salmon species in oceanic waters of the GOA and BSAI (Nagasawa 1998, Seitz et al. 2019). To the best of our knowledge, there are no known predators of salmon sharks, though orcas have been known to kill and consume other related mobile large sharks such as the white shark (Pyle et al. 1999). </w:t>
+      </w:r>
+    </w:p>
+    <w:p>
+      <w:r>
+        <w:rPr>
+          <w:rFonts w:ascii="Times New Roman" w:hAnsi="Times New Roman" w:cs="Times New Roman"/>
+          <w:color w:val="000000"/>
+        </w:rPr>
+        <w:t>Like many other shark species, salmon sharks undergo an ontogenetic shift in diet and habitat use (Carlisle et al. 2015a). Salmon shark are endothermic, which enables them to have a broad thermal</w:t>
+      </w:r>
+    </w:p>
+    <w:p>
+      <w:r>
+        <w:t xml:space="preserve">Pacific spiny </w:t>
+      </w:r>
+      <w:proofErr w:type="spellStart"/>
+      <w:r>
+        <w:t>dogfish:trend</w:t>
+      </w:r>
+      <w:proofErr w:type="spellEnd"/>
+      <w:r>
+        <w:t xml:space="preserve"> appears stable</w:t>
+      </w:r>
+      <w:r>
+        <w:t xml:space="preserve"> </w:t>
+      </w:r>
+      <w:r>
+        <w:t xml:space="preserve">Spiny dogfish are known to group-feed on </w:t>
+      </w:r>
+      <w:r>
+        <w:rPr>
+          <w:highlight w:val="yellow"/>
+        </w:rPr>
+        <w:t>schools of forage fish (Bizzarro et al. 2017)</w:t>
+      </w:r>
+      <w:r>
+        <w:t>. Small dogfish are limited to consuming smaller fish and invertebrates, while larger animals eat a wide variety of foods (Bonham 1954).</w:t>
+      </w:r>
+    </w:p>
+    <w:p/>
+    <w:p>
+      <w:r>
+        <w:lastRenderedPageBreak/>
+        <w:t xml:space="preserve">Prey: </w:t>
+      </w:r>
+      <w:r>
+        <w:rPr>
+          <w:rFonts w:ascii="Times New Roman" w:hAnsi="Times New Roman" w:cs="Times New Roman"/>
+          <w:color w:val="000000"/>
+        </w:rPr>
+        <w:t>squid, fish (e.g., salmon, pollock), and mammals (e.g., Steller sea lions [SSLs])</w:t>
+      </w:r>
+    </w:p>
+    <w:p>
+      <w:pPr>
+        <w:autoSpaceDE w:val="0"/>
+        <w:autoSpaceDN w:val="0"/>
+        <w:adjustRightInd w:val="0"/>
+        <w:spacing w:after="0" w:line="240" w:lineRule="auto"/>
+        <w:rPr>
+          <w:rFonts w:ascii="Times New Roman" w:hAnsi="Times New Roman" w:cs="Times New Roman"/>
+          <w:color w:val="000000"/>
+        </w:rPr>
+      </w:pPr>
+      <w:r>
+        <w:rPr>
+          <w:rFonts w:ascii="Times New Roman" w:hAnsi="Times New Roman" w:cs="Times New Roman"/>
+          <w:i/>
+          <w:iCs/>
+          <w:color w:val="000000"/>
+        </w:rPr>
+        <w:t xml:space="preserve">Prey: </w:t>
+      </w:r>
+    </w:p>
+    <w:p>
+      <w:r>
+        <w:rPr>
+          <w:rFonts w:ascii="Times New Roman" w:hAnsi="Times New Roman" w:cs="Times New Roman"/>
+          <w:color w:val="000000"/>
+        </w:rPr>
+        <w:t xml:space="preserve">Sharks are opportunistic feeders and species may have the ability to prey switch depending on what is available. Preferred prey items vary by species and size. </w:t>
+      </w:r>
+      <w:r>
+        <w:rPr>
+          <w:rFonts w:ascii="Times New Roman" w:hAnsi="Times New Roman" w:cs="Times New Roman"/>
+          <w:color w:val="000000"/>
+          <w:highlight w:val="yellow"/>
+        </w:rPr>
+        <w:t>Sleeper sharks feed on squid, fish (e.g., salmon, pollock), and mammals (e.g., Steller sea lions [SSLs]</w:t>
+      </w:r>
+      <w:r>
+        <w:rPr>
+          <w:rFonts w:ascii="Times New Roman" w:hAnsi="Times New Roman" w:cs="Times New Roman"/>
+          <w:color w:val="000000"/>
+        </w:rPr>
+        <w:t>). Salmon sharks are almost exclusively fish eaters (</w:t>
+      </w:r>
+      <w:r>
+        <w:rPr>
+          <w:rFonts w:ascii="Times New Roman" w:hAnsi="Times New Roman" w:cs="Times New Roman"/>
+          <w:color w:val="000000"/>
+          <w:highlight w:val="yellow"/>
+        </w:rPr>
+        <w:t>salmon, fish, forage fish</w:t>
+      </w:r>
+      <w:r>
+        <w:rPr>
+          <w:rFonts w:ascii="Times New Roman" w:hAnsi="Times New Roman" w:cs="Times New Roman"/>
+          <w:color w:val="000000"/>
+        </w:rPr>
+        <w:t>), but do consume some squid. Spiny dogfish are highly generalized feeders from small invertebrates to larger fish (Tribuzio et al. 2017). No information is available on the abundance trends of squid or SSLs in the EBS. Within the Aleutian Islands, sea lion counts remained stable from 2002 to 2018 with increases in non-pup and pup counts in the eastern AI offsetting the stability in non-pups and decline in pups in the central and declines in the western Aleutians (Sweeney and Gelatt, 2018). North of the eastern Aleutians and the slope/</w:t>
+      </w:r>
+      <w:proofErr w:type="spellStart"/>
+      <w:r>
+        <w:rPr>
+          <w:rFonts w:ascii="Times New Roman" w:hAnsi="Times New Roman" w:cs="Times New Roman"/>
+          <w:color w:val="000000"/>
+        </w:rPr>
+        <w:t>souther</w:t>
+      </w:r>
+      <w:proofErr w:type="spellEnd"/>
+      <w:r>
+        <w:rPr>
+          <w:rFonts w:ascii="Times New Roman" w:hAnsi="Times New Roman" w:cs="Times New Roman"/>
+          <w:color w:val="000000"/>
+        </w:rPr>
+        <w:t xml:space="preserve"> outer shelf of the EBS (NMFS areas 517 and 519) squid bycatch has increased since 2019 offsetting the decrease in bycatch in NMFS area 518 (</w:t>
+      </w:r>
+      <w:proofErr w:type="spellStart"/>
+      <w:r>
+        <w:rPr>
+          <w:rFonts w:ascii="Times New Roman" w:hAnsi="Times New Roman" w:cs="Times New Roman"/>
+          <w:color w:val="000000"/>
+        </w:rPr>
+        <w:t>Orsmeth</w:t>
+      </w:r>
+      <w:proofErr w:type="spellEnd"/>
+      <w:r>
+        <w:rPr>
+          <w:rFonts w:ascii="Times New Roman" w:hAnsi="Times New Roman" w:cs="Times New Roman"/>
+          <w:color w:val="000000"/>
+        </w:rPr>
+        <w:t xml:space="preserve"> and </w:t>
+      </w:r>
+      <w:proofErr w:type="spellStart"/>
+      <w:r>
+        <w:rPr>
+          <w:rFonts w:ascii="Times New Roman" w:hAnsi="Times New Roman" w:cs="Times New Roman"/>
+          <w:color w:val="000000"/>
+        </w:rPr>
+        <w:t>Yasumiishi</w:t>
+      </w:r>
+      <w:proofErr w:type="spellEnd"/>
+      <w:r>
+        <w:rPr>
+          <w:rFonts w:ascii="Times New Roman" w:hAnsi="Times New Roman" w:cs="Times New Roman"/>
+          <w:color w:val="000000"/>
+        </w:rPr>
+        <w:t xml:space="preserve"> 2021). Abundance trends of fish as prey for sharks are mixed, though largely average to above average for 2022. Foraging guild information is derived from NOAA AFSC’s standard bottom trawl survey. The pelagic foragers guild increased sharply from 2021 to 2022, up more than 70%, to just below their long-term mean. The trend in the pelagic forager guild is largely driven by walleye pollock and Pacific herring. The biomass of apex predators increased from 2021 to 2022 and is nearly equal to their long term mean. The trend in the apex predator guild is largely driven by Pacific cod and arrowtooth flounder (Whitehouse 2022). In the AI however, apex predators decreased 18% in 2022, compared to 2018 driven by lower biomass of all predators except for large sculpins (Ortiz 2022). The abundance trends of salmon stocks vary, from record run sizes of Bristol Bay sockeye salmon (Cunningham et al. 2022) to adult run failures in the Arctic-Yukon-Kuskokwim river drainage system (Whitehouse 2022b).</w:t>
+      </w:r>
+    </w:p>
+    <w:p/>
+    <w:p>
+      <w:r>
+        <w:t xml:space="preserve">Data bias: </w:t>
+      </w:r>
+    </w:p>
+    <w:p/>
+    <w:p>
+      <w:pPr>
+        <w:pStyle w:val="Heading1"/>
+      </w:pPr>
+      <w:r>
+        <w:t>Pacific cod Hulson et al 2026</w:t>
+      </w:r>
+    </w:p>
+    <w:p>
+      <w:pPr>
+        <w:autoSpaceDE w:val="0"/>
+        <w:autoSpaceDN w:val="0"/>
+        <w:adjustRightInd w:val="0"/>
+        <w:spacing w:after="0" w:line="240" w:lineRule="auto"/>
+        <w:rPr>
+          <w:rFonts w:ascii="Times New Roman" w:hAnsi="Times New Roman" w:cs="Times New Roman"/>
+          <w:color w:val="000000"/>
+          <w:sz w:val="24"/>
+          <w:szCs w:val="24"/>
+        </w:rPr>
+      </w:pPr>
+    </w:p>
+    <w:p>
+      <w:pPr>
+        <w:autoSpaceDE w:val="0"/>
+        <w:autoSpaceDN w:val="0"/>
+        <w:adjustRightInd w:val="0"/>
+        <w:spacing w:after="0" w:line="240" w:lineRule="auto"/>
+        <w:rPr>
+          <w:rFonts w:ascii="Times New Roman" w:hAnsi="Times New Roman" w:cs="Times New Roman"/>
+        </w:rPr>
+      </w:pPr>
+      <w:r>
+        <w:rPr>
+          <w:rFonts w:ascii="Times New Roman" w:hAnsi="Times New Roman" w:cs="Times New Roman"/>
+        </w:rPr>
+        <w:t xml:space="preserve">Length Composition </w:t>
+      </w:r>
+    </w:p>
+    <w:p>
+      <w:r>
+        <w:rPr>
+          <w:rFonts w:ascii="Times New Roman" w:hAnsi="Times New Roman" w:cs="Times New Roman"/>
+        </w:rPr>
+        <w:t xml:space="preserve">The bottom trawl survey 2025 length composition was observed to be bi-modal, with a mode at 15-20 cm (representing catches of age-1 cod, which would be the 2024 year class) and a mode at 35-70 cm (fishery and survey length composition figures can be found in the SS3 plots at the link provided for additional resources in the </w:t>
+      </w:r>
+      <w:r>
+        <w:rPr>
+          <w:rFonts w:ascii="Times New Roman" w:hAnsi="Times New Roman" w:cs="Times New Roman"/>
+          <w:i/>
+          <w:iCs/>
+        </w:rPr>
+        <w:t xml:space="preserve">Executive </w:t>
+      </w:r>
+      <w:r>
+        <w:rPr>
+          <w:rFonts w:ascii="Times New Roman" w:hAnsi="Times New Roman" w:cs="Times New Roman"/>
+        </w:rPr>
+        <w:t xml:space="preserve">Summary section, and </w:t>
+      </w:r>
+      <w:r>
+        <w:rPr>
+          <w:rFonts w:ascii="Times New Roman" w:hAnsi="Times New Roman" w:cs="Times New Roman"/>
+          <w:color w:val="0000FF"/>
+        </w:rPr>
+        <w:t>here</w:t>
+      </w:r>
+      <w:r>
+        <w:rPr>
+          <w:rFonts w:ascii="Times New Roman" w:hAnsi="Times New Roman" w:cs="Times New Roman"/>
+          <w:color w:val="000000"/>
+        </w:rPr>
+        <w:t>).</w:t>
+      </w:r>
+    </w:p>
+    <w:p>
+      <w:pPr>
+        <w:pStyle w:val="Heading1"/>
+      </w:pPr>
+      <w:r>
+        <w:t>Arrowtooth Stock Assessment</w:t>
+      </w:r>
+    </w:p>
+    <w:p>
+      <w:pPr>
+        <w:pStyle w:val="NoSpacing"/>
+        <w:ind w:left="720"/>
+      </w:pPr>
+      <w:r>
+        <w:t xml:space="preserve">Large flatfish central CA to eastern Bering Sea, west to Kuril Islands, </w:t>
+      </w:r>
+    </w:p>
+    <w:p>
+      <w:pPr>
+        <w:pStyle w:val="NoSpacing"/>
+        <w:ind w:left="720"/>
+      </w:pPr>
+      <w:r>
+        <w:t xml:space="preserve">most abundant </w:t>
+      </w:r>
+      <w:proofErr w:type="spellStart"/>
+      <w:r>
+        <w:t>spp</w:t>
+      </w:r>
+      <w:proofErr w:type="spellEnd"/>
+    </w:p>
+    <w:p>
+      <w:pPr>
+        <w:pStyle w:val="NoSpacing"/>
+        <w:ind w:left="720"/>
+      </w:pPr>
+      <w:r>
+        <w:t xml:space="preserve">occur 20m-800m, but most </w:t>
+      </w:r>
+      <w:proofErr w:type="spellStart"/>
+      <w:r>
+        <w:t>abund</w:t>
+      </w:r>
+      <w:proofErr w:type="spellEnd"/>
+      <w:r>
+        <w:t xml:space="preserve"> 100-300m. spawn in deep water (&gt;400m) on </w:t>
+      </w:r>
+      <w:proofErr w:type="spellStart"/>
+      <w:r>
+        <w:t>cont</w:t>
+      </w:r>
+      <w:proofErr w:type="spellEnd"/>
+      <w:r>
+        <w:t xml:space="preserve"> shelf break in winter. Larvae transported shoreward onto shelf, major canyons. Larvae 30-200m, </w:t>
+      </w:r>
+      <w:proofErr w:type="spellStart"/>
+      <w:r>
+        <w:t>juv</w:t>
+      </w:r>
+      <w:proofErr w:type="spellEnd"/>
+      <w:r>
+        <w:t xml:space="preserve"> 75-235m, low bottom temp, low tidal current, settled early </w:t>
+      </w:r>
+      <w:proofErr w:type="spellStart"/>
+      <w:r>
+        <w:t>juv</w:t>
+      </w:r>
+      <w:proofErr w:type="spellEnd"/>
+      <w:r>
+        <w:t xml:space="preserve"> age 0, older </w:t>
+      </w:r>
+      <w:proofErr w:type="spellStart"/>
+      <w:r>
+        <w:t>juv</w:t>
+      </w:r>
+      <w:proofErr w:type="spellEnd"/>
+      <w:r>
+        <w:t xml:space="preserve"> also occur in deep water along the slope (Doyle t al 2018). Adult habitat 100-470m</w:t>
+      </w:r>
+      <w:r>
+        <w:t xml:space="preserve">, generalist benthic throughout goa east to west, low bottom T, low lying areas, low </w:t>
+      </w:r>
+      <w:proofErr w:type="spellStart"/>
+      <w:r>
+        <w:t>ticdal</w:t>
+      </w:r>
+      <w:proofErr w:type="spellEnd"/>
+      <w:r>
+        <w:t xml:space="preserve"> current. . diff in distribution btw warm and cold years, </w:t>
+      </w:r>
+      <w:r>
+        <w:rPr>
+          <w:highlight w:val="yellow"/>
+        </w:rPr>
+        <w:t>&lt;400m in warm years, deeper in cold years</w:t>
+      </w:r>
+      <w:r>
+        <w:t xml:space="preserve"> p7</w:t>
+      </w:r>
+    </w:p>
+    <w:p>
+      <w:pPr>
+        <w:pStyle w:val="NoSpacing"/>
+        <w:ind w:left="720"/>
+      </w:pPr>
+      <w:r>
+        <w:lastRenderedPageBreak/>
+        <w:t xml:space="preserve">“They are an apex predator in the GOA and are habitat and prey generalists (Doyle et al. 2018). The majority of the prey by weight of Arrowtooth larger than 40 cm was pollock, the remainder consisting of herring, capelin, </w:t>
+      </w:r>
+      <w:proofErr w:type="spellStart"/>
+      <w:r>
+        <w:t>euphausids</w:t>
+      </w:r>
+      <w:proofErr w:type="spellEnd"/>
+      <w:r>
+        <w:t>, shrimp and cephalopods (Yang 1993). The percent of pollock in the diet of Arrowtooth flounder increases for sizes greater than 40 cm (Figure 7.3, Doyle et al. 2018). Arrowtooth flounder 15 cm to 30 cm consume mostly shrimp, capelin, euphausiids and herring, with small amounts of pollock and other miscellaneous fish. Groundfish predators include Pacific cod and halibut (see Ecosystem Considerations section).”</w:t>
+      </w:r>
+    </w:p>
+    <w:p>
+      <w:pPr>
+        <w:pStyle w:val="Heading1"/>
+      </w:pPr>
+      <w:r>
+        <w:t>Pollock</w:t>
+      </w:r>
+      <w:r>
+        <w:t xml:space="preserve"> Stock assessment</w:t>
+      </w:r>
+      <w:r>
+        <w:t xml:space="preserve"> </w:t>
+      </w:r>
+    </w:p>
+    <w:p>
+      <w:pPr>
+        <w:pStyle w:val="NoSpacing"/>
+      </w:pPr>
+      <w:r>
+        <w:t xml:space="preserve">Stock assessment Monnahan 2024 last full SA, update 2025. </w:t>
+      </w:r>
+      <w:proofErr w:type="spellStart"/>
+      <w:r>
+        <w:t>Envir</w:t>
+      </w:r>
+      <w:proofErr w:type="spellEnd"/>
+      <w:r>
+        <w:t>/ecosystem considerations, Prey, Predators and competitors sections p27-28:</w:t>
+      </w:r>
+    </w:p>
+    <w:p>
+      <w:pPr>
+        <w:pStyle w:val="NoSpacing"/>
+      </w:pPr>
+      <w:r>
+        <w:t xml:space="preserve">Life history stages: </w:t>
+      </w:r>
+    </w:p>
+    <w:p>
+      <w:pPr>
+        <w:pStyle w:val="NoSpacing"/>
+        <w:ind w:left="720"/>
+      </w:pPr>
+      <w:r>
+        <w:t xml:space="preserve">spawning: Feb-May 150-300m, Shelikof Str =key spawn habitat and time= </w:t>
+      </w:r>
+      <w:proofErr w:type="spellStart"/>
+      <w:r>
+        <w:t>jan</w:t>
+      </w:r>
+      <w:proofErr w:type="spellEnd"/>
+      <w:r>
+        <w:t xml:space="preserve"> acoustic survey</w:t>
+      </w:r>
+    </w:p>
+    <w:p>
+      <w:pPr>
+        <w:pStyle w:val="NoSpacing"/>
+        <w:ind w:left="720"/>
+      </w:pPr>
+      <w:r>
+        <w:t>egg: mar-</w:t>
+      </w:r>
+      <w:proofErr w:type="spellStart"/>
+      <w:r>
+        <w:t>apr</w:t>
+      </w:r>
+      <w:proofErr w:type="spellEnd"/>
+      <w:r>
+        <w:t xml:space="preserve"> 0-200m, surface</w:t>
+      </w:r>
+    </w:p>
+    <w:p>
+      <w:pPr>
+        <w:pStyle w:val="NoSpacing"/>
+        <w:ind w:left="720"/>
+      </w:pPr>
+      <w:r>
+        <w:t xml:space="preserve">larva: </w:t>
+      </w:r>
+      <w:proofErr w:type="spellStart"/>
+      <w:r>
+        <w:t>apr-jul</w:t>
+      </w:r>
+      <w:proofErr w:type="spellEnd"/>
+      <w:r>
+        <w:t xml:space="preserve"> surface nearshore</w:t>
+      </w:r>
+    </w:p>
+    <w:p>
+      <w:pPr>
+        <w:pStyle w:val="NoSpacing"/>
+        <w:ind w:left="720"/>
+      </w:pPr>
+      <w:r>
+        <w:t xml:space="preserve">adult and </w:t>
+      </w:r>
+      <w:proofErr w:type="spellStart"/>
+      <w:r>
+        <w:t>juv</w:t>
+      </w:r>
+      <w:proofErr w:type="spellEnd"/>
+      <w:r>
+        <w:t xml:space="preserve"> conditions surveyed in winter acoustic survey App 1A Monnahan</w:t>
+      </w:r>
+    </w:p>
+    <w:p>
+      <w:pPr>
+        <w:pStyle w:val="NoSpacing"/>
+        <w:ind w:left="720"/>
+      </w:pPr>
+      <w:r>
+        <w:t xml:space="preserve">provide </w:t>
+      </w:r>
+      <w:proofErr w:type="spellStart"/>
+      <w:r>
+        <w:t>wt</w:t>
+      </w:r>
+      <w:proofErr w:type="spellEnd"/>
+      <w:r>
+        <w:t xml:space="preserve"> at age, not lengths. L</w:t>
+      </w:r>
+      <w:r>
+        <w:t xml:space="preserve"> (cm) at 50% maturity=35-50 cm, 4-6yr old Fig 1.18 p70</w:t>
+      </w:r>
+    </w:p>
+    <w:p>
+      <w:pPr>
+        <w:pStyle w:val="NoSpacing"/>
+        <w:ind w:left="720"/>
+      </w:pPr>
+      <w:proofErr w:type="spellStart"/>
+      <w:r>
+        <w:t>wt</w:t>
+      </w:r>
+      <w:proofErr w:type="spellEnd"/>
+      <w:r>
+        <w:t xml:space="preserve"> at age (kg) summer </w:t>
+      </w:r>
+    </w:p>
+    <w:p>
+      <w:pPr>
+        <w:rPr>
+          <w:rFonts w:ascii="Roboto" w:hAnsi="Roboto"/>
+        </w:rPr>
+      </w:pPr>
+      <w:r>
+        <w:rPr>
+          <w:rFonts w:ascii="Roboto" w:hAnsi="Roboto"/>
+        </w:rPr>
+        <w:t xml:space="preserve">AI: </w:t>
+      </w:r>
+      <w:r>
+        <w:rPr>
+          <w:rFonts w:ascii="Roboto" w:hAnsi="Roboto"/>
+        </w:rPr>
+        <w:t xml:space="preserve">Spawning primarily occurs in deep troughs like the </w:t>
+      </w:r>
+      <w:hyperlink r:id="rId6" w:tgtFrame="_blank" w:history="1">
+        <w:r>
+          <w:rPr>
+            <w:rStyle w:val="Hyperlink"/>
+            <w:rFonts w:ascii="Roboto" w:hAnsi="Roboto"/>
+          </w:rPr>
+          <w:t>Shelikof Strait</w:t>
+        </w:r>
+      </w:hyperlink>
+      <w:r>
+        <w:rPr>
+          <w:rFonts w:ascii="Roboto" w:hAnsi="Roboto"/>
+        </w:rPr>
+        <w:t>. [</w:t>
+      </w:r>
+      <w:hyperlink r:id="rId7" w:history="1">
+        <w:r>
+          <w:rPr>
+            <w:rStyle w:val="Hyperlink"/>
+            <w:rFonts w:ascii="Roboto" w:hAnsi="Roboto"/>
+          </w:rPr>
+          <w:t>1</w:t>
+        </w:r>
+      </w:hyperlink>
+      <w:r>
+        <w:rPr>
+          <w:rFonts w:ascii="Roboto" w:hAnsi="Roboto"/>
+        </w:rPr>
+        <w:t xml:space="preserve">, </w:t>
+      </w:r>
+      <w:hyperlink r:id="rId8" w:history="1">
+        <w:r>
+          <w:rPr>
+            <w:rStyle w:val="Hyperlink"/>
+            <w:rFonts w:ascii="Roboto" w:hAnsi="Roboto"/>
+          </w:rPr>
+          <w:t>2</w:t>
+        </w:r>
+      </w:hyperlink>
+      <w:r>
+        <w:rPr>
+          <w:rFonts w:ascii="Roboto" w:hAnsi="Roboto"/>
+        </w:rPr>
+        <w:t>]</w:t>
+      </w:r>
+    </w:p>
+    <w:p>
+      <w:pPr>
+        <w:pStyle w:val="z1qcye"/>
+        <w:numPr>
+          <w:ilvl w:val="0"/>
+          <w:numId w:val="28"/>
+        </w:numPr>
+        <w:spacing w:before="0" w:beforeAutospacing="0" w:after="0" w:afterAutospacing="0"/>
+        <w:rPr>
+          <w:rFonts w:ascii="Roboto" w:hAnsi="Roboto"/>
+        </w:rPr>
+      </w:pPr>
+      <w:r>
+        <w:rPr>
+          <w:rStyle w:val="Strong"/>
+          <w:rFonts w:ascii="Roboto" w:hAnsi="Roboto"/>
+        </w:rPr>
+        <w:t>Larvae:</w:t>
+      </w:r>
+      <w:r>
+        <w:rPr>
+          <w:rStyle w:val="inqyif"/>
+          <w:rFonts w:ascii="Roboto" w:hAnsi="Roboto"/>
+        </w:rPr>
+        <w:t xml:space="preserve"> Eggs and young larvae drift southwestward via the Alaska Coastal Current. They are frequently found </w:t>
+      </w:r>
+      <w:r>
+        <w:rPr>
+          <w:rStyle w:val="Strong"/>
+          <w:rFonts w:ascii="Roboto" w:hAnsi="Roboto"/>
+        </w:rPr>
+        <w:t>100 to 150 km (approx. 60–90 miles) offshore</w:t>
+      </w:r>
+      <w:r>
+        <w:rPr>
+          <w:rStyle w:val="inqyif"/>
+          <w:rFonts w:ascii="Roboto" w:hAnsi="Roboto"/>
+        </w:rPr>
+        <w:t xml:space="preserve"> from their initial spawning grounds, floating in upper epipelagic waters.</w:t>
+      </w:r>
+      <w:r>
+        <w:rPr>
+          <w:rFonts w:ascii="Roboto" w:hAnsi="Roboto"/>
+        </w:rPr>
+        <w:t xml:space="preserve"> [</w:t>
+      </w:r>
+      <w:hyperlink r:id="rId9" w:history="1">
+        <w:r>
+          <w:rPr>
+            <w:rStyle w:val="Hyperlink"/>
+            <w:rFonts w:ascii="Roboto" w:hAnsi="Roboto"/>
+          </w:rPr>
+          <w:t>1</w:t>
+        </w:r>
+      </w:hyperlink>
+      <w:r>
+        <w:rPr>
+          <w:rFonts w:ascii="Roboto" w:hAnsi="Roboto"/>
+        </w:rPr>
+        <w:t>]</w:t>
+      </w:r>
+    </w:p>
+    <w:p>
+      <w:pPr>
+        <w:pStyle w:val="z1qcye"/>
+        <w:numPr>
+          <w:ilvl w:val="0"/>
+          <w:numId w:val="28"/>
+        </w:numPr>
+        <w:spacing w:before="0" w:beforeAutospacing="0" w:after="0" w:afterAutospacing="0"/>
+        <w:rPr>
+          <w:rFonts w:ascii="Roboto" w:hAnsi="Roboto"/>
+        </w:rPr>
+      </w:pPr>
+      <w:r>
+        <w:rPr>
+          <w:rStyle w:val="Strong"/>
+          <w:rFonts w:ascii="Roboto" w:hAnsi="Roboto"/>
+        </w:rPr>
+        <w:t>Age-0 (Young-of-the-Year):</w:t>
+      </w:r>
+      <w:r>
+        <w:rPr>
+          <w:rStyle w:val="inqyif"/>
+          <w:rFonts w:ascii="Roboto" w:hAnsi="Roboto"/>
+        </w:rPr>
+        <w:t xml:space="preserve"> By late summer, age-0 pollock transform into juveniles (at ~3–4 cm). They inhabit nearshore surface layers and shallow bays but remain ubiquitous across the wider continental shelf and slope.</w:t>
+      </w:r>
+      <w:r>
+        <w:rPr>
+          <w:rFonts w:ascii="Roboto" w:hAnsi="Roboto"/>
+        </w:rPr>
+        <w:t xml:space="preserve"> [</w:t>
+      </w:r>
+      <w:hyperlink r:id="rId10" w:history="1">
+        <w:r>
+          <w:rPr>
+            <w:rStyle w:val="Hyperlink"/>
+            <w:rFonts w:ascii="Roboto" w:hAnsi="Roboto"/>
+          </w:rPr>
+          <w:t>1</w:t>
+        </w:r>
+      </w:hyperlink>
+      <w:r>
+        <w:rPr>
+          <w:rFonts w:ascii="Roboto" w:hAnsi="Roboto"/>
+        </w:rPr>
+        <w:t xml:space="preserve">, </w:t>
+      </w:r>
+      <w:hyperlink r:id="rId11" w:history="1">
+        <w:r>
+          <w:rPr>
+            <w:rStyle w:val="Hyperlink"/>
+            <w:rFonts w:ascii="Roboto" w:hAnsi="Roboto"/>
+          </w:rPr>
+          <w:t>2</w:t>
+        </w:r>
+      </w:hyperlink>
+      <w:r>
+        <w:rPr>
+          <w:rFonts w:ascii="Roboto" w:hAnsi="Roboto"/>
+        </w:rPr>
+        <w:t xml:space="preserve">, </w:t>
+      </w:r>
+      <w:hyperlink r:id="rId12" w:history="1">
+        <w:r>
+          <w:rPr>
+            <w:rStyle w:val="Hyperlink"/>
+            <w:rFonts w:ascii="Roboto" w:hAnsi="Roboto"/>
+          </w:rPr>
+          <w:t>3</w:t>
+        </w:r>
+      </w:hyperlink>
+      <w:r>
+        <w:rPr>
+          <w:rFonts w:ascii="Roboto" w:hAnsi="Roboto"/>
+        </w:rPr>
+        <w:t>]</w:t>
+      </w:r>
+    </w:p>
+    <w:p>
+      <w:pPr>
+        <w:pStyle w:val="z1qcye"/>
+        <w:numPr>
+          <w:ilvl w:val="0"/>
+          <w:numId w:val="28"/>
+        </w:numPr>
+        <w:spacing w:before="0" w:beforeAutospacing="0" w:after="0" w:afterAutospacing="0"/>
+        <w:rPr>
+          <w:rFonts w:ascii="Roboto" w:hAnsi="Roboto"/>
+        </w:rPr>
+      </w:pPr>
+      <w:r>
+        <w:rPr>
+          <w:rStyle w:val="Strong"/>
+          <w:rFonts w:ascii="Roboto" w:hAnsi="Roboto"/>
+        </w:rPr>
+        <w:t>The GOA Difference:</w:t>
+      </w:r>
+      <w:r>
+        <w:rPr>
+          <w:rStyle w:val="inqyif"/>
+          <w:rFonts w:ascii="Roboto" w:hAnsi="Roboto"/>
+        </w:rPr>
+        <w:t xml:space="preserve"> Unlike the Eastern Bering Sea—where age-1 pollock lock tightly onto the seafloor—age-1 and age-2 juveniles in the Gulf of Alaska remain more </w:t>
+      </w:r>
+      <w:r>
+        <w:rPr>
+          <w:rStyle w:val="Strong"/>
+          <w:rFonts w:ascii="Roboto" w:hAnsi="Roboto"/>
+        </w:rPr>
+        <w:t>vertically dispersed in midwater and semi-demersal habitats</w:t>
+      </w:r>
+      <w:r>
+        <w:rPr>
+          <w:rStyle w:val="inqyif"/>
+          <w:rFonts w:ascii="Roboto" w:hAnsi="Roboto"/>
+        </w:rPr>
+        <w:t>. This midwater residence in the GOA functions as a spatial refuge to avoid heavy bottom-dwelling predators like arrowtooth flounder. They don't fully adopt a strictly demersal (bottom-dwelling) adult lifestyle until around age 4+.</w:t>
+      </w:r>
+      <w:r>
+        <w:t xml:space="preserve"> [</w:t>
+      </w:r>
+      <w:hyperlink r:id="rId13" w:history="1">
+        <w:r>
+          <w:rPr>
+            <w:rStyle w:val="Hyperlink"/>
+          </w:rPr>
+          <w:t>1</w:t>
+        </w:r>
+      </w:hyperlink>
+      <w:r>
+        <w:t xml:space="preserve">, </w:t>
+      </w:r>
+      <w:hyperlink r:id="rId14" w:history="1">
+        <w:r>
+          <w:rPr>
+            <w:rStyle w:val="Hyperlink"/>
+          </w:rPr>
+          <w:t>2</w:t>
+        </w:r>
+      </w:hyperlink>
+      <w:r>
+        <w:t xml:space="preserve">, </w:t>
+      </w:r>
+      <w:hyperlink r:id="rId15" w:history="1">
+        <w:r>
+          <w:rPr>
+            <w:rStyle w:val="Hyperlink"/>
+          </w:rPr>
+          <w:t>3</w:t>
+        </w:r>
+      </w:hyperlink>
+      <w:r>
+        <w:t xml:space="preserve">, </w:t>
+      </w:r>
+      <w:hyperlink r:id="rId16" w:history="1">
+        <w:r>
+          <w:rPr>
+            <w:rStyle w:val="Hyperlink"/>
+          </w:rPr>
+          <w:t>4</w:t>
+        </w:r>
+      </w:hyperlink>
+      <w:r>
+        <w:t>]</w:t>
+      </w:r>
+    </w:p>
+    <w:p>
+      <w:pPr>
+        <w:pStyle w:val="NoSpacing"/>
+        <w:ind w:left="720"/>
+      </w:pPr>
+    </w:p>
+    <w:p>
+      <w:pPr>
+        <w:pStyle w:val="NoSpacing"/>
+        <w:ind w:left="720"/>
+      </w:pPr>
+    </w:p>
+    <w:p>
+      <w:pPr>
+        <w:pStyle w:val="NoSpacing"/>
+        <w:ind w:left="720"/>
+      </w:pPr>
+      <w:r>
+        <w:t>locations mentioned for env data: Seward Line, central, eastern and western GOA Rogers expert in larval habitat</w:t>
+      </w:r>
+    </w:p>
+    <w:p>
+      <w:pPr>
+        <w:pStyle w:val="NoSpacing"/>
+        <w:ind w:left="720"/>
+      </w:pPr>
+      <w:r>
+        <w:t xml:space="preserve">prey: zooplankton are primary prey for adult and </w:t>
+      </w:r>
+      <w:proofErr w:type="spellStart"/>
+      <w:r>
+        <w:t>juv</w:t>
+      </w:r>
+      <w:proofErr w:type="spellEnd"/>
+      <w:r>
+        <w:t xml:space="preserve"> pollock: </w:t>
+      </w:r>
+    </w:p>
+    <w:p>
+      <w:pPr>
+        <w:pStyle w:val="NoSpacing"/>
+        <w:ind w:left="1440"/>
+      </w:pPr>
+      <w:r>
+        <w:t>euphausiids data from central GOA Seward line Hopcroft 2024</w:t>
+      </w:r>
+    </w:p>
+    <w:p>
+      <w:pPr>
+        <w:pStyle w:val="NoSpacing"/>
+        <w:ind w:left="1440"/>
+      </w:pPr>
+      <w:r>
+        <w:t xml:space="preserve">planktivorous seabird reproductive success, indicator of </w:t>
+      </w:r>
+      <w:proofErr w:type="spellStart"/>
+      <w:r>
+        <w:t>zoopl</w:t>
+      </w:r>
+      <w:proofErr w:type="spellEnd"/>
+      <w:r>
+        <w:t xml:space="preserve"> Drummond and Renner 2024, Whelan 2024, </w:t>
+      </w:r>
+      <w:proofErr w:type="spellStart"/>
+      <w:r>
+        <w:t>Zppendix</w:t>
+      </w:r>
+      <w:proofErr w:type="spellEnd"/>
+      <w:r>
+        <w:t xml:space="preserve"> </w:t>
+      </w:r>
+      <w:proofErr w:type="spellStart"/>
+      <w:r>
+        <w:t>aA</w:t>
+      </w:r>
+      <w:proofErr w:type="spellEnd"/>
+      <w:r>
+        <w:t xml:space="preserve"> Zador</w:t>
+      </w:r>
+    </w:p>
+    <w:p>
+      <w:pPr>
+        <w:pStyle w:val="NoSpacing"/>
+        <w:ind w:left="1440"/>
+      </w:pPr>
+      <w:r>
+        <w:t>YOY pollock in summer beach seine survey Kodiak beach seine survey App 1A Laurel, productive feeing in nearshore</w:t>
+      </w:r>
+    </w:p>
+    <w:p>
+      <w:pPr>
+        <w:pStyle w:val="NoSpacing"/>
+        <w:ind w:left="1440"/>
+      </w:pPr>
+    </w:p>
+    <w:p>
+      <w:pPr>
+        <w:pStyle w:val="NoSpacing"/>
+        <w:ind w:left="1440"/>
+      </w:pPr>
+      <w:r>
+        <w:t xml:space="preserve">Adult and </w:t>
+      </w:r>
+      <w:proofErr w:type="spellStart"/>
+      <w:r>
+        <w:t>juv</w:t>
+      </w:r>
+      <w:proofErr w:type="spellEnd"/>
+      <w:r>
+        <w:t xml:space="preserve"> eat forage </w:t>
+      </w:r>
+      <w:proofErr w:type="spellStart"/>
+      <w:r>
+        <w:t>spp</w:t>
+      </w:r>
+      <w:proofErr w:type="spellEnd"/>
+      <w:r>
+        <w:t xml:space="preserve">??? Lower in </w:t>
+      </w:r>
+      <w:proofErr w:type="spellStart"/>
+      <w:r>
+        <w:t>abund</w:t>
+      </w:r>
+      <w:proofErr w:type="spellEnd"/>
+      <w:r>
+        <w:t xml:space="preserve"> eulachon, </w:t>
+      </w:r>
+      <w:proofErr w:type="spellStart"/>
+      <w:r>
+        <w:t>sandlance</w:t>
+      </w:r>
+      <w:proofErr w:type="spellEnd"/>
+      <w:r>
+        <w:t xml:space="preserve"> and </w:t>
+      </w:r>
+      <w:proofErr w:type="spellStart"/>
+      <w:r>
+        <w:t>juv</w:t>
+      </w:r>
+      <w:proofErr w:type="spellEnd"/>
+      <w:r>
+        <w:t xml:space="preserve"> salmon</w:t>
+      </w:r>
+    </w:p>
+    <w:p>
+      <w:pPr>
+        <w:pStyle w:val="NoSpacing"/>
+        <w:ind w:left="1440"/>
+      </w:pPr>
+      <w:r>
+        <w:t xml:space="preserve">Piscivorous diving seabirds w/ overlapping prey base w/ </w:t>
+      </w:r>
+      <w:proofErr w:type="spellStart"/>
+      <w:r>
+        <w:t>juv</w:t>
+      </w:r>
+      <w:proofErr w:type="spellEnd"/>
+      <w:r>
+        <w:t xml:space="preserve"> sablefish above avg across GOA (Drummond an </w:t>
+      </w:r>
+      <w:proofErr w:type="spellStart"/>
+      <w:r>
+        <w:t>dRenner</w:t>
+      </w:r>
+      <w:proofErr w:type="spellEnd"/>
+      <w:r>
+        <w:t xml:space="preserve"> 2024, Whelan 2024 – just an indicator for pollock?</w:t>
+      </w:r>
+    </w:p>
+    <w:p>
+      <w:pPr>
+        <w:pStyle w:val="NoSpacing"/>
+        <w:ind w:left="1440"/>
+      </w:pPr>
+    </w:p>
+    <w:p>
+      <w:pPr>
+        <w:pStyle w:val="NoSpacing"/>
+        <w:ind w:left="720"/>
+      </w:pPr>
+      <w:r>
+        <w:lastRenderedPageBreak/>
+        <w:t xml:space="preserve">Pred=key groundfish </w:t>
+      </w:r>
+      <w:proofErr w:type="spellStart"/>
+      <w:r>
+        <w:t>spp</w:t>
+      </w:r>
+      <w:proofErr w:type="spellEnd"/>
+      <w:r>
+        <w:t xml:space="preserve"> (AF, </w:t>
+      </w:r>
+      <w:proofErr w:type="spellStart"/>
+      <w:r>
+        <w:t>Pcod,P</w:t>
+      </w:r>
+      <w:proofErr w:type="spellEnd"/>
+      <w:r>
+        <w:t xml:space="preserve"> halibut, potentially sablefish, </w:t>
+      </w:r>
+      <w:proofErr w:type="spellStart"/>
+      <w:r>
+        <w:t>multisp</w:t>
+      </w:r>
+      <w:proofErr w:type="spellEnd"/>
+      <w:r>
+        <w:t xml:space="preserve"> model) App 1A</w:t>
+      </w:r>
+    </w:p>
+    <w:p>
+      <w:pPr>
+        <w:pStyle w:val="NoSpacing"/>
+        <w:ind w:left="1440"/>
+      </w:pPr>
+      <w:r>
+        <w:t>Potential sablefish predation prior to moving to adult sloe habitat (Goethel et al 2024) App 1A</w:t>
+      </w:r>
+    </w:p>
+    <w:p>
+      <w:pPr>
+        <w:pStyle w:val="NoSpacing"/>
+        <w:ind w:left="1440"/>
+      </w:pPr>
+      <w:r>
+        <w:t>W GOA SSL remain lower than previous biomass peaks, K Sweeney 2022</w:t>
+      </w:r>
+    </w:p>
+    <w:p>
+      <w:pPr>
+        <w:pStyle w:val="NoSpacing"/>
+        <w:ind w:firstLine="720"/>
+      </w:pPr>
+      <w:r>
+        <w:t xml:space="preserve">Comp=adult pink salmon, P ocean perch, </w:t>
+      </w:r>
+      <w:proofErr w:type="spellStart"/>
+      <w:r>
+        <w:t>juv</w:t>
+      </w:r>
+      <w:proofErr w:type="spellEnd"/>
+      <w:r>
+        <w:t xml:space="preserve"> sablefish</w:t>
+      </w:r>
+    </w:p>
+    <w:p>
+      <w:pPr>
+        <w:pStyle w:val="NoSpacing"/>
+        <w:ind w:firstLine="720"/>
+      </w:pPr>
+    </w:p>
+    <w:p>
+      <w:pPr>
+        <w:pStyle w:val="NoSpacing"/>
+        <w:ind w:firstLine="720"/>
+      </w:pPr>
+      <w:r>
+        <w:t>Abun</w:t>
+      </w:r>
+      <w:r>
+        <w:t>d</w:t>
+      </w:r>
+      <w:r>
+        <w:t>a</w:t>
+      </w:r>
+      <w:r>
+        <w:t>n</w:t>
+      </w:r>
+      <w:r>
+        <w:t>ce at age (millions of GOA poll from age-structure ass) in Table 1.22 p 50</w:t>
+      </w:r>
+    </w:p>
+    <w:p>
+      <w:pPr>
+        <w:pStyle w:val="NoSpacing"/>
+        <w:ind w:left="1440"/>
+      </w:pPr>
+      <w:r>
+        <w:t xml:space="preserve">My summary: </w:t>
+      </w:r>
+      <w:r>
+        <w:t xml:space="preserve">GOA </w:t>
+      </w:r>
+      <w:r>
+        <w:t>pollock larvae</w:t>
+      </w:r>
+      <w:r>
+        <w:t xml:space="preserve"> Age 0-1</w:t>
+      </w:r>
+      <w:r>
+        <w:t xml:space="preserve"> are at the surface</w:t>
+      </w:r>
+      <w:r>
+        <w:t xml:space="preserve"> relatively nearshore in summer, and hence overlap spatially with salmon smolts. They</w:t>
+      </w:r>
+      <w:r>
+        <w:t xml:space="preserve"> eat krill and other zooplankton as larvae</w:t>
+      </w:r>
+    </w:p>
+    <w:p>
+      <w:pPr>
+        <w:pStyle w:val="NoSpacing"/>
+        <w:ind w:left="1440"/>
+      </w:pPr>
+      <w:r>
+        <w:t>Pollock?250mm switch to euphausiids, shrimp and forage fish</w:t>
+      </w:r>
+    </w:p>
+    <w:p>
+      <w:pPr>
+        <w:pStyle w:val="NoSpacing"/>
+        <w:ind w:left="1440"/>
+      </w:pPr>
+    </w:p>
+    <w:p>
+      <w:pPr>
+        <w:pStyle w:val="Heading2"/>
+      </w:pPr>
+      <w:r>
+        <w:t>Pollock other primary literature</w:t>
+      </w:r>
+    </w:p>
+    <w:p>
+      <w:pPr>
+        <w:pStyle w:val="NoSpacing"/>
+        <w:ind w:left="1440"/>
+      </w:pPr>
+      <w:r>
+        <w:t xml:space="preserve">Adams Pinchuk and Coyle 2007 </w:t>
+      </w:r>
+      <w:proofErr w:type="spellStart"/>
+      <w:r>
+        <w:t>SEasoal</w:t>
+      </w:r>
+      <w:proofErr w:type="spellEnd"/>
+      <w:r>
+        <w:t xml:space="preserve"> changes in the diet composition and prey selection of walleye pollock (</w:t>
+      </w:r>
+      <w:proofErr w:type="spellStart"/>
+      <w:r>
+        <w:t>Theragra</w:t>
+      </w:r>
+      <w:proofErr w:type="spellEnd"/>
+      <w:r>
+        <w:t xml:space="preserve"> </w:t>
+      </w:r>
+      <w:proofErr w:type="spellStart"/>
+      <w:r>
+        <w:t>chalcogrmma</w:t>
+      </w:r>
+      <w:proofErr w:type="spellEnd"/>
+      <w:r>
+        <w:t xml:space="preserve">) in the </w:t>
+      </w:r>
+      <w:proofErr w:type="spellStart"/>
+      <w:r>
+        <w:t>thenorthern</w:t>
+      </w:r>
+      <w:proofErr w:type="spellEnd"/>
+      <w:r>
+        <w:t xml:space="preserve"> Gulf of Alaska</w:t>
+      </w:r>
+      <w:r>
+        <w:t xml:space="preserve"> &lt;100m (midwater samples, not typical for pollock, still never ate salmon)</w:t>
+      </w:r>
+      <w:r>
+        <w:t>:</w:t>
+      </w:r>
+    </w:p>
+    <w:p>
+      <w:pPr>
+        <w:pStyle w:val="NoSpacing"/>
+        <w:ind w:left="1440"/>
+      </w:pPr>
+      <w:r>
+        <w:rPr>
+          <w:rFonts w:ascii="Georgia" w:hAnsi="Georgia"/>
+          <w:color w:val="1F1F1F"/>
+          <w:shd w:val="clear" w:color="auto" w:fill="FFFFFF"/>
+        </w:rPr>
+        <w:t>Sampled pollock ranged in size from 29.5 to 60.5 cm in April; 28.1 to 54.4 cm in August; and 37.1 to 61.0 cm in November (</w:t>
+      </w:r>
+      <w:bookmarkStart w:id="0" w:name="btbl1"/>
+      <w:r>
+        <w:fldChar w:fldCharType="begin"/>
+      </w:r>
+      <w:r>
+        <w:instrText xml:space="preserve"> HYPERLINK "https://www.sciencedirect.com/science/article/pii/S0165783606004279" \l "tbl1" </w:instrText>
+      </w:r>
+      <w:r>
+        <w:fldChar w:fldCharType="separate"/>
+      </w:r>
+      <w:r>
+        <w:rPr>
+          <w:rStyle w:val="anchor-text"/>
+          <w:rFonts w:ascii="Georgia" w:hAnsi="Georgia"/>
+          <w:color w:val="0272B1"/>
+          <w:shd w:val="clear" w:color="auto" w:fill="FFFFFF"/>
+        </w:rPr>
+        <w:t>Table 1</w:t>
+      </w:r>
+      <w:r>
+        <w:fldChar w:fldCharType="end"/>
+      </w:r>
+      <w:bookmarkEnd w:id="0"/>
+      <w:r>
+        <w:rPr>
+          <w:rFonts w:ascii="Georgia" w:hAnsi="Georgia"/>
+          <w:color w:val="1F1F1F"/>
+          <w:shd w:val="clear" w:color="auto" w:fill="FFFFFF"/>
+        </w:rPr>
+        <w:t>). In the GOA these size classes can be considered adults (</w:t>
+      </w:r>
+      <w:bookmarkStart w:id="1" w:name="bbib20"/>
+      <w:r>
+        <w:fldChar w:fldCharType="begin"/>
+      </w:r>
+      <w:r>
+        <w:instrText xml:space="preserve"> HYPERLINK "https://www.sciencedirect.com/science/article/pii/S0165783606004279" \l "bib20" </w:instrText>
+      </w:r>
+      <w:r>
+        <w:fldChar w:fldCharType="separate"/>
+      </w:r>
+      <w:r>
+        <w:rPr>
+          <w:rStyle w:val="anchor-text"/>
+          <w:rFonts w:ascii="Georgia" w:hAnsi="Georgia"/>
+          <w:color w:val="0272B1"/>
+          <w:shd w:val="clear" w:color="auto" w:fill="FFFFFF"/>
+        </w:rPr>
+        <w:t>Hughes and Hirschhorn, 1979</w:t>
+      </w:r>
+      <w:r>
+        <w:fldChar w:fldCharType="end"/>
+      </w:r>
+      <w:bookmarkEnd w:id="1"/>
+      <w:r>
+        <w:rPr>
+          <w:rFonts w:ascii="Georgia" w:hAnsi="Georgia"/>
+          <w:color w:val="1F1F1F"/>
+          <w:shd w:val="clear" w:color="auto" w:fill="FFFFFF"/>
+        </w:rPr>
+        <w:t xml:space="preserve">, </w:t>
+      </w:r>
+      <w:bookmarkStart w:id="2" w:name="bbib13"/>
+      <w:r>
+        <w:fldChar w:fldCharType="begin"/>
+      </w:r>
+      <w:r>
+        <w:instrText xml:space="preserve"> HYPERLINK "https://www.sciencedirect.com/science/article/pii/S0165783606004279" \l "bib13" </w:instrText>
+      </w:r>
+      <w:r>
+        <w:fldChar w:fldCharType="separate"/>
+      </w:r>
+      <w:r>
+        <w:rPr>
+          <w:rStyle w:val="anchor-text"/>
+          <w:rFonts w:ascii="Georgia" w:hAnsi="Georgia"/>
+          <w:color w:val="0272B1"/>
+          <w:shd w:val="clear" w:color="auto" w:fill="FFFFFF"/>
+        </w:rPr>
+        <w:t>Duffy-Anderson et al., 2003</w:t>
+      </w:r>
+      <w:r>
+        <w:fldChar w:fldCharType="end"/>
+      </w:r>
+      <w:bookmarkEnd w:id="2"/>
+      <w:r>
+        <w:rPr>
+          <w:rFonts w:ascii="Georgia" w:hAnsi="Georgia"/>
+          <w:color w:val="1F1F1F"/>
+          <w:shd w:val="clear" w:color="auto" w:fill="FFFFFF"/>
+        </w:rPr>
+        <w:t>).</w:t>
+      </w:r>
+    </w:p>
+    <w:p>
+      <w:pPr>
+        <w:pStyle w:val="NoSpacing"/>
+        <w:ind w:left="1440"/>
+      </w:pPr>
+    </w:p>
+    <w:p>
+      <w:pPr>
+        <w:pStyle w:val="NoSpacing"/>
+        <w:ind w:left="1440"/>
+        <w:rPr>
+          <w:rFonts w:ascii="Georgia" w:hAnsi="Georgia"/>
+          <w:color w:val="1F1F1F"/>
+          <w:shd w:val="clear" w:color="auto" w:fill="FFFFFF"/>
+        </w:rPr>
+      </w:pPr>
+      <w:r>
+        <w:t>“</w:t>
+      </w:r>
+      <w:r>
+        <w:rPr>
+          <w:rFonts w:ascii="Georgia" w:hAnsi="Georgia"/>
+          <w:color w:val="1F1F1F"/>
+          <w:shd w:val="clear" w:color="auto" w:fill="FFFFFF"/>
+        </w:rPr>
+        <w:t>Two studies that did sample with midwater gear found very different diets: in the western GOA the diet of adults consisted primarily of (non-pollock) fishes (Duffy-Anderson et al., 2003), “</w:t>
+      </w:r>
+    </w:p>
+    <w:p>
+      <w:pPr>
+        <w:pStyle w:val="NoSpacing"/>
+        <w:ind w:left="1440"/>
+        <w:rPr>
+          <w:rFonts w:ascii="Georgia" w:hAnsi="Georgia"/>
+          <w:color w:val="1F1F1F"/>
+          <w:shd w:val="clear" w:color="auto" w:fill="FFFFFF"/>
+        </w:rPr>
+      </w:pPr>
+    </w:p>
+    <w:p>
+      <w:pPr>
+        <w:pStyle w:val="NoSpacing"/>
+        <w:ind w:left="1440"/>
+      </w:pPr>
+      <w:r>
+        <w:rPr>
+          <w:rFonts w:ascii="Georgia" w:hAnsi="Georgia"/>
+          <w:color w:val="1F1F1F"/>
+          <w:shd w:val="clear" w:color="auto" w:fill="FFFFFF"/>
+        </w:rPr>
+        <w:t>GOA oceanography from Adams et al 2007: GOA shelf waters are characterized by two major currents: the Alaska stream, which flows westward at or near the shelf break, about 200 km offshore; and the Alaska Coastal Current, a buoyancy-driven current flowing westward within 40 km of the coast (</w:t>
+      </w:r>
+      <w:bookmarkStart w:id="3" w:name="bbib47"/>
+      <w:r>
+        <w:fldChar w:fldCharType="begin"/>
+      </w:r>
+      <w:r>
+        <w:instrText xml:space="preserve"> HYPERLINK "https://www.sciencedirect.com/science/article/pii/S0165783606004279" \l "bib47" </w:instrText>
+      </w:r>
+      <w:r>
+        <w:fldChar w:fldCharType="separate"/>
+      </w:r>
+      <w:r>
+        <w:rPr>
+          <w:rStyle w:val="anchor-text"/>
+          <w:rFonts w:ascii="Georgia" w:hAnsi="Georgia"/>
+          <w:color w:val="0272B1"/>
+          <w:shd w:val="clear" w:color="auto" w:fill="FFFFFF"/>
+        </w:rPr>
+        <w:t>Weingartner et al., 2002</w:t>
+      </w:r>
+      <w:r>
+        <w:fldChar w:fldCharType="end"/>
+      </w:r>
+      <w:bookmarkEnd w:id="3"/>
+      <w:r>
+        <w:rPr>
+          <w:rFonts w:ascii="Georgia" w:hAnsi="Georgia"/>
+          <w:color w:val="1F1F1F"/>
+          <w:shd w:val="clear" w:color="auto" w:fill="FFFFFF"/>
+        </w:rPr>
+        <w:t>).</w:t>
+      </w:r>
+    </w:p>
+    <w:p>
+      <w:pPr>
+        <w:pStyle w:val="NoSpacing"/>
+        <w:ind w:left="1440"/>
+      </w:pPr>
+    </w:p>
+    <w:p>
+      <w:pPr>
+        <w:pStyle w:val="NoSpacing"/>
+        <w:ind w:left="1440"/>
+      </w:pPr>
     </w:p>
     <w:p>
       <w:pPr>
         <w:pStyle w:val="Heading4"/>
       </w:pPr>
       <w:r>
-        <w:t>1. Spatial and Ontogenetic Depth Separation by Age</w:t>
+        <w:t xml:space="preserve">1. </w:t>
+      </w:r>
+      <w:r>
+        <w:t xml:space="preserve">AI summary: </w:t>
+      </w:r>
+      <w:r>
+        <w:t>Spatial and Ontogenetic Depth Separation by Age</w:t>
       </w:r>
     </w:p>
     <w:p>
@@ -1067,18 +4385,15 @@
         <w:t>100-300m</w:t>
       </w:r>
       <w:r>
-        <w:t xml:space="preserve"> depth). Adults </w:t>
-      </w:r>
+        <w:t xml:space="preserve"> depth). Adults remain close to the sea floor except during brief pre-spawning pelagic aggregations in late winter.</w:t>
+      </w:r>
+    </w:p>
+    <w:p>
+      <w:pPr>
+        <w:pStyle w:val="Heading4"/>
+      </w:pPr>
       <w:r>
         <w:lastRenderedPageBreak/>
-        <w:t>remain close to the sea floor except during brief pre-spawning pelagic aggregations in late winter.</w:t>
-      </w:r>
-    </w:p>
-    <w:p>
-      <w:pPr>
-        <w:pStyle w:val="Heading4"/>
-      </w:pPr>
-      <w:r>
         <w:t>2. Spatial Overlap with the Spring Chinook Range</w:t>
       </w:r>
     </w:p>
@@ -1106,7 +4421,31 @@
         <w:t>High Overlap with Age 1–2 Pollock</w:t>
       </w:r>
       <w:r>
-        <w:t xml:space="preserve">: Age 1 and Age 2 pollock are densely distributed in upper-slope and shelf embayments (Shelikof Strait, Shumagin Islands, and inner GoA channels). Because juvenile/sub-adult Spring Chinook and epipelagic predators (Salmon Sharks, Sea Lions, Seabirds) occupy shallow to mid-water layers, </w:t>
+        <w:t xml:space="preserve">: Age 1 and Age 2 pollock are densely distributed in upper-slope and shelf </w:t>
+      </w:r>
+      <w:proofErr w:type="spellStart"/>
+      <w:r>
+        <w:t>embayments</w:t>
+      </w:r>
+      <w:proofErr w:type="spellEnd"/>
+      <w:r>
+        <w:t xml:space="preserve"> (Shelikof Strait, </w:t>
+      </w:r>
+      <w:proofErr w:type="spellStart"/>
+      <w:r>
+        <w:t>Shumagin</w:t>
+      </w:r>
+      <w:proofErr w:type="spellEnd"/>
+      <w:r>
+        <w:t xml:space="preserve"> Islands, and inner </w:t>
+      </w:r>
+      <w:proofErr w:type="spellStart"/>
+      <w:r>
+        <w:t>GoA</w:t>
+      </w:r>
+      <w:proofErr w:type="spellEnd"/>
+      <w:r>
+        <w:t xml:space="preserve"> channels). Because juvenile/sub-adult Spring Chinook and epipelagic predators (Salmon Sharks, Sea Lions, Seabirds) occupy shallow to mid-water layers, </w:t>
       </w:r>
       <w:r>
         <w:rPr>
@@ -1209,7 +4548,15 @@
         <w:t>Low-Recruitment Years</w:t>
       </w:r>
       <w:r>
-        <w:t>: When Age-1/2 pollock year classes fail, piscivores shift their foraging pressure toward secondary prey, including outmigrating salmon smolts or returning adults.</w:t>
+        <w:t xml:space="preserve">: When Age-1/2 pollock year classes fail, piscivores shift their foraging pressure toward secondary prey, including </w:t>
+      </w:r>
+      <w:proofErr w:type="spellStart"/>
+      <w:r>
+        <w:t>outmigrating</w:t>
+      </w:r>
+      <w:proofErr w:type="spellEnd"/>
+      <w:r>
+        <w:t xml:space="preserve"> salmon smolts or returning adults.</w:t>
       </w:r>
     </w:p>
     <w:p>
@@ -1295,7 +4642,7 @@
         </w:rPr>
         <w:lastRenderedPageBreak/>
         <w:drawing>
-          <wp:inline distT="0" distB="0" distL="0" distR="0" wp14:anchorId="61C85FAF" wp14:editId="17419312">
+          <wp:inline distT="0" distB="0" distL="0" distR="0" wp14:anchorId="61C85FAF" wp14:editId="1C9A50FA">
             <wp:extent cx="5943600" cy="4599940"/>
             <wp:effectExtent l="0" t="0" r="0" b="0"/>
             <wp:docPr id="4" name="Picture 4"/>
@@ -1905,12 +5252,21 @@
           <w:numId w:val="9"/>
         </w:numPr>
       </w:pPr>
+      <w:proofErr w:type="spellStart"/>
       <w:r>
         <w:rPr>
           <w:b/>
           <w:bCs/>
         </w:rPr>
-        <w:t>Olesiuk (1993)</w:t>
+        <w:t>Olesiuk</w:t>
+      </w:r>
+      <w:proofErr w:type="spellEnd"/>
+      <w:r>
+        <w:rPr>
+          <w:b/>
+          <w:bCs/>
+        </w:rPr>
+        <w:t xml:space="preserve"> (1993)</w:t>
       </w:r>
       <w:r>
         <w:t xml:space="preserve">: </w:t>
@@ -2010,7 +5366,23 @@
           <w:i/>
           <w:iCs/>
         </w:rPr>
-        <w:t>"Warm oceans exacerbate Chinook salmon bycatch in the Pacific hake fishery driven by thermal and diel depth-use behaviours."</w:t>
+        <w:t xml:space="preserve">"Warm oceans exacerbate Chinook salmon bycatch in the Pacific hake fishery driven by thermal and diel depth-use </w:t>
+      </w:r>
+      <w:proofErr w:type="spellStart"/>
+      <w:r>
+        <w:rPr>
+          <w:i/>
+          <w:iCs/>
+        </w:rPr>
+        <w:t>behaviours</w:t>
+      </w:r>
+      <w:proofErr w:type="spellEnd"/>
+      <w:r>
+        <w:rPr>
+          <w:i/>
+          <w:iCs/>
+        </w:rPr>
+        <w:t>."</w:t>
       </w:r>
     </w:p>
     <w:p>
@@ -2146,7 +5518,15 @@
         <w:t>Key Point</w:t>
       </w:r>
       <w:r>
-        <w:t>: Uses DNA metabarcoding to confirm seal prey switching between outmigrating smolts in spring, adult hake/herring in summer, and returning adult salmon in autumn.</w:t>
+        <w:t xml:space="preserve">: Uses DNA metabarcoding to confirm seal prey switching between </w:t>
+      </w:r>
+      <w:proofErr w:type="spellStart"/>
+      <w:r>
+        <w:t>outmigrating</w:t>
+      </w:r>
+      <w:proofErr w:type="spellEnd"/>
+      <w:r>
+        <w:t xml:space="preserve"> smolts in spring, adult hake/herring in summer, and returning adult salmon in autumn.</w:t>
       </w:r>
     </w:p>
     <w:p>
@@ -2255,12 +5635,21 @@
           <w:numId w:val="10"/>
         </w:numPr>
       </w:pPr>
+      <w:proofErr w:type="spellStart"/>
       <w:r>
         <w:rPr>
           <w:b/>
           <w:bCs/>
         </w:rPr>
-        <w:t>Coutré et al. (2015)</w:t>
+        <w:t>Coutré</w:t>
+      </w:r>
+      <w:proofErr w:type="spellEnd"/>
+      <w:r>
+        <w:rPr>
+          <w:b/>
+          <w:bCs/>
+        </w:rPr>
+        <w:t xml:space="preserve"> et al. (2015)</w:t>
       </w:r>
       <w:r>
         <w:t xml:space="preserve">: </w:t>
@@ -2506,12 +5895,21 @@
           <w:numId w:val="10"/>
         </w:numPr>
       </w:pPr>
+      <w:proofErr w:type="spellStart"/>
       <w:r>
         <w:rPr>
           <w:b/>
           <w:bCs/>
         </w:rPr>
-        <w:t>Tollit et al. (2015)</w:t>
+        <w:t>Tollit</w:t>
+      </w:r>
+      <w:proofErr w:type="spellEnd"/>
+      <w:r>
+        <w:rPr>
+          <w:b/>
+          <w:bCs/>
+        </w:rPr>
+        <w:t xml:space="preserve"> et al. (2015)</w:t>
       </w:r>
       <w:r>
         <w:t xml:space="preserve">: </w:t>
@@ -2705,12 +6103,21 @@
       <w:r>
         <w:t xml:space="preserve">: </w:t>
       </w:r>
+      <w:proofErr w:type="spellStart"/>
       <w:r>
         <w:rPr>
           <w:i/>
           <w:iCs/>
         </w:rPr>
-        <w:t>Trophoscapes of predatory fish reveal biogeographic structuring.</w:t>
+        <w:t>Trophoscapes</w:t>
+      </w:r>
+      <w:proofErr w:type="spellEnd"/>
+      <w:r>
+        <w:rPr>
+          <w:i/>
+          <w:iCs/>
+        </w:rPr>
+        <w:t xml:space="preserve"> of predatory fish reveal biogeographic structuring.</w:t>
       </w:r>
     </w:p>
     <w:p>
@@ -2800,7 +6207,23 @@
           <w:i/>
           <w:iCs/>
         </w:rPr>
-        <w:t>Food habits of the most abundant groundfishes in the Gulf of Alaska.</w:t>
+        <w:t xml:space="preserve">Food habits of the most abundant </w:t>
+      </w:r>
+      <w:proofErr w:type="spellStart"/>
+      <w:r>
+        <w:rPr>
+          <w:i/>
+          <w:iCs/>
+        </w:rPr>
+        <w:t>groundfishes</w:t>
+      </w:r>
+      <w:proofErr w:type="spellEnd"/>
+      <w:r>
+        <w:rPr>
+          <w:i/>
+          <w:iCs/>
+        </w:rPr>
+        <w:t xml:space="preserve"> in the Gulf of Alaska.</w:t>
       </w:r>
     </w:p>
     <w:p>
@@ -3183,7 +6606,7 @@
         </w:rPr>
         <w:t xml:space="preserve">HCI: </w:t>
       </w:r>
-      <w:hyperlink r:id="rId6" w:history="1">
+      <w:hyperlink r:id="rId17" w:history="1">
         <w:r>
           <w:rPr>
             <w:rStyle w:val="Hyperlink"/>
@@ -3205,7 +6628,7 @@
         </w:rPr>
         <w:t>: “A spatial time series that tracks the area of coastal upwelling habitat, the Habitat Compression Index (HCI) is a regional indicator used to assess the likelihood of ecosystem shifts and shoreward distribution patterns of top marine predators like whales. Smaller values indicate periods when cool habitat is compressed onshore, heightening whale entanglement risk. Monthly HCI values are provided for the following latitude ranges” (</w:t>
       </w:r>
-      <w:hyperlink r:id="rId7" w:history="1">
+      <w:hyperlink r:id="rId18" w:history="1">
         <w:r>
           <w:rPr>
             <w:rStyle w:val="Hyperlink"/>
@@ -3552,7 +6975,27 @@
           <w:sz w:val="19"/>
           <w:szCs w:val="19"/>
         </w:rPr>
-        <w:t>Bay region (hereafter GoF/MB) extends from Point</w:t>
+        <w:t xml:space="preserve">Bay region (hereafter </w:t>
+      </w:r>
+      <w:proofErr w:type="spellStart"/>
+      <w:r>
+        <w:rPr>
+          <w:rFonts w:ascii="Candida-Roman" w:hAnsi="Candida-Roman" w:cs="Candida-Roman"/>
+          <w:color w:val="1B1C20"/>
+          <w:sz w:val="19"/>
+          <w:szCs w:val="19"/>
+        </w:rPr>
+        <w:t>GoF</w:t>
+      </w:r>
+      <w:proofErr w:type="spellEnd"/>
+      <w:r>
+        <w:rPr>
+          <w:rFonts w:ascii="Candida-Roman" w:hAnsi="Candida-Roman" w:cs="Candida-Roman"/>
+          <w:color w:val="1B1C20"/>
+          <w:sz w:val="19"/>
+          <w:szCs w:val="19"/>
+        </w:rPr>
+        <w:t>/MB) extends from Point</w:t>
       </w:r>
     </w:p>
     <w:p>
@@ -3593,6 +7036,7 @@
           <w:szCs w:val="19"/>
         </w:rPr>
       </w:pPr>
+      <w:proofErr w:type="spellStart"/>
       <w:r>
         <w:rPr>
           <w:rFonts w:ascii="Candida-Roman" w:hAnsi="Candida-Roman" w:cs="Candida-Roman"/>
@@ -3600,7 +7044,17 @@
           <w:sz w:val="19"/>
           <w:szCs w:val="19"/>
         </w:rPr>
-        <w:t>gion has an extensive continental shelf, particularly</w:t>
+        <w:t>gion</w:t>
+      </w:r>
+      <w:proofErr w:type="spellEnd"/>
+      <w:r>
+        <w:rPr>
+          <w:rFonts w:ascii="Candida-Roman" w:hAnsi="Candida-Roman" w:cs="Candida-Roman"/>
+          <w:color w:val="1B1C20"/>
+          <w:sz w:val="19"/>
+          <w:szCs w:val="19"/>
+        </w:rPr>
+        <w:t xml:space="preserve"> has an extensive continental shelf, particularly</w:t>
       </w:r>
     </w:p>
     <w:p>
@@ -3720,7 +7174,27 @@
           <w:sz w:val="19"/>
           <w:szCs w:val="19"/>
         </w:rPr>
-        <w:t>Located within the GoF/MB are the Farallon Islands,</w:t>
+        <w:t xml:space="preserve">Located within the </w:t>
+      </w:r>
+      <w:proofErr w:type="spellStart"/>
+      <w:r>
+        <w:rPr>
+          <w:rFonts w:ascii="Candida-Roman" w:hAnsi="Candida-Roman" w:cs="Candida-Roman"/>
+          <w:color w:val="1B1C20"/>
+          <w:sz w:val="19"/>
+          <w:szCs w:val="19"/>
+        </w:rPr>
+        <w:t>GoF</w:t>
+      </w:r>
+      <w:proofErr w:type="spellEnd"/>
+      <w:r>
+        <w:rPr>
+          <w:rFonts w:ascii="Candida-Roman" w:hAnsi="Candida-Roman" w:cs="Candida-Roman"/>
+          <w:color w:val="1B1C20"/>
+          <w:sz w:val="19"/>
+          <w:szCs w:val="19"/>
+        </w:rPr>
+        <w:t>/MB are the Farallon Islands,</w:t>
       </w:r>
     </w:p>
     <w:p>
@@ -3755,7 +7229,29 @@
           <w:szCs w:val="19"/>
           <w:highlight w:val="yellow"/>
         </w:rPr>
-        <w:t>seabird and pinniped bree -</w:t>
+        <w:t xml:space="preserve">seabird and pinniped </w:t>
+      </w:r>
+      <w:proofErr w:type="spellStart"/>
+      <w:r>
+        <w:rPr>
+          <w:rFonts w:ascii="Candida-Roman" w:hAnsi="Candida-Roman" w:cs="Candida-Roman"/>
+          <w:color w:val="1B1C20"/>
+          <w:sz w:val="19"/>
+          <w:szCs w:val="19"/>
+          <w:highlight w:val="yellow"/>
+        </w:rPr>
+        <w:t>bree</w:t>
+      </w:r>
+      <w:proofErr w:type="spellEnd"/>
+      <w:r>
+        <w:rPr>
+          <w:rFonts w:ascii="Candida-Roman" w:hAnsi="Candida-Roman" w:cs="Candida-Roman"/>
+          <w:color w:val="1B1C20"/>
+          <w:sz w:val="19"/>
+          <w:szCs w:val="19"/>
+          <w:highlight w:val="yellow"/>
+        </w:rPr>
+        <w:t xml:space="preserve"> -</w:t>
       </w:r>
     </w:p>
     <w:p>
@@ -3781,7 +7277,29 @@
           <w:szCs w:val="19"/>
           <w:highlight w:val="yellow"/>
         </w:rPr>
-        <w:t>ding colonies (Ainley &amp; Boekelheide 1990) that rely</w:t>
+        <w:t xml:space="preserve">ding colonies (Ainley &amp; </w:t>
+      </w:r>
+      <w:proofErr w:type="spellStart"/>
+      <w:r>
+        <w:rPr>
+          <w:rFonts w:ascii="Candida-Roman" w:hAnsi="Candida-Roman" w:cs="Candida-Roman"/>
+          <w:color w:val="1B1C20"/>
+          <w:sz w:val="19"/>
+          <w:szCs w:val="19"/>
+          <w:highlight w:val="yellow"/>
+        </w:rPr>
+        <w:t>Boekelheide</w:t>
+      </w:r>
+      <w:proofErr w:type="spellEnd"/>
+      <w:r>
+        <w:rPr>
+          <w:rFonts w:ascii="Candida-Roman" w:hAnsi="Candida-Roman" w:cs="Candida-Roman"/>
+          <w:color w:val="1B1C20"/>
+          <w:sz w:val="19"/>
+          <w:szCs w:val="19"/>
+          <w:highlight w:val="yellow"/>
+        </w:rPr>
+        <w:t xml:space="preserve"> 1990) that rely</w:t>
       </w:r>
     </w:p>
     <w:p>
@@ -4027,7 +7545,29 @@
           <w:szCs w:val="19"/>
           <w:highlight w:val="yellow"/>
         </w:rPr>
-        <w:t>fishes) as forage (Sydeman et al. 2001,</w:t>
+        <w:t>fishes) as forage (</w:t>
+      </w:r>
+      <w:proofErr w:type="spellStart"/>
+      <w:r>
+        <w:rPr>
+          <w:rFonts w:ascii="Candida-Roman" w:hAnsi="Candida-Roman" w:cs="Candida-Roman"/>
+          <w:color w:val="1B1C20"/>
+          <w:sz w:val="19"/>
+          <w:szCs w:val="19"/>
+          <w:highlight w:val="yellow"/>
+        </w:rPr>
+        <w:t>Sydeman</w:t>
+      </w:r>
+      <w:proofErr w:type="spellEnd"/>
+      <w:r>
+        <w:rPr>
+          <w:rFonts w:ascii="Candida-Roman" w:hAnsi="Candida-Roman" w:cs="Candida-Roman"/>
+          <w:color w:val="1B1C20"/>
+          <w:sz w:val="19"/>
+          <w:szCs w:val="19"/>
+          <w:highlight w:val="yellow"/>
+        </w:rPr>
+        <w:t xml:space="preserve"> et al. 2001,</w:t>
       </w:r>
     </w:p>
     <w:p>
@@ -5033,10 +8573,14 @@
         <w:pStyle w:val="Heading1"/>
       </w:pPr>
       <w:r>
+        <w:lastRenderedPageBreak/>
         <w:t>Life history/distribution</w:t>
       </w:r>
     </w:p>
     <w:p>
+      <w:pPr>
+        <w:pStyle w:val="Heading1"/>
+      </w:pPr>
       <w:r>
         <w:t xml:space="preserve">Ocean ecology of chinook salmon </w:t>
       </w:r>
@@ -5061,7 +8605,6 @@
     </w:p>
     <w:p>
       <w:r>
-        <w:lastRenderedPageBreak/>
         <w:t xml:space="preserve">Ocean distributions </w:t>
       </w:r>
       <w:r>
@@ -5905,7 +9448,21 @@
         <w:rPr>
           <w:rFonts w:ascii="Segoe UI" w:hAnsi="Segoe UI" w:cs="Segoe UI"/>
         </w:rPr>
-        <w:t xml:space="preserve">Check if CR spr ch mentioned explicitly </w:t>
+        <w:t xml:space="preserve">Check if CR </w:t>
+      </w:r>
+      <w:proofErr w:type="spellStart"/>
+      <w:r>
+        <w:rPr>
+          <w:rFonts w:ascii="Segoe UI" w:hAnsi="Segoe UI" w:cs="Segoe UI"/>
+        </w:rPr>
+        <w:t>spr</w:t>
+      </w:r>
+      <w:proofErr w:type="spellEnd"/>
+      <w:r>
+        <w:rPr>
+          <w:rFonts w:ascii="Segoe UI" w:hAnsi="Segoe UI" w:cs="Segoe UI"/>
+        </w:rPr>
+        <w:t xml:space="preserve"> ch mentioned explicitly </w:t>
       </w:r>
       <w:r>
         <w:rPr>
@@ -6135,6 +9692,40 @@
     </w:p>
     <w:p>
       <w:r>
+        <w:t xml:space="preserve">Barb: </w:t>
+      </w:r>
+      <w:hyperlink r:id="rId19" w:history="1">
+        <w:r>
+          <w:rPr>
+            <w:rStyle w:val="Hyperlink"/>
+          </w:rPr>
+          <w:t>https://www.frontiersin.org/journals/marine-science/articles/10.3389/fmars.2020.00589/full</w:t>
+        </w:r>
+      </w:hyperlink>
+    </w:p>
+    <w:p>
+      <w:hyperlink r:id="rId20" w:history="1">
+        <w:r>
+          <w:rPr>
+            <w:rStyle w:val="Hyperlink"/>
+          </w:rPr>
+          <w:t>https://repository.library.noaa.gov/view/noaa/37600</w:t>
+        </w:r>
+      </w:hyperlink>
+    </w:p>
+    <w:p>
+      <w:r>
+        <w:t xml:space="preserve">[wrong? </w:t>
+      </w:r>
+      <w:r>
+        <w:t>https://link.springer.com/article/10.1186/s40462-025-00558-1</w:t>
+      </w:r>
+      <w:r>
+        <w:t>]</w:t>
+      </w:r>
+    </w:p>
+    <w:p>
+      <w:r>
         <w:t xml:space="preserve">Forage fish in general ecosystem role </w:t>
       </w:r>
       <w:r>
@@ -6268,7 +9859,23 @@
         <w:ind w:left="720"/>
       </w:pPr>
       <w:r>
-        <w:t xml:space="preserve">Focus on eulachon (Alaska) – gulls, ssl, hs; eagles </w:t>
+        <w:t xml:space="preserve">Focus on eulachon (Alaska) – gulls, </w:t>
+      </w:r>
+      <w:proofErr w:type="spellStart"/>
+      <w:r>
+        <w:t>ssl</w:t>
+      </w:r>
+      <w:proofErr w:type="spellEnd"/>
+      <w:r>
+        <w:t xml:space="preserve">, </w:t>
+      </w:r>
+      <w:proofErr w:type="spellStart"/>
+      <w:r>
+        <w:t>hs</w:t>
+      </w:r>
+      <w:proofErr w:type="spellEnd"/>
+      <w:r>
+        <w:t xml:space="preserve">; eagles </w:t>
       </w:r>
       <w:r>
         <w:fldChar w:fldCharType="begin"/>
@@ -6294,7 +9901,15 @@
         <w:ind w:left="720"/>
       </w:pPr>
       <w:r>
-        <w:t xml:space="preserve">Herring in the salish sea </w:t>
+        <w:t xml:space="preserve">Herring in the </w:t>
+      </w:r>
+      <w:proofErr w:type="spellStart"/>
+      <w:r>
+        <w:t>salish</w:t>
+      </w:r>
+      <w:proofErr w:type="spellEnd"/>
+      <w:r>
+        <w:t xml:space="preserve"> sea </w:t>
       </w:r>
       <w:r>
         <w:fldChar w:fldCharType="begin"/>
@@ -6322,17 +9937,39 @@
           <w:rFonts w:ascii="Segoe UI" w:hAnsi="Segoe UI" w:cs="Segoe UI"/>
         </w:rPr>
       </w:pPr>
+      <w:proofErr w:type="spellStart"/>
       <w:r>
         <w:rPr>
           <w:highlight w:val="yellow"/>
         </w:rPr>
-        <w:t xml:space="preserve">Spp assemblages among regions show </w:t>
-      </w:r>
+        <w:t>Spp</w:t>
+      </w:r>
+      <w:proofErr w:type="spellEnd"/>
       <w:r>
         <w:rPr>
           <w:highlight w:val="yellow"/>
         </w:rPr>
-        <w:t xml:space="preserve">synchronous changes throughout cclme, but individual tax were out of phase between regions </w:t>
+        <w:t xml:space="preserve"> assemblages among regions show </w:t>
+      </w:r>
+      <w:r>
+        <w:rPr>
+          <w:highlight w:val="yellow"/>
+        </w:rPr>
+        <w:t xml:space="preserve">synchronous changes throughout </w:t>
+      </w:r>
+      <w:proofErr w:type="spellStart"/>
+      <w:r>
+        <w:rPr>
+          <w:highlight w:val="yellow"/>
+        </w:rPr>
+        <w:t>cclme</w:t>
+      </w:r>
+      <w:proofErr w:type="spellEnd"/>
+      <w:r>
+        <w:rPr>
+          <w:highlight w:val="yellow"/>
+        </w:rPr>
+        <w:t xml:space="preserve">, but individual tax were out of phase between regions </w:t>
       </w:r>
       <w:r>
         <w:rPr>
@@ -6557,6 +10194,266 @@
     </w:p>
     <w:p>
       <w:pPr>
+        <w:shd w:val="clear" w:color="auto" w:fill="1E1F20"/>
+        <w:rPr>
+          <w:rFonts w:ascii="Google Sans" w:hAnsi="Google Sans"/>
+          <w:color w:val="E3E3E3"/>
+          <w:sz w:val="18"/>
+          <w:szCs w:val="18"/>
+        </w:rPr>
+      </w:pPr>
+      <w:r>
+        <w:rPr>
+          <w:rFonts w:ascii="Google Sans" w:hAnsi="Google Sans"/>
+          <w:color w:val="E3E3E3"/>
+          <w:sz w:val="18"/>
+          <w:szCs w:val="18"/>
+        </w:rPr>
+        <w:t>Eve Pugsley</w:t>
+      </w:r>
+    </w:p>
+    <w:p>
+      <w:pPr>
+        <w:shd w:val="clear" w:color="auto" w:fill="1E1F20"/>
+        <w:rPr>
+          <w:rFonts w:ascii="Google Sans" w:hAnsi="Google Sans"/>
+          <w:color w:val="C4C7C5"/>
+          <w:sz w:val="18"/>
+          <w:szCs w:val="18"/>
+        </w:rPr>
+      </w:pPr>
+      <w:r>
+        <w:rPr>
+          <w:rFonts w:ascii="Google Sans" w:hAnsi="Google Sans"/>
+          <w:color w:val="C4C7C5"/>
+          <w:sz w:val="18"/>
+          <w:szCs w:val="18"/>
+        </w:rPr>
+        <w:t>11:13 AM</w:t>
+      </w:r>
+    </w:p>
+    <w:p>
+      <w:pPr>
+        <w:shd w:val="clear" w:color="auto" w:fill="303030"/>
+        <w:rPr>
+          <w:rFonts w:ascii="Google Sans" w:hAnsi="Google Sans"/>
+          <w:color w:val="E3E3E3"/>
+          <w:sz w:val="18"/>
+          <w:szCs w:val="18"/>
+        </w:rPr>
+      </w:pPr>
+      <w:hyperlink r:id="rId21" w:tgtFrame="_blank" w:history="1">
+        <w:r>
+          <w:rPr>
+            <w:rStyle w:val="Hyperlink"/>
+            <w:rFonts w:ascii="Google Sans" w:hAnsi="Google Sans"/>
+            <w:color w:val="A8C7FA"/>
+            <w:sz w:val="18"/>
+            <w:szCs w:val="18"/>
+          </w:rPr>
+          <w:t>https://repository.library.noaa.gov/view/noaa/37600</w:t>
+        </w:r>
+      </w:hyperlink>
+    </w:p>
+    <w:p>
+      <w:pPr>
+        <w:shd w:val="clear" w:color="auto" w:fill="1E1F20"/>
+        <w:rPr>
+          <w:rFonts w:ascii="Google Sans" w:hAnsi="Google Sans"/>
+          <w:color w:val="E3E3E3"/>
+          <w:sz w:val="18"/>
+          <w:szCs w:val="18"/>
+        </w:rPr>
+      </w:pPr>
+      <w:r>
+        <w:rPr>
+          <w:rFonts w:ascii="Google Sans" w:hAnsi="Google Sans"/>
+          <w:noProof/>
+          <w:color w:val="E3E3E3"/>
+          <w:sz w:val="18"/>
+          <w:szCs w:val="18"/>
+        </w:rPr>
+        <w:drawing>
+          <wp:inline distT="0" distB="0" distL="0" distR="0" wp14:anchorId="6FFC641A" wp14:editId="75432132">
+            <wp:extent cx="838200" cy="838200"/>
+            <wp:effectExtent l="0" t="0" r="0" b="0"/>
+            <wp:docPr id="1" name="Picture 1"/>
+            <wp:cNvGraphicFramePr>
+              <a:graphicFrameLocks xmlns:a="http://schemas.openxmlformats.org/drawingml/2006/main" noChangeAspect="1"/>
+            </wp:cNvGraphicFramePr>
+            <a:graphic xmlns:a="http://schemas.openxmlformats.org/drawingml/2006/main">
+              <a:graphicData uri="http://schemas.openxmlformats.org/drawingml/2006/picture">
+                <pic:pic xmlns:pic="http://schemas.openxmlformats.org/drawingml/2006/picture">
+                  <pic:nvPicPr>
+                    <pic:cNvPr id="0" name="Picture 1"/>
+                    <pic:cNvPicPr>
+                      <a:picLocks noChangeAspect="1" noChangeArrowheads="1"/>
+                    </pic:cNvPicPr>
+                  </pic:nvPicPr>
+                  <pic:blipFill>
+                    <a:blip r:embed="rId22">
+                      <a:extLst>
+                        <a:ext uri="{28A0092B-C50C-407E-A947-70E740481C1C}">
+                          <a14:useLocalDpi xmlns:a14="http://schemas.microsoft.com/office/drawing/2010/main" val="0"/>
+                        </a:ext>
+                      </a:extLst>
+                    </a:blip>
+                    <a:srcRect/>
+                    <a:stretch>
+                      <a:fillRect/>
+                    </a:stretch>
+                  </pic:blipFill>
+                  <pic:spPr bwMode="auto">
+                    <a:xfrm>
+                      <a:off x="0" y="0"/>
+                      <a:ext cx="838200" cy="838200"/>
+                    </a:xfrm>
+                    <a:prstGeom prst="rect">
+                      <a:avLst/>
+                    </a:prstGeom>
+                    <a:noFill/>
+                    <a:ln>
+                      <a:noFill/>
+                    </a:ln>
+                  </pic:spPr>
+                </pic:pic>
+              </a:graphicData>
+            </a:graphic>
+          </wp:inline>
+        </w:drawing>
+      </w:r>
+    </w:p>
+    <w:p>
+      <w:pPr>
+        <w:shd w:val="clear" w:color="auto" w:fill="1E1F20"/>
+        <w:rPr>
+          <w:rFonts w:ascii="Google Sans" w:hAnsi="Google Sans"/>
+          <w:color w:val="E3E3E3"/>
+          <w:sz w:val="18"/>
+          <w:szCs w:val="18"/>
+        </w:rPr>
+      </w:pPr>
+      <w:r>
+        <w:rPr>
+          <w:rFonts w:ascii="Google Sans" w:hAnsi="Google Sans"/>
+          <w:color w:val="E3E3E3"/>
+          <w:sz w:val="18"/>
+          <w:szCs w:val="18"/>
+        </w:rPr>
+        <w:t>Eve Pugsley</w:t>
+      </w:r>
+    </w:p>
+    <w:p>
+      <w:pPr>
+        <w:shd w:val="clear" w:color="auto" w:fill="1E1F20"/>
+        <w:rPr>
+          <w:rFonts w:ascii="Google Sans" w:hAnsi="Google Sans"/>
+          <w:color w:val="C4C7C5"/>
+          <w:sz w:val="18"/>
+          <w:szCs w:val="18"/>
+        </w:rPr>
+      </w:pPr>
+      <w:r>
+        <w:rPr>
+          <w:rFonts w:ascii="Google Sans" w:hAnsi="Google Sans"/>
+          <w:color w:val="C4C7C5"/>
+          <w:sz w:val="18"/>
+          <w:szCs w:val="18"/>
+        </w:rPr>
+        <w:t>11:20 AM</w:t>
+      </w:r>
+    </w:p>
+    <w:p>
+      <w:pPr>
+        <w:shd w:val="clear" w:color="auto" w:fill="303030"/>
+        <w:rPr>
+          <w:rFonts w:ascii="Google Sans" w:hAnsi="Google Sans"/>
+          <w:color w:val="E3E3E3"/>
+          <w:sz w:val="18"/>
+          <w:szCs w:val="18"/>
+        </w:rPr>
+      </w:pPr>
+      <w:hyperlink r:id="rId23" w:tgtFrame="_blank" w:history="1">
+        <w:r>
+          <w:rPr>
+            <w:rStyle w:val="Hyperlink"/>
+            <w:rFonts w:ascii="Google Sans" w:hAnsi="Google Sans"/>
+            <w:color w:val="A8C7FA"/>
+            <w:sz w:val="18"/>
+            <w:szCs w:val="18"/>
+          </w:rPr>
+          <w:t>https://link.springer.com/article/10.1186/s40462-025-00558-1</w:t>
+        </w:r>
+      </w:hyperlink>
+    </w:p>
+    <w:p>
+      <w:pPr>
+        <w:shd w:val="clear" w:color="auto" w:fill="303030"/>
+        <w:rPr>
+          <w:rFonts w:ascii="Google Sans" w:hAnsi="Google Sans"/>
+          <w:color w:val="E3E3E3"/>
+          <w:sz w:val="18"/>
+          <w:szCs w:val="18"/>
+        </w:rPr>
+      </w:pPr>
+      <w:hyperlink r:id="rId24" w:tgtFrame="_blank" w:history="1">
+        <w:r>
+          <w:rPr>
+            <w:rStyle w:val="Hyperlink"/>
+            <w:rFonts w:ascii="Google Sans" w:hAnsi="Google Sans"/>
+            <w:color w:val="A8C7FA"/>
+            <w:sz w:val="18"/>
+            <w:szCs w:val="18"/>
+          </w:rPr>
+          <w:t>https://www.frontiersin.org/journals/marine-science/articles/10.3389/fmars.2020.00589/full</w:t>
+        </w:r>
+      </w:hyperlink>
+    </w:p>
+    <w:p>
+      <w:pPr>
+        <w:shd w:val="clear" w:color="auto" w:fill="1E1F20"/>
+        <w:rPr>
+          <w:rFonts w:ascii="Google Sans" w:hAnsi="Google Sans"/>
+          <w:color w:val="C4C7C5"/>
+          <w:sz w:val="18"/>
+          <w:szCs w:val="18"/>
+        </w:rPr>
+      </w:pPr>
+      <w:r>
+        <w:rPr>
+          <w:rFonts w:ascii="Google Sans" w:hAnsi="Google Sans"/>
+          <w:color w:val="C4C7C5"/>
+          <w:sz w:val="18"/>
+          <w:szCs w:val="18"/>
+        </w:rPr>
+        <w:t>11:22 AM</w:t>
+      </w:r>
+    </w:p>
+    <w:p>
+      <w:pPr>
+        <w:shd w:val="clear" w:color="auto" w:fill="1E1F20"/>
+        <w:rPr>
+          <w:rFonts w:ascii="Google Sans" w:hAnsi="Google Sans"/>
+          <w:color w:val="E3E3E3"/>
+          <w:sz w:val="18"/>
+          <w:szCs w:val="18"/>
+        </w:rPr>
+      </w:pPr>
+      <w:hyperlink r:id="rId25" w:tgtFrame="_blank" w:history="1">
+        <w:r>
+          <w:rPr>
+            <w:rStyle w:val="Hyperlink"/>
+            <w:rFonts w:ascii="Google Sans" w:hAnsi="Google Sans"/>
+            <w:color w:val="A8C7FA"/>
+            <w:sz w:val="18"/>
+            <w:szCs w:val="18"/>
+          </w:rPr>
+          <w:t>https://drive.google.com/drive/u/0/folders/1amYKELPfhRHxp6daFJDhHbwZaIFcUQib</w:t>
+        </w:r>
+      </w:hyperlink>
+    </w:p>
+    <w:p>
+      <w:pPr>
         <w:ind w:left="720"/>
       </w:pPr>
     </w:p>
@@ -6566,6 +10463,7 @@
         <w:pStyle w:val="Heading1"/>
       </w:pPr>
       <w:r>
+        <w:lastRenderedPageBreak/>
         <w:t>Predators</w:t>
       </w:r>
     </w:p>
@@ -7116,7 +11014,63 @@
         <w:rPr>
           <w:rFonts w:ascii="Segoe UI" w:hAnsi="Segoe UI" w:cs="Segoe UI"/>
         </w:rPr>
-        <w:t>Results: Zamon 2024 vast model: Jen found strongly positive corr btw bird and salmon spatial distirbutions in both may and jun, esp may near CR/GH – this is roughly consistent with my abundance correlation, but she is drawing a different conclusion</w:t>
+        <w:t xml:space="preserve">Results: Zamon 2024 vast model: Jen found strongly positive </w:t>
+      </w:r>
+      <w:proofErr w:type="spellStart"/>
+      <w:r>
+        <w:rPr>
+          <w:rFonts w:ascii="Segoe UI" w:hAnsi="Segoe UI" w:cs="Segoe UI"/>
+        </w:rPr>
+        <w:t>corr</w:t>
+      </w:r>
+      <w:proofErr w:type="spellEnd"/>
+      <w:r>
+        <w:rPr>
+          <w:rFonts w:ascii="Segoe UI" w:hAnsi="Segoe UI" w:cs="Segoe UI"/>
+        </w:rPr>
+        <w:t xml:space="preserve"> btw bird and salmon spatial </w:t>
+      </w:r>
+      <w:proofErr w:type="spellStart"/>
+      <w:r>
+        <w:rPr>
+          <w:rFonts w:ascii="Segoe UI" w:hAnsi="Segoe UI" w:cs="Segoe UI"/>
+        </w:rPr>
+        <w:t>distirbutions</w:t>
+      </w:r>
+      <w:proofErr w:type="spellEnd"/>
+      <w:r>
+        <w:rPr>
+          <w:rFonts w:ascii="Segoe UI" w:hAnsi="Segoe UI" w:cs="Segoe UI"/>
+        </w:rPr>
+        <w:t xml:space="preserve"> in both may and </w:t>
+      </w:r>
+      <w:proofErr w:type="spellStart"/>
+      <w:r>
+        <w:rPr>
+          <w:rFonts w:ascii="Segoe UI" w:hAnsi="Segoe UI" w:cs="Segoe UI"/>
+        </w:rPr>
+        <w:t>jun</w:t>
+      </w:r>
+      <w:proofErr w:type="spellEnd"/>
+      <w:r>
+        <w:rPr>
+          <w:rFonts w:ascii="Segoe UI" w:hAnsi="Segoe UI" w:cs="Segoe UI"/>
+        </w:rPr>
+        <w:t xml:space="preserve">, </w:t>
+      </w:r>
+      <w:proofErr w:type="spellStart"/>
+      <w:r>
+        <w:rPr>
+          <w:rFonts w:ascii="Segoe UI" w:hAnsi="Segoe UI" w:cs="Segoe UI"/>
+        </w:rPr>
+        <w:t>esp</w:t>
+      </w:r>
+      <w:proofErr w:type="spellEnd"/>
+      <w:r>
+        <w:rPr>
+          <w:rFonts w:ascii="Segoe UI" w:hAnsi="Segoe UI" w:cs="Segoe UI"/>
+        </w:rPr>
+        <w:t xml:space="preserve"> may near CR/GH – this is roughly consistent with my abundance correlation, but she is drawing a different conclusion</w:t>
       </w:r>
     </w:p>
     <w:p>
@@ -7180,7 +11134,6 @@
           <w:b/>
           <w:bCs/>
         </w:rPr>
-        <w:lastRenderedPageBreak/>
         <w:t>PNW Mechanism</w:t>
       </w:r>
       <w:r>
@@ -7307,6 +11260,7 @@
         <w:pStyle w:val="Heading2"/>
       </w:pPr>
       <w:r>
+        <w:lastRenderedPageBreak/>
         <w:t>Adults</w:t>
       </w:r>
     </w:p>
@@ -9227,7 +13181,15 @@
         <w:ind w:left="720"/>
       </w:pPr>
       <w:r>
-        <w:t xml:space="preserve">Whole diet ak: </w:t>
+        <w:t xml:space="preserve">Whole diet </w:t>
+      </w:r>
+      <w:proofErr w:type="spellStart"/>
+      <w:r>
+        <w:t>ak</w:t>
+      </w:r>
+      <w:proofErr w:type="spellEnd"/>
+      <w:r>
+        <w:t xml:space="preserve">: </w:t>
       </w:r>
       <w:r>
         <w:fldChar w:fldCharType="begin"/>
@@ -9348,7 +13310,23 @@
           <w:sz w:val="16"/>
           <w:szCs w:val="16"/>
         </w:rPr>
-        <w:t xml:space="preserve">trout (Oncorhynchus mykiss) smolts showed that two species of avian predators, disproportionately preyed upon smaller smolts, and upon smolts that displayed qualitative signs of poor condition: body injuries, des caling, external indicators of disease, fin damage, and </w:t>
+        <w:t xml:space="preserve">trout (Oncorhynchus mykiss) smolts showed that two species of avian predators, disproportionately preyed upon smaller smolts, and upon smolts that displayed qualitative signs of poor condition: body injuries, des </w:t>
+      </w:r>
+      <w:proofErr w:type="spellStart"/>
+      <w:r>
+        <w:rPr>
+          <w:sz w:val="16"/>
+          <w:szCs w:val="16"/>
+        </w:rPr>
+        <w:t>caling</w:t>
+      </w:r>
+      <w:proofErr w:type="spellEnd"/>
+      <w:r>
+        <w:rPr>
+          <w:sz w:val="16"/>
+          <w:szCs w:val="16"/>
+        </w:rPr>
+        <w:t xml:space="preserve">, external indicators of disease, fin damage, and </w:t>
       </w:r>
       <w:r>
         <w:rPr>
@@ -9369,14 +13347,55 @@
           <w:sz w:val="16"/>
           <w:szCs w:val="16"/>
         </w:rPr>
-        <w:t xml:space="preserve">where the role of body condition in regulating suscep </w:t>
-      </w:r>
+        <w:t xml:space="preserve">where the role of body condition in regulating </w:t>
+      </w:r>
+      <w:proofErr w:type="spellStart"/>
+      <w:r>
+        <w:rPr>
+          <w:sz w:val="16"/>
+          <w:szCs w:val="16"/>
+        </w:rPr>
+        <w:t>suscep</w:t>
+      </w:r>
+      <w:proofErr w:type="spellEnd"/>
+      <w:r>
+        <w:rPr>
+          <w:sz w:val="16"/>
+          <w:szCs w:val="16"/>
+        </w:rPr>
+        <w:t xml:space="preserve"> </w:t>
+      </w:r>
+      <w:proofErr w:type="spellStart"/>
       <w:r>
         <w:rPr>
           <w:sz w:val="17"/>
           <w:szCs w:val="17"/>
         </w:rPr>
-        <w:t xml:space="preserve">tibility to prédation remains a black box given the </w:t>
+        <w:t>tibility</w:t>
+      </w:r>
+      <w:proofErr w:type="spellEnd"/>
+      <w:r>
+        <w:rPr>
+          <w:sz w:val="17"/>
+          <w:szCs w:val="17"/>
+        </w:rPr>
+        <w:t xml:space="preserve"> to </w:t>
+      </w:r>
+      <w:proofErr w:type="spellStart"/>
+      <w:r>
+        <w:rPr>
+          <w:sz w:val="17"/>
+          <w:szCs w:val="17"/>
+        </w:rPr>
+        <w:t>prédation</w:t>
+      </w:r>
+      <w:proofErr w:type="spellEnd"/>
+      <w:r>
+        <w:rPr>
+          <w:sz w:val="17"/>
+          <w:szCs w:val="17"/>
+        </w:rPr>
+        <w:t xml:space="preserve"> remains a black box given the </w:t>
       </w:r>
       <w:r>
         <w:rPr>
@@ -9410,28 +13429,101 @@
           <w:sz w:val="16"/>
           <w:szCs w:val="16"/>
         </w:rPr>
-        <w:t xml:space="preserve">Pacific salmon (Oncorhynchus spp.) have an anadro mous life cycle, spending a few months to two years in freshwater, followed by one to four years at sea where they are significant secondary and tertiary con </w:t>
-      </w:r>
+        <w:t xml:space="preserve">Pacific salmon (Oncorhynchus spp.) have an </w:t>
+      </w:r>
+      <w:proofErr w:type="spellStart"/>
+      <w:r>
+        <w:rPr>
+          <w:sz w:val="16"/>
+          <w:szCs w:val="16"/>
+        </w:rPr>
+        <w:t>anadro</w:t>
+      </w:r>
+      <w:proofErr w:type="spellEnd"/>
+      <w:r>
+        <w:rPr>
+          <w:sz w:val="16"/>
+          <w:szCs w:val="16"/>
+        </w:rPr>
+        <w:t xml:space="preserve"> </w:t>
+      </w:r>
+      <w:proofErr w:type="spellStart"/>
+      <w:r>
+        <w:rPr>
+          <w:sz w:val="16"/>
+          <w:szCs w:val="16"/>
+        </w:rPr>
+        <w:t>mous</w:t>
+      </w:r>
+      <w:proofErr w:type="spellEnd"/>
+      <w:r>
+        <w:rPr>
+          <w:sz w:val="16"/>
+          <w:szCs w:val="16"/>
+        </w:rPr>
+        <w:t xml:space="preserve"> life cycle, spending a few months to two years in freshwater, followed by one to four years at sea where they are significant secondary and tertiary con </w:t>
+      </w:r>
+      <w:proofErr w:type="spellStart"/>
       <w:r>
         <w:rPr>
           <w:sz w:val="15"/>
           <w:szCs w:val="15"/>
         </w:rPr>
-        <w:t xml:space="preserve">sumers, and prey in turn for a variety of fish, mammals, </w:t>
+        <w:t>sumers</w:t>
+      </w:r>
+      <w:proofErr w:type="spellEnd"/>
+      <w:r>
+        <w:rPr>
+          <w:sz w:val="15"/>
+          <w:szCs w:val="15"/>
+        </w:rPr>
+        <w:t xml:space="preserve">, and prey in turn for a variety of fish, mammals, </w:t>
       </w:r>
       <w:r>
         <w:rPr>
           <w:sz w:val="16"/>
           <w:szCs w:val="16"/>
         </w:rPr>
-        <w:t xml:space="preserve">and birds (Groot and Margolis 1991). Mortality rates during the marine phase of the life cycle of Pacific salmon generally exceed 90%, and it is widely believed that most mortality is due to prédation in the first few weeks to months following ocean entry (Beamish </w:t>
+        <w:t xml:space="preserve">and birds (Groot and Margolis 1991). Mortality rates during the marine phase of the life cycle of Pacific salmon generally exceed 90%, and it is widely believed that most mortality is due to </w:t>
+      </w:r>
+      <w:proofErr w:type="spellStart"/>
+      <w:r>
+        <w:rPr>
+          <w:sz w:val="16"/>
+          <w:szCs w:val="16"/>
+        </w:rPr>
+        <w:t>prédation</w:t>
+      </w:r>
+      <w:proofErr w:type="spellEnd"/>
+      <w:r>
+        <w:rPr>
+          <w:sz w:val="16"/>
+          <w:szCs w:val="16"/>
+        </w:rPr>
+        <w:t xml:space="preserve"> in the first few weeks to months following ocean entry (Beamish </w:t>
       </w:r>
       <w:r>
         <w:rPr>
           <w:sz w:val="17"/>
           <w:szCs w:val="17"/>
         </w:rPr>
-        <w:t xml:space="preserve">and Mahnken 2001). Elevated rates of prédation on </w:t>
+        <w:t xml:space="preserve">and Mahnken 2001). Elevated rates of </w:t>
+      </w:r>
+      <w:proofErr w:type="spellStart"/>
+      <w:r>
+        <w:rPr>
+          <w:sz w:val="17"/>
+          <w:szCs w:val="17"/>
+        </w:rPr>
+        <w:t>prédation</w:t>
+      </w:r>
+      <w:proofErr w:type="spellEnd"/>
+      <w:r>
+        <w:rPr>
+          <w:sz w:val="17"/>
+          <w:szCs w:val="17"/>
+        </w:rPr>
+        <w:t xml:space="preserve"> on </w:t>
       </w:r>
       <w:r>
         <w:rPr>
@@ -9473,7 +13565,23 @@
           <w:sz w:val="14"/>
           <w:szCs w:val="14"/>
         </w:rPr>
-        <w:t xml:space="preserve">Arkoosh, M. R., A. N. Kagley, B. F. Anulacion, D. A. Boylen, B. P. Sandford, F. J. Loge, L. L. Johnson, and T. K. Collier. 2006. Disease susceptibility of hatchery Snake River spring summer Chinook salmon with different juvenile migration histories in the Columbia River. Journal of Aquatic Animal </w:t>
+        <w:t xml:space="preserve">Arkoosh, M. R., A. N. Kagley, B. F. </w:t>
+      </w:r>
+      <w:proofErr w:type="spellStart"/>
+      <w:r>
+        <w:rPr>
+          <w:sz w:val="14"/>
+          <w:szCs w:val="14"/>
+        </w:rPr>
+        <w:t>Anulacion</w:t>
+      </w:r>
+      <w:proofErr w:type="spellEnd"/>
+      <w:r>
+        <w:rPr>
+          <w:sz w:val="14"/>
+          <w:szCs w:val="14"/>
+        </w:rPr>
+        <w:t xml:space="preserve">, D. A. Boylen, B. P. Sandford, F. J. Loge, L. L. Johnson, and T. K. Collier. 2006. Disease susceptibility of hatchery Snake River spring summer Chinook salmon with different juvenile migration histories in the Columbia River. Journal of Aquatic Animal </w:t>
       </w:r>
       <w:r>
         <w:rPr>
@@ -9624,32 +13732,59 @@
       <w:r>
         <w:t xml:space="preserve"> (</w:t>
       </w:r>
+      <w:proofErr w:type="spellStart"/>
       <w:r>
         <w:rPr>
           <w:i/>
           <w:iCs/>
         </w:rPr>
-        <w:t>Thysanoessa inermis</w:t>
+        <w:t>Thysanoessa</w:t>
+      </w:r>
+      <w:proofErr w:type="spellEnd"/>
+      <w:r>
+        <w:rPr>
+          <w:i/>
+          <w:iCs/>
+        </w:rPr>
+        <w:t xml:space="preserve"> inermis</w:t>
       </w:r>
       <w:r>
         <w:t xml:space="preserve">, </w:t>
       </w:r>
+      <w:proofErr w:type="spellStart"/>
       <w:r>
         <w:rPr>
           <w:i/>
           <w:iCs/>
         </w:rPr>
-        <w:t>Thysanoessa spinifera</w:t>
+        <w:t>Thysanoessa</w:t>
+      </w:r>
+      <w:proofErr w:type="spellEnd"/>
+      <w:r>
+        <w:rPr>
+          <w:i/>
+          <w:iCs/>
+        </w:rPr>
+        <w:t xml:space="preserve"> spinifera</w:t>
       </w:r>
       <w:r>
         <w:t xml:space="preserve">, </w:t>
       </w:r>
+      <w:proofErr w:type="spellStart"/>
       <w:r>
         <w:rPr>
           <w:i/>
           <w:iCs/>
         </w:rPr>
-        <w:t>Euphausia pacifica</w:t>
+        <w:t>Euphausia</w:t>
+      </w:r>
+      <w:proofErr w:type="spellEnd"/>
+      <w:r>
+        <w:rPr>
+          <w:i/>
+          <w:iCs/>
+        </w:rPr>
+        <w:t xml:space="preserve"> pacifica</w:t>
       </w:r>
       <w:r>
         <w:t>) across the central/northern GOA shelf.</w:t>
@@ -9660,7 +13795,6 @@
         <w:pStyle w:val="Heading3"/>
       </w:pPr>
       <w:r>
-        <w:lastRenderedPageBreak/>
         <w:t>2. NOAA AFSC Midwater Acoustic-Trawl Survey Euphausiid Index (Central &amp; Western GOA)</w:t>
       </w:r>
     </w:p>
@@ -9680,7 +13814,15 @@
         <w:t>Region</w:t>
       </w:r>
       <w:r>
-        <w:t>: Western and Central Gulf of Alaska (including Shelikof Strait, Kodiak Island shelf, and Shumagin Islands).</w:t>
+        <w:t xml:space="preserve">: Western and Central Gulf of Alaska (including Shelikof Strait, Kodiak Island shelf, and </w:t>
+      </w:r>
+      <w:proofErr w:type="spellStart"/>
+      <w:r>
+        <w:t>Shumagin</w:t>
+      </w:r>
+      <w:proofErr w:type="spellEnd"/>
+      <w:r>
+        <w:t xml:space="preserve"> Islands).</w:t>
       </w:r>
     </w:p>
     <w:p>
@@ -9765,7 +13907,15 @@
         <w:pStyle w:val="Heading3"/>
       </w:pPr>
       <w:r>
-        <w:t>3. NOAA EcoFOCI Spring Larval/Zooplankton Net Time Series (Shelikof Strait &amp; Western GOA)</w:t>
+        <w:t xml:space="preserve">3. NOAA </w:t>
+      </w:r>
+      <w:proofErr w:type="spellStart"/>
+      <w:r>
+        <w:t>EcoFOCI</w:t>
+      </w:r>
+      <w:proofErr w:type="spellEnd"/>
+      <w:r>
+        <w:t xml:space="preserve"> Spring Larval/Zooplankton Net Time Series (Shelikof Strait &amp; Western GOA)</w:t>
       </w:r>
     </w:p>
     <w:p>
@@ -9803,7 +13953,15 @@
         <w:t>Program</w:t>
       </w:r>
       <w:r>
-        <w:t>: NOAA Ecosystems &amp; Fisheries-Oceanography Coordinated Investigations (EcoFOCI).</w:t>
+        <w:t>: NOAA Ecosystems &amp; Fisheries-Oceanography Coordinated Investigations (</w:t>
+      </w:r>
+      <w:proofErr w:type="spellStart"/>
+      <w:r>
+        <w:t>EcoFOCI</w:t>
+      </w:r>
+      <w:proofErr w:type="spellEnd"/>
+      <w:r>
+        <w:t>).</w:t>
       </w:r>
     </w:p>
     <w:p>
@@ -9861,6 +14019,7 @@
       <w:r>
         <w:t xml:space="preserve">: Tracks spring densities of early life stages and adults of </w:t>
       </w:r>
+      <w:proofErr w:type="spellStart"/>
       <w:r>
         <w:rPr>
           <w:i/>
@@ -9868,6 +14027,7 @@
         </w:rPr>
         <w:t>Thysanoessa</w:t>
       </w:r>
+      <w:proofErr w:type="spellEnd"/>
       <w:r>
         <w:t xml:space="preserve"> spp. and </w:t>
       </w:r>
@@ -9887,6 +14047,7 @@
         <w:pStyle w:val="Heading3"/>
       </w:pPr>
       <w:r>
+        <w:lastRenderedPageBreak/>
         <w:t>4. Continuous Plankton Recorder (CPR) Survey (GOA Trans-Pac Transects)</w:t>
       </w:r>
     </w:p>
@@ -10266,7 +14427,6 @@
                 <w:b/>
                 <w:bCs/>
               </w:rPr>
-              <w:lastRenderedPageBreak/>
               <w:t>MACE Acoustic Krill Index</w:t>
             </w:r>
           </w:p>
@@ -10348,7 +14508,15 @@
               <w:spacing w:after="480"/>
             </w:pPr>
             <w:r>
-              <w:t>NOAA GOA Ecosystem Status Report (Honkalehto et al.)</w:t>
+              <w:t>NOAA GOA Ecosystem Status Report (</w:t>
+            </w:r>
+            <w:proofErr w:type="spellStart"/>
+            <w:r>
+              <w:t>Honkalehto</w:t>
+            </w:r>
+            <w:proofErr w:type="spellEnd"/>
+            <w:r>
+              <w:t xml:space="preserve"> et al.)</w:t>
             </w:r>
           </w:p>
         </w:tc>
@@ -10379,12 +14547,21 @@
             <w:pPr>
               <w:spacing w:after="480"/>
             </w:pPr>
+            <w:proofErr w:type="spellStart"/>
             <w:r>
               <w:rPr>
                 <w:b/>
                 <w:bCs/>
               </w:rPr>
-              <w:t>EcoFOCI Zooplankton Index</w:t>
+              <w:t>EcoFOCI</w:t>
+            </w:r>
+            <w:proofErr w:type="spellEnd"/>
+            <w:r>
+              <w:rPr>
+                <w:b/>
+                <w:bCs/>
+              </w:rPr>
+              <w:t xml:space="preserve"> Zooplankton Index</w:t>
             </w:r>
           </w:p>
         </w:tc>
@@ -10465,7 +14642,15 @@
               <w:spacing w:after="480"/>
             </w:pPr>
             <w:r>
-              <w:t>NOAA EcoFOCI Program (Rogers, Kimmel et al.)</w:t>
+              <w:t xml:space="preserve">NOAA </w:t>
+            </w:r>
+            <w:proofErr w:type="spellStart"/>
+            <w:r>
+              <w:t>EcoFOCI</w:t>
+            </w:r>
+            <w:proofErr w:type="spellEnd"/>
+            <w:r>
+              <w:t xml:space="preserve"> Program (Rogers, Kimmel et al.)</w:t>
             </w:r>
           </w:p>
         </w:tc>
@@ -10608,7 +14793,23 @@
           <w:i/>
           <w:iCs/>
         </w:rPr>
-        <w:t>Seward Line vs. Shelikof / EcoFOCI Regional Comparisons</w:t>
+        <w:t xml:space="preserve">Seward Line vs. Shelikof / </w:t>
+      </w:r>
+      <w:proofErr w:type="spellStart"/>
+      <w:r>
+        <w:rPr>
+          <w:i/>
+          <w:iCs/>
+        </w:rPr>
+        <w:t>EcoFOCI</w:t>
+      </w:r>
+      <w:proofErr w:type="spellEnd"/>
+      <w:r>
+        <w:rPr>
+          <w:i/>
+          <w:iCs/>
+        </w:rPr>
+        <w:t xml:space="preserve"> Regional Comparisons</w:t>
       </w:r>
     </w:p>
     <w:p>
@@ -10671,6 +14872,7 @@
         </w:numPr>
       </w:pPr>
       <w:r>
+        <w:lastRenderedPageBreak/>
         <w:t xml:space="preserve">Coyle, K. O., et al. (2013). </w:t>
       </w:r>
       <w:r>
@@ -10763,22 +14965,40 @@
       <w:r>
         <w:t>: Found that dominant cross-shelf species (</w:t>
       </w:r>
+      <w:proofErr w:type="spellStart"/>
       <w:r>
         <w:rPr>
           <w:i/>
           <w:iCs/>
         </w:rPr>
-        <w:t>Thysanoessa inermis</w:t>
+        <w:t>Thysanoessa</w:t>
+      </w:r>
+      <w:proofErr w:type="spellEnd"/>
+      <w:r>
+        <w:rPr>
+          <w:i/>
+          <w:iCs/>
+        </w:rPr>
+        <w:t xml:space="preserve"> inermis</w:t>
       </w:r>
       <w:r>
         <w:t xml:space="preserve"> on the inner shelf vs. </w:t>
       </w:r>
+      <w:proofErr w:type="spellStart"/>
       <w:r>
         <w:rPr>
           <w:i/>
           <w:iCs/>
         </w:rPr>
-        <w:t>Euphausia pacifica</w:t>
+        <w:t>Euphausia</w:t>
+      </w:r>
+      <w:proofErr w:type="spellEnd"/>
+      <w:r>
+        <w:rPr>
+          <w:i/>
+          <w:iCs/>
+        </w:rPr>
+        <w:t xml:space="preserve"> pacifica</w:t>
       </w:r>
       <w:r>
         <w:t xml:space="preserve"> on the outer shelf/slope) exhibit synchronized multi-decadal shifts driven by large-scale PDO/NPGO phases, but </w:t>
@@ -10818,8 +15038,15 @@
         <w:pStyle w:val="Heading3"/>
       </w:pPr>
       <w:r>
-        <w:lastRenderedPageBreak/>
-        <w:t xml:space="preserve">2. Sydeman et al. (2013) &amp; Batten et al. (2018) — </w:t>
+        <w:t xml:space="preserve">2. </w:t>
+      </w:r>
+      <w:proofErr w:type="spellStart"/>
+      <w:r>
+        <w:t>Sydeman</w:t>
+      </w:r>
+      <w:proofErr w:type="spellEnd"/>
+      <w:r>
+        <w:t xml:space="preserve"> et al. (2013) &amp; Batten et al. (2018) — </w:t>
       </w:r>
       <w:r>
         <w:rPr>
@@ -10856,15 +15083,45 @@
           <w:numId w:val="20"/>
         </w:numPr>
       </w:pPr>
-      <w:r>
-        <w:t xml:space="preserve">Sydeman, W. J., et al. (2013). </w:t>
-      </w:r>
+      <w:proofErr w:type="spellStart"/>
+      <w:r>
+        <w:t>Sydeman</w:t>
+      </w:r>
+      <w:proofErr w:type="spellEnd"/>
+      <w:r>
+        <w:t xml:space="preserve">, W. J., et al. (2013). </w:t>
+      </w:r>
+      <w:proofErr w:type="spellStart"/>
       <w:r>
         <w:rPr>
           <w:i/>
           <w:iCs/>
         </w:rPr>
-        <w:t>Spatio-temporal variability in macrozooplankton (euphausiids) in the coastal Gulf of Alaska: A comparison of offshore CPR and shelf net surveys.</w:t>
+        <w:t>Spatio</w:t>
+      </w:r>
+      <w:proofErr w:type="spellEnd"/>
+      <w:r>
+        <w:rPr>
+          <w:i/>
+          <w:iCs/>
+        </w:rPr>
+        <w:t xml:space="preserve">-temporal variability in </w:t>
+      </w:r>
+      <w:proofErr w:type="spellStart"/>
+      <w:r>
+        <w:rPr>
+          <w:i/>
+          <w:iCs/>
+        </w:rPr>
+        <w:t>macrozooplankton</w:t>
+      </w:r>
+      <w:proofErr w:type="spellEnd"/>
+      <w:r>
+        <w:rPr>
+          <w:i/>
+          <w:iCs/>
+        </w:rPr>
+        <w:t xml:space="preserve"> (euphausiids) in the coastal Gulf of Alaska: A comparison of offshore CPR and shelf net surveys.</w:t>
       </w:r>
       <w:r>
         <w:t xml:space="preserve"> </w:t>
@@ -10991,12 +15248,21 @@
       <w:r>
         <w:t xml:space="preserve">) that fluctuate with basin-wide gyre circulation, while coastal net series (Seward Line / Icy Strait) are heavily dominated by </w:t>
       </w:r>
+      <w:proofErr w:type="spellStart"/>
       <w:r>
         <w:rPr>
           <w:i/>
           <w:iCs/>
         </w:rPr>
-        <w:t>Thysanoessa spinifera</w:t>
+        <w:t>Thysanoessa</w:t>
+      </w:r>
+      <w:proofErr w:type="spellEnd"/>
+      <w:r>
+        <w:rPr>
+          <w:i/>
+          <w:iCs/>
+        </w:rPr>
+        <w:t xml:space="preserve"> spinifera</w:t>
       </w:r>
       <w:r>
         <w:t xml:space="preserve"> and </w:t>
@@ -11127,12 +15393,21 @@
           <w:numId w:val="21"/>
         </w:numPr>
       </w:pPr>
+      <w:proofErr w:type="spellStart"/>
       <w:r>
         <w:rPr>
           <w:b/>
           <w:bCs/>
         </w:rPr>
-        <w:t>EcoFOCI Shelikof Spring Survey</w:t>
+        <w:t>EcoFOCI</w:t>
+      </w:r>
+      <w:proofErr w:type="spellEnd"/>
+      <w:r>
+        <w:rPr>
+          <w:b/>
+          <w:bCs/>
+        </w:rPr>
+        <w:t xml:space="preserve"> Shelikof Spring Survey</w:t>
       </w:r>
       <w:r>
         <w:t xml:space="preserve"> (Western GOA)</w:t>
@@ -11170,6 +15445,7 @@
           <w:b/>
           <w:bCs/>
         </w:rPr>
+        <w:lastRenderedPageBreak/>
         <w:t>Icy Strait SECM Summer Survey</w:t>
       </w:r>
       <w:r>
@@ -11216,6 +15492,7 @@
       <w:r>
         <w:t xml:space="preserve"> in total euphausiid density. Deep inside waters (Icy Strait) retained cooler fjord refugia that sustained localized </w:t>
       </w:r>
+      <w:proofErr w:type="spellStart"/>
       <w:r>
         <w:rPr>
           <w:i/>
@@ -11223,6 +15500,7 @@
         </w:rPr>
         <w:t>Thysanoessa</w:t>
       </w:r>
+      <w:proofErr w:type="spellEnd"/>
       <w:r>
         <w:t xml:space="preserve"> survival, whereas open-shelf Seward Line stations experienced severe drops in lipid-dense species.</w:t>
       </w:r>
@@ -11252,7 +15530,15 @@
         <w:pStyle w:val="NormalWeb"/>
       </w:pPr>
       <w:r>
-        <w:t>Several additional Capelin time series across the Gulf of Alaska exist outside of the Pavlof Bay beach seine / trawl index and Middleton Island seabird chick diet data:</w:t>
+        <w:t xml:space="preserve">Several additional Capelin time series across the Gulf of Alaska exist outside of the </w:t>
+      </w:r>
+      <w:proofErr w:type="spellStart"/>
+      <w:r>
+        <w:t>Pavlof</w:t>
+      </w:r>
+      <w:proofErr w:type="spellEnd"/>
+      <w:r>
+        <w:t xml:space="preserve"> Bay beach seine / trawl index and Middleton Island seabird chick diet data:</w:t>
       </w:r>
     </w:p>
     <w:p>
@@ -11260,7 +15546,6 @@
         <w:pStyle w:val="Heading3"/>
       </w:pPr>
       <w:r>
-        <w:lastRenderedPageBreak/>
         <w:t>1. Gulf Watch Alaska (GWA) Seabird Diet Time Series (Beyond Middleton Island)</w:t>
       </w:r>
     </w:p>
@@ -11272,35 +15557,68 @@
           <w:numId w:val="23"/>
         </w:numPr>
       </w:pPr>
+      <w:proofErr w:type="spellStart"/>
       <w:r>
         <w:rPr>
           <w:b/>
           <w:bCs/>
         </w:rPr>
-        <w:t>Chowiet Island (Semidi Islands, Western GOA)</w:t>
-      </w:r>
-      <w:r>
-        <w:t xml:space="preserve">: The US Fish and Wildlife Service (USFWS) Alaska National Wildlife Refuge program tracks Capelin proportion in the diets of </w:t>
-      </w:r>
+        <w:t>Chowiet</w:t>
+      </w:r>
+      <w:proofErr w:type="spellEnd"/>
       <w:r>
         <w:rPr>
           <w:b/>
           <w:bCs/>
         </w:rPr>
-        <w:t>Rhinoceros Auklets</w:t>
-      </w:r>
-      <w:r>
-        <w:t xml:space="preserve"> and </w:t>
-      </w:r>
+        <w:t xml:space="preserve"> Island (</w:t>
+      </w:r>
+      <w:proofErr w:type="spellStart"/>
       <w:r>
         <w:rPr>
           <w:b/>
           <w:bCs/>
         </w:rPr>
+        <w:t>Semidi</w:t>
+      </w:r>
+      <w:proofErr w:type="spellEnd"/>
+      <w:r>
+        <w:rPr>
+          <w:b/>
+          <w:bCs/>
+        </w:rPr>
+        <w:t xml:space="preserve"> Islands, Western GOA)</w:t>
+      </w:r>
+      <w:r>
+        <w:t xml:space="preserve">: The US Fish and Wildlife Service (USFWS) Alaska National Wildlife Refuge program tracks Capelin proportion in the diets of </w:t>
+      </w:r>
+      <w:r>
+        <w:rPr>
+          <w:b/>
+          <w:bCs/>
+        </w:rPr>
+        <w:t>Rhinoceros Auklets</w:t>
+      </w:r>
+      <w:r>
+        <w:t xml:space="preserve"> and </w:t>
+      </w:r>
+      <w:r>
+        <w:rPr>
+          <w:b/>
+          <w:bCs/>
+        </w:rPr>
         <w:t>Tufted Puffins</w:t>
       </w:r>
       <w:r>
-        <w:t xml:space="preserve"> at Chowiet Island.</w:t>
+        <w:t xml:space="preserve"> at </w:t>
+      </w:r>
+      <w:proofErr w:type="spellStart"/>
+      <w:r>
+        <w:t>Chowiet</w:t>
+      </w:r>
+      <w:proofErr w:type="spellEnd"/>
+      <w:r>
+        <w:t xml:space="preserve"> Island.</w:t>
       </w:r>
     </w:p>
     <w:p>
@@ -11316,7 +15634,23 @@
           <w:b/>
           <w:bCs/>
         </w:rPr>
-        <w:t>Barren Islands / East Amatuli Island (Northern GOA)</w:t>
+        <w:t xml:space="preserve">Barren Islands / East </w:t>
+      </w:r>
+      <w:proofErr w:type="spellStart"/>
+      <w:r>
+        <w:rPr>
+          <w:b/>
+          <w:bCs/>
+        </w:rPr>
+        <w:t>Amatuli</w:t>
+      </w:r>
+      <w:proofErr w:type="spellEnd"/>
+      <w:r>
+        <w:rPr>
+          <w:b/>
+          <w:bCs/>
+        </w:rPr>
+        <w:t xml:space="preserve"> Island (Northern GOA)</w:t>
       </w:r>
       <w:r>
         <w:t>: Similar long-term chick diet datasets track Capelin biomass fractions delivered to burrows.</w:t>
@@ -11421,7 +15755,15 @@
         <w:t>Methodology</w:t>
       </w:r>
       <w:r>
-        <w:t>: Standardized Poly Nor'Eastern bottom trawl gear.</w:t>
+        <w:t xml:space="preserve">: Standardized Poly </w:t>
+      </w:r>
+      <w:proofErr w:type="spellStart"/>
+      <w:r>
+        <w:t>Nor'Eastern</w:t>
+      </w:r>
+      <w:proofErr w:type="spellEnd"/>
+      <w:r>
+        <w:t xml:space="preserve"> bottom trawl gear.</w:t>
       </w:r>
     </w:p>
     <w:p>
@@ -11440,7 +15782,23 @@
         <w:t>Utility</w:t>
       </w:r>
       <w:r>
-        <w:t>: Provides a long-term (1990–present) spatial CPUE/biomass index for Capelin across the Shumagin, Chirikof, Kodiak, Yakutat, and Southeastern sub-districts. While Capelin are pelagic and bottom trawls under-sample them in midwater, the survey reliably tracks broad multi-decadal population expansions vs. collapses across the GOA shelf.</w:t>
+        <w:t xml:space="preserve">: Provides a long-term (1990–present) spatial CPUE/biomass index for Capelin across the </w:t>
+      </w:r>
+      <w:proofErr w:type="spellStart"/>
+      <w:r>
+        <w:t>Shumagin</w:t>
+      </w:r>
+      <w:proofErr w:type="spellEnd"/>
+      <w:r>
+        <w:t xml:space="preserve">, </w:t>
+      </w:r>
+      <w:proofErr w:type="spellStart"/>
+      <w:r>
+        <w:t>Chirikof</w:t>
+      </w:r>
+      <w:proofErr w:type="spellEnd"/>
+      <w:r>
+        <w:t>, Kodiak, Yakutat, and Southeastern sub-districts. While Capelin are pelagic and bottom trawls under-sample them in midwater, the survey reliably tracks broad multi-decadal population expansions vs. collapses across the GOA shelf.</w:t>
       </w:r>
     </w:p>
     <w:p>
@@ -11467,7 +15825,15 @@
         <w:t>Region</w:t>
       </w:r>
       <w:r>
-        <w:t>: Shelf and slope waters of the Central and Western GOA (focused heavily around Shelikof Strait, Kodiak Island, and Shumagin Islands).</w:t>
+        <w:t xml:space="preserve">: Shelf and slope waters of the Central and Western GOA (focused heavily around Shelikof Strait, Kodiak Island, and </w:t>
+      </w:r>
+      <w:proofErr w:type="spellStart"/>
+      <w:r>
+        <w:t>Shumagin</w:t>
+      </w:r>
+      <w:proofErr w:type="spellEnd"/>
+      <w:r>
+        <w:t xml:space="preserve"> Islands).</w:t>
       </w:r>
     </w:p>
     <w:p>
@@ -11521,6 +15887,7 @@
           <w:b/>
           <w:bCs/>
         </w:rPr>
+        <w:lastRenderedPageBreak/>
         <w:t>Utility</w:t>
       </w:r>
       <w:r>
@@ -11664,7 +16031,15 @@
         <w:t>Program</w:t>
       </w:r>
       <w:r>
-        <w:t>: Alaska Department of Fish and Game (ADF&amp;G) and NOAA EcoFOCI.</w:t>
+        <w:t xml:space="preserve">: Alaska Department of Fish and Game (ADF&amp;G) and NOAA </w:t>
+      </w:r>
+      <w:proofErr w:type="spellStart"/>
+      <w:r>
+        <w:t>EcoFOCI</w:t>
+      </w:r>
+      <w:proofErr w:type="spellEnd"/>
+      <w:r>
+        <w:t>.</w:t>
       </w:r>
     </w:p>
     <w:p>
@@ -11680,7 +16055,6 @@
           <w:b/>
           <w:bCs/>
         </w:rPr>
-        <w:lastRenderedPageBreak/>
         <w:t>Methodology</w:t>
       </w:r>
       <w:r>
@@ -11756,7 +16130,7 @@
       <w:r>
         <w:t xml:space="preserve">, 44-51. </w:t>
       </w:r>
-      <w:hyperlink r:id="rId8" w:history="1">
+      <w:hyperlink r:id="rId26" w:history="1">
         <w:r>
           <w:rPr>
             <w:rStyle w:val="Hyperlink"/>
@@ -11823,7 +16197,7 @@
       <w:r>
         <w:t xml:space="preserve">(1), 496. </w:t>
       </w:r>
-      <w:hyperlink r:id="rId9" w:history="1">
+      <w:hyperlink r:id="rId27" w:history="1">
         <w:r>
           <w:rPr>
             <w:rStyle w:val="Hyperlink"/>
@@ -11881,7 +16255,7 @@
       <w:r>
         <w:t xml:space="preserve">(8), 671-686. </w:t>
       </w:r>
-      <w:hyperlink r:id="rId10" w:history="1">
+      <w:hyperlink r:id="rId28" w:history="1">
         <w:r>
           <w:rPr>
             <w:rStyle w:val="Hyperlink"/>
@@ -11900,7 +16274,11 @@
         <w:ind w:left="720" w:hanging="720"/>
       </w:pPr>
       <w:r>
-        <w:t xml:space="preserve">Chasco, B. E., Kaplan, I. C., Thomas, A. C., Acevedo-Gutiérrez, A., Noren, D. P., Ford, M. J., Hanson, M. B., Scordino, J. J., Jeffries, S. J., Marshall, K. N., Shelton, A. O., Matkin, C., Burke, B. J., &amp; Ward, E. J. (2017). Competing tradeoffs between increasing marine mammal predation and fisheries harvest of Chinook salmon. </w:t>
+        <w:t xml:space="preserve">Chasco, B. E., Kaplan, I. C., Thomas, A. C., Acevedo-Gutiérrez, A., Noren, D. P., Ford, M. J., Hanson, M. B., Scordino, J. J., Jeffries, S. J., Marshall, K. N., Shelton, A. O., Matkin, C., Burke, B. J., &amp; Ward, E. J. (2017). Competing tradeoffs between increasing marine mammal predation and fisheries </w:t>
+      </w:r>
+      <w:r>
+        <w:lastRenderedPageBreak/>
+        <w:t xml:space="preserve">harvest of Chinook salmon. </w:t>
       </w:r>
       <w:r>
         <w:rPr>
@@ -11920,7 +16298,7 @@
       <w:r>
         <w:t xml:space="preserve">(1), 15439. </w:t>
       </w:r>
-      <w:hyperlink r:id="rId11" w:history="1">
+      <w:hyperlink r:id="rId29" w:history="1">
         <w:r>
           <w:rPr>
             <w:rStyle w:val="Hyperlink"/>
@@ -11959,7 +16337,7 @@
       <w:r>
         <w:t xml:space="preserve">(6). </w:t>
       </w:r>
-      <w:hyperlink r:id="rId12" w:history="1">
+      <w:hyperlink r:id="rId30" w:history="1">
         <w:r>
           <w:rPr>
             <w:rStyle w:val="Hyperlink"/>
@@ -12026,7 +16404,7 @@
       <w:r>
         <w:t xml:space="preserve">(1). </w:t>
       </w:r>
-      <w:hyperlink r:id="rId13" w:history="1">
+      <w:hyperlink r:id="rId31" w:history="1">
         <w:r>
           <w:rPr>
             <w:rStyle w:val="Hyperlink"/>
@@ -12065,7 +16443,7 @@
       <w:r>
         <w:t xml:space="preserve">(10), e2024GL113431. </w:t>
       </w:r>
-      <w:hyperlink r:id="rId14" w:history="1">
+      <w:hyperlink r:id="rId32" w:history="1">
         <w:r>
           <w:rPr>
             <w:rStyle w:val="Hyperlink"/>
@@ -12084,7 +16462,6 @@
         <w:ind w:left="720" w:hanging="720"/>
       </w:pPr>
       <w:r>
-        <w:lastRenderedPageBreak/>
         <w:t xml:space="preserve">Fennie, H. W., Seary, R., Muhling, B. A., Bograd, S. J., Brodie, S., Cimino, M. A., Hazen, E. L., Jacox, M. G., McHuron, E. A., Melin, S., Santora, J. A., Suca, J. J., Thayer, J. A., Thompson, A. R., Warzybok, P., &amp; Tommasi, D. (2023). An anchovy ecosystem indicator of marine predator foraging and reproduction. </w:t>
       </w:r>
       <w:r>
@@ -12105,7 +16482,7 @@
       <w:r>
         <w:t xml:space="preserve">(1992), 20222326. </w:t>
       </w:r>
-      <w:hyperlink r:id="rId15" w:history="1">
+      <w:hyperlink r:id="rId33" w:history="1">
         <w:r>
           <w:rPr>
             <w:rStyle w:val="Hyperlink"/>
@@ -12163,7 +16540,7 @@
       <w:r>
         <w:t xml:space="preserve">(1), 252-272. </w:t>
       </w:r>
-      <w:hyperlink r:id="rId16" w:history="1">
+      <w:hyperlink r:id="rId34" w:history="1">
         <w:r>
           <w:rPr>
             <w:rStyle w:val="Hyperlink"/>
@@ -12202,7 +16579,7 @@
       <w:r>
         <w:t xml:space="preserve">(2), 552-565. </w:t>
       </w:r>
-      <w:hyperlink r:id="rId17" w:history="1">
+      <w:hyperlink r:id="rId35" w:history="1">
         <w:r>
           <w:rPr>
             <w:rStyle w:val="Hyperlink"/>
@@ -12241,7 +16618,7 @@
       <w:r>
         <w:t xml:space="preserve">, 271-284. </w:t>
       </w:r>
-      <w:hyperlink r:id="rId18" w:history="1">
+      <w:hyperlink r:id="rId36" w:history="1">
         <w:r>
           <w:rPr>
             <w:rStyle w:val="Hyperlink"/>
@@ -12280,7 +16657,7 @@
       <w:r>
         <w:t xml:space="preserve">, Article e16487. </w:t>
       </w:r>
-      <w:hyperlink r:id="rId19" w:history="1">
+      <w:hyperlink r:id="rId37" w:history="1">
         <w:r>
           <w:rPr>
             <w:rStyle w:val="Hyperlink"/>
@@ -12319,7 +16696,7 @@
       <w:r>
         <w:t xml:space="preserve">, 307–321. </w:t>
       </w:r>
-      <w:hyperlink r:id="rId20" w:history="1">
+      <w:hyperlink r:id="rId38" w:history="1">
         <w:r>
           <w:rPr>
             <w:rStyle w:val="Hyperlink"/>
@@ -12338,6 +16715,7 @@
         <w:ind w:left="720" w:hanging="720"/>
       </w:pPr>
       <w:r>
+        <w:lastRenderedPageBreak/>
         <w:t xml:space="preserve">Koehn, L. E., Essington, T. E., Marshall, K. N., Sydeman, W. J., Szoboszlai, A. I., &amp; Thayer, J. A. (2017). Trade-offs between forage fish fisheries and their predators in the California Current. </w:t>
       </w:r>
       <w:r>
@@ -12358,7 +16736,7 @@
       <w:r>
         <w:t xml:space="preserve">(9), 2448-2458. </w:t>
       </w:r>
-      <w:hyperlink r:id="rId21" w:history="1">
+      <w:hyperlink r:id="rId39" w:history="1">
         <w:r>
           <w:rPr>
             <w:rStyle w:val="Hyperlink"/>
@@ -12443,7 +16821,7 @@
       <w:r>
         <w:t xml:space="preserve">(4), 551-568. </w:t>
       </w:r>
-      <w:hyperlink r:id="rId22" w:history="1">
+      <w:hyperlink r:id="rId40" w:history="1">
         <w:r>
           <w:rPr>
             <w:rStyle w:val="Hyperlink"/>
@@ -12482,7 +16860,7 @@
       <w:r>
         <w:t xml:space="preserve">(14), 7665-7671. </w:t>
       </w:r>
-      <w:hyperlink r:id="rId23" w:history="1">
+      <w:hyperlink r:id="rId41" w:history="1">
         <w:r>
           <w:rPr>
             <w:rStyle w:val="Hyperlink"/>
@@ -12521,7 +16899,7 @@
       <w:r>
         <w:t xml:space="preserve">, 1-21. </w:t>
       </w:r>
-      <w:hyperlink r:id="rId24" w:history="1">
+      <w:hyperlink r:id="rId42" w:history="1">
         <w:r>
           <w:rPr>
             <w:rStyle w:val="Hyperlink"/>
@@ -12540,7 +16918,6 @@
         <w:ind w:left="720" w:hanging="720"/>
       </w:pPr>
       <w:r>
-        <w:lastRenderedPageBreak/>
         <w:t xml:space="preserve">Marston, B. H., Willson, M. F., &amp; Gende, S. M. (2002). Predator aggregations during eulachon &lt;i&gt;Thaleichthys pacificus&lt;/i&gt; spawning runs. </w:t>
       </w:r>
       <w:r>
@@ -12561,7 +16938,7 @@
       <w:r>
         <w:t xml:space="preserve">, 229-236. </w:t>
       </w:r>
-      <w:hyperlink r:id="rId25" w:history="1">
+      <w:hyperlink r:id="rId43" w:history="1">
         <w:r>
           <w:rPr>
             <w:rStyle w:val="Hyperlink"/>
@@ -12600,7 +16977,7 @@
       <w:r>
         <w:t xml:space="preserve">, 139-156. </w:t>
       </w:r>
-      <w:hyperlink r:id="rId26" w:history="1">
+      <w:hyperlink r:id="rId44" w:history="1">
         <w:r>
           <w:rPr>
             <w:rStyle w:val="Hyperlink"/>
@@ -12621,7 +16998,7 @@
       <w:r>
         <w:t xml:space="preserve">Morgan, C. A., Auth, T. D., Beckman, B. R., Burke, B. J., Crozier, L. G., Daly, E. A., Forney, R. M., Jacobson, K. C., Miller, J. A., Van Doornik, D. M., Wallace, A. A., &amp; Zamon, J. E. (2025). Ocean Survival of Salmonids RME, 1/1/2024- 12/31/2024, Annual Report, 1998-014-00. </w:t>
       </w:r>
-      <w:hyperlink r:id="rId27" w:history="1">
+      <w:hyperlink r:id="rId45" w:history="1">
         <w:r>
           <w:rPr>
             <w:rStyle w:val="Hyperlink"/>
@@ -12688,7 +17065,7 @@
       <w:r>
         <w:t xml:space="preserve">(6), 2241-2257. </w:t>
       </w:r>
-      <w:hyperlink r:id="rId28" w:history="1">
+      <w:hyperlink r:id="rId46" w:history="1">
         <w:r>
           <w:rPr>
             <w:rStyle w:val="Hyperlink"/>
@@ -12755,7 +17132,7 @@
       <w:r>
         <w:t xml:space="preserve">(4), 80-89. </w:t>
       </w:r>
-      <w:hyperlink r:id="rId29" w:history="1">
+      <w:hyperlink r:id="rId47" w:history="1">
         <w:r>
           <w:rPr>
             <w:rStyle w:val="Hyperlink"/>
@@ -12794,7 +17171,7 @@
       <w:r>
         <w:t xml:space="preserve">(2), 373-391. </w:t>
       </w:r>
-      <w:hyperlink r:id="rId30" w:history="1">
+      <w:hyperlink r:id="rId48" w:history="1">
         <w:r>
           <w:rPr>
             <w:rStyle w:val="Hyperlink"/>
@@ -12833,7 +17210,7 @@
       <w:r>
         <w:t xml:space="preserve">(9), 1375-1390. </w:t>
       </w:r>
-      <w:hyperlink r:id="rId31" w:history="1">
+      <w:hyperlink r:id="rId49" w:history="1">
         <w:r>
           <w:rPr>
             <w:rStyle w:val="Hyperlink"/>
@@ -12852,6 +17229,7 @@
         <w:ind w:left="720" w:hanging="720"/>
       </w:pPr>
       <w:r>
+        <w:lastRenderedPageBreak/>
         <w:t xml:space="preserve">Phillips, E. M., Horne, J. K., &amp; Zamon, J. E. (2021). Characterizing juvenile salmon predation risk during early marine residence. </w:t>
       </w:r>
       <w:r>
@@ -12872,7 +17250,7 @@
       <w:r>
         <w:t xml:space="preserve">(2), e0247241. </w:t>
       </w:r>
-      <w:hyperlink r:id="rId32" w:history="1">
+      <w:hyperlink r:id="rId50" w:history="1">
         <w:r>
           <w:rPr>
             <w:rStyle w:val="Hyperlink"/>
@@ -12911,7 +17289,7 @@
       <w:r>
         <w:t xml:space="preserve">(8), 4805-4819. </w:t>
       </w:r>
-      <w:hyperlink r:id="rId33" w:history="1">
+      <w:hyperlink r:id="rId51" w:history="1">
         <w:r>
           <w:rPr>
             <w:rStyle w:val="Hyperlink"/>
@@ -12997,7 +17375,7 @@
       <w:r>
         <w:t xml:space="preserve">(10), 169, Article 169. </w:t>
       </w:r>
-      <w:hyperlink r:id="rId34" w:history="1">
+      <w:hyperlink r:id="rId52" w:history="1">
         <w:r>
           <w:rPr>
             <w:rStyle w:val="Hyperlink"/>
@@ -13036,7 +17414,7 @@
       <w:r>
         <w:t xml:space="preserve">, 1-11. </w:t>
       </w:r>
-      <w:hyperlink r:id="rId35" w:history="1">
+      <w:hyperlink r:id="rId53" w:history="1">
         <w:r>
           <w:rPr>
             <w:rStyle w:val="Hyperlink"/>
@@ -13055,7 +17433,6 @@
         <w:ind w:left="720" w:hanging="720"/>
       </w:pPr>
       <w:r>
-        <w:lastRenderedPageBreak/>
         <w:t>Rub, A. M. W., Som, N. A., Henderson, M. J., Sandford, B. P., Van Doornik, D. M., Teel, D. J., Tennis, M. J., Langness, O. P., van der Leeuw, B. K., &amp; Huff, D. D. (2019). Changes in adult Chinook salmon (</w:t>
       </w:r>
       <w:r>
@@ -13085,7 +17462,7 @@
       <w:r>
         <w:t xml:space="preserve">(10), 1862-1873. </w:t>
       </w:r>
-      <w:hyperlink r:id="rId36" w:history="1">
+      <w:hyperlink r:id="rId54" w:history="1">
         <w:r>
           <w:rPr>
             <w:rStyle w:val="Hyperlink"/>
@@ -13124,7 +17501,7 @@
       <w:r>
         <w:t xml:space="preserve">, 19-41. </w:t>
       </w:r>
-      <w:hyperlink r:id="rId37" w:history="1">
+      <w:hyperlink r:id="rId55" w:history="1">
         <w:r>
           <w:rPr>
             <w:rStyle w:val="Hyperlink"/>
@@ -13154,7 +17531,7 @@
       <w:r>
         <w:t xml:space="preserve">. </w:t>
       </w:r>
-      <w:hyperlink r:id="rId38" w:history="1">
+      <w:hyperlink r:id="rId56" w:history="1">
         <w:r>
           <w:rPr>
             <w:rStyle w:val="Hyperlink"/>
@@ -13193,7 +17570,7 @@
       <w:r>
         <w:t xml:space="preserve">(5), Article 160820. </w:t>
       </w:r>
-      <w:hyperlink r:id="rId39" w:history="1">
+      <w:hyperlink r:id="rId57" w:history="1">
         <w:r>
           <w:rPr>
             <w:rStyle w:val="Hyperlink"/>
@@ -13232,7 +17609,7 @@
       <w:r>
         <w:t xml:space="preserve">(1), 95-108. </w:t>
       </w:r>
-      <w:hyperlink r:id="rId40" w:history="1">
+      <w:hyperlink r:id="rId58" w:history="1">
         <w:r>
           <w:rPr>
             <w:rStyle w:val="Hyperlink"/>
@@ -13271,7 +17648,7 @@
       <w:r>
         <w:t xml:space="preserve">(1), 133-144. </w:t>
       </w:r>
-      <w:hyperlink r:id="rId41" w:history="1">
+      <w:hyperlink r:id="rId59" w:history="1">
         <w:r>
           <w:rPr>
             <w:rStyle w:val="Hyperlink"/>
@@ -13310,7 +17687,7 @@
       <w:r>
         <w:t xml:space="preserve">, 243-261. </w:t>
       </w:r>
-      <w:hyperlink r:id="rId42" w:history="1">
+      <w:hyperlink r:id="rId60" w:history="1">
         <w:r>
           <w:rPr>
             <w:rStyle w:val="Hyperlink"/>
@@ -13329,7 +17706,11 @@
         <w:ind w:left="720" w:hanging="720"/>
       </w:pPr>
       <w:r>
-        <w:t xml:space="preserve">Smith, J. M., Burke, B. J., Jackson, D., Wells, B., Beckman, B., Duguid, W., Quinn, T. P., &amp; Huff, D. D. (2024). Marine biophysical conditions influence the vertical and horizontal distribution of sub-adult Chinook salmon in nearshore marine waters. </w:t>
+        <w:t>Smith, J. M., Burke, B. J., Jackson, D., Wells, B., Beckman, B., Duguid, W., Quinn, T. P., &amp; Huff, D. D. (2024). Marine biophysical conditions influence the vertical and horizontal distribution of sub-</w:t>
+      </w:r>
+      <w:r>
+        <w:lastRenderedPageBreak/>
+        <w:t xml:space="preserve">adult Chinook salmon in nearshore marine waters. </w:t>
       </w:r>
       <w:r>
         <w:rPr>
@@ -13349,7 +17730,7 @@
       <w:r>
         <w:t xml:space="preserve">, 133-146. </w:t>
       </w:r>
-      <w:hyperlink r:id="rId43" w:history="1">
+      <w:hyperlink r:id="rId61" w:history="1">
         <w:r>
           <w:rPr>
             <w:rStyle w:val="Hyperlink"/>
@@ -13388,7 +17769,7 @@
       <w:r>
         <w:t xml:space="preserve">(1), 8-23, 16. </w:t>
       </w:r>
-      <w:hyperlink r:id="rId44" w:history="1">
+      <w:hyperlink r:id="rId62" w:history="1">
         <w:r>
           <w:rPr>
             <w:rStyle w:val="Hyperlink"/>
@@ -13427,7 +17808,7 @@
       <w:r>
         <w:t xml:space="preserve">, 190-198. </w:t>
       </w:r>
-      <w:hyperlink r:id="rId45" w:history="1">
+      <w:hyperlink r:id="rId63" w:history="1">
         <w:r>
           <w:rPr>
             <w:rStyle w:val="Hyperlink"/>
@@ -13494,7 +17875,7 @@
       <w:r>
         <w:t xml:space="preserve">(4), E279-E301. </w:t>
       </w:r>
-      <w:hyperlink r:id="rId46" w:history="1">
+      <w:hyperlink r:id="rId64" w:history="1">
         <w:r>
           <w:rPr>
             <w:rStyle w:val="Hyperlink"/>
@@ -13533,7 +17914,7 @@
       <w:r>
         <w:t xml:space="preserve">(1), 274-300. </w:t>
       </w:r>
-      <w:hyperlink r:id="rId47" w:history="1">
+      <w:hyperlink r:id="rId65" w:history="1">
         <w:r>
           <w:rPr>
             <w:rStyle w:val="Hyperlink"/>
@@ -13552,7 +17933,6 @@
         <w:ind w:left="720" w:hanging="720"/>
       </w:pPr>
       <w:r>
-        <w:lastRenderedPageBreak/>
         <w:t xml:space="preserve">The Salish Sea Pacific Herring Assessment and Management Strategy Team. . . The SeaDoc Society, O. I., WA. 74 pp. (2018). Assessment and Management of Pacific Herring in the Salish Sea: Conserving and Recovering a Culturally Significant and Ecologically Critical Component of the Food Web. </w:t>
       </w:r>
     </w:p>
@@ -13583,7 +17963,7 @@
       <w:r>
         <w:t xml:space="preserve">, 215-228. </w:t>
       </w:r>
-      <w:hyperlink r:id="rId48" w:history="1">
+      <w:hyperlink r:id="rId66" w:history="1">
         <w:r>
           <w:rPr>
             <w:rStyle w:val="Hyperlink"/>
@@ -13650,7 +18030,7 @@
       <w:r>
         <w:t xml:space="preserve">(5), 361-376. </w:t>
       </w:r>
-      <w:hyperlink r:id="rId49" w:history="1">
+      <w:hyperlink r:id="rId67" w:history="1">
         <w:r>
           <w:rPr>
             <w:rStyle w:val="Hyperlink"/>
@@ -13689,7 +18069,7 @@
       <w:r>
         <w:t xml:space="preserve">, 237-252. </w:t>
       </w:r>
-      <w:hyperlink r:id="rId50" w:history="1">
+      <w:hyperlink r:id="rId68" w:history="1">
         <w:r>
           <w:rPr>
             <w:rStyle w:val="Hyperlink"/>
@@ -13728,7 +18108,7 @@
       <w:r>
         <w:t xml:space="preserve">(2), 461-471. </w:t>
       </w:r>
-      <w:hyperlink r:id="rId51" w:history="1">
+      <w:hyperlink r:id="rId69" w:history="1">
         <w:r>
           <w:rPr>
             <w:rStyle w:val="Hyperlink"/>
@@ -13767,7 +18147,7 @@
       <w:r>
         <w:t xml:space="preserve">, 1101-1119. </w:t>
       </w:r>
-      <w:hyperlink r:id="rId52" w:history="1">
+      <w:hyperlink r:id="rId70" w:history="1">
         <w:r>
           <w:rPr>
             <w:rStyle w:val="Hyperlink"/>
@@ -13786,6 +18166,7 @@
         <w:ind w:left="720" w:hanging="720"/>
       </w:pPr>
       <w:r>
+        <w:lastRenderedPageBreak/>
         <w:t xml:space="preserve">Tucker, S., Trudel, M., Welch, D. W., Candy, J. R., Morris, J. F. T., Thiess, M. E., Wallace, C., &amp; Beacham, T. D. (2012). Annual coastal migration of juvenile Chinook salmon: static stock-specific patterns in a highly dynamic ocean. </w:t>
       </w:r>
       <w:r>
@@ -13806,7 +18187,7 @@
       <w:r>
         <w:t xml:space="preserve">, 245-U284. </w:t>
       </w:r>
-      <w:hyperlink r:id="rId53" w:history="1">
+      <w:hyperlink r:id="rId71" w:history="1">
         <w:r>
           <w:rPr>
             <w:rStyle w:val="Hyperlink"/>
@@ -13854,7 +18235,7 @@
       <w:r>
         <w:t xml:space="preserve">, 97-106. </w:t>
       </w:r>
-      <w:hyperlink r:id="rId54" w:history="1">
+      <w:hyperlink r:id="rId72" w:history="1">
         <w:r>
           <w:rPr>
             <w:rStyle w:val="Hyperlink"/>
@@ -13893,7 +18274,7 @@
       <w:r>
         <w:t xml:space="preserve">, 322-328. </w:t>
       </w:r>
-      <w:hyperlink r:id="rId55" w:history="1">
+      <w:hyperlink r:id="rId73" w:history="1">
         <w:r>
           <w:rPr>
             <w:rStyle w:val="Hyperlink"/>
@@ -13932,7 +18313,7 @@
       <w:r>
         <w:t xml:space="preserve">(1), 147-170. </w:t>
       </w:r>
-      <w:hyperlink r:id="rId56" w:history="1">
+      <w:hyperlink r:id="rId74" w:history="1">
         <w:r>
           <w:rPr>
             <w:rStyle w:val="Hyperlink"/>
@@ -13971,7 +18352,7 @@
       <w:r>
         <w:t xml:space="preserve">. </w:t>
       </w:r>
-      <w:hyperlink r:id="rId57" w:history="1">
+      <w:hyperlink r:id="rId75" w:history="1">
         <w:r>
           <w:rPr>
             <w:rStyle w:val="Hyperlink"/>
@@ -13990,7 +18371,6 @@
         <w:ind w:left="720" w:hanging="720"/>
       </w:pPr>
       <w:r>
-        <w:lastRenderedPageBreak/>
         <w:t xml:space="preserve">Wells, B. K., Santora, J. A., Bizzarro, J. J., Billings, A., Brodeur, R. D., Daly, E. A., Field, J. C., Richerson, K. E., &amp; Thorson, J. T. (2024). Trophoscapes of predatory fish reveal biogeographic structuring of spatial dietary overlap and inform fisheries bycatch patterns. </w:t>
       </w:r>
       <w:r>
@@ -14011,7 +18391,7 @@
       <w:r>
         <w:t xml:space="preserve">, 47-70. </w:t>
       </w:r>
-      <w:hyperlink r:id="rId58" w:history="1">
+      <w:hyperlink r:id="rId76" w:history="1">
         <w:r>
           <w:rPr>
             <w:rStyle w:val="Hyperlink"/>
@@ -14078,7 +18458,7 @@
       <w:r>
         <w:t xml:space="preserve">(3), 439-451. </w:t>
       </w:r>
-      <w:hyperlink r:id="rId59" w:history="1">
+      <w:hyperlink r:id="rId77" w:history="1">
         <w:r>
           <w:rPr>
             <w:rStyle w:val="Hyperlink"/>
@@ -14117,7 +18497,7 @@
       <w:r>
         <w:t xml:space="preserve">(1), 60-72. </w:t>
       </w:r>
-      <w:hyperlink r:id="rId60" w:history="1">
+      <w:hyperlink r:id="rId78" w:history="1">
         <w:r>
           <w:rPr>
             <w:rStyle w:val="Hyperlink"/>
@@ -14156,7 +18536,7 @@
       <w:r>
         <w:t xml:space="preserve">, 253-265. </w:t>
       </w:r>
-      <w:hyperlink r:id="rId61" w:history="1">
+      <w:hyperlink r:id="rId79" w:history="1">
         <w:r>
           <w:rPr>
             <w:rStyle w:val="Hyperlink"/>
@@ -14195,7 +18575,7 @@
       <w:r>
         <w:t xml:space="preserve">, 85-95. </w:t>
       </w:r>
-      <w:hyperlink r:id="rId62" w:history="1">
+      <w:hyperlink r:id="rId80" w:history="1">
         <w:r>
           <w:rPr>
             <w:rStyle w:val="Hyperlink"/>
@@ -14233,7 +18613,7 @@
       <w:r>
         <w:t xml:space="preserve">(6), e10318. </w:t>
       </w:r>
-      <w:hyperlink r:id="rId63" w:history="1">
+      <w:hyperlink r:id="rId81" w:history="1">
         <w:r>
           <w:rPr>
             <w:rStyle w:val="Hyperlink"/>
@@ -14261,7 +18641,7 @@
 </file>
 
 <file path=word/numbering.xml><?xml version="1.0" encoding="utf-8"?>
-<w:numbering xmlns:wpc="http://schemas.microsoft.com/office/word/2010/wordprocessingCanvas" xmlns:cx="http://schemas.microsoft.com/office/drawing/2014/chartex" xmlns:cx1="http://schemas.microsoft.com/office/drawing/2015/9/8/chartex" xmlns:cx2="http://schemas.microsoft.com/office/drawing/2015/10/21/chartex" xmlns:cx3="http://schemas.microsoft.com/office/drawing/2016/5/9/chartex" xmlns:cx4="http://schemas.microsoft.com/office/drawing/2016/5/10/chartex" xmlns:cx5="http://schemas.microsoft.com/office/drawing/2016/5/11/chartex" xmlns:cx6="http://schemas.microsoft.com/office/drawing/2016/5/12/chartex" xmlns:cx7="http://schemas.microsoft.com/office/drawing/2016/5/13/chartex" xmlns:cx8="http://schemas.microsoft.com/office/drawing/2016/5/14/chartex" xmlns:mc="http://schemas.openxmlformats.org/markup-compatibility/2006" xmlns:aink="http://schemas.microsoft.com/office/drawing/2016/ink" xmlns:am3d="http://schemas.microsoft.com/office/drawing/2017/model3d" xmlns:o="urn:schemas-microsoft-com:office:office" xmlns:r="http://schemas.openxmlformats.org/officeDocument/2006/relationships" xmlns:m="http://schemas.openxmlformats.org/officeDocument/2006/math" xmlns:v="urn:schemas-microsoft-com:vml" xmlns:wp14="http://schemas.microsoft.com/office/word/2010/wordprocessingDrawing" xmlns:wp="http://schemas.openxmlformats.org/drawingml/2006/wordprocessingDrawing" xmlns:w10="urn:schemas-microsoft-com:office:word" xmlns:w="http://schemas.openxmlformats.org/wordprocessingml/2006/main" xmlns:w14="http://schemas.microsoft.com/office/word/2010/wordml" xmlns:w15="http://schemas.microsoft.com/office/word/2012/wordml" xmlns:w16cex="http://schemas.microsoft.com/office/word/2018/wordml/cex" xmlns:w16cid="http://schemas.microsoft.com/office/word/2016/wordml/cid" xmlns:w16="http://schemas.microsoft.com/office/word/2018/wordml" xmlns:w16sdtdh="http://schemas.microsoft.com/office/word/2020/wordml/sdtdatahash" xmlns:w16se="http://schemas.microsoft.com/office/word/2015/wordml/symex" xmlns:wpg="http://schemas.microsoft.com/office/word/2010/wordprocessingGroup" xmlns:wpi="http://schemas.microsoft.com/office/word/2010/wordprocessingInk" xmlns:wne="http://schemas.microsoft.com/office/word/2006/wordml" xmlns:wps="http://schemas.microsoft.com/office/word/2010/wordprocessingShape" mc:Ignorable="w14 w15 w16se w16cid w16 w16cex w16sdtdh wp14">
+<w:numbering xmlns:wpc="http://schemas.microsoft.com/office/word/2010/wordprocessingCanvas" xmlns:cx="http://schemas.microsoft.com/office/drawing/2014/chartex" xmlns:cx1="http://schemas.microsoft.com/office/drawing/2015/9/8/chartex" xmlns:cx2="http://schemas.microsoft.com/office/drawing/2015/10/21/chartex" xmlns:cx3="http://schemas.microsoft.com/office/drawing/2016/5/9/chartex" xmlns:cx4="http://schemas.microsoft.com/office/drawing/2016/5/10/chartex" xmlns:cx5="http://schemas.microsoft.com/office/drawing/2016/5/11/chartex" xmlns:cx6="http://schemas.microsoft.com/office/drawing/2016/5/12/chartex" xmlns:cx7="http://schemas.microsoft.com/office/drawing/2016/5/13/chartex" xmlns:cx8="http://schemas.microsoft.com/office/drawing/2016/5/14/chartex" xmlns:mc="http://schemas.openxmlformats.org/markup-compatibility/2006" xmlns:aink="http://schemas.microsoft.com/office/drawing/2016/ink" xmlns:am3d="http://schemas.microsoft.com/office/drawing/2017/model3d" xmlns:o="urn:schemas-microsoft-com:office:office" xmlns:oel="http://schemas.microsoft.com/office/2019/extlst" xmlns:r="http://schemas.openxmlformats.org/officeDocument/2006/relationships" xmlns:m="http://schemas.openxmlformats.org/officeDocument/2006/math" xmlns:v="urn:schemas-microsoft-com:vml" xmlns:wp14="http://schemas.microsoft.com/office/word/2010/wordprocessingDrawing" xmlns:wp="http://schemas.openxmlformats.org/drawingml/2006/wordprocessingDrawing" xmlns:w10="urn:schemas-microsoft-com:office:word" xmlns:w="http://schemas.openxmlformats.org/wordprocessingml/2006/main" xmlns:w14="http://schemas.microsoft.com/office/word/2010/wordml" xmlns:w15="http://schemas.microsoft.com/office/word/2012/wordml" xmlns:w16cex="http://schemas.microsoft.com/office/word/2018/wordml/cex" xmlns:w16cid="http://schemas.microsoft.com/office/word/2016/wordml/cid" xmlns:w16="http://schemas.microsoft.com/office/word/2018/wordml" xmlns:w16du="http://schemas.microsoft.com/office/word/2023/wordml/word16du" xmlns:w16sdtdh="http://schemas.microsoft.com/office/word/2020/wordml/sdtdatahash" xmlns:w16sdtfl="http://schemas.microsoft.com/office/word/2024/wordml/sdtformatlock" xmlns:w16se="http://schemas.microsoft.com/office/word/2015/wordml/symex" xmlns:wpg="http://schemas.microsoft.com/office/word/2010/wordprocessingGroup" xmlns:wpi="http://schemas.microsoft.com/office/word/2010/wordprocessingInk" xmlns:wne="http://schemas.microsoft.com/office/word/2006/wordml" xmlns:wps="http://schemas.microsoft.com/office/word/2010/wordprocessingShape" mc:Ignorable="w14 w15 w16se w16cid w16 w16cex w16sdtdh w16sdtfl w16du wp14">
   <w:abstractNum w:abstractNumId="0" w15:restartNumberingAfterBreak="0">
     <w:nsid w:val="013C1148"/>
     <w:multiLevelType w:val="multilevel"/>
@@ -17826,6 +22206,155 @@
     </w:lvl>
   </w:abstractNum>
   <w:abstractNum w:abstractNumId="24" w15:restartNumberingAfterBreak="0">
+    <w:nsid w:val="76DC330D"/>
+    <w:multiLevelType w:val="multilevel"/>
+    <w:tmpl w:val="5F6052DC"/>
+    <w:lvl w:ilvl="0">
+      <w:start w:val="1"/>
+      <w:numFmt w:val="bullet"/>
+      <w:lvlText w:val=""/>
+      <w:lvlJc w:val="left"/>
+      <w:pPr>
+        <w:tabs>
+          <w:tab w:val="num" w:pos="720"/>
+        </w:tabs>
+        <w:ind w:left="720" w:hanging="360"/>
+      </w:pPr>
+      <w:rPr>
+        <w:rFonts w:ascii="Symbol" w:hAnsi="Symbol" w:hint="default"/>
+        <w:sz w:val="20"/>
+      </w:rPr>
+    </w:lvl>
+    <w:lvl w:ilvl="1" w:tentative="1">
+      <w:start w:val="1"/>
+      <w:numFmt w:val="bullet"/>
+      <w:lvlText w:val="o"/>
+      <w:lvlJc w:val="left"/>
+      <w:pPr>
+        <w:tabs>
+          <w:tab w:val="num" w:pos="1440"/>
+        </w:tabs>
+        <w:ind w:left="1440" w:hanging="360"/>
+      </w:pPr>
+      <w:rPr>
+        <w:rFonts w:ascii="Courier New" w:hAnsi="Courier New" w:hint="default"/>
+        <w:sz w:val="20"/>
+      </w:rPr>
+    </w:lvl>
+    <w:lvl w:ilvl="2" w:tentative="1">
+      <w:start w:val="1"/>
+      <w:numFmt w:val="bullet"/>
+      <w:lvlText w:val=""/>
+      <w:lvlJc w:val="left"/>
+      <w:pPr>
+        <w:tabs>
+          <w:tab w:val="num" w:pos="2160"/>
+        </w:tabs>
+        <w:ind w:left="2160" w:hanging="360"/>
+      </w:pPr>
+      <w:rPr>
+        <w:rFonts w:ascii="Wingdings" w:hAnsi="Wingdings" w:hint="default"/>
+        <w:sz w:val="20"/>
+      </w:rPr>
+    </w:lvl>
+    <w:lvl w:ilvl="3" w:tentative="1">
+      <w:start w:val="1"/>
+      <w:numFmt w:val="bullet"/>
+      <w:lvlText w:val=""/>
+      <w:lvlJc w:val="left"/>
+      <w:pPr>
+        <w:tabs>
+          <w:tab w:val="num" w:pos="2880"/>
+        </w:tabs>
+        <w:ind w:left="2880" w:hanging="360"/>
+      </w:pPr>
+      <w:rPr>
+        <w:rFonts w:ascii="Wingdings" w:hAnsi="Wingdings" w:hint="default"/>
+        <w:sz w:val="20"/>
+      </w:rPr>
+    </w:lvl>
+    <w:lvl w:ilvl="4" w:tentative="1">
+      <w:start w:val="1"/>
+      <w:numFmt w:val="bullet"/>
+      <w:lvlText w:val=""/>
+      <w:lvlJc w:val="left"/>
+      <w:pPr>
+        <w:tabs>
+          <w:tab w:val="num" w:pos="3600"/>
+        </w:tabs>
+        <w:ind w:left="3600" w:hanging="360"/>
+      </w:pPr>
+      <w:rPr>
+        <w:rFonts w:ascii="Wingdings" w:hAnsi="Wingdings" w:hint="default"/>
+        <w:sz w:val="20"/>
+      </w:rPr>
+    </w:lvl>
+    <w:lvl w:ilvl="5" w:tentative="1">
+      <w:start w:val="1"/>
+      <w:numFmt w:val="bullet"/>
+      <w:lvlText w:val=""/>
+      <w:lvlJc w:val="left"/>
+      <w:pPr>
+        <w:tabs>
+          <w:tab w:val="num" w:pos="4320"/>
+        </w:tabs>
+        <w:ind w:left="4320" w:hanging="360"/>
+      </w:pPr>
+      <w:rPr>
+        <w:rFonts w:ascii="Wingdings" w:hAnsi="Wingdings" w:hint="default"/>
+        <w:sz w:val="20"/>
+      </w:rPr>
+    </w:lvl>
+    <w:lvl w:ilvl="6" w:tentative="1">
+      <w:start w:val="1"/>
+      <w:numFmt w:val="bullet"/>
+      <w:lvlText w:val=""/>
+      <w:lvlJc w:val="left"/>
+      <w:pPr>
+        <w:tabs>
+          <w:tab w:val="num" w:pos="5040"/>
+        </w:tabs>
+        <w:ind w:left="5040" w:hanging="360"/>
+      </w:pPr>
+      <w:rPr>
+        <w:rFonts w:ascii="Wingdings" w:hAnsi="Wingdings" w:hint="default"/>
+        <w:sz w:val="20"/>
+      </w:rPr>
+    </w:lvl>
+    <w:lvl w:ilvl="7" w:tentative="1">
+      <w:start w:val="1"/>
+      <w:numFmt w:val="bullet"/>
+      <w:lvlText w:val=""/>
+      <w:lvlJc w:val="left"/>
+      <w:pPr>
+        <w:tabs>
+          <w:tab w:val="num" w:pos="5760"/>
+        </w:tabs>
+        <w:ind w:left="5760" w:hanging="360"/>
+      </w:pPr>
+      <w:rPr>
+        <w:rFonts w:ascii="Wingdings" w:hAnsi="Wingdings" w:hint="default"/>
+        <w:sz w:val="20"/>
+      </w:rPr>
+    </w:lvl>
+    <w:lvl w:ilvl="8" w:tentative="1">
+      <w:start w:val="1"/>
+      <w:numFmt w:val="bullet"/>
+      <w:lvlText w:val=""/>
+      <w:lvlJc w:val="left"/>
+      <w:pPr>
+        <w:tabs>
+          <w:tab w:val="num" w:pos="6480"/>
+        </w:tabs>
+        <w:ind w:left="6480" w:hanging="360"/>
+      </w:pPr>
+      <w:rPr>
+        <w:rFonts w:ascii="Wingdings" w:hAnsi="Wingdings" w:hint="default"/>
+        <w:sz w:val="20"/>
+      </w:rPr>
+    </w:lvl>
+  </w:abstractNum>
+  <w:abstractNum w:abstractNumId="25" w15:restartNumberingAfterBreak="0">
     <w:nsid w:val="7BC7570B"/>
     <w:multiLevelType w:val="multilevel"/>
     <w:tmpl w:val="268ADD54"/>
@@ -17974,7 +22503,7 @@
       </w:rPr>
     </w:lvl>
   </w:abstractNum>
-  <w:abstractNum w:abstractNumId="25" w15:restartNumberingAfterBreak="0">
+  <w:abstractNum w:abstractNumId="26" w15:restartNumberingAfterBreak="0">
     <w:nsid w:val="7ED80765"/>
     <w:multiLevelType w:val="multilevel"/>
     <w:tmpl w:val="D598B5EA"/>
@@ -18123,93 +22652,95 @@
       </w:rPr>
     </w:lvl>
   </w:abstractNum>
-  <w:num w:numId="1">
+  <w:num w:numId="1" w16cid:durableId="407775466">
     <w:abstractNumId w:val="4"/>
   </w:num>
-  <w:num w:numId="2">
+  <w:num w:numId="2" w16cid:durableId="1230186728">
     <w:abstractNumId w:val="22"/>
   </w:num>
-  <w:num w:numId="3">
+  <w:num w:numId="3" w16cid:durableId="186523644">
     <w:abstractNumId w:val="7"/>
   </w:num>
-  <w:num w:numId="4">
+  <w:num w:numId="4" w16cid:durableId="1177109507">
     <w:abstractNumId w:val="21"/>
   </w:num>
-  <w:num w:numId="5">
+  <w:num w:numId="5" w16cid:durableId="1466047171">
     <w:abstractNumId w:val="23"/>
   </w:num>
-  <w:num w:numId="6">
+  <w:num w:numId="6" w16cid:durableId="1340427151">
     <w:abstractNumId w:val="8"/>
   </w:num>
-  <w:num w:numId="7">
+  <w:num w:numId="7" w16cid:durableId="1912545071">
     <w:abstractNumId w:val="13"/>
   </w:num>
-  <w:num w:numId="8">
+  <w:num w:numId="8" w16cid:durableId="282544937">
     <w:abstractNumId w:val="2"/>
   </w:num>
-  <w:num w:numId="9">
+  <w:num w:numId="9" w16cid:durableId="380440466">
     <w:abstractNumId w:val="11"/>
   </w:num>
-  <w:num w:numId="10">
+  <w:num w:numId="10" w16cid:durableId="42024706">
     <w:abstractNumId w:val="18"/>
   </w:num>
-  <w:num w:numId="11">
+  <w:num w:numId="11" w16cid:durableId="1876849584">
     <w:abstractNumId w:val="16"/>
   </w:num>
-  <w:num w:numId="12">
+  <w:num w:numId="12" w16cid:durableId="55712289">
     <w:abstractNumId w:val="1"/>
   </w:num>
-  <w:num w:numId="13">
+  <w:num w:numId="13" w16cid:durableId="613680469">
     <w:abstractNumId w:val="17"/>
   </w:num>
-  <w:num w:numId="14">
+  <w:num w:numId="14" w16cid:durableId="808865349">
     <w:abstractNumId w:val="3"/>
   </w:num>
-  <w:num w:numId="15">
+  <w:num w:numId="15" w16cid:durableId="2108187076">
     <w:abstractNumId w:val="0"/>
   </w:num>
-  <w:num w:numId="16">
+  <w:num w:numId="16" w16cid:durableId="2008551310">
     <w:abstractNumId w:val="14"/>
   </w:num>
-  <w:num w:numId="17">
+  <w:num w:numId="17" w16cid:durableId="1612276741">
     <w:abstractNumId w:val="5"/>
   </w:num>
-  <w:num w:numId="18">
+  <w:num w:numId="18" w16cid:durableId="1759793698">
     <w:abstractNumId w:val="19"/>
   </w:num>
-  <w:num w:numId="19">
+  <w:num w:numId="19" w16cid:durableId="830029051">
     <w:abstractNumId w:val="15"/>
   </w:num>
-  <w:num w:numId="20">
+  <w:num w:numId="20" w16cid:durableId="908883598">
+    <w:abstractNumId w:val="26"/>
+  </w:num>
+  <w:num w:numId="21" w16cid:durableId="1760521476">
+    <w:abstractNumId w:val="6"/>
+  </w:num>
+  <w:num w:numId="22" w16cid:durableId="230503590">
+    <w:abstractNumId w:val="6"/>
+  </w:num>
+  <w:num w:numId="23" w16cid:durableId="2143114733">
+    <w:abstractNumId w:val="20"/>
+  </w:num>
+  <w:num w:numId="24" w16cid:durableId="1046679558">
     <w:abstractNumId w:val="25"/>
   </w:num>
-  <w:num w:numId="21">
-    <w:abstractNumId w:val="6"/>
-  </w:num>
-  <w:num w:numId="22">
-    <w:abstractNumId w:val="6"/>
-    <w:lvlOverride w:ilvl="0"/>
-  </w:num>
-  <w:num w:numId="23">
-    <w:abstractNumId w:val="20"/>
-  </w:num>
-  <w:num w:numId="24">
-    <w:abstractNumId w:val="24"/>
-  </w:num>
-  <w:num w:numId="25">
+  <w:num w:numId="25" w16cid:durableId="1655178216">
     <w:abstractNumId w:val="10"/>
   </w:num>
-  <w:num w:numId="26">
+  <w:num w:numId="26" w16cid:durableId="111940538">
     <w:abstractNumId w:val="9"/>
   </w:num>
-  <w:num w:numId="27">
+  <w:num w:numId="27" w16cid:durableId="1853912535">
     <w:abstractNumId w:val="12"/>
+  </w:num>
+  <w:num w:numId="28" w16cid:durableId="2096432428">
+    <w:abstractNumId w:val="24"/>
   </w:num>
 </w:numbering>
 </file>
 
 <file path=word/styles.xml><?xml version="1.0" encoding="utf-8"?>
-<w:styles xmlns:mc="http://schemas.openxmlformats.org/markup-compatibility/2006" xmlns:r="http://schemas.openxmlformats.org/officeDocument/2006/relationships" xmlns:w="http://schemas.openxmlformats.org/wordprocessingml/2006/main" xmlns:w14="http://schemas.microsoft.com/office/word/2010/wordml" xmlns:w15="http://schemas.microsoft.com/office/word/2012/wordml" xmlns:w16cex="http://schemas.microsoft.com/office/word/2018/wordml/cex" xmlns:w16cid="http://schemas.microsoft.com/office/word/2016/wordml/cid" xmlns:w16="http://schemas.microsoft.com/office/word/2018/wordml" xmlns:w16sdtdh="http://schemas.microsoft.com/office/word/2020/wordml/sdtdatahash" xmlns:w16se="http://schemas.microsoft.com/office/word/2015/wordml/symex" mc:Ignorable="w14 w15 w16se w16cid w16 w16cex w16sdtdh">
+<w:styles xmlns:mc="http://schemas.openxmlformats.org/markup-compatibility/2006" xmlns:r="http://schemas.openxmlformats.org/officeDocument/2006/relationships" xmlns:w="http://schemas.openxmlformats.org/wordprocessingml/2006/main" xmlns:w14="http://schemas.microsoft.com/office/word/2010/wordml" xmlns:w15="http://schemas.microsoft.com/office/word/2012/wordml" xmlns:w16cex="http://schemas.microsoft.com/office/word/2018/wordml/cex" xmlns:w16cid="http://schemas.microsoft.com/office/word/2016/wordml/cid" xmlns:w16="http://schemas.microsoft.com/office/word/2018/wordml" xmlns:w16du="http://schemas.microsoft.com/office/word/2023/wordml/word16du" xmlns:w16sdtdh="http://schemas.microsoft.com/office/word/2020/wordml/sdtdatahash" xmlns:w16sdtfl="http://schemas.microsoft.com/office/word/2024/wordml/sdtformatlock" xmlns:w16se="http://schemas.microsoft.com/office/word/2015/wordml/symex" mc:Ignorable="w14 w15 w16se w16cid w16 w16cex w16sdtdh w16sdtfl w16du">
   <w:docDefaults>
     <w:rPrDefault>
       <w:rPr>
@@ -18922,6 +23453,91 @@
       <w:bCs/>
     </w:rPr>
   </w:style>
+  <w:style w:type="paragraph" w:styleId="NoSpacing">
+    <w:name w:val="No Spacing"/>
+    <w:uiPriority w:val="1"/>
+    <w:qFormat/>
+    <w:rsid w:val="00564797"/>
+    <w:pPr>
+      <w:spacing w:after="0" w:line="240" w:lineRule="auto"/>
+    </w:pPr>
+  </w:style>
+  <w:style w:type="paragraph" w:styleId="HTMLPreformatted">
+    <w:name w:val="HTML Preformatted"/>
+    <w:basedOn w:val="Normal"/>
+    <w:link w:val="HTMLPreformattedChar"/>
+    <w:uiPriority w:val="99"/>
+    <w:semiHidden/>
+    <w:unhideWhenUsed/>
+    <w:rsid w:val="003F505D"/>
+    <w:pPr>
+      <w:tabs>
+        <w:tab w:val="left" w:pos="916"/>
+        <w:tab w:val="left" w:pos="1832"/>
+        <w:tab w:val="left" w:pos="2748"/>
+        <w:tab w:val="left" w:pos="3664"/>
+        <w:tab w:val="left" w:pos="4580"/>
+        <w:tab w:val="left" w:pos="5496"/>
+        <w:tab w:val="left" w:pos="6412"/>
+        <w:tab w:val="left" w:pos="7328"/>
+        <w:tab w:val="left" w:pos="8244"/>
+        <w:tab w:val="left" w:pos="9160"/>
+        <w:tab w:val="left" w:pos="10076"/>
+        <w:tab w:val="left" w:pos="10992"/>
+        <w:tab w:val="left" w:pos="11908"/>
+        <w:tab w:val="left" w:pos="12824"/>
+        <w:tab w:val="left" w:pos="13740"/>
+        <w:tab w:val="left" w:pos="14656"/>
+      </w:tabs>
+      <w:spacing w:after="0" w:line="240" w:lineRule="auto"/>
+    </w:pPr>
+    <w:rPr>
+      <w:rFonts w:ascii="Courier New" w:eastAsia="Times New Roman" w:hAnsi="Courier New" w:cs="Courier New"/>
+      <w:sz w:val="20"/>
+      <w:szCs w:val="20"/>
+    </w:rPr>
+  </w:style>
+  <w:style w:type="character" w:customStyle="1" w:styleId="HTMLPreformattedChar">
+    <w:name w:val="HTML Preformatted Char"/>
+    <w:basedOn w:val="DefaultParagraphFont"/>
+    <w:link w:val="HTMLPreformatted"/>
+    <w:uiPriority w:val="99"/>
+    <w:semiHidden/>
+    <w:rsid w:val="003F505D"/>
+    <w:rPr>
+      <w:rFonts w:ascii="Courier New" w:eastAsia="Times New Roman" w:hAnsi="Courier New" w:cs="Courier New"/>
+      <w:sz w:val="20"/>
+      <w:szCs w:val="20"/>
+    </w:rPr>
+  </w:style>
+  <w:style w:type="character" w:customStyle="1" w:styleId="go2hclqbb5b">
+    <w:name w:val="go2hclqbb5b"/>
+    <w:basedOn w:val="DefaultParagraphFont"/>
+    <w:rsid w:val="003F505D"/>
+  </w:style>
+  <w:style w:type="character" w:customStyle="1" w:styleId="anchor-text">
+    <w:name w:val="anchor-text"/>
+    <w:basedOn w:val="DefaultParagraphFont"/>
+    <w:rsid w:val="00A868C7"/>
+  </w:style>
+  <w:style w:type="paragraph" w:customStyle="1" w:styleId="z1qcye">
+    <w:name w:val="z1qcye"/>
+    <w:basedOn w:val="Normal"/>
+    <w:rsid w:val="004113DC"/>
+    <w:pPr>
+      <w:spacing w:before="100" w:beforeAutospacing="1" w:after="100" w:afterAutospacing="1" w:line="240" w:lineRule="auto"/>
+    </w:pPr>
+    <w:rPr>
+      <w:rFonts w:ascii="Times New Roman" w:eastAsia="Times New Roman" w:hAnsi="Times New Roman" w:cs="Times New Roman"/>
+      <w:sz w:val="24"/>
+      <w:szCs w:val="24"/>
+    </w:rPr>
+  </w:style>
+  <w:style w:type="character" w:customStyle="1" w:styleId="inqyif">
+    <w:name w:val="inqyif"/>
+    <w:basedOn w:val="DefaultParagraphFont"/>
+    <w:rsid w:val="004113DC"/>
+  </w:style>
 </w:styles>
 </file>
 
